--- a/templates/legal500-us-submissions-template-2026-1-1-2.docx
+++ b/templates/legal500-us-submissions-template-2026-1-1-2.docx
@@ -1,10 +1,10 @@
 
 <file path=word/document.xml><?xml version="1.0" encoding="utf-8"?>
-<w:document xmlns:wpc="http://schemas.microsoft.com/office/word/2010/wordprocessingCanvas" xmlns:cx="http://schemas.microsoft.com/office/drawing/2014/chartex" xmlns:cx1="http://schemas.microsoft.com/office/drawing/2015/9/8/chartex" xmlns:cx2="http://schemas.microsoft.com/office/drawing/2015/10/21/chartex" xmlns:cx3="http://schemas.microsoft.com/office/drawing/2016/5/9/chartex" xmlns:cx4="http://schemas.microsoft.com/office/drawing/2016/5/10/chartex" xmlns:cx5="http://schemas.microsoft.com/office/drawing/2016/5/11/chartex" xmlns:cx6="http://schemas.microsoft.com/office/drawing/2016/5/12/chartex" xmlns:cx7="http://schemas.microsoft.com/office/drawing/2016/5/13/chartex" xmlns:cx8="http://schemas.microsoft.com/office/drawing/2016/5/14/chartex" xmlns:mc="http://schemas.openxmlformats.org/markup-compatibility/2006" xmlns:aink="http://schemas.microsoft.com/office/drawing/2016/ink" xmlns:am3d="http://schemas.microsoft.com/office/drawing/2017/model3d" xmlns:o="urn:schemas-microsoft-com:office:office" xmlns:oel="http://schemas.microsoft.com/office/2019/extlst" xmlns:r="http://schemas.openxmlformats.org/officeDocument/2006/relationships" xmlns:m="http://schemas.openxmlformats.org/officeDocument/2006/math" xmlns:v="urn:schemas-microsoft-com:vml" xmlns:wp14="http://schemas.microsoft.com/office/word/2010/wordprocessingDrawing" xmlns:wp="http://schemas.openxmlformats.org/drawingml/2006/wordprocessingDrawing" xmlns:w10="urn:schemas-microsoft-com:office:word" xmlns:w="http://schemas.openxmlformats.org/wordprocessingml/2006/main" xmlns:w14="http://schemas.microsoft.com/office/word/2010/wordml" xmlns:w15="http://schemas.microsoft.com/office/word/2012/wordml" xmlns:w16cex="http://schemas.microsoft.com/office/word/2018/wordml/cex" xmlns:w16cid="http://schemas.microsoft.com/office/word/2016/wordml/cid" xmlns:w16="http://schemas.microsoft.com/office/word/2018/wordml" xmlns:w16du="http://schemas.microsoft.com/office/word/2023/wordml/word16du" xmlns:w16sdtdh="http://schemas.microsoft.com/office/word/2020/wordml/sdtdatahash" xmlns:w16sdtfl="http://schemas.microsoft.com/office/word/2024/wordml/sdtformatlock" xmlns:w16se="http://schemas.microsoft.com/office/word/2015/wordml/symex" xmlns:wpg="http://schemas.microsoft.com/office/word/2010/wordprocessingGroup" xmlns:wpi="http://schemas.microsoft.com/office/word/2010/wordprocessingInk" xmlns:wne="http://schemas.microsoft.com/office/word/2006/wordml" xmlns:wps="http://schemas.microsoft.com/office/word/2010/wordprocessingShape" mc:Ignorable="w14 w15 w16se w16cid w16 w16cex w16sdtdh w16sdtfl w16du wp14">
+<w:document xmlns:wpc="http://schemas.microsoft.com/office/word/2010/wordprocessingCanvas" xmlns:cx="http://schemas.microsoft.com/office/drawing/2014/chartex" xmlns:mc="http://schemas.openxmlformats.org/markup-compatibility/2006" xmlns:o="urn:schemas-microsoft-com:office:office" xmlns:r="http://schemas.openxmlformats.org/officeDocument/2006/relationships" xmlns:m="http://schemas.openxmlformats.org/officeDocument/2006/math" xmlns:v="urn:schemas-microsoft-com:vml" xmlns:wp14="http://schemas.microsoft.com/office/word/2010/wordprocessingDrawing" xmlns:wp="http://schemas.openxmlformats.org/drawingml/2006/wordprocessingDrawing" xmlns:w10="urn:schemas-microsoft-com:office:word" xmlns:w="http://schemas.openxmlformats.org/wordprocessingml/2006/main" xmlns:w14="http://schemas.microsoft.com/office/word/2010/wordml" xmlns:w15="http://schemas.microsoft.com/office/word/2012/wordml" xmlns:w16se="http://schemas.microsoft.com/office/word/2015/wordml/symex" xmlns:wpg="http://schemas.microsoft.com/office/word/2010/wordprocessingGroup" xmlns:wpi="http://schemas.microsoft.com/office/word/2010/wordprocessingInk" xmlns:wne="http://schemas.microsoft.com/office/word/2006/wordml" xmlns:wps="http://schemas.microsoft.com/office/word/2010/wordprocessingShape" mc:Ignorable="w14 w15 w16se wp14">
   <w:body>
     <w:tbl>
       <w:tblPr>
-        <w:tblStyle w:val="TableGrid"/>
+        <w:tblStyle w:val="Tablaconcuadrcula"/>
         <w:tblpPr w:leftFromText="180" w:rightFromText="180" w:vertAnchor="text" w:horzAnchor="margin" w:tblpXSpec="right" w:tblpY="313"/>
         <w:tblW w:w="2743" w:type="dxa"/>
         <w:tblBorders>
@@ -30,7 +30,7 @@
           </w:tcPr>
           <w:p>
             <w:pPr>
-              <w:pStyle w:val="NoSpacing"/>
+              <w:pStyle w:val="Sinespaciado"/>
               <w:jc w:val="right"/>
               <w:rPr>
                 <w:sz w:val="16"/>
@@ -116,6 +116,7 @@
       <w:r>
         <w:rPr>
           <w:noProof/>
+          <w:lang w:val="en-US"/>
         </w:rPr>
         <w:drawing>
           <wp:inline distT="0" distB="0" distL="0" distR="0" wp14:anchorId="07AFF387" wp14:editId="650CFA13">
@@ -135,7 +136,7 @@
                     </pic:cNvPicPr>
                   </pic:nvPicPr>
                   <pic:blipFill>
-                    <a:blip r:embed="rId8">
+                    <a:blip r:embed="rId8" cstate="print">
                       <a:extLst>
                         <a:ext uri="{28A0092B-C50C-407E-A947-70E740481C1C}">
                           <a14:useLocalDpi xmlns:a14="http://schemas.microsoft.com/office/drawing/2010/main" val="0"/>
@@ -169,7 +170,7 @@
     </w:p>
     <w:p>
       <w:pPr>
-        <w:pStyle w:val="NoSpacing"/>
+        <w:pStyle w:val="Sinespaciado"/>
         <w:rPr>
           <w:b/>
           <w:sz w:val="28"/>
@@ -187,7 +188,7 @@
     </w:p>
     <w:tbl>
       <w:tblPr>
-        <w:tblStyle w:val="TableGrid"/>
+        <w:tblStyle w:val="Tablaconcuadrcula"/>
         <w:tblW w:w="9720" w:type="dxa"/>
         <w:tblLook w:val="04A0" w:firstRow="1" w:lastRow="0" w:firstColumn="1" w:lastColumn="0" w:noHBand="0" w:noVBand="1"/>
       </w:tblPr>
@@ -204,19 +205,42 @@
           </w:tcPr>
           <w:p>
             <w:pPr>
-              <w:pStyle w:val="NoSpacing"/>
-              <w:rPr>
-                <w:sz w:val="28"/>
-                <w:szCs w:val="28"/>
-              </w:rPr>
-            </w:pPr>
+              <w:pStyle w:val="Sinespaciado"/>
+              <w:rPr>
+                <w:sz w:val="28"/>
+                <w:szCs w:val="28"/>
+              </w:rPr>
+            </w:pPr>
+            <w:r>
+              <w:rPr>
+                <w:sz w:val="28"/>
+                <w:szCs w:val="28"/>
+              </w:rPr>
+              <w:t xml:space="preserve">{{ </w:t>
+            </w:r>
+            <w:proofErr w:type="spellStart"/>
+            <w:r>
+              <w:rPr>
+                <w:sz w:val="28"/>
+                <w:szCs w:val="28"/>
+              </w:rPr>
+              <w:t>Identity.firm_name</w:t>
+            </w:r>
+            <w:proofErr w:type="spellEnd"/>
+            <w:r>
+              <w:rPr>
+                <w:sz w:val="28"/>
+                <w:szCs w:val="28"/>
+              </w:rPr>
+              <w:t xml:space="preserve"> }}</w:t>
+            </w:r>
           </w:p>
         </w:tc>
       </w:tr>
     </w:tbl>
     <w:p>
       <w:pPr>
-        <w:pStyle w:val="NoSpacing"/>
+        <w:pStyle w:val="Sinespaciado"/>
         <w:rPr>
           <w:b/>
           <w:sz w:val="28"/>
@@ -226,7 +250,7 @@
     </w:p>
     <w:tbl>
       <w:tblPr>
-        <w:tblStyle w:val="TableGrid"/>
+        <w:tblStyle w:val="Tablaconcuadrcula"/>
         <w:tblpPr w:leftFromText="180" w:rightFromText="180" w:vertAnchor="text" w:horzAnchor="page" w:tblpX="2611" w:tblpY="27"/>
         <w:tblW w:w="8547" w:type="dxa"/>
         <w:tblLook w:val="04A0" w:firstRow="1" w:lastRow="0" w:firstColumn="1" w:lastColumn="0" w:noHBand="0" w:noVBand="1"/>
@@ -244,12 +268,35 @@
           </w:tcPr>
           <w:p>
             <w:pPr>
-              <w:pStyle w:val="NoSpacing"/>
-              <w:rPr>
-                <w:sz w:val="28"/>
-                <w:szCs w:val="28"/>
-              </w:rPr>
-            </w:pPr>
+              <w:pStyle w:val="Sinespaciado"/>
+              <w:rPr>
+                <w:sz w:val="28"/>
+                <w:szCs w:val="28"/>
+              </w:rPr>
+            </w:pPr>
+            <w:r>
+              <w:rPr>
+                <w:sz w:val="28"/>
+                <w:szCs w:val="28"/>
+              </w:rPr>
+              <w:t xml:space="preserve">{{ </w:t>
+            </w:r>
+            <w:proofErr w:type="spellStart"/>
+            <w:r>
+              <w:rPr>
+                <w:sz w:val="28"/>
+                <w:szCs w:val="28"/>
+              </w:rPr>
+              <w:t>Identity.country</w:t>
+            </w:r>
+            <w:proofErr w:type="spellEnd"/>
+            <w:r>
+              <w:rPr>
+                <w:sz w:val="28"/>
+                <w:szCs w:val="28"/>
+              </w:rPr>
+              <w:t xml:space="preserve"> }}</w:t>
+            </w:r>
           </w:p>
         </w:tc>
       </w:tr>
@@ -500,7 +547,7 @@
     </w:p>
     <w:tbl>
       <w:tblPr>
-        <w:tblStyle w:val="TableGrid"/>
+        <w:tblStyle w:val="Tablaconcuadrcula"/>
         <w:tblpPr w:leftFromText="180" w:rightFromText="180" w:vertAnchor="text" w:horzAnchor="margin" w:tblpXSpec="right" w:tblpY="77"/>
         <w:tblW w:w="3833" w:type="dxa"/>
         <w:tblLook w:val="04A0" w:firstRow="1" w:lastRow="0" w:firstColumn="1" w:lastColumn="0" w:noHBand="0" w:noVBand="1"/>
@@ -518,18 +565,38 @@
           </w:tcPr>
           <w:p>
             <w:pPr>
-              <w:pStyle w:val="NoSpacing"/>
-              <w:rPr>
-                <w:sz w:val="20"/>
-              </w:rPr>
-            </w:pPr>
+              <w:pStyle w:val="Sinespaciado"/>
+              <w:rPr>
+                <w:sz w:val="20"/>
+              </w:rPr>
+            </w:pPr>
+            <w:r>
+              <w:rPr>
+                <w:sz w:val="20"/>
+              </w:rPr>
+              <w:t xml:space="preserve">{{ </w:t>
+            </w:r>
+            <w:proofErr w:type="spellStart"/>
+            <w:r>
+              <w:rPr>
+                <w:sz w:val="20"/>
+              </w:rPr>
+              <w:t>Identity.practice_area</w:t>
+            </w:r>
+            <w:proofErr w:type="spellEnd"/>
+            <w:r>
+              <w:rPr>
+                <w:sz w:val="20"/>
+              </w:rPr>
+              <w:t xml:space="preserve"> }}</w:t>
+            </w:r>
           </w:p>
         </w:tc>
       </w:tr>
     </w:tbl>
     <w:p>
       <w:pPr>
-        <w:pStyle w:val="NoSpacing"/>
+        <w:pStyle w:val="Sinespaciado"/>
         <w:rPr>
           <w:sz w:val="24"/>
         </w:rPr>
@@ -596,7 +663,7 @@
     </w:p>
     <w:p>
       <w:pPr>
-        <w:pStyle w:val="NoSpacing"/>
+        <w:pStyle w:val="Sinespaciado"/>
         <w:rPr>
           <w:sz w:val="16"/>
           <w:szCs w:val="16"/>
@@ -613,7 +680,7 @@
     <w:p/>
     <w:p>
       <w:pPr>
-        <w:pStyle w:val="NoSpacing"/>
+        <w:pStyle w:val="Sinespaciado"/>
         <w:rPr>
           <w:b/>
           <w:sz w:val="28"/>
@@ -658,7 +725,7 @@
     </w:p>
     <w:p>
       <w:pPr>
-        <w:pStyle w:val="NoSpacing"/>
+        <w:pStyle w:val="Sinespaciado"/>
         <w:rPr>
           <w:rFonts w:cs="Segoe UI"/>
           <w:i/>
@@ -672,15 +739,15 @@
     </w:p>
     <w:tbl>
       <w:tblPr>
-        <w:tblStyle w:val="TableGrid"/>
+        <w:tblStyle w:val="Tablaconcuadrcula"/>
         <w:tblW w:w="9634" w:type="dxa"/>
         <w:tblLook w:val="04A0" w:firstRow="1" w:lastRow="0" w:firstColumn="1" w:lastColumn="0" w:noHBand="0" w:noVBand="1"/>
       </w:tblPr>
       <w:tblGrid>
-        <w:gridCol w:w="2254"/>
-        <w:gridCol w:w="2254"/>
-        <w:gridCol w:w="2254"/>
-        <w:gridCol w:w="2872"/>
+        <w:gridCol w:w="2241"/>
+        <w:gridCol w:w="2352"/>
+        <w:gridCol w:w="2240"/>
+        <w:gridCol w:w="2801"/>
       </w:tblGrid>
       <w:tr>
         <w:tc>
@@ -690,7 +757,7 @@
           </w:tcPr>
           <w:p>
             <w:pPr>
-              <w:pStyle w:val="NoSpacing"/>
+              <w:pStyle w:val="Sinespaciado"/>
               <w:rPr>
                 <w:b/>
                 <w:sz w:val="20"/>
@@ -712,7 +779,7 @@
           </w:tcPr>
           <w:p>
             <w:pPr>
-              <w:pStyle w:val="NoSpacing"/>
+              <w:pStyle w:val="Sinespaciado"/>
               <w:rPr>
                 <w:b/>
                 <w:sz w:val="20"/>
@@ -734,7 +801,7 @@
           </w:tcPr>
           <w:p>
             <w:pPr>
-              <w:pStyle w:val="NoSpacing"/>
+              <w:pStyle w:val="Sinespaciado"/>
               <w:rPr>
                 <w:b/>
                 <w:sz w:val="20"/>
@@ -756,7 +823,7 @@
           </w:tcPr>
           <w:p>
             <w:pPr>
-              <w:pStyle w:val="NoSpacing"/>
+              <w:pStyle w:val="Sinespaciado"/>
               <w:rPr>
                 <w:b/>
                 <w:sz w:val="20"/>
@@ -782,11 +849,17 @@
           </w:tcPr>
           <w:p>
             <w:pPr>
-              <w:pStyle w:val="NoSpacing"/>
-              <w:rPr>
-                <w:sz w:val="20"/>
-              </w:rPr>
-            </w:pPr>
+              <w:pStyle w:val="Sinespaciado"/>
+              <w:rPr>
+                <w:sz w:val="20"/>
+              </w:rPr>
+            </w:pPr>
+            <w:r>
+              <w:rPr>
+                <w:sz w:val="20"/>
+              </w:rPr>
+              <w:t>{{ InterviewContact.name }}</w:t>
+            </w:r>
           </w:p>
         </w:tc>
         <w:tc>
@@ -795,11 +868,31 @@
           </w:tcPr>
           <w:p>
             <w:pPr>
-              <w:pStyle w:val="NoSpacing"/>
-              <w:rPr>
-                <w:sz w:val="20"/>
-              </w:rPr>
-            </w:pPr>
+              <w:pStyle w:val="Sinespaciado"/>
+              <w:rPr>
+                <w:sz w:val="20"/>
+              </w:rPr>
+            </w:pPr>
+            <w:r>
+              <w:rPr>
+                <w:sz w:val="20"/>
+              </w:rPr>
+              <w:t xml:space="preserve">{{ </w:t>
+            </w:r>
+            <w:proofErr w:type="spellStart"/>
+            <w:r>
+              <w:rPr>
+                <w:sz w:val="20"/>
+              </w:rPr>
+              <w:t>InterviewContact.job_title</w:t>
+            </w:r>
+            <w:proofErr w:type="spellEnd"/>
+            <w:r>
+              <w:rPr>
+                <w:sz w:val="20"/>
+              </w:rPr>
+              <w:t xml:space="preserve"> }}</w:t>
+            </w:r>
           </w:p>
         </w:tc>
         <w:tc>
@@ -808,11 +901,31 @@
           </w:tcPr>
           <w:p>
             <w:pPr>
-              <w:pStyle w:val="NoSpacing"/>
-              <w:rPr>
-                <w:sz w:val="20"/>
-              </w:rPr>
-            </w:pPr>
+              <w:pStyle w:val="Sinespaciado"/>
+              <w:rPr>
+                <w:sz w:val="20"/>
+              </w:rPr>
+            </w:pPr>
+            <w:r>
+              <w:rPr>
+                <w:sz w:val="20"/>
+              </w:rPr>
+              <w:t xml:space="preserve">{{ </w:t>
+            </w:r>
+            <w:proofErr w:type="spellStart"/>
+            <w:r>
+              <w:rPr>
+                <w:sz w:val="20"/>
+              </w:rPr>
+              <w:t>InterviewContact.email</w:t>
+            </w:r>
+            <w:proofErr w:type="spellEnd"/>
+            <w:r>
+              <w:rPr>
+                <w:sz w:val="20"/>
+              </w:rPr>
+              <w:t xml:space="preserve"> }}</w:t>
+            </w:r>
           </w:p>
         </w:tc>
         <w:tc>
@@ -821,11 +934,31 @@
           </w:tcPr>
           <w:p>
             <w:pPr>
-              <w:pStyle w:val="NoSpacing"/>
-              <w:rPr>
-                <w:sz w:val="20"/>
-              </w:rPr>
-            </w:pPr>
+              <w:pStyle w:val="Sinespaciado"/>
+              <w:rPr>
+                <w:sz w:val="20"/>
+              </w:rPr>
+            </w:pPr>
+            <w:r>
+              <w:rPr>
+                <w:sz w:val="20"/>
+              </w:rPr>
+              <w:t xml:space="preserve">{{ </w:t>
+            </w:r>
+            <w:proofErr w:type="spellStart"/>
+            <w:r>
+              <w:rPr>
+                <w:sz w:val="20"/>
+              </w:rPr>
+              <w:t>InterviewContact.phone</w:t>
+            </w:r>
+            <w:proofErr w:type="spellEnd"/>
+            <w:r>
+              <w:rPr>
+                <w:sz w:val="20"/>
+              </w:rPr>
+              <w:t xml:space="preserve"> }}</w:t>
+            </w:r>
           </w:p>
         </w:tc>
       </w:tr>
@@ -839,11 +972,17 @@
           </w:tcPr>
           <w:p>
             <w:pPr>
-              <w:pStyle w:val="NoSpacing"/>
-              <w:rPr>
-                <w:sz w:val="20"/>
-              </w:rPr>
-            </w:pPr>
+              <w:pStyle w:val="Sinespaciado"/>
+              <w:rPr>
+                <w:sz w:val="20"/>
+              </w:rPr>
+            </w:pPr>
+            <w:r>
+              <w:rPr>
+                <w:sz w:val="20"/>
+              </w:rPr>
+              <w:t>{{ InterviewContact.name }}</w:t>
+            </w:r>
           </w:p>
         </w:tc>
         <w:tc>
@@ -852,11 +991,31 @@
           </w:tcPr>
           <w:p>
             <w:pPr>
-              <w:pStyle w:val="NoSpacing"/>
-              <w:rPr>
-                <w:sz w:val="20"/>
-              </w:rPr>
-            </w:pPr>
+              <w:pStyle w:val="Sinespaciado"/>
+              <w:rPr>
+                <w:sz w:val="20"/>
+              </w:rPr>
+            </w:pPr>
+            <w:r>
+              <w:rPr>
+                <w:sz w:val="20"/>
+              </w:rPr>
+              <w:t xml:space="preserve">{{ </w:t>
+            </w:r>
+            <w:proofErr w:type="spellStart"/>
+            <w:r>
+              <w:rPr>
+                <w:sz w:val="20"/>
+              </w:rPr>
+              <w:t>InterviewContact.job_title</w:t>
+            </w:r>
+            <w:proofErr w:type="spellEnd"/>
+            <w:r>
+              <w:rPr>
+                <w:sz w:val="20"/>
+              </w:rPr>
+              <w:t xml:space="preserve"> }}</w:t>
+            </w:r>
           </w:p>
         </w:tc>
         <w:tc>
@@ -865,11 +1024,31 @@
           </w:tcPr>
           <w:p>
             <w:pPr>
-              <w:pStyle w:val="NoSpacing"/>
-              <w:rPr>
-                <w:sz w:val="20"/>
-              </w:rPr>
-            </w:pPr>
+              <w:pStyle w:val="Sinespaciado"/>
+              <w:rPr>
+                <w:sz w:val="20"/>
+              </w:rPr>
+            </w:pPr>
+            <w:r>
+              <w:rPr>
+                <w:sz w:val="20"/>
+              </w:rPr>
+              <w:t xml:space="preserve">{{ </w:t>
+            </w:r>
+            <w:proofErr w:type="spellStart"/>
+            <w:r>
+              <w:rPr>
+                <w:sz w:val="20"/>
+              </w:rPr>
+              <w:t>InterviewContact.email</w:t>
+            </w:r>
+            <w:proofErr w:type="spellEnd"/>
+            <w:r>
+              <w:rPr>
+                <w:sz w:val="20"/>
+              </w:rPr>
+              <w:t xml:space="preserve"> }}</w:t>
+            </w:r>
           </w:p>
         </w:tc>
         <w:tc>
@@ -878,11 +1057,31 @@
           </w:tcPr>
           <w:p>
             <w:pPr>
-              <w:pStyle w:val="NoSpacing"/>
-              <w:rPr>
-                <w:sz w:val="20"/>
-              </w:rPr>
-            </w:pPr>
+              <w:pStyle w:val="Sinespaciado"/>
+              <w:rPr>
+                <w:sz w:val="20"/>
+              </w:rPr>
+            </w:pPr>
+            <w:r>
+              <w:rPr>
+                <w:sz w:val="20"/>
+              </w:rPr>
+              <w:t xml:space="preserve">{{ </w:t>
+            </w:r>
+            <w:proofErr w:type="spellStart"/>
+            <w:r>
+              <w:rPr>
+                <w:sz w:val="20"/>
+              </w:rPr>
+              <w:t>InterviewContact.phone</w:t>
+            </w:r>
+            <w:proofErr w:type="spellEnd"/>
+            <w:r>
+              <w:rPr>
+                <w:sz w:val="20"/>
+              </w:rPr>
+              <w:t xml:space="preserve"> }}</w:t>
+            </w:r>
           </w:p>
         </w:tc>
       </w:tr>
@@ -890,7 +1089,7 @@
     <w:p/>
     <w:p>
       <w:pPr>
-        <w:pStyle w:val="NoSpacing"/>
+        <w:pStyle w:val="Sinespaciado"/>
         <w:rPr>
           <w:b/>
           <w:sz w:val="28"/>
@@ -903,12 +1102,22 @@
           <w:sz w:val="28"/>
           <w:szCs w:val="28"/>
         </w:rPr>
-        <w:t>What is the Team or Department Name (as used by your firm)</w:t>
+        <w:t xml:space="preserve">What is the Team or Department Name (as used by your </w:t>
       </w:r>
+      <w:proofErr w:type="gramStart"/>
+      <w:r>
+        <w:rPr>
+          <w:b/>
+          <w:sz w:val="28"/>
+          <w:szCs w:val="28"/>
+        </w:rPr>
+        <w:t>firm)</w:t>
+      </w:r>
+      <w:proofErr w:type="gramEnd"/>
     </w:p>
     <w:tbl>
       <w:tblPr>
-        <w:tblStyle w:val="TableGrid"/>
+        <w:tblStyle w:val="Tablaconcuadrcula"/>
         <w:tblW w:w="9634" w:type="dxa"/>
         <w:tblLook w:val="04A0" w:firstRow="1" w:lastRow="0" w:firstColumn="1" w:lastColumn="0" w:noHBand="0" w:noVBand="1"/>
       </w:tblPr>
@@ -925,11 +1134,31 @@
           </w:tcPr>
           <w:p>
             <w:pPr>
-              <w:pStyle w:val="NoSpacing"/>
-              <w:rPr>
-                <w:sz w:val="20"/>
-              </w:rPr>
-            </w:pPr>
+              <w:pStyle w:val="Sinespaciado"/>
+              <w:rPr>
+                <w:sz w:val="20"/>
+              </w:rPr>
+            </w:pPr>
+            <w:r>
+              <w:rPr>
+                <w:sz w:val="20"/>
+              </w:rPr>
+              <w:t>{{</w:t>
+            </w:r>
+            <w:proofErr w:type="spellStart"/>
+            <w:r>
+              <w:rPr>
+                <w:sz w:val="20"/>
+              </w:rPr>
+              <w:t>DepartmentInfo.team_name_internal</w:t>
+            </w:r>
+            <w:proofErr w:type="spellEnd"/>
+            <w:r>
+              <w:rPr>
+                <w:sz w:val="20"/>
+              </w:rPr>
+              <w:t>}}</w:t>
+            </w:r>
           </w:p>
         </w:tc>
       </w:tr>
@@ -937,7 +1166,7 @@
     <w:p/>
     <w:p>
       <w:pPr>
-        <w:pStyle w:val="NoSpacing"/>
+        <w:pStyle w:val="Sinespaciado"/>
         <w:rPr>
           <w:b/>
           <w:sz w:val="28"/>
@@ -955,7 +1184,7 @@
     </w:p>
     <w:tbl>
       <w:tblPr>
-        <w:tblStyle w:val="TableGrid"/>
+        <w:tblStyle w:val="Tablaconcuadrcula"/>
         <w:tblW w:w="9634" w:type="dxa"/>
         <w:tblLook w:val="04A0" w:firstRow="1" w:lastRow="0" w:firstColumn="1" w:lastColumn="0" w:noHBand="0" w:noVBand="1"/>
       </w:tblPr>
@@ -971,7 +1200,7 @@
           </w:tcPr>
           <w:p>
             <w:pPr>
-              <w:pStyle w:val="NoSpacing"/>
+              <w:pStyle w:val="Sinespaciado"/>
               <w:rPr>
                 <w:b/>
               </w:rPr>
@@ -991,7 +1220,7 @@
           </w:tcPr>
           <w:p>
             <w:pPr>
-              <w:pStyle w:val="NoSpacing"/>
+              <w:pStyle w:val="Sinespaciado"/>
               <w:rPr>
                 <w:b/>
               </w:rPr>
@@ -1015,11 +1244,17 @@
           </w:tcPr>
           <w:p>
             <w:pPr>
-              <w:pStyle w:val="NoSpacing"/>
+              <w:pStyle w:val="Sinespaciado"/>
               <w:rPr>
                 <w:sz w:val="16"/>
               </w:rPr>
             </w:pPr>
+            <w:r>
+              <w:rPr>
+                <w:sz w:val="16"/>
+              </w:rPr>
+              <w:t>{{HeadOfTeam.name}}</w:t>
+            </w:r>
           </w:p>
         </w:tc>
         <w:tc>
@@ -1028,11 +1263,31 @@
           </w:tcPr>
           <w:p>
             <w:pPr>
-              <w:pStyle w:val="NoSpacing"/>
+              <w:pStyle w:val="Sinespaciado"/>
               <w:rPr>
                 <w:sz w:val="16"/>
               </w:rPr>
             </w:pPr>
+            <w:r>
+              <w:rPr>
+                <w:sz w:val="16"/>
+              </w:rPr>
+              <w:t>{{</w:t>
+            </w:r>
+            <w:proofErr w:type="spellStart"/>
+            <w:r>
+              <w:rPr>
+                <w:sz w:val="16"/>
+              </w:rPr>
+              <w:t>HeadOfTeam.location</w:t>
+            </w:r>
+            <w:proofErr w:type="spellEnd"/>
+            <w:r>
+              <w:rPr>
+                <w:sz w:val="16"/>
+              </w:rPr>
+              <w:t>}}</w:t>
+            </w:r>
           </w:p>
         </w:tc>
       </w:tr>
@@ -1046,11 +1301,17 @@
           </w:tcPr>
           <w:p>
             <w:pPr>
-              <w:pStyle w:val="NoSpacing"/>
+              <w:pStyle w:val="Sinespaciado"/>
               <w:rPr>
                 <w:sz w:val="16"/>
               </w:rPr>
             </w:pPr>
+            <w:r>
+              <w:rPr>
+                <w:sz w:val="16"/>
+              </w:rPr>
+              <w:t>{{HeadOfTeam.name}}</w:t>
+            </w:r>
           </w:p>
         </w:tc>
         <w:tc>
@@ -1059,11 +1320,31 @@
           </w:tcPr>
           <w:p>
             <w:pPr>
-              <w:pStyle w:val="NoSpacing"/>
+              <w:pStyle w:val="Sinespaciado"/>
               <w:rPr>
                 <w:sz w:val="16"/>
               </w:rPr>
             </w:pPr>
+            <w:r>
+              <w:rPr>
+                <w:sz w:val="16"/>
+              </w:rPr>
+              <w:t>{{</w:t>
+            </w:r>
+            <w:proofErr w:type="spellStart"/>
+            <w:r>
+              <w:rPr>
+                <w:sz w:val="16"/>
+              </w:rPr>
+              <w:t>HeadOfTeam.location</w:t>
+            </w:r>
+            <w:proofErr w:type="spellEnd"/>
+            <w:r>
+              <w:rPr>
+                <w:sz w:val="16"/>
+              </w:rPr>
+              <w:t>}}</w:t>
+            </w:r>
           </w:p>
         </w:tc>
       </w:tr>
@@ -1077,11 +1358,17 @@
           </w:tcPr>
           <w:p>
             <w:pPr>
-              <w:pStyle w:val="NoSpacing"/>
+              <w:pStyle w:val="Sinespaciado"/>
               <w:rPr>
                 <w:sz w:val="16"/>
               </w:rPr>
             </w:pPr>
+            <w:r>
+              <w:rPr>
+                <w:sz w:val="16"/>
+              </w:rPr>
+              <w:t>{{HeadOfTeam.name}}</w:t>
+            </w:r>
           </w:p>
         </w:tc>
         <w:tc>
@@ -1090,18 +1377,38 @@
           </w:tcPr>
           <w:p>
             <w:pPr>
-              <w:pStyle w:val="NoSpacing"/>
+              <w:pStyle w:val="Sinespaciado"/>
               <w:rPr>
                 <w:sz w:val="16"/>
               </w:rPr>
             </w:pPr>
+            <w:r>
+              <w:rPr>
+                <w:sz w:val="16"/>
+              </w:rPr>
+              <w:t>{{</w:t>
+            </w:r>
+            <w:proofErr w:type="spellStart"/>
+            <w:r>
+              <w:rPr>
+                <w:sz w:val="16"/>
+              </w:rPr>
+              <w:t>HeadOfTeam.location</w:t>
+            </w:r>
+            <w:proofErr w:type="spellEnd"/>
+            <w:r>
+              <w:rPr>
+                <w:sz w:val="16"/>
+              </w:rPr>
+              <w:t>}}</w:t>
+            </w:r>
           </w:p>
         </w:tc>
       </w:tr>
     </w:tbl>
     <w:p>
       <w:pPr>
-        <w:pStyle w:val="NoSpacing"/>
+        <w:pStyle w:val="Sinespaciado"/>
         <w:rPr>
           <w:rFonts w:cs="Segoe UI"/>
           <w:b/>
@@ -1114,7 +1421,7 @@
     </w:p>
     <w:p>
       <w:pPr>
-        <w:pStyle w:val="NoSpacing"/>
+        <w:pStyle w:val="Sinespaciado"/>
         <w:rPr>
           <w:rFonts w:cs="Segoe UI"/>
           <w:b/>
@@ -1127,7 +1434,7 @@
     </w:p>
     <w:p>
       <w:pPr>
-        <w:pStyle w:val="NoSpacing"/>
+        <w:pStyle w:val="Sinespaciado"/>
         <w:rPr>
           <w:rFonts w:cs="Segoe UI"/>
           <w:b/>
@@ -1145,11 +1452,11 @@
         <w:tblLook w:val="04A0" w:firstRow="1" w:lastRow="0" w:firstColumn="1" w:lastColumn="0" w:noHBand="0" w:noVBand="1"/>
       </w:tblPr>
       <w:tblGrid>
-        <w:gridCol w:w="3531"/>
-        <w:gridCol w:w="1005"/>
+        <w:gridCol w:w="1092"/>
+        <w:gridCol w:w="3903"/>
         <w:gridCol w:w="567"/>
-        <w:gridCol w:w="3544"/>
-        <w:gridCol w:w="992"/>
+        <w:gridCol w:w="1534"/>
+        <w:gridCol w:w="4318"/>
       </w:tblGrid>
       <w:tr>
         <w:trPr>
@@ -1186,6 +1493,7 @@
                 <w:sz w:val="20"/>
                 <w:lang w:eastAsia="en-GB"/>
               </w:rPr>
+              <w:lastRenderedPageBreak/>
               <w:t xml:space="preserve">Number of </w:t>
             </w:r>
             <w:r>
@@ -1293,6 +1601,16 @@
                 <w:lang w:eastAsia="en-GB"/>
               </w:rPr>
               <w:t> </w:t>
+            </w:r>
+            <w:r>
+              <w:rPr>
+                <w:rFonts w:ascii="Calibri" w:eastAsia="Times New Roman" w:hAnsi="Calibri" w:cs="Times New Roman"/>
+                <w:color w:val="000000"/>
+                <w:sz w:val="20"/>
+                <w:szCs w:val="20"/>
+                <w:lang w:eastAsia="en-GB"/>
+              </w:rPr>
+              <w:t>{{Metrics.partners_count_50_percent_plus}}</w:t>
             </w:r>
           </w:p>
         </w:tc>
@@ -1430,6 +1748,16 @@
                 <w:szCs w:val="20"/>
               </w:rPr>
               <w:t> </w:t>
+            </w:r>
+            <w:r>
+              <w:rPr>
+                <w:rFonts w:ascii="Calibri" w:eastAsia="Times New Roman" w:hAnsi="Calibri" w:cs="Times New Roman"/>
+                <w:color w:val="000000"/>
+                <w:sz w:val="20"/>
+                <w:szCs w:val="20"/>
+                <w:lang w:eastAsia="en-GB"/>
+              </w:rPr>
+              <w:t>{{Metrics.non_partners_count_50_percent_plus}}</w:t>
             </w:r>
           </w:p>
         </w:tc>
@@ -1449,7 +1777,6 @@
           <w:sz w:val="28"/>
           <w:szCs w:val="28"/>
         </w:rPr>
-        <w:lastRenderedPageBreak/>
         <w:t>Your practice: w</w:t>
       </w:r>
       <w:r>
@@ -1471,7 +1798,7 @@
     </w:p>
     <w:tbl>
       <w:tblPr>
-        <w:tblStyle w:val="TableGrid"/>
+        <w:tblStyle w:val="Tablaconcuadrcula"/>
         <w:tblW w:w="9209" w:type="dxa"/>
         <w:tblLook w:val="04A0" w:firstRow="1" w:lastRow="0" w:firstColumn="1" w:lastColumn="0" w:noHBand="0" w:noVBand="1"/>
       </w:tblPr>
@@ -1506,171 +1833,16 @@
               </w:rPr>
             </w:pPr>
             <w:r>
-              <w:t>We recommend that you include information on what</w:t>
-            </w:r>
-            <w:r>
-              <w:t xml:space="preserve"> the practice is best known for, significant developments/expansion within the team, new areas of focus as well as an overview of any key new clients/panel appointments that demonstrate the strength of the practice.</w:t>
-            </w:r>
-            <w:r>
-              <w:t xml:space="preserve"> Please </w:t>
-            </w:r>
-            <w:r>
-              <w:t xml:space="preserve">also </w:t>
-            </w:r>
-            <w:r>
-              <w:t>include any client-focused cost-saving or ef</w:t>
-            </w:r>
-            <w:r>
-              <w:t>ficiency initiatives (</w:t>
+              <w:t>{{</w:t>
             </w:r>
             <w:proofErr w:type="spellStart"/>
             <w:r>
-              <w:t>eg</w:t>
+              <w:t>Narratives.what_sets_us_apart</w:t>
             </w:r>
             <w:proofErr w:type="spellEnd"/>
             <w:r>
-              <w:t xml:space="preserve"> IT, AI) if relevant. </w:t>
-            </w:r>
-          </w:p>
-          <w:p>
-            <w:pPr>
-              <w:pStyle w:val="Body"/>
-              <w:pBdr>
-                <w:top w:val="none" w:sz="0" w:space="0" w:color="auto"/>
-                <w:left w:val="none" w:sz="0" w:space="0" w:color="auto"/>
-                <w:bottom w:val="none" w:sz="0" w:space="0" w:color="auto"/>
-                <w:right w:val="none" w:sz="0" w:space="0" w:color="auto"/>
-                <w:between w:val="none" w:sz="0" w:space="0" w:color="auto"/>
-                <w:bar w:val="none" w:sz="0" w:color="auto"/>
-              </w:pBdr>
-              <w:rPr>
-                <w:rFonts w:ascii="Helvetica" w:hAnsi="Helvetica"/>
-                <w:b/>
-                <w:bCs/>
-                <w:sz w:val="26"/>
-                <w:szCs w:val="26"/>
-              </w:rPr>
-            </w:pPr>
-          </w:p>
-          <w:p>
-            <w:pPr>
-              <w:pStyle w:val="Body"/>
-              <w:pBdr>
-                <w:top w:val="none" w:sz="0" w:space="0" w:color="auto"/>
-                <w:left w:val="none" w:sz="0" w:space="0" w:color="auto"/>
-                <w:bottom w:val="none" w:sz="0" w:space="0" w:color="auto"/>
-                <w:right w:val="none" w:sz="0" w:space="0" w:color="auto"/>
-                <w:between w:val="none" w:sz="0" w:space="0" w:color="auto"/>
-                <w:bar w:val="none" w:sz="0" w:color="auto"/>
-              </w:pBdr>
-              <w:rPr>
-                <w:rFonts w:ascii="Helvetica" w:hAnsi="Helvetica"/>
-                <w:b/>
-                <w:bCs/>
-                <w:sz w:val="26"/>
-                <w:szCs w:val="26"/>
-              </w:rPr>
-            </w:pPr>
-          </w:p>
-          <w:p>
-            <w:pPr>
-              <w:pStyle w:val="Body"/>
-              <w:pBdr>
-                <w:top w:val="none" w:sz="0" w:space="0" w:color="auto"/>
-                <w:left w:val="none" w:sz="0" w:space="0" w:color="auto"/>
-                <w:bottom w:val="none" w:sz="0" w:space="0" w:color="auto"/>
-                <w:right w:val="none" w:sz="0" w:space="0" w:color="auto"/>
-                <w:between w:val="none" w:sz="0" w:space="0" w:color="auto"/>
-                <w:bar w:val="none" w:sz="0" w:color="auto"/>
-              </w:pBdr>
-              <w:rPr>
-                <w:rFonts w:ascii="Helvetica" w:hAnsi="Helvetica"/>
-                <w:b/>
-                <w:bCs/>
-                <w:sz w:val="26"/>
-                <w:szCs w:val="26"/>
-              </w:rPr>
-            </w:pPr>
-          </w:p>
-          <w:p>
-            <w:pPr>
-              <w:pStyle w:val="Body"/>
-              <w:pBdr>
-                <w:top w:val="none" w:sz="0" w:space="0" w:color="auto"/>
-                <w:left w:val="none" w:sz="0" w:space="0" w:color="auto"/>
-                <w:bottom w:val="none" w:sz="0" w:space="0" w:color="auto"/>
-                <w:right w:val="none" w:sz="0" w:space="0" w:color="auto"/>
-                <w:between w:val="none" w:sz="0" w:space="0" w:color="auto"/>
-                <w:bar w:val="none" w:sz="0" w:color="auto"/>
-              </w:pBdr>
-              <w:rPr>
-                <w:rFonts w:ascii="Helvetica" w:hAnsi="Helvetica"/>
-                <w:b/>
-                <w:bCs/>
-                <w:sz w:val="26"/>
-                <w:szCs w:val="26"/>
-              </w:rPr>
-            </w:pPr>
-          </w:p>
-          <w:p>
-            <w:pPr>
-              <w:pStyle w:val="Body"/>
-              <w:pBdr>
-                <w:top w:val="none" w:sz="0" w:space="0" w:color="auto"/>
-                <w:left w:val="none" w:sz="0" w:space="0" w:color="auto"/>
-                <w:bottom w:val="none" w:sz="0" w:space="0" w:color="auto"/>
-                <w:right w:val="none" w:sz="0" w:space="0" w:color="auto"/>
-                <w:between w:val="none" w:sz="0" w:space="0" w:color="auto"/>
-                <w:bar w:val="none" w:sz="0" w:color="auto"/>
-              </w:pBdr>
-              <w:rPr>
-                <w:rFonts w:ascii="Helvetica" w:hAnsi="Helvetica"/>
-                <w:b/>
-                <w:bCs/>
-                <w:sz w:val="26"/>
-                <w:szCs w:val="26"/>
-              </w:rPr>
-            </w:pPr>
-          </w:p>
-          <w:p>
-            <w:pPr>
-              <w:pStyle w:val="Body"/>
-              <w:pBdr>
-                <w:top w:val="none" w:sz="0" w:space="0" w:color="auto"/>
-                <w:left w:val="none" w:sz="0" w:space="0" w:color="auto"/>
-                <w:bottom w:val="none" w:sz="0" w:space="0" w:color="auto"/>
-                <w:right w:val="none" w:sz="0" w:space="0" w:color="auto"/>
-                <w:between w:val="none" w:sz="0" w:space="0" w:color="auto"/>
-                <w:bar w:val="none" w:sz="0" w:color="auto"/>
-              </w:pBdr>
-              <w:rPr>
-                <w:rFonts w:ascii="Helvetica" w:hAnsi="Helvetica"/>
-                <w:b/>
-                <w:bCs/>
-                <w:sz w:val="26"/>
-                <w:szCs w:val="26"/>
-              </w:rPr>
-            </w:pPr>
-          </w:p>
-          <w:p>
-            <w:pPr>
-              <w:pStyle w:val="Body"/>
-              <w:pBdr>
-                <w:top w:val="none" w:sz="0" w:space="0" w:color="auto"/>
-                <w:left w:val="none" w:sz="0" w:space="0" w:color="auto"/>
-                <w:bottom w:val="none" w:sz="0" w:space="0" w:color="auto"/>
-                <w:right w:val="none" w:sz="0" w:space="0" w:color="auto"/>
-                <w:between w:val="none" w:sz="0" w:space="0" w:color="auto"/>
-                <w:bar w:val="none" w:sz="0" w:color="auto"/>
-              </w:pBdr>
-              <w:rPr>
-                <w:rFonts w:ascii="Helvetica" w:hAnsi="Helvetica"/>
-                <w:b/>
-                <w:bCs/>
-                <w:sz w:val="26"/>
-                <w:szCs w:val="26"/>
-              </w:rPr>
-            </w:pPr>
+              <w:t>}}</w:t>
+            </w:r>
           </w:p>
           <w:p>
             <w:pPr>
@@ -2344,7 +2516,7 @@
     </w:p>
     <w:tbl>
       <w:tblPr>
-        <w:tblStyle w:val="TableGrid"/>
+        <w:tblStyle w:val="Tablaconcuadrcula"/>
         <w:tblW w:w="9209" w:type="dxa"/>
         <w:tblLook w:val="04A0" w:firstRow="1" w:lastRow="0" w:firstColumn="1" w:lastColumn="0" w:noHBand="0" w:noVBand="1"/>
       </w:tblPr>
@@ -2361,45 +2533,6 @@
           </w:tcPr>
           <w:p>
             <w:pPr>
-              <w:pBdr>
-                <w:top w:val="nil"/>
-                <w:left w:val="nil"/>
-                <w:bottom w:val="nil"/>
-                <w:right w:val="nil"/>
-                <w:between w:val="nil"/>
-                <w:bar w:val="nil"/>
-              </w:pBdr>
-              <w:rPr>
-                <w:rFonts w:eastAsia="Calibri" w:cstheme="minorHAnsi"/>
-                <w:color w:val="000000"/>
-                <w:u w:color="000000"/>
-                <w:bdr w:val="nil"/>
-                <w:lang w:eastAsia="en-GB"/>
-                <w14:textOutline w14:w="0" w14:cap="flat" w14:cmpd="sng" w14:algn="ctr">
-                  <w14:noFill/>
-                  <w14:prstDash w14:val="solid"/>
-                  <w14:bevel/>
-                </w14:textOutline>
-              </w:rPr>
-            </w:pPr>
-            <w:r>
-              <w:rPr>
-                <w:rFonts w:eastAsia="Calibri" w:cstheme="minorHAnsi"/>
-                <w:color w:val="000000"/>
-                <w:u w:color="000000"/>
-                <w:bdr w:val="nil"/>
-                <w:lang w:eastAsia="en-GB"/>
-                <w14:textOutline w14:w="0" w14:cap="flat" w14:cmpd="sng" w14:algn="ctr">
-                  <w14:noFill/>
-                  <w14:prstDash w14:val="solid"/>
-                  <w14:bevel/>
-                </w14:textOutline>
-              </w:rPr>
-              <w:t>This may include initiatives regarding people, billing, diversity, technology, collaboration, etc.</w:t>
-            </w:r>
-          </w:p>
-          <w:p>
-            <w:pPr>
               <w:pStyle w:val="Body"/>
               <w:spacing w:after="160" w:line="259" w:lineRule="auto"/>
               <w:rPr>
@@ -2408,10 +2541,33 @@
             </w:pPr>
             <w:r>
               <w:rPr>
-                <w:rFonts w:cstheme="minorHAnsi"/>
-              </w:rPr>
-              <w:t>Where possible, and linked to the matters provided, please provide tangible examples of how this has worked in practice.</w:t>
-            </w:r>
+                <w:rFonts w:asciiTheme="minorHAnsi" w:hAnsiTheme="minorHAnsi" w:cstheme="minorHAnsi"/>
+              </w:rPr>
+              <w:t>{{</w:t>
+            </w:r>
+            <w:proofErr w:type="spellStart"/>
+            <w:r>
+              <w:rPr>
+                <w:rFonts w:asciiTheme="minorHAnsi" w:hAnsiTheme="minorHAnsi" w:cstheme="minorHAnsi"/>
+              </w:rPr>
+              <w:t>Narratives.initiatives_and_innovation</w:t>
+            </w:r>
+            <w:proofErr w:type="spellEnd"/>
+            <w:r>
+              <w:rPr>
+                <w:rFonts w:asciiTheme="minorHAnsi" w:hAnsiTheme="minorHAnsi" w:cstheme="minorHAnsi"/>
+              </w:rPr>
+              <w:t>}}</w:t>
+            </w:r>
+          </w:p>
+          <w:p>
+            <w:pPr>
+              <w:pStyle w:val="Body"/>
+              <w:spacing w:after="160" w:line="259" w:lineRule="auto"/>
+              <w:rPr>
+                <w:rFonts w:asciiTheme="minorHAnsi" w:hAnsiTheme="minorHAnsi" w:cstheme="minorHAnsi"/>
+              </w:rPr>
+            </w:pPr>
           </w:p>
           <w:p>
             <w:pPr>
@@ -2693,7 +2849,7 @@
     </w:p>
     <w:tbl>
       <w:tblPr>
-        <w:tblStyle w:val="TableGrid"/>
+        <w:tblStyle w:val="Tablaconcuadrcula"/>
         <w:tblW w:w="9209" w:type="dxa"/>
         <w:tblLook w:val="04A0" w:firstRow="1" w:lastRow="0" w:firstColumn="1" w:lastColumn="0" w:noHBand="0" w:noVBand="1"/>
       </w:tblPr>
@@ -2713,22 +2869,34 @@
               <w:pStyle w:val="Body"/>
               <w:spacing w:after="160" w:line="259" w:lineRule="auto"/>
               <w:rPr>
-                <w:rFonts w:asciiTheme="minorHAnsi" w:hAnsiTheme="minorHAnsi" w:cstheme="minorHAnsi"/>
-                <w:i/>
-                <w:iCs/>
-              </w:rPr>
-            </w:pPr>
-          </w:p>
-          <w:p>
-            <w:pPr>
-              <w:pStyle w:val="Body"/>
-              <w:spacing w:after="160" w:line="259" w:lineRule="auto"/>
-              <w:rPr>
                 <w:rFonts w:ascii="Helvetica" w:hAnsi="Helvetica"/>
                 <w:sz w:val="18"/>
                 <w:szCs w:val="18"/>
               </w:rPr>
             </w:pPr>
+            <w:r>
+              <w:rPr>
+                <w:rFonts w:asciiTheme="minorHAnsi" w:hAnsiTheme="minorHAnsi" w:cstheme="minorHAnsi"/>
+                <w:iCs/>
+              </w:rPr>
+              <w:t>{{</w:t>
+            </w:r>
+            <w:proofErr w:type="spellStart"/>
+            <w:r>
+              <w:rPr>
+                <w:rFonts w:asciiTheme="minorHAnsi" w:hAnsiTheme="minorHAnsi" w:cstheme="minorHAnsi"/>
+                <w:iCs/>
+              </w:rPr>
+              <w:t>Narratives.rankings_feedback</w:t>
+            </w:r>
+            <w:proofErr w:type="spellEnd"/>
+            <w:r>
+              <w:rPr>
+                <w:rFonts w:asciiTheme="minorHAnsi" w:hAnsiTheme="minorHAnsi" w:cstheme="minorHAnsi"/>
+                <w:iCs/>
+              </w:rPr>
+              <w:t>}}</w:t>
+            </w:r>
           </w:p>
           <w:p>
             <w:pPr>
@@ -3016,7 +3184,7 @@
           <w:noProof/>
           <w:sz w:val="28"/>
           <w:szCs w:val="28"/>
-          <w:lang w:eastAsia="en-GB"/>
+          <w:lang w:val="en-US"/>
         </w:rPr>
         <w:lastRenderedPageBreak/>
         <mc:AlternateContent>
@@ -3091,7 +3259,7 @@
               </wp:anchor>
             </w:drawing>
           </mc:Choice>
-          <mc:Fallback>
+          <mc:Fallback xmlns:cx1="http://schemas.microsoft.com/office/drawing/2015/9/8/chartex" xmlns:cx2="http://schemas.microsoft.com/office/drawing/2015/10/21/chartex" xmlns:cx3="http://schemas.microsoft.com/office/drawing/2016/5/9/chartex" xmlns:cx4="http://schemas.microsoft.com/office/drawing/2016/5/10/chartex" xmlns:cx5="http://schemas.microsoft.com/office/drawing/2016/5/11/chartex" xmlns:cx6="http://schemas.microsoft.com/office/drawing/2016/5/12/chartex" xmlns:cx7="http://schemas.microsoft.com/office/drawing/2016/5/13/chartex" xmlns:cx8="http://schemas.microsoft.com/office/drawing/2016/5/14/chartex" xmlns:aink="http://schemas.microsoft.com/office/drawing/2016/ink" xmlns:am3d="http://schemas.microsoft.com/office/drawing/2017/model3d" xmlns:oel="http://schemas.microsoft.com/office/2019/extlst" xmlns:w16cex="http://schemas.microsoft.com/office/word/2018/wordml/cex" xmlns:w16cid="http://schemas.microsoft.com/office/word/2016/wordml/cid" xmlns:w16="http://schemas.microsoft.com/office/word/2018/wordml" xmlns:w16du="http://schemas.microsoft.com/office/word/2023/wordml/word16du" xmlns:w16sdtdh="http://schemas.microsoft.com/office/word/2020/wordml/sdtdatahash" xmlns:w16sdtfl="http://schemas.microsoft.com/office/word/2024/wordml/sdtformatlock">
             <w:pict>
               <v:shape w14:anchorId="6FE7FF6C" id="Diagonal Stripe 10" o:spid="_x0000_s1026" style="position:absolute;margin-left:340.05pt;margin-top:-70.55pt;width:391.25pt;height:321.8pt;flip:x;z-index:251660288;visibility:visible;mso-wrap-style:square;mso-width-percent:0;mso-height-percent:0;mso-wrap-distance-left:9pt;mso-wrap-distance-top:0;mso-wrap-distance-right:9pt;mso-wrap-distance-bottom:0;mso-position-horizontal:right;mso-position-horizontal-relative:page;mso-position-vertical:absolute;mso-position-vertical-relative:text;mso-width-percent:0;mso-height-percent:0;mso-width-relative:margin;mso-height-relative:margin;v-text-anchor:middle" coordsize="4968737,4086971" o:gfxdata="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" path="m,2043486l2484369,,4968737,,,4086971,,2043486xe" fillcolor="red" strokecolor="black [3213]" strokeweight="3.75pt">
                 <v:stroke joinstyle="miter"/>
@@ -3108,7 +3276,7 @@
           <w:noProof/>
           <w:sz w:val="28"/>
           <w:szCs w:val="28"/>
-          <w:lang w:eastAsia="en-GB"/>
+          <w:lang w:val="en-US"/>
         </w:rPr>
         <mc:AlternateContent>
           <mc:Choice Requires="wps">
@@ -3195,7 +3363,7 @@
                 <v:stroke joinstyle="miter"/>
                 <v:path gradientshapeok="t" o:connecttype="rect"/>
               </v:shapetype>
-              <v:shape id="Text Box 2" o:spid="_x0000_s1026" type="#_x0000_t202" style="position:absolute;margin-left:312.05pt;margin-top:15.75pt;width:160.45pt;height:110.6pt;rotation:2544237fd;z-index:251661312;visibility:visible;mso-wrap-style:square;mso-width-percent:0;mso-height-percent:0;mso-wrap-distance-left:9pt;mso-wrap-distance-top:3.6pt;mso-wrap-distance-right:9pt;mso-wrap-distance-bottom:3.6pt;mso-position-horizontal:absolute;mso-position-horizontal-relative:text;mso-position-vertical:absolute;mso-position-vertical-relative:text;mso-width-percent:0;mso-height-percent:0;mso-width-relative:margin;mso-height-relative:margin;v-text-anchor:top" o:gfxdata="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" filled="f" stroked="f">
+              <v:shape id="Text Box 2" o:spid="_x0000_s1026" type="#_x0000_t202" style="position:absolute;margin-left:312.05pt;margin-top:15.75pt;width:160.45pt;height:110.6pt;rotation:2544237fd;z-index:251661312;visibility:visible;mso-wrap-style:square;mso-width-percent:0;mso-height-percent:0;mso-wrap-distance-left:9pt;mso-wrap-distance-top:3.6pt;mso-wrap-distance-right:9pt;mso-wrap-distance-bottom:3.6pt;mso-position-horizontal:absolute;mso-position-horizontal-relative:text;mso-position-vertical:absolute;mso-position-vertical-relative:text;mso-width-percent:0;mso-height-percent:0;mso-width-relative:margin;mso-height-relative:margin;v-text-anchor:top" o:gfxdata="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" filled="f" stroked="f">
                 <v:textbox style="mso-fit-shape-to-text:t">
                   <w:txbxContent>
                     <w:p>
@@ -3250,7 +3418,7 @@
           <w:noProof/>
           <w:sz w:val="28"/>
           <w:szCs w:val="28"/>
-          <w:lang w:eastAsia="en-GB"/>
+          <w:lang w:val="en-US"/>
         </w:rPr>
         <mc:AlternateContent>
           <mc:Choice Requires="wps">
@@ -3390,7 +3558,7 @@
                             <w:hyperlink r:id="rId9" w:history="1">
                               <w:r>
                                 <w:rPr>
-                                  <w:rStyle w:val="Hyperlink"/>
+                                  <w:rStyle w:val="Hipervnculo"/>
                                   <w:sz w:val="24"/>
                                   <w:szCs w:val="24"/>
                                 </w:rPr>
@@ -3425,7 +3593,7 @@
           </mc:Choice>
           <mc:Fallback>
             <w:pict>
-              <v:shape w14:anchorId="5CBB44DC" id="_x0000_s1027" type="#_x0000_t202" style="position:absolute;margin-left:-3.1pt;margin-top:164.1pt;width:456.4pt;height:172.15pt;z-index:251659264;visibility:visible;mso-wrap-style:square;mso-width-percent:0;mso-height-percent:0;mso-wrap-distance-left:9pt;mso-wrap-distance-top:3.6pt;mso-wrap-distance-right:9pt;mso-wrap-distance-bottom:3.6pt;mso-position-horizontal:absolute;mso-position-horizontal-relative:margin;mso-position-vertical:absolute;mso-position-vertical-relative:text;mso-width-percent:0;mso-height-percent:0;mso-width-relative:margin;mso-height-relative:margin;v-text-anchor:top" o:gfxdata="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" fillcolor="#fff2cc [663]">
+              <v:shape w14:anchorId="5CBB44DC" id="_x0000_s1027" type="#_x0000_t202" style="position:absolute;margin-left:-3.1pt;margin-top:164.1pt;width:456.4pt;height:172.15pt;z-index:251659264;visibility:visible;mso-wrap-style:square;mso-width-percent:0;mso-height-percent:0;mso-wrap-distance-left:9pt;mso-wrap-distance-top:3.6pt;mso-wrap-distance-right:9pt;mso-wrap-distance-bottom:3.6pt;mso-position-horizontal:absolute;mso-position-horizontal-relative:margin;mso-position-vertical:absolute;mso-position-vertical-relative:text;mso-width-percent:0;mso-height-percent:0;mso-width-relative:margin;mso-height-relative:margin;v-text-anchor:top" o:gfxdata="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" fillcolor="#fff2cc [663]">
                 <v:textbox>
                   <w:txbxContent>
                     <w:p>
@@ -3517,7 +3685,7 @@
                       <w:hyperlink r:id="rId10" w:history="1">
                         <w:r>
                           <w:rPr>
-                            <w:rStyle w:val="Hyperlink"/>
+                            <w:rStyle w:val="Hipervnculo"/>
                             <w:sz w:val="24"/>
                             <w:szCs w:val="24"/>
                           </w:rPr>
@@ -3584,7 +3752,7 @@
     </w:p>
     <w:tbl>
       <w:tblPr>
-        <w:tblStyle w:val="TableGrid"/>
+        <w:tblStyle w:val="Tablaconcuadrcula"/>
         <w:tblW w:w="0" w:type="auto"/>
         <w:tblLook w:val="04A0" w:firstRow="1" w:lastRow="0" w:firstColumn="1" w:lastColumn="0" w:noHBand="0" w:noVBand="1"/>
       </w:tblPr>
@@ -3605,6 +3773,7 @@
             <w:pPr>
               <w:rPr>
                 <w:b/>
+                <w:color w:val="767171" w:themeColor="background2" w:themeShade="80"/>
               </w:rPr>
             </w:pPr>
             <w:r>
@@ -3640,6 +3809,47 @@
                 <w:color w:val="767171" w:themeColor="background2" w:themeShade="80"/>
               </w:rPr>
               <w:t>last 12 months)</w:t>
+            </w:r>
+          </w:p>
+          <w:p>
+            <w:pPr>
+              <w:rPr>
+                <w:b/>
+              </w:rPr>
+            </w:pPr>
+            <w:r>
+              <w:rPr>
+                <w:b/>
+              </w:rPr>
+              <w:t xml:space="preserve">{% </w:t>
+            </w:r>
+            <w:proofErr w:type="spellStart"/>
+            <w:r>
+              <w:rPr>
+                <w:b/>
+              </w:rPr>
+              <w:t>tr</w:t>
+            </w:r>
+            <w:proofErr w:type="spellEnd"/>
+            <w:r>
+              <w:rPr>
+                <w:b/>
+              </w:rPr>
+              <w:t xml:space="preserve"> for client in </w:t>
+            </w:r>
+            <w:proofErr w:type="spellStart"/>
+            <w:r>
+              <w:rPr>
+                <w:b/>
+              </w:rPr>
+              <w:t>publishable_clients</w:t>
+            </w:r>
+            <w:proofErr w:type="spellEnd"/>
+            <w:r>
+              <w:rPr>
+                <w:b/>
+              </w:rPr>
+              <w:t xml:space="preserve"> %}</w:t>
             </w:r>
           </w:p>
         </w:tc>
@@ -3682,8 +3892,35 @@
                 <w:b/>
                 <w:sz w:val="28"/>
                 <w:szCs w:val="28"/>
-              </w:rPr>
-            </w:pPr>
+                <w:lang w:val="en-US"/>
+              </w:rPr>
+            </w:pPr>
+            <w:r>
+              <w:rPr>
+                <w:b/>
+                <w:sz w:val="28"/>
+                <w:szCs w:val="28"/>
+              </w:rPr>
+              <w:t xml:space="preserve">{{ </w:t>
+            </w:r>
+            <w:proofErr w:type="spellStart"/>
+            <w:r>
+              <w:rPr>
+                <w:b/>
+                <w:sz w:val="28"/>
+                <w:szCs w:val="28"/>
+              </w:rPr>
+              <w:t>client.active_key_client</w:t>
+            </w:r>
+            <w:proofErr w:type="spellEnd"/>
+            <w:r>
+              <w:rPr>
+                <w:b/>
+                <w:sz w:val="28"/>
+                <w:szCs w:val="28"/>
+              </w:rPr>
+              <w:t xml:space="preserve"> }}</w:t>
+            </w:r>
           </w:p>
         </w:tc>
         <w:tc>
@@ -3699,6 +3936,32 @@
                 <w:szCs w:val="28"/>
               </w:rPr>
             </w:pPr>
+            <w:r>
+              <w:rPr>
+                <w:b/>
+                <w:sz w:val="28"/>
+                <w:szCs w:val="28"/>
+              </w:rPr>
+              <w:t xml:space="preserve">{{ </w:t>
+            </w:r>
+            <w:proofErr w:type="spellStart"/>
+            <w:r>
+              <w:rPr>
+                <w:b/>
+                <w:sz w:val="28"/>
+                <w:szCs w:val="28"/>
+              </w:rPr>
+              <w:t>client.is_new_client</w:t>
+            </w:r>
+            <w:proofErr w:type="spellEnd"/>
+            <w:r>
+              <w:rPr>
+                <w:b/>
+                <w:sz w:val="28"/>
+                <w:szCs w:val="28"/>
+              </w:rPr>
+              <w:t xml:space="preserve"> }}</w:t>
+            </w:r>
           </w:p>
         </w:tc>
       </w:tr>
@@ -3972,6 +4235,50 @@
                 <w:szCs w:val="28"/>
               </w:rPr>
             </w:pPr>
+            <w:r>
+              <w:rPr>
+                <w:b/>
+                <w:sz w:val="28"/>
+                <w:szCs w:val="28"/>
+              </w:rPr>
+              <w:t xml:space="preserve">{% </w:t>
+            </w:r>
+            <w:proofErr w:type="spellStart"/>
+            <w:r>
+              <w:rPr>
+                <w:b/>
+                <w:sz w:val="28"/>
+                <w:szCs w:val="28"/>
+              </w:rPr>
+              <w:t>tr</w:t>
+            </w:r>
+            <w:proofErr w:type="spellEnd"/>
+            <w:r>
+              <w:rPr>
+                <w:b/>
+                <w:sz w:val="28"/>
+                <w:szCs w:val="28"/>
+              </w:rPr>
+              <w:t xml:space="preserve"> </w:t>
+            </w:r>
+            <w:proofErr w:type="spellStart"/>
+            <w:r>
+              <w:rPr>
+                <w:b/>
+                <w:sz w:val="28"/>
+                <w:szCs w:val="28"/>
+              </w:rPr>
+              <w:t>endfor</w:t>
+            </w:r>
+            <w:proofErr w:type="spellEnd"/>
+            <w:r>
+              <w:rPr>
+                <w:b/>
+                <w:sz w:val="28"/>
+                <w:szCs w:val="28"/>
+              </w:rPr>
+              <w:t xml:space="preserve"> %}</w:t>
+            </w:r>
           </w:p>
         </w:tc>
         <w:tc>
@@ -4069,7 +4376,7 @@
     </w:p>
     <w:tbl>
       <w:tblPr>
-        <w:tblStyle w:val="TableGrid"/>
+        <w:tblStyle w:val="Tablaconcuadrcula"/>
         <w:tblW w:w="0" w:type="auto"/>
         <w:tblLook w:val="04A0" w:firstRow="1" w:lastRow="0" w:firstColumn="1" w:lastColumn="0" w:noHBand="0" w:noVBand="1"/>
       </w:tblPr>
@@ -4090,6 +4397,7 @@
             <w:pPr>
               <w:rPr>
                 <w:b/>
+                <w:color w:val="767171" w:themeColor="background2" w:themeShade="80"/>
               </w:rPr>
             </w:pPr>
             <w:r>
@@ -4118,6 +4426,55 @@
                 <w:color w:val="767171" w:themeColor="background2" w:themeShade="80"/>
               </w:rPr>
               <w:t>last 12 months)</w:t>
+            </w:r>
+          </w:p>
+          <w:p>
+            <w:pPr>
+              <w:rPr>
+                <w:b/>
+                <w:color w:val="767171" w:themeColor="background2" w:themeShade="80"/>
+              </w:rPr>
+            </w:pPr>
+          </w:p>
+          <w:p>
+            <w:pPr>
+              <w:rPr>
+                <w:b/>
+              </w:rPr>
+            </w:pPr>
+            <w:r>
+              <w:rPr>
+                <w:b/>
+              </w:rPr>
+              <w:t xml:space="preserve">{% </w:t>
+            </w:r>
+            <w:proofErr w:type="spellStart"/>
+            <w:r>
+              <w:rPr>
+                <w:b/>
+              </w:rPr>
+              <w:t>tr</w:t>
+            </w:r>
+            <w:proofErr w:type="spellEnd"/>
+            <w:r>
+              <w:rPr>
+                <w:b/>
+              </w:rPr>
+              <w:t xml:space="preserve"> for client in </w:t>
+            </w:r>
+            <w:proofErr w:type="spellStart"/>
+            <w:r>
+              <w:rPr>
+                <w:b/>
+              </w:rPr>
+              <w:t>non_publishable_clients</w:t>
+            </w:r>
+            <w:proofErr w:type="spellEnd"/>
+            <w:r>
+              <w:rPr>
+                <w:b/>
+              </w:rPr>
+              <w:t xml:space="preserve"> %}</w:t>
             </w:r>
           </w:p>
         </w:tc>
@@ -4162,6 +4519,32 @@
                 <w:szCs w:val="28"/>
               </w:rPr>
             </w:pPr>
+            <w:r>
+              <w:rPr>
+                <w:b/>
+                <w:sz w:val="28"/>
+                <w:szCs w:val="28"/>
+              </w:rPr>
+              <w:t xml:space="preserve">{{ </w:t>
+            </w:r>
+            <w:proofErr w:type="spellStart"/>
+            <w:r>
+              <w:rPr>
+                <w:b/>
+                <w:sz w:val="28"/>
+                <w:szCs w:val="28"/>
+              </w:rPr>
+              <w:t>client.active_key_client</w:t>
+            </w:r>
+            <w:proofErr w:type="spellEnd"/>
+            <w:r>
+              <w:rPr>
+                <w:b/>
+                <w:sz w:val="28"/>
+                <w:szCs w:val="28"/>
+              </w:rPr>
+              <w:t xml:space="preserve"> }}  </w:t>
+            </w:r>
           </w:p>
         </w:tc>
         <w:tc>
@@ -4177,6 +4560,32 @@
                 <w:szCs w:val="28"/>
               </w:rPr>
             </w:pPr>
+            <w:r>
+              <w:rPr>
+                <w:b/>
+                <w:sz w:val="28"/>
+                <w:szCs w:val="28"/>
+              </w:rPr>
+              <w:t xml:space="preserve">{{ </w:t>
+            </w:r>
+            <w:proofErr w:type="spellStart"/>
+            <w:r>
+              <w:rPr>
+                <w:b/>
+                <w:sz w:val="28"/>
+                <w:szCs w:val="28"/>
+              </w:rPr>
+              <w:t>client.is_new_client</w:t>
+            </w:r>
+            <w:proofErr w:type="spellEnd"/>
+            <w:r>
+              <w:rPr>
+                <w:b/>
+                <w:sz w:val="28"/>
+                <w:szCs w:val="28"/>
+              </w:rPr>
+              <w:t xml:space="preserve"> }</w:t>
+            </w:r>
           </w:p>
         </w:tc>
       </w:tr>
@@ -4450,6 +4859,50 @@
                 <w:szCs w:val="28"/>
               </w:rPr>
             </w:pPr>
+            <w:r>
+              <w:rPr>
+                <w:b/>
+                <w:sz w:val="28"/>
+                <w:szCs w:val="28"/>
+              </w:rPr>
+              <w:t xml:space="preserve">{% </w:t>
+            </w:r>
+            <w:proofErr w:type="spellStart"/>
+            <w:r>
+              <w:rPr>
+                <w:b/>
+                <w:sz w:val="28"/>
+                <w:szCs w:val="28"/>
+              </w:rPr>
+              <w:t>tr</w:t>
+            </w:r>
+            <w:proofErr w:type="spellEnd"/>
+            <w:r>
+              <w:rPr>
+                <w:b/>
+                <w:sz w:val="28"/>
+                <w:szCs w:val="28"/>
+              </w:rPr>
+              <w:t xml:space="preserve"> </w:t>
+            </w:r>
+            <w:proofErr w:type="spellStart"/>
+            <w:r>
+              <w:rPr>
+                <w:b/>
+                <w:sz w:val="28"/>
+                <w:szCs w:val="28"/>
+              </w:rPr>
+              <w:t>endfor</w:t>
+            </w:r>
+            <w:proofErr w:type="spellEnd"/>
+            <w:r>
+              <w:rPr>
+                <w:b/>
+                <w:sz w:val="28"/>
+                <w:szCs w:val="28"/>
+              </w:rPr>
+              <w:t xml:space="preserve"> %}</w:t>
+            </w:r>
           </w:p>
         </w:tc>
         <w:tc>
@@ -4533,7 +4986,7 @@
     </w:p>
     <w:tbl>
       <w:tblPr>
-        <w:tblStyle w:val="TableGrid"/>
+        <w:tblStyle w:val="Tablaconcuadrcula"/>
         <w:tblW w:w="0" w:type="auto"/>
         <w:tblLook w:val="04A0" w:firstRow="1" w:lastRow="0" w:firstColumn="1" w:lastColumn="0" w:noHBand="0" w:noVBand="1"/>
       </w:tblPr>
@@ -4601,7 +5054,6 @@
               </w:rPr>
               <w:t xml:space="preserve"> and provide supporting evidence. Please do not include </w:t>
             </w:r>
-            <w:proofErr w:type="gramStart"/>
             <w:r>
               <w:rPr>
                 <w:sz w:val="20"/>
@@ -4622,15 +5074,7 @@
                 <w:sz w:val="20"/>
                 <w:szCs w:val="20"/>
               </w:rPr>
-              <w:t>of</w:t>
-            </w:r>
-            <w:proofErr w:type="gramEnd"/>
-            <w:r>
-              <w:rPr>
-                <w:sz w:val="20"/>
-                <w:szCs w:val="20"/>
-              </w:rPr>
-              <w:t xml:space="preserve"> your partners. We only recognise those with excellent referee and peer feedback, who have had a prominent role in several leading matters this year (and in past years).</w:t>
+              <w:t>of your partners. We only recognise those with excellent referee and peer feedback, who have had a prominent role in several leading matters this year (and in past years).</w:t>
             </w:r>
           </w:p>
           <w:p>
@@ -4727,15 +5171,6 @@
           <w:b/>
           <w:sz w:val="28"/>
           <w:szCs w:val="28"/>
-        </w:rPr>
-      </w:pPr>
-    </w:p>
-    <w:p>
-      <w:pPr>
-        <w:rPr>
-          <w:b/>
-          <w:sz w:val="24"/>
-          <w:szCs w:val="24"/>
         </w:rPr>
       </w:pPr>
     </w:p>
@@ -4753,14 +5188,14 @@
     </w:p>
     <w:tbl>
       <w:tblPr>
-        <w:tblStyle w:val="TableGrid"/>
+        <w:tblStyle w:val="Tablaconcuadrcula"/>
         <w:tblW w:w="0" w:type="auto"/>
         <w:tblLook w:val="04A0" w:firstRow="1" w:lastRow="0" w:firstColumn="1" w:lastColumn="0" w:noHBand="0" w:noVBand="1"/>
       </w:tblPr>
       <w:tblGrid>
-        <w:gridCol w:w="2547"/>
-        <w:gridCol w:w="2268"/>
-        <w:gridCol w:w="4201"/>
+        <w:gridCol w:w="2609"/>
+        <w:gridCol w:w="2724"/>
+        <w:gridCol w:w="3683"/>
       </w:tblGrid>
       <w:tr>
         <w:trPr>
@@ -4909,6 +5344,29 @@
                 </w14:textFill>
               </w:rPr>
             </w:pPr>
+            <w:r>
+              <w:rPr>
+                <w:sz w:val="20"/>
+                <w:szCs w:val="20"/>
+              </w:rPr>
+              <w:t xml:space="preserve">{{ </w:t>
+            </w:r>
+            <w:proofErr w:type="spellStart"/>
+            <w:r>
+              <w:rPr>
+                <w:sz w:val="20"/>
+                <w:szCs w:val="20"/>
+              </w:rPr>
+              <w:t>individual_nominations.leading_partners</w:t>
+            </w:r>
+            <w:proofErr w:type="spellEnd"/>
+            <w:r>
+              <w:rPr>
+                <w:sz w:val="20"/>
+                <w:szCs w:val="20"/>
+              </w:rPr>
+              <w:t xml:space="preserve">[0].name }} </w:t>
+            </w:r>
           </w:p>
         </w:tc>
         <w:tc>
@@ -4922,6 +5380,29 @@
                 <w:szCs w:val="20"/>
               </w:rPr>
             </w:pPr>
+            <w:r>
+              <w:rPr>
+                <w:sz w:val="20"/>
+                <w:szCs w:val="20"/>
+              </w:rPr>
+              <w:t xml:space="preserve">{{ </w:t>
+            </w:r>
+            <w:proofErr w:type="spellStart"/>
+            <w:r>
+              <w:rPr>
+                <w:sz w:val="20"/>
+                <w:szCs w:val="20"/>
+              </w:rPr>
+              <w:t>individual_nominations.leading_partners</w:t>
+            </w:r>
+            <w:proofErr w:type="spellEnd"/>
+            <w:r>
+              <w:rPr>
+                <w:sz w:val="20"/>
+                <w:szCs w:val="20"/>
+              </w:rPr>
+              <w:t>[0].location }}</w:t>
+            </w:r>
           </w:p>
         </w:tc>
         <w:tc>
@@ -4935,6 +5416,27 @@
                 <w:szCs w:val="20"/>
               </w:rPr>
             </w:pPr>
+            <w:r>
+              <w:rPr>
+                <w:sz w:val="20"/>
+                <w:szCs w:val="20"/>
+              </w:rPr>
+              <w:t>{{ individual_nominati</w:t>
+            </w:r>
+            <w:r>
+              <w:rPr>
+                <w:sz w:val="20"/>
+                <w:szCs w:val="20"/>
+              </w:rPr>
+              <w:t>ons.leading_partners[0].ranked_in_previous_edition</w:t>
+            </w:r>
+            <w:r>
+              <w:rPr>
+                <w:sz w:val="20"/>
+                <w:szCs w:val="20"/>
+              </w:rPr>
+              <w:t xml:space="preserve"> }}</w:t>
+            </w:r>
           </w:p>
         </w:tc>
       </w:tr>
@@ -4980,6 +5482,27 @@
                 <w:szCs w:val="20"/>
               </w:rPr>
             </w:pPr>
+            <w:r>
+              <w:rPr>
+                <w:sz w:val="20"/>
+                <w:szCs w:val="20"/>
+              </w:rPr>
+              <w:t>{{ individual_nomi</w:t>
+            </w:r>
+            <w:r>
+              <w:rPr>
+                <w:sz w:val="20"/>
+                <w:szCs w:val="20"/>
+              </w:rPr>
+              <w:t>nations.leading_partners[0].supporting_information</w:t>
+            </w:r>
+            <w:r>
+              <w:rPr>
+                <w:sz w:val="20"/>
+                <w:szCs w:val="20"/>
+              </w:rPr>
+              <w:t xml:space="preserve"> }}</w:t>
+            </w:r>
           </w:p>
         </w:tc>
       </w:tr>
@@ -4994,14 +5517,14 @@
     </w:p>
     <w:tbl>
       <w:tblPr>
-        <w:tblStyle w:val="TableGrid"/>
+        <w:tblStyle w:val="Tablaconcuadrcula"/>
         <w:tblW w:w="0" w:type="auto"/>
         <w:tblLook w:val="04A0" w:firstRow="1" w:lastRow="0" w:firstColumn="1" w:lastColumn="0" w:noHBand="0" w:noVBand="1"/>
       </w:tblPr>
       <w:tblGrid>
-        <w:gridCol w:w="3539"/>
-        <w:gridCol w:w="2977"/>
-        <w:gridCol w:w="2500"/>
+        <w:gridCol w:w="2609"/>
+        <w:gridCol w:w="2724"/>
+        <w:gridCol w:w="3683"/>
       </w:tblGrid>
       <w:tr>
         <w:trPr>
@@ -5162,6 +5685,43 @@
                 </w14:textFill>
               </w:rPr>
             </w:pPr>
+            <w:r>
+              <w:rPr>
+                <w:sz w:val="20"/>
+                <w:szCs w:val="20"/>
+              </w:rPr>
+              <w:t xml:space="preserve">{{ </w:t>
+            </w:r>
+            <w:proofErr w:type="spellStart"/>
+            <w:r>
+              <w:rPr>
+                <w:sz w:val="20"/>
+                <w:szCs w:val="20"/>
+              </w:rPr>
+              <w:t>individua</w:t>
+            </w:r>
+            <w:r>
+              <w:rPr>
+                <w:sz w:val="20"/>
+                <w:szCs w:val="20"/>
+              </w:rPr>
+              <w:t>l_nominations.leading_partners</w:t>
+            </w:r>
+            <w:proofErr w:type="spellEnd"/>
+            <w:r>
+              <w:rPr>
+                <w:sz w:val="20"/>
+                <w:szCs w:val="20"/>
+              </w:rPr>
+              <w:t>[1</w:t>
+            </w:r>
+            <w:r>
+              <w:rPr>
+                <w:sz w:val="20"/>
+                <w:szCs w:val="20"/>
+              </w:rPr>
+              <w:t>].name }}</w:t>
+            </w:r>
           </w:p>
         </w:tc>
         <w:tc>
@@ -5179,6 +5739,43 @@
                 </w14:textFill>
               </w:rPr>
             </w:pPr>
+            <w:r>
+              <w:rPr>
+                <w:sz w:val="20"/>
+                <w:szCs w:val="20"/>
+              </w:rPr>
+              <w:t xml:space="preserve">{{ </w:t>
+            </w:r>
+            <w:proofErr w:type="spellStart"/>
+            <w:r>
+              <w:rPr>
+                <w:sz w:val="20"/>
+                <w:szCs w:val="20"/>
+              </w:rPr>
+              <w:t>individua</w:t>
+            </w:r>
+            <w:r>
+              <w:rPr>
+                <w:sz w:val="20"/>
+                <w:szCs w:val="20"/>
+              </w:rPr>
+              <w:t>l_nominations.leading_partners</w:t>
+            </w:r>
+            <w:proofErr w:type="spellEnd"/>
+            <w:r>
+              <w:rPr>
+                <w:sz w:val="20"/>
+                <w:szCs w:val="20"/>
+              </w:rPr>
+              <w:t>[1</w:t>
+            </w:r>
+            <w:r>
+              <w:rPr>
+                <w:sz w:val="20"/>
+                <w:szCs w:val="20"/>
+              </w:rPr>
+              <w:t>].location }}</w:t>
+            </w:r>
           </w:p>
         </w:tc>
         <w:tc>
@@ -5196,6 +5793,34 @@
                 </w14:textFill>
               </w:rPr>
             </w:pPr>
+            <w:r>
+              <w:rPr>
+                <w:sz w:val="20"/>
+                <w:szCs w:val="20"/>
+              </w:rPr>
+              <w:t>{{ individual_nominati</w:t>
+            </w:r>
+            <w:r>
+              <w:rPr>
+                <w:sz w:val="20"/>
+                <w:szCs w:val="20"/>
+              </w:rPr>
+              <w:t>ons.leading_partners[1</w:t>
+            </w:r>
+            <w:r>
+              <w:rPr>
+                <w:sz w:val="20"/>
+                <w:szCs w:val="20"/>
+              </w:rPr>
+              <w:t>].ranked_in_previous_edition</w:t>
+            </w:r>
+            <w:r>
+              <w:rPr>
+                <w:sz w:val="20"/>
+                <w:szCs w:val="20"/>
+              </w:rPr>
+              <w:t xml:space="preserve"> }}</w:t>
+            </w:r>
           </w:p>
         </w:tc>
       </w:tr>
@@ -5241,6 +5866,34 @@
                 <w:szCs w:val="20"/>
               </w:rPr>
             </w:pPr>
+            <w:r>
+              <w:rPr>
+                <w:sz w:val="20"/>
+                <w:szCs w:val="20"/>
+              </w:rPr>
+              <w:t>{{ individual_nomi</w:t>
+            </w:r>
+            <w:r>
+              <w:rPr>
+                <w:sz w:val="20"/>
+                <w:szCs w:val="20"/>
+              </w:rPr>
+              <w:t>nations.leading_partners[1</w:t>
+            </w:r>
+            <w:r>
+              <w:rPr>
+                <w:sz w:val="20"/>
+                <w:szCs w:val="20"/>
+              </w:rPr>
+              <w:t>].supporting_information</w:t>
+            </w:r>
+            <w:r>
+              <w:rPr>
+                <w:sz w:val="20"/>
+                <w:szCs w:val="20"/>
+              </w:rPr>
+              <w:t xml:space="preserve"> }}</w:t>
+            </w:r>
           </w:p>
         </w:tc>
       </w:tr>
@@ -5255,14 +5908,14 @@
     </w:p>
     <w:tbl>
       <w:tblPr>
-        <w:tblStyle w:val="TableGrid"/>
+        <w:tblStyle w:val="Tablaconcuadrcula"/>
         <w:tblW w:w="0" w:type="auto"/>
         <w:tblLook w:val="04A0" w:firstRow="1" w:lastRow="0" w:firstColumn="1" w:lastColumn="0" w:noHBand="0" w:noVBand="1"/>
       </w:tblPr>
       <w:tblGrid>
-        <w:gridCol w:w="3539"/>
-        <w:gridCol w:w="3544"/>
-        <w:gridCol w:w="1933"/>
+        <w:gridCol w:w="2609"/>
+        <w:gridCol w:w="2724"/>
+        <w:gridCol w:w="3683"/>
       </w:tblGrid>
       <w:tr>
         <w:trPr>
@@ -5426,6 +6079,43 @@
                 <w:highlight w:val="yellow"/>
               </w:rPr>
             </w:pPr>
+            <w:r>
+              <w:rPr>
+                <w:sz w:val="20"/>
+                <w:szCs w:val="20"/>
+              </w:rPr>
+              <w:t xml:space="preserve">{{ </w:t>
+            </w:r>
+            <w:proofErr w:type="spellStart"/>
+            <w:r>
+              <w:rPr>
+                <w:sz w:val="20"/>
+                <w:szCs w:val="20"/>
+              </w:rPr>
+              <w:t>individua</w:t>
+            </w:r>
+            <w:r>
+              <w:rPr>
+                <w:sz w:val="20"/>
+                <w:szCs w:val="20"/>
+              </w:rPr>
+              <w:t>l_nominations.leading_partners</w:t>
+            </w:r>
+            <w:proofErr w:type="spellEnd"/>
+            <w:r>
+              <w:rPr>
+                <w:sz w:val="20"/>
+                <w:szCs w:val="20"/>
+              </w:rPr>
+              <w:t>[2</w:t>
+            </w:r>
+            <w:r>
+              <w:rPr>
+                <w:sz w:val="20"/>
+                <w:szCs w:val="20"/>
+              </w:rPr>
+              <w:t>].name }}</w:t>
+            </w:r>
           </w:p>
         </w:tc>
         <w:tc>
@@ -5439,6 +6129,43 @@
                 <w:szCs w:val="20"/>
               </w:rPr>
             </w:pPr>
+            <w:r>
+              <w:rPr>
+                <w:sz w:val="20"/>
+                <w:szCs w:val="20"/>
+              </w:rPr>
+              <w:t xml:space="preserve">{{ </w:t>
+            </w:r>
+            <w:proofErr w:type="spellStart"/>
+            <w:r>
+              <w:rPr>
+                <w:sz w:val="20"/>
+                <w:szCs w:val="20"/>
+              </w:rPr>
+              <w:t>individua</w:t>
+            </w:r>
+            <w:r>
+              <w:rPr>
+                <w:sz w:val="20"/>
+                <w:szCs w:val="20"/>
+              </w:rPr>
+              <w:t>l_nominations.leading_partners</w:t>
+            </w:r>
+            <w:proofErr w:type="spellEnd"/>
+            <w:r>
+              <w:rPr>
+                <w:sz w:val="20"/>
+                <w:szCs w:val="20"/>
+              </w:rPr>
+              <w:t>[2</w:t>
+            </w:r>
+            <w:r>
+              <w:rPr>
+                <w:sz w:val="20"/>
+                <w:szCs w:val="20"/>
+              </w:rPr>
+              <w:t>].location }}</w:t>
+            </w:r>
           </w:p>
         </w:tc>
         <w:tc>
@@ -5452,6 +6179,34 @@
                 <w:szCs w:val="20"/>
               </w:rPr>
             </w:pPr>
+            <w:r>
+              <w:rPr>
+                <w:sz w:val="20"/>
+                <w:szCs w:val="20"/>
+              </w:rPr>
+              <w:t>{{ individual_nominati</w:t>
+            </w:r>
+            <w:r>
+              <w:rPr>
+                <w:sz w:val="20"/>
+                <w:szCs w:val="20"/>
+              </w:rPr>
+              <w:t>ons.leading_partners[2</w:t>
+            </w:r>
+            <w:r>
+              <w:rPr>
+                <w:sz w:val="20"/>
+                <w:szCs w:val="20"/>
+              </w:rPr>
+              <w:t>].ranked_in_previous_edition</w:t>
+            </w:r>
+            <w:r>
+              <w:rPr>
+                <w:sz w:val="20"/>
+                <w:szCs w:val="20"/>
+              </w:rPr>
+              <w:t xml:space="preserve"> }}</w:t>
+            </w:r>
           </w:p>
         </w:tc>
       </w:tr>
@@ -5497,6 +6252,55 @@
                 <w:szCs w:val="20"/>
               </w:rPr>
             </w:pPr>
+            <w:r>
+              <w:rPr>
+                <w:sz w:val="20"/>
+                <w:szCs w:val="20"/>
+              </w:rPr>
+              <w:t>{{ individual_nomi</w:t>
+            </w:r>
+            <w:r>
+              <w:rPr>
+                <w:sz w:val="20"/>
+                <w:szCs w:val="20"/>
+              </w:rPr>
+              <w:t>nations.leading_partne</w:t>
+            </w:r>
+            <w:r>
+              <w:rPr>
+                <w:sz w:val="20"/>
+                <w:szCs w:val="20"/>
+              </w:rPr>
+              <w:t>rs[2</w:t>
+            </w:r>
+            <w:r>
+              <w:rPr>
+                <w:sz w:val="20"/>
+                <w:szCs w:val="20"/>
+              </w:rPr>
+              <w:t>].</w:t>
+            </w:r>
+            <w:r>
+              <w:rPr>
+                <w:sz w:val="20"/>
+                <w:szCs w:val="20"/>
+              </w:rPr>
+              <w:t>supporting</w:t>
+            </w:r>
+            <w:r>
+              <w:rPr>
+                <w:sz w:val="20"/>
+                <w:szCs w:val="20"/>
+              </w:rPr>
+              <w:t>_information</w:t>
+            </w:r>
+            <w:r>
+              <w:rPr>
+                <w:sz w:val="20"/>
+                <w:szCs w:val="20"/>
+              </w:rPr>
+              <w:t xml:space="preserve"> }}</w:t>
+            </w:r>
           </w:p>
         </w:tc>
       </w:tr>
@@ -5529,7 +6333,7 @@
     </w:p>
     <w:tbl>
       <w:tblPr>
-        <w:tblStyle w:val="TableGrid"/>
+        <w:tblStyle w:val="Tablaconcuadrcula"/>
         <w:tblW w:w="0" w:type="auto"/>
         <w:tblLook w:val="04A0" w:firstRow="1" w:lastRow="0" w:firstColumn="1" w:lastColumn="0" w:noHBand="0" w:noVBand="1"/>
       </w:tblPr>
@@ -5547,7 +6351,7 @@
           </w:tcPr>
           <w:p>
             <w:pPr>
-              <w:pStyle w:val="NoSpacing"/>
+              <w:pStyle w:val="Sinespaciado"/>
               <w:keepNext/>
               <w:rPr>
                 <w:b/>
@@ -5631,190 +6435,6 @@
               </w:rPr>
               <w:t>If you need more boxes (for more next generation partners) please copy this page.</w:t>
             </w:r>
-          </w:p>
-        </w:tc>
-      </w:tr>
-    </w:tbl>
-    <w:p>
-      <w:pPr>
-        <w:rPr>
-          <w:b/>
-          <w:sz w:val="28"/>
-          <w:szCs w:val="28"/>
-        </w:rPr>
-      </w:pPr>
-    </w:p>
-    <w:p>
-      <w:pPr>
-        <w:rPr>
-          <w:sz w:val="20"/>
-          <w:szCs w:val="20"/>
-        </w:rPr>
-      </w:pPr>
-    </w:p>
-    <w:tbl>
-      <w:tblPr>
-        <w:tblStyle w:val="TableGrid"/>
-        <w:tblW w:w="0" w:type="auto"/>
-        <w:tblLook w:val="04A0" w:firstRow="1" w:lastRow="0" w:firstColumn="1" w:lastColumn="0" w:noHBand="0" w:noVBand="1"/>
-      </w:tblPr>
-      <w:tblGrid>
-        <w:gridCol w:w="4106"/>
-        <w:gridCol w:w="4910"/>
-      </w:tblGrid>
-      <w:tr>
-        <w:trPr>
-          <w:trHeight w:val="676"/>
-        </w:trPr>
-        <w:tc>
-          <w:tcPr>
-            <w:tcW w:w="9016" w:type="dxa"/>
-            <w:gridSpan w:val="2"/>
-            <w:shd w:val="clear" w:color="auto" w:fill="7F7F7F" w:themeFill="text1" w:themeFillTint="80"/>
-          </w:tcPr>
-          <w:p>
-            <w:pPr>
-              <w:rPr>
-                <w:b/>
-                <w:sz w:val="28"/>
-                <w:szCs w:val="28"/>
-              </w:rPr>
-            </w:pPr>
-            <w:r>
-              <w:rPr>
-                <w:b/>
-                <w:color w:val="FFFFFF" w:themeColor="background1"/>
-                <w:sz w:val="28"/>
-                <w:szCs w:val="28"/>
-              </w:rPr>
-              <w:t>Partner: next generation partner 1</w:t>
-            </w:r>
-          </w:p>
-        </w:tc>
-      </w:tr>
-      <w:tr>
-        <w:tc>
-          <w:tcPr>
-            <w:tcW w:w="4106" w:type="dxa"/>
-            <w:shd w:val="clear" w:color="auto" w:fill="D0CECE" w:themeFill="background2" w:themeFillShade="E6"/>
-          </w:tcPr>
-          <w:p>
-            <w:pPr>
-              <w:rPr>
-                <w:b/>
-                <w:sz w:val="20"/>
-                <w:szCs w:val="20"/>
-                <w:highlight w:val="yellow"/>
-              </w:rPr>
-            </w:pPr>
-            <w:r>
-              <w:rPr>
-                <w:b/>
-                <w:sz w:val="20"/>
-                <w:szCs w:val="20"/>
-              </w:rPr>
-              <w:t>Name</w:t>
-            </w:r>
-          </w:p>
-        </w:tc>
-        <w:tc>
-          <w:tcPr>
-            <w:tcW w:w="4910" w:type="dxa"/>
-            <w:shd w:val="clear" w:color="auto" w:fill="D0CECE" w:themeFill="background2" w:themeFillShade="E6"/>
-          </w:tcPr>
-          <w:p>
-            <w:pPr>
-              <w:rPr>
-                <w:b/>
-                <w:sz w:val="20"/>
-                <w:szCs w:val="20"/>
-              </w:rPr>
-            </w:pPr>
-            <w:r>
-              <w:rPr>
-                <w:b/>
-                <w:sz w:val="20"/>
-                <w:szCs w:val="20"/>
-              </w:rPr>
-              <w:t>Location</w:t>
-            </w:r>
-          </w:p>
-        </w:tc>
-      </w:tr>
-      <w:tr>
-        <w:trPr>
-          <w:trHeight w:val="407"/>
-        </w:trPr>
-        <w:tc>
-          <w:tcPr>
-            <w:tcW w:w="4106" w:type="dxa"/>
-          </w:tcPr>
-          <w:p>
-            <w:pPr>
-              <w:rPr>
-                <w:sz w:val="20"/>
-                <w:szCs w:val="20"/>
-                <w:highlight w:val="yellow"/>
-              </w:rPr>
-            </w:pPr>
-          </w:p>
-        </w:tc>
-        <w:tc>
-          <w:tcPr>
-            <w:tcW w:w="4910" w:type="dxa"/>
-          </w:tcPr>
-          <w:p>
-            <w:pPr>
-              <w:rPr>
-                <w:sz w:val="20"/>
-                <w:szCs w:val="20"/>
-              </w:rPr>
-            </w:pPr>
-          </w:p>
-        </w:tc>
-      </w:tr>
-      <w:tr>
-        <w:tc>
-          <w:tcPr>
-            <w:tcW w:w="9016" w:type="dxa"/>
-            <w:gridSpan w:val="2"/>
-            <w:shd w:val="clear" w:color="auto" w:fill="D0CECE" w:themeFill="background2" w:themeFillShade="E6"/>
-          </w:tcPr>
-          <w:p>
-            <w:pPr>
-              <w:rPr>
-                <w:b/>
-                <w:sz w:val="20"/>
-                <w:szCs w:val="20"/>
-              </w:rPr>
-            </w:pPr>
-            <w:r>
-              <w:rPr>
-                <w:b/>
-                <w:sz w:val="20"/>
-                <w:szCs w:val="20"/>
-              </w:rPr>
-              <w:t>Supporting information</w:t>
-            </w:r>
-          </w:p>
-        </w:tc>
-      </w:tr>
-      <w:tr>
-        <w:trPr>
-          <w:trHeight w:val="2909"/>
-        </w:trPr>
-        <w:tc>
-          <w:tcPr>
-            <w:tcW w:w="9016" w:type="dxa"/>
-            <w:gridSpan w:val="2"/>
-          </w:tcPr>
-          <w:p>
-            <w:pPr>
-              <w:rPr>
-                <w:sz w:val="20"/>
-                <w:szCs w:val="20"/>
-              </w:rPr>
-            </w:pPr>
           </w:p>
         </w:tc>
       </w:tr>
@@ -5829,13 +6449,13 @@
     </w:p>
     <w:tbl>
       <w:tblPr>
-        <w:tblStyle w:val="TableGrid"/>
+        <w:tblStyle w:val="Tablaconcuadrcula"/>
         <w:tblW w:w="0" w:type="auto"/>
         <w:tblLook w:val="04A0" w:firstRow="1" w:lastRow="0" w:firstColumn="1" w:lastColumn="0" w:noHBand="0" w:noVBand="1"/>
       </w:tblPr>
       <w:tblGrid>
-        <w:gridCol w:w="4106"/>
-        <w:gridCol w:w="4910"/>
+        <w:gridCol w:w="4423"/>
+        <w:gridCol w:w="4593"/>
       </w:tblGrid>
       <w:tr>
         <w:trPr>
@@ -5862,7 +6482,7 @@
                 <w:sz w:val="28"/>
                 <w:szCs w:val="28"/>
               </w:rPr>
-              <w:t>Partner: next generation partner 2</w:t>
+              <w:t>Partner: next generation partner 1</w:t>
             </w:r>
           </w:p>
         </w:tc>
@@ -5889,14 +6509,6 @@
                 <w:szCs w:val="20"/>
               </w:rPr>
               <w:t>Name</w:t>
-            </w:r>
-            <w:r>
-              <w:rPr>
-                <w:b/>
-                <w:sz w:val="20"/>
-                <w:szCs w:val="20"/>
-              </w:rPr>
-              <w:t xml:space="preserve"> </w:t>
             </w:r>
           </w:p>
         </w:tc>
@@ -5940,6 +6552,43 @@
                 <w:highlight w:val="yellow"/>
               </w:rPr>
             </w:pPr>
+            <w:r>
+              <w:rPr>
+                <w:sz w:val="20"/>
+                <w:szCs w:val="20"/>
+              </w:rPr>
+              <w:t xml:space="preserve">{{ </w:t>
+            </w:r>
+            <w:proofErr w:type="spellStart"/>
+            <w:r>
+              <w:rPr>
+                <w:sz w:val="20"/>
+                <w:szCs w:val="20"/>
+              </w:rPr>
+              <w:t>individua</w:t>
+            </w:r>
+            <w:r>
+              <w:rPr>
+                <w:sz w:val="20"/>
+                <w:szCs w:val="20"/>
+              </w:rPr>
+              <w:t>l_nominations.next_generation_partners</w:t>
+            </w:r>
+            <w:proofErr w:type="spellEnd"/>
+            <w:r>
+              <w:rPr>
+                <w:sz w:val="20"/>
+                <w:szCs w:val="20"/>
+              </w:rPr>
+              <w:t>[0</w:t>
+            </w:r>
+            <w:r>
+              <w:rPr>
+                <w:sz w:val="20"/>
+                <w:szCs w:val="20"/>
+              </w:rPr>
+              <w:t>].name }}</w:t>
+            </w:r>
           </w:p>
         </w:tc>
         <w:tc>
@@ -5953,6 +6602,50 @@
                 <w:szCs w:val="20"/>
               </w:rPr>
             </w:pPr>
+            <w:r>
+              <w:rPr>
+                <w:sz w:val="20"/>
+                <w:szCs w:val="20"/>
+              </w:rPr>
+              <w:t xml:space="preserve">{{ </w:t>
+            </w:r>
+            <w:proofErr w:type="spellStart"/>
+            <w:r>
+              <w:rPr>
+                <w:sz w:val="20"/>
+                <w:szCs w:val="20"/>
+              </w:rPr>
+              <w:t>individua</w:t>
+            </w:r>
+            <w:r>
+              <w:rPr>
+                <w:sz w:val="20"/>
+                <w:szCs w:val="20"/>
+              </w:rPr>
+              <w:t>l_nominations.next_generation_partners</w:t>
+            </w:r>
+            <w:proofErr w:type="spellEnd"/>
+            <w:r>
+              <w:rPr>
+                <w:sz w:val="20"/>
+                <w:szCs w:val="20"/>
+              </w:rPr>
+              <w:t>[0</w:t>
+            </w:r>
+            <w:r>
+              <w:rPr>
+                <w:sz w:val="20"/>
+                <w:szCs w:val="20"/>
+              </w:rPr>
+              <w:t>].location</w:t>
+            </w:r>
+            <w:r>
+              <w:rPr>
+                <w:sz w:val="20"/>
+                <w:szCs w:val="20"/>
+              </w:rPr>
+              <w:t xml:space="preserve"> }}</w:t>
+            </w:r>
           </w:p>
         </w:tc>
       </w:tr>
@@ -5998,6 +6691,347 @@
                 <w:szCs w:val="20"/>
               </w:rPr>
             </w:pPr>
+            <w:r>
+              <w:rPr>
+                <w:sz w:val="20"/>
+                <w:szCs w:val="20"/>
+              </w:rPr>
+              <w:t>{{ individua</w:t>
+            </w:r>
+            <w:r>
+              <w:rPr>
+                <w:sz w:val="20"/>
+                <w:szCs w:val="20"/>
+              </w:rPr>
+              <w:t>l_nominations.next_generation_partners[0</w:t>
+            </w:r>
+            <w:r>
+              <w:rPr>
+                <w:sz w:val="20"/>
+                <w:szCs w:val="20"/>
+              </w:rPr>
+              <w:t>].supporting_information</w:t>
+            </w:r>
+            <w:r>
+              <w:rPr>
+                <w:sz w:val="20"/>
+                <w:szCs w:val="20"/>
+              </w:rPr>
+              <w:t xml:space="preserve"> }}</w:t>
+            </w:r>
+          </w:p>
+        </w:tc>
+      </w:tr>
+    </w:tbl>
+    <w:p>
+      <w:pPr>
+        <w:rPr>
+          <w:sz w:val="20"/>
+          <w:szCs w:val="20"/>
+        </w:rPr>
+      </w:pPr>
+    </w:p>
+    <w:tbl>
+      <w:tblPr>
+        <w:tblStyle w:val="Tablaconcuadrcula"/>
+        <w:tblW w:w="0" w:type="auto"/>
+        <w:tblLook w:val="04A0" w:firstRow="1" w:lastRow="0" w:firstColumn="1" w:lastColumn="0" w:noHBand="0" w:noVBand="1"/>
+      </w:tblPr>
+      <w:tblGrid>
+        <w:gridCol w:w="4423"/>
+        <w:gridCol w:w="4593"/>
+      </w:tblGrid>
+      <w:tr>
+        <w:trPr>
+          <w:trHeight w:val="676"/>
+        </w:trPr>
+        <w:tc>
+          <w:tcPr>
+            <w:tcW w:w="9016" w:type="dxa"/>
+            <w:gridSpan w:val="2"/>
+            <w:shd w:val="clear" w:color="auto" w:fill="7F7F7F" w:themeFill="text1" w:themeFillTint="80"/>
+          </w:tcPr>
+          <w:p>
+            <w:pPr>
+              <w:rPr>
+                <w:b/>
+                <w:sz w:val="28"/>
+                <w:szCs w:val="28"/>
+              </w:rPr>
+            </w:pPr>
+            <w:r>
+              <w:rPr>
+                <w:b/>
+                <w:color w:val="FFFFFF" w:themeColor="background1"/>
+                <w:sz w:val="28"/>
+                <w:szCs w:val="28"/>
+              </w:rPr>
+              <w:t>Partner: next generation partner 2</w:t>
+            </w:r>
+          </w:p>
+        </w:tc>
+      </w:tr>
+      <w:tr>
+        <w:tc>
+          <w:tcPr>
+            <w:tcW w:w="4106" w:type="dxa"/>
+            <w:shd w:val="clear" w:color="auto" w:fill="D0CECE" w:themeFill="background2" w:themeFillShade="E6"/>
+          </w:tcPr>
+          <w:p>
+            <w:pPr>
+              <w:rPr>
+                <w:b/>
+                <w:sz w:val="20"/>
+                <w:szCs w:val="20"/>
+                <w:highlight w:val="yellow"/>
+              </w:rPr>
+            </w:pPr>
+            <w:r>
+              <w:rPr>
+                <w:b/>
+                <w:sz w:val="20"/>
+                <w:szCs w:val="20"/>
+              </w:rPr>
+              <w:t>Name</w:t>
+            </w:r>
+            <w:r>
+              <w:rPr>
+                <w:b/>
+                <w:sz w:val="20"/>
+                <w:szCs w:val="20"/>
+              </w:rPr>
+              <w:t xml:space="preserve"> </w:t>
+            </w:r>
+          </w:p>
+        </w:tc>
+        <w:tc>
+          <w:tcPr>
+            <w:tcW w:w="4910" w:type="dxa"/>
+            <w:shd w:val="clear" w:color="auto" w:fill="D0CECE" w:themeFill="background2" w:themeFillShade="E6"/>
+          </w:tcPr>
+          <w:p>
+            <w:pPr>
+              <w:rPr>
+                <w:b/>
+                <w:sz w:val="20"/>
+                <w:szCs w:val="20"/>
+              </w:rPr>
+            </w:pPr>
+            <w:r>
+              <w:rPr>
+                <w:b/>
+                <w:sz w:val="20"/>
+                <w:szCs w:val="20"/>
+              </w:rPr>
+              <w:t>Location</w:t>
+            </w:r>
+          </w:p>
+        </w:tc>
+      </w:tr>
+      <w:tr>
+        <w:trPr>
+          <w:trHeight w:val="407"/>
+        </w:trPr>
+        <w:tc>
+          <w:tcPr>
+            <w:tcW w:w="4106" w:type="dxa"/>
+          </w:tcPr>
+          <w:p>
+            <w:pPr>
+              <w:rPr>
+                <w:sz w:val="20"/>
+                <w:szCs w:val="20"/>
+                <w:highlight w:val="yellow"/>
+              </w:rPr>
+            </w:pPr>
+            <w:r>
+              <w:rPr>
+                <w:sz w:val="20"/>
+                <w:szCs w:val="20"/>
+              </w:rPr>
+              <w:t xml:space="preserve">{{ </w:t>
+            </w:r>
+            <w:proofErr w:type="spellStart"/>
+            <w:r>
+              <w:rPr>
+                <w:sz w:val="20"/>
+                <w:szCs w:val="20"/>
+              </w:rPr>
+              <w:t>individua</w:t>
+            </w:r>
+            <w:r>
+              <w:rPr>
+                <w:sz w:val="20"/>
+                <w:szCs w:val="20"/>
+              </w:rPr>
+              <w:t>l_nominations.next_generation_partners</w:t>
+            </w:r>
+            <w:proofErr w:type="spellEnd"/>
+            <w:r>
+              <w:rPr>
+                <w:sz w:val="20"/>
+                <w:szCs w:val="20"/>
+              </w:rPr>
+              <w:t>[</w:t>
+            </w:r>
+            <w:r>
+              <w:rPr>
+                <w:sz w:val="20"/>
+                <w:szCs w:val="20"/>
+              </w:rPr>
+              <w:t>1</w:t>
+            </w:r>
+            <w:r>
+              <w:rPr>
+                <w:sz w:val="20"/>
+                <w:szCs w:val="20"/>
+              </w:rPr>
+              <w:t>].name }}</w:t>
+            </w:r>
+          </w:p>
+        </w:tc>
+        <w:tc>
+          <w:tcPr>
+            <w:tcW w:w="4910" w:type="dxa"/>
+          </w:tcPr>
+          <w:p>
+            <w:pPr>
+              <w:rPr>
+                <w:sz w:val="20"/>
+                <w:szCs w:val="20"/>
+              </w:rPr>
+            </w:pPr>
+            <w:r>
+              <w:rPr>
+                <w:sz w:val="20"/>
+                <w:szCs w:val="20"/>
+              </w:rPr>
+              <w:t xml:space="preserve">{{ </w:t>
+            </w:r>
+            <w:proofErr w:type="spellStart"/>
+            <w:r>
+              <w:rPr>
+                <w:sz w:val="20"/>
+                <w:szCs w:val="20"/>
+              </w:rPr>
+              <w:t>individua</w:t>
+            </w:r>
+            <w:r>
+              <w:rPr>
+                <w:sz w:val="20"/>
+                <w:szCs w:val="20"/>
+              </w:rPr>
+              <w:t>l_nominations.next_generation_partners</w:t>
+            </w:r>
+            <w:proofErr w:type="spellEnd"/>
+            <w:r>
+              <w:rPr>
+                <w:sz w:val="20"/>
+                <w:szCs w:val="20"/>
+              </w:rPr>
+              <w:t>[</w:t>
+            </w:r>
+            <w:r>
+              <w:rPr>
+                <w:sz w:val="20"/>
+                <w:szCs w:val="20"/>
+              </w:rPr>
+              <w:t>1</w:t>
+            </w:r>
+            <w:r>
+              <w:rPr>
+                <w:sz w:val="20"/>
+                <w:szCs w:val="20"/>
+              </w:rPr>
+              <w:t>].location</w:t>
+            </w:r>
+            <w:r>
+              <w:rPr>
+                <w:sz w:val="20"/>
+                <w:szCs w:val="20"/>
+              </w:rPr>
+              <w:t xml:space="preserve"> }}</w:t>
+            </w:r>
+          </w:p>
+        </w:tc>
+      </w:tr>
+      <w:tr>
+        <w:tc>
+          <w:tcPr>
+            <w:tcW w:w="9016" w:type="dxa"/>
+            <w:gridSpan w:val="2"/>
+            <w:shd w:val="clear" w:color="auto" w:fill="D0CECE" w:themeFill="background2" w:themeFillShade="E6"/>
+          </w:tcPr>
+          <w:p>
+            <w:pPr>
+              <w:rPr>
+                <w:b/>
+                <w:sz w:val="20"/>
+                <w:szCs w:val="20"/>
+              </w:rPr>
+            </w:pPr>
+            <w:r>
+              <w:rPr>
+                <w:b/>
+                <w:sz w:val="20"/>
+                <w:szCs w:val="20"/>
+              </w:rPr>
+              <w:t>Supporting information</w:t>
+            </w:r>
+          </w:p>
+        </w:tc>
+      </w:tr>
+      <w:tr>
+        <w:trPr>
+          <w:trHeight w:val="2909"/>
+        </w:trPr>
+        <w:tc>
+          <w:tcPr>
+            <w:tcW w:w="9016" w:type="dxa"/>
+            <w:gridSpan w:val="2"/>
+          </w:tcPr>
+          <w:p>
+            <w:pPr>
+              <w:rPr>
+                <w:sz w:val="20"/>
+                <w:szCs w:val="20"/>
+              </w:rPr>
+            </w:pPr>
+            <w:r>
+              <w:rPr>
+                <w:sz w:val="20"/>
+                <w:szCs w:val="20"/>
+              </w:rPr>
+              <w:t>{{ individua</w:t>
+            </w:r>
+            <w:r>
+              <w:rPr>
+                <w:sz w:val="20"/>
+                <w:szCs w:val="20"/>
+              </w:rPr>
+              <w:t>l_nominations.next_generation_partners[</w:t>
+            </w:r>
+            <w:r>
+              <w:rPr>
+                <w:sz w:val="20"/>
+                <w:szCs w:val="20"/>
+              </w:rPr>
+              <w:t>1</w:t>
+            </w:r>
+            <w:r>
+              <w:rPr>
+                <w:sz w:val="20"/>
+                <w:szCs w:val="20"/>
+              </w:rPr>
+              <w:t>].supporting_information</w:t>
+            </w:r>
+            <w:r>
+              <w:rPr>
+                <w:sz w:val="20"/>
+                <w:szCs w:val="20"/>
+              </w:rPr>
+              <w:t xml:space="preserve"> }}</w:t>
+            </w:r>
           </w:p>
         </w:tc>
       </w:tr>
@@ -6046,7 +7080,7 @@
     </w:p>
     <w:tbl>
       <w:tblPr>
-        <w:tblStyle w:val="TableGrid"/>
+        <w:tblStyle w:val="Tablaconcuadrcula"/>
         <w:tblW w:w="0" w:type="auto"/>
         <w:tblLook w:val="04A0" w:firstRow="1" w:lastRow="0" w:firstColumn="1" w:lastColumn="0" w:noHBand="0" w:noVBand="1"/>
       </w:tblPr>
@@ -6064,7 +7098,7 @@
           </w:tcPr>
           <w:p>
             <w:pPr>
-              <w:pStyle w:val="NoSpacing"/>
+              <w:pStyle w:val="Sinespaciado"/>
               <w:keepNext/>
               <w:rPr>
                 <w:b/>
@@ -6178,13 +7212,13 @@
     </w:p>
     <w:tbl>
       <w:tblPr>
-        <w:tblStyle w:val="TableGrid"/>
+        <w:tblStyle w:val="Tablaconcuadrcula"/>
         <w:tblW w:w="9016" w:type="dxa"/>
         <w:tblLook w:val="04A0" w:firstRow="1" w:lastRow="0" w:firstColumn="1" w:lastColumn="0" w:noHBand="0" w:noVBand="1"/>
       </w:tblPr>
       <w:tblGrid>
-        <w:gridCol w:w="4106"/>
-        <w:gridCol w:w="4910"/>
+        <w:gridCol w:w="4411"/>
+        <w:gridCol w:w="4605"/>
       </w:tblGrid>
       <w:tr>
         <w:trPr>
@@ -6281,6 +7315,57 @@
                 <w:highlight w:val="yellow"/>
               </w:rPr>
             </w:pPr>
+            <w:r>
+              <w:rPr>
+                <w:sz w:val="20"/>
+                <w:szCs w:val="20"/>
+              </w:rPr>
+              <w:t xml:space="preserve">{{ </w:t>
+            </w:r>
+            <w:proofErr w:type="spellStart"/>
+            <w:r>
+              <w:rPr>
+                <w:sz w:val="20"/>
+                <w:szCs w:val="20"/>
+              </w:rPr>
+              <w:t>individua</w:t>
+            </w:r>
+            <w:r>
+              <w:rPr>
+                <w:sz w:val="20"/>
+                <w:szCs w:val="20"/>
+              </w:rPr>
+              <w:t>l_nomin</w:t>
+            </w:r>
+            <w:r>
+              <w:rPr>
+                <w:sz w:val="20"/>
+                <w:szCs w:val="20"/>
+              </w:rPr>
+              <w:t>ations.leading_associates</w:t>
+            </w:r>
+            <w:proofErr w:type="spellEnd"/>
+            <w:r>
+              <w:rPr>
+                <w:sz w:val="20"/>
+                <w:szCs w:val="20"/>
+              </w:rPr>
+              <w:t>[</w:t>
+            </w:r>
+            <w:r>
+              <w:rPr>
+                <w:sz w:val="20"/>
+                <w:szCs w:val="20"/>
+              </w:rPr>
+              <w:t>0</w:t>
+            </w:r>
+            <w:r>
+              <w:rPr>
+                <w:sz w:val="20"/>
+                <w:szCs w:val="20"/>
+              </w:rPr>
+              <w:t>].name }}</w:t>
+            </w:r>
           </w:p>
         </w:tc>
         <w:tc>
@@ -6294,6 +7379,50 @@
                 <w:szCs w:val="20"/>
               </w:rPr>
             </w:pPr>
+            <w:r>
+              <w:rPr>
+                <w:sz w:val="20"/>
+                <w:szCs w:val="20"/>
+              </w:rPr>
+              <w:t xml:space="preserve">{{ </w:t>
+            </w:r>
+            <w:proofErr w:type="spellStart"/>
+            <w:r>
+              <w:rPr>
+                <w:sz w:val="20"/>
+                <w:szCs w:val="20"/>
+              </w:rPr>
+              <w:t>individua</w:t>
+            </w:r>
+            <w:r>
+              <w:rPr>
+                <w:sz w:val="20"/>
+                <w:szCs w:val="20"/>
+              </w:rPr>
+              <w:t>l_nominations.leading_associates</w:t>
+            </w:r>
+            <w:proofErr w:type="spellEnd"/>
+            <w:r>
+              <w:rPr>
+                <w:sz w:val="20"/>
+                <w:szCs w:val="20"/>
+              </w:rPr>
+              <w:t>[0</w:t>
+            </w:r>
+            <w:r>
+              <w:rPr>
+                <w:sz w:val="20"/>
+                <w:szCs w:val="20"/>
+              </w:rPr>
+              <w:t>].location</w:t>
+            </w:r>
+            <w:r>
+              <w:rPr>
+                <w:sz w:val="20"/>
+                <w:szCs w:val="20"/>
+              </w:rPr>
+              <w:t xml:space="preserve"> }}</w:t>
+            </w:r>
           </w:p>
         </w:tc>
       </w:tr>
@@ -6339,6 +7468,34 @@
                 <w:szCs w:val="20"/>
               </w:rPr>
             </w:pPr>
+            <w:r>
+              <w:rPr>
+                <w:sz w:val="20"/>
+                <w:szCs w:val="20"/>
+              </w:rPr>
+              <w:t>{{ individua</w:t>
+            </w:r>
+            <w:r>
+              <w:rPr>
+                <w:sz w:val="20"/>
+                <w:szCs w:val="20"/>
+              </w:rPr>
+              <w:t>l_nominations.leading_associates[0</w:t>
+            </w:r>
+            <w:r>
+              <w:rPr>
+                <w:sz w:val="20"/>
+                <w:szCs w:val="20"/>
+              </w:rPr>
+              <w:t>].supporting_information</w:t>
+            </w:r>
+            <w:r>
+              <w:rPr>
+                <w:sz w:val="20"/>
+                <w:szCs w:val="20"/>
+              </w:rPr>
+              <w:t xml:space="preserve"> }}</w:t>
+            </w:r>
           </w:p>
         </w:tc>
       </w:tr>
@@ -6353,13 +7510,13 @@
     </w:p>
     <w:tbl>
       <w:tblPr>
-        <w:tblStyle w:val="TableGrid"/>
+        <w:tblStyle w:val="Tablaconcuadrcula"/>
         <w:tblW w:w="0" w:type="auto"/>
         <w:tblLook w:val="04A0" w:firstRow="1" w:lastRow="0" w:firstColumn="1" w:lastColumn="0" w:noHBand="0" w:noVBand="1"/>
       </w:tblPr>
       <w:tblGrid>
-        <w:gridCol w:w="4106"/>
-        <w:gridCol w:w="4910"/>
+        <w:gridCol w:w="4411"/>
+        <w:gridCol w:w="4605"/>
       </w:tblGrid>
       <w:tr>
         <w:trPr>
@@ -6464,6 +7621,50 @@
                 <w:highlight w:val="yellow"/>
               </w:rPr>
             </w:pPr>
+            <w:r>
+              <w:rPr>
+                <w:sz w:val="20"/>
+                <w:szCs w:val="20"/>
+              </w:rPr>
+              <w:t xml:space="preserve">{{ </w:t>
+            </w:r>
+            <w:proofErr w:type="spellStart"/>
+            <w:r>
+              <w:rPr>
+                <w:sz w:val="20"/>
+                <w:szCs w:val="20"/>
+              </w:rPr>
+              <w:t>individua</w:t>
+            </w:r>
+            <w:r>
+              <w:rPr>
+                <w:sz w:val="20"/>
+                <w:szCs w:val="20"/>
+              </w:rPr>
+              <w:t>l_nominations.leading_associates</w:t>
+            </w:r>
+            <w:proofErr w:type="spellEnd"/>
+            <w:r>
+              <w:rPr>
+                <w:sz w:val="20"/>
+                <w:szCs w:val="20"/>
+              </w:rPr>
+              <w:t>[</w:t>
+            </w:r>
+            <w:r>
+              <w:rPr>
+                <w:sz w:val="20"/>
+                <w:szCs w:val="20"/>
+              </w:rPr>
+              <w:t>1</w:t>
+            </w:r>
+            <w:r>
+              <w:rPr>
+                <w:sz w:val="20"/>
+                <w:szCs w:val="20"/>
+              </w:rPr>
+              <w:t>].name }}</w:t>
+            </w:r>
           </w:p>
         </w:tc>
         <w:tc>
@@ -6477,6 +7678,57 @@
                 <w:szCs w:val="20"/>
               </w:rPr>
             </w:pPr>
+            <w:r>
+              <w:rPr>
+                <w:sz w:val="20"/>
+                <w:szCs w:val="20"/>
+              </w:rPr>
+              <w:t xml:space="preserve">{{ </w:t>
+            </w:r>
+            <w:proofErr w:type="spellStart"/>
+            <w:r>
+              <w:rPr>
+                <w:sz w:val="20"/>
+                <w:szCs w:val="20"/>
+              </w:rPr>
+              <w:t>individua</w:t>
+            </w:r>
+            <w:r>
+              <w:rPr>
+                <w:sz w:val="20"/>
+                <w:szCs w:val="20"/>
+              </w:rPr>
+              <w:t>l_nominations.leading_associates</w:t>
+            </w:r>
+            <w:proofErr w:type="spellEnd"/>
+            <w:r>
+              <w:rPr>
+                <w:sz w:val="20"/>
+                <w:szCs w:val="20"/>
+              </w:rPr>
+              <w:t>[</w:t>
+            </w:r>
+            <w:r>
+              <w:rPr>
+                <w:sz w:val="20"/>
+                <w:szCs w:val="20"/>
+              </w:rPr>
+              <w:t>1</w:t>
+            </w:r>
+            <w:r>
+              <w:rPr>
+                <w:sz w:val="20"/>
+                <w:szCs w:val="20"/>
+              </w:rPr>
+              <w:t>].location</w:t>
+            </w:r>
+            <w:r>
+              <w:rPr>
+                <w:sz w:val="20"/>
+                <w:szCs w:val="20"/>
+              </w:rPr>
+              <w:t xml:space="preserve"> }}</w:t>
+            </w:r>
           </w:p>
         </w:tc>
       </w:tr>
@@ -6522,26 +7774,45 @@
                 <w:szCs w:val="20"/>
               </w:rPr>
             </w:pPr>
+            <w:r>
+              <w:rPr>
+                <w:sz w:val="20"/>
+                <w:szCs w:val="20"/>
+              </w:rPr>
+              <w:t>{{ individua</w:t>
+            </w:r>
+            <w:r>
+              <w:rPr>
+                <w:sz w:val="20"/>
+                <w:szCs w:val="20"/>
+              </w:rPr>
+              <w:t>l_nominations.leading_associates[</w:t>
+            </w:r>
+            <w:r>
+              <w:rPr>
+                <w:sz w:val="20"/>
+                <w:szCs w:val="20"/>
+              </w:rPr>
+              <w:t>1</w:t>
+            </w:r>
+            <w:r>
+              <w:rPr>
+                <w:sz w:val="20"/>
+                <w:szCs w:val="20"/>
+              </w:rPr>
+              <w:t>].supporting_information</w:t>
+            </w:r>
+            <w:r>
+              <w:rPr>
+                <w:sz w:val="20"/>
+                <w:szCs w:val="20"/>
+              </w:rPr>
+              <w:t xml:space="preserve"> }}</w:t>
+            </w:r>
           </w:p>
         </w:tc>
       </w:tr>
     </w:tbl>
-    <w:p>
-      <w:pPr>
-        <w:rPr>
-          <w:sz w:val="20"/>
-          <w:szCs w:val="20"/>
-        </w:rPr>
-      </w:pPr>
-    </w:p>
-    <w:p>
-      <w:pPr>
-        <w:rPr>
-          <w:sz w:val="20"/>
-          <w:szCs w:val="20"/>
-        </w:rPr>
-      </w:pPr>
-    </w:p>
     <w:p>
       <w:pPr>
         <w:rPr>
@@ -6579,7 +7850,7 @@
     </w:p>
     <w:tbl>
       <w:tblPr>
-        <w:tblStyle w:val="TableGrid"/>
+        <w:tblStyle w:val="Tablaconcuadrcula"/>
         <w:tblW w:w="9067" w:type="dxa"/>
         <w:tblLayout w:type="fixed"/>
         <w:tblLook w:val="04A0" w:firstRow="1" w:lastRow="0" w:firstColumn="1" w:lastColumn="0" w:noHBand="0" w:noVBand="1"/>
@@ -6619,6 +7890,47 @@
               <w:t xml:space="preserve"> (English)</w:t>
             </w:r>
           </w:p>
+          <w:p>
+            <w:pPr>
+              <w:rPr>
+                <w:b/>
+              </w:rPr>
+            </w:pPr>
+            <w:r>
+              <w:rPr>
+                <w:b/>
+              </w:rPr>
+              <w:t xml:space="preserve">{% </w:t>
+            </w:r>
+            <w:proofErr w:type="spellStart"/>
+            <w:r>
+              <w:rPr>
+                <w:b/>
+              </w:rPr>
+              <w:t>tr</w:t>
+            </w:r>
+            <w:proofErr w:type="spellEnd"/>
+            <w:r>
+              <w:rPr>
+                <w:b/>
+              </w:rPr>
+              <w:t xml:space="preserve"> for team in </w:t>
+            </w:r>
+            <w:proofErr w:type="spellStart"/>
+            <w:r>
+              <w:rPr>
+                <w:b/>
+              </w:rPr>
+              <w:t>ArrivalDeparture</w:t>
+            </w:r>
+            <w:proofErr w:type="spellEnd"/>
+            <w:r>
+              <w:rPr>
+                <w:b/>
+              </w:rPr>
+              <w:t xml:space="preserve"> %}</w:t>
+            </w:r>
+          </w:p>
         </w:tc>
         <w:tc>
           <w:tcPr>
@@ -6746,6 +8058,14 @@
                 <w:szCs w:val="28"/>
               </w:rPr>
             </w:pPr>
+            <w:r>
+              <w:rPr>
+                <w:b/>
+                <w:sz w:val="28"/>
+                <w:szCs w:val="28"/>
+              </w:rPr>
+              <w:t>{{ team.name}}</w:t>
+            </w:r>
           </w:p>
         </w:tc>
         <w:tc>
@@ -6760,6 +8080,32 @@
                 <w:szCs w:val="28"/>
               </w:rPr>
             </w:pPr>
+            <w:r>
+              <w:rPr>
+                <w:b/>
+                <w:sz w:val="28"/>
+                <w:szCs w:val="28"/>
+              </w:rPr>
+              <w:t xml:space="preserve">{{ </w:t>
+            </w:r>
+            <w:proofErr w:type="spellStart"/>
+            <w:r>
+              <w:rPr>
+                <w:b/>
+                <w:sz w:val="28"/>
+                <w:szCs w:val="28"/>
+              </w:rPr>
+              <w:t>team.position_role</w:t>
+            </w:r>
+            <w:proofErr w:type="spellEnd"/>
+            <w:r>
+              <w:rPr>
+                <w:b/>
+                <w:sz w:val="28"/>
+                <w:szCs w:val="28"/>
+              </w:rPr>
+              <w:t>}}</w:t>
+            </w:r>
           </w:p>
         </w:tc>
         <w:tc>
@@ -6774,6 +8120,32 @@
                 <w:szCs w:val="28"/>
               </w:rPr>
             </w:pPr>
+            <w:r>
+              <w:rPr>
+                <w:b/>
+                <w:sz w:val="28"/>
+                <w:szCs w:val="28"/>
+              </w:rPr>
+              <w:t xml:space="preserve">{{ </w:t>
+            </w:r>
+            <w:proofErr w:type="spellStart"/>
+            <w:r>
+              <w:rPr>
+                <w:b/>
+                <w:sz w:val="28"/>
+                <w:szCs w:val="28"/>
+              </w:rPr>
+              <w:t>team.action</w:t>
+            </w:r>
+            <w:proofErr w:type="spellEnd"/>
+            <w:r>
+              <w:rPr>
+                <w:b/>
+                <w:sz w:val="28"/>
+                <w:szCs w:val="28"/>
+              </w:rPr>
+              <w:t>}}</w:t>
+            </w:r>
           </w:p>
         </w:tc>
         <w:tc>
@@ -6788,6 +8160,32 @@
                 <w:szCs w:val="28"/>
               </w:rPr>
             </w:pPr>
+            <w:r>
+              <w:rPr>
+                <w:b/>
+                <w:sz w:val="28"/>
+                <w:szCs w:val="28"/>
+              </w:rPr>
+              <w:t xml:space="preserve">{{ </w:t>
+            </w:r>
+            <w:proofErr w:type="spellStart"/>
+            <w:r>
+              <w:rPr>
+                <w:b/>
+                <w:sz w:val="28"/>
+                <w:szCs w:val="28"/>
+              </w:rPr>
+              <w:t>team.firm_source_destination</w:t>
+            </w:r>
+            <w:proofErr w:type="spellEnd"/>
+            <w:r>
+              <w:rPr>
+                <w:b/>
+                <w:sz w:val="28"/>
+                <w:szCs w:val="28"/>
+              </w:rPr>
+              <w:t>}}</w:t>
+            </w:r>
           </w:p>
         </w:tc>
         <w:tc>
@@ -6802,6 +8200,32 @@
                 <w:szCs w:val="28"/>
               </w:rPr>
             </w:pPr>
+            <w:r>
+              <w:rPr>
+                <w:b/>
+                <w:sz w:val="28"/>
+                <w:szCs w:val="28"/>
+              </w:rPr>
+              <w:t xml:space="preserve">{{ </w:t>
+            </w:r>
+            <w:proofErr w:type="spellStart"/>
+            <w:r>
+              <w:rPr>
+                <w:b/>
+                <w:sz w:val="28"/>
+                <w:szCs w:val="28"/>
+              </w:rPr>
+              <w:t>team.month_year</w:t>
+            </w:r>
+            <w:proofErr w:type="spellEnd"/>
+            <w:r>
+              <w:rPr>
+                <w:b/>
+                <w:sz w:val="28"/>
+                <w:szCs w:val="28"/>
+              </w:rPr>
+              <w:t>}}</w:t>
+            </w:r>
           </w:p>
         </w:tc>
       </w:tr>
@@ -7538,6 +8962,50 @@
                 <w:szCs w:val="28"/>
               </w:rPr>
             </w:pPr>
+            <w:r>
+              <w:rPr>
+                <w:b/>
+                <w:sz w:val="28"/>
+                <w:szCs w:val="28"/>
+              </w:rPr>
+              <w:t xml:space="preserve">{% </w:t>
+            </w:r>
+            <w:proofErr w:type="spellStart"/>
+            <w:r>
+              <w:rPr>
+                <w:b/>
+                <w:sz w:val="28"/>
+                <w:szCs w:val="28"/>
+              </w:rPr>
+              <w:t>tr</w:t>
+            </w:r>
+            <w:proofErr w:type="spellEnd"/>
+            <w:r>
+              <w:rPr>
+                <w:b/>
+                <w:sz w:val="28"/>
+                <w:szCs w:val="28"/>
+              </w:rPr>
+              <w:t xml:space="preserve"> </w:t>
+            </w:r>
+            <w:proofErr w:type="spellStart"/>
+            <w:r>
+              <w:rPr>
+                <w:b/>
+                <w:sz w:val="28"/>
+                <w:szCs w:val="28"/>
+              </w:rPr>
+              <w:t>endfor</w:t>
+            </w:r>
+            <w:proofErr w:type="spellEnd"/>
+            <w:r>
+              <w:rPr>
+                <w:b/>
+                <w:sz w:val="28"/>
+                <w:szCs w:val="28"/>
+              </w:rPr>
+              <w:t xml:space="preserve"> %}</w:t>
+            </w:r>
           </w:p>
         </w:tc>
         <w:tc>
@@ -7704,19 +9172,7 @@
         <w:t xml:space="preserve">Please pick up to three </w:t>
       </w:r>
       <w:r>
-        <w:t xml:space="preserve">work highlights you feel are most representative of your practice, from among the detailed work highlights you have set out on the following </w:t>
-      </w:r>
-      <w:proofErr w:type="gramStart"/>
-      <w:r>
-        <w:t>pages, and</w:t>
-      </w:r>
-      <w:proofErr w:type="gramEnd"/>
-      <w:r>
-        <w:t xml:space="preserve"> give </w:t>
-      </w:r>
-      <w:proofErr w:type="gramStart"/>
-      <w:r>
-        <w:t xml:space="preserve">a </w:t>
+        <w:t xml:space="preserve">work highlights you feel are most representative of your practice, from among the detailed work highlights you have set out on the following pages, and give a </w:t>
       </w:r>
       <w:r>
         <w:rPr>
@@ -7726,11 +9182,7 @@
         <w:t>brief</w:t>
       </w:r>
       <w:r>
-        <w:t xml:space="preserve"> summary</w:t>
-      </w:r>
-      <w:proofErr w:type="gramEnd"/>
-      <w:r>
-        <w:t xml:space="preserve"> below</w:t>
+        <w:t xml:space="preserve"> summary below</w:t>
       </w:r>
       <w:r>
         <w:t>.</w:t>
@@ -7817,7 +9269,7 @@
     </w:p>
     <w:p>
       <w:pPr>
-        <w:pStyle w:val="NoSpacing"/>
+        <w:pStyle w:val="Sinespaciado"/>
         <w:keepNext/>
       </w:pPr>
       <w:r>
@@ -7827,7 +9279,7 @@
     <w:p/>
     <w:tbl>
       <w:tblPr>
-        <w:tblStyle w:val="TableGrid"/>
+        <w:tblStyle w:val="Tablaconcuadrcula"/>
         <w:tblW w:w="0" w:type="auto"/>
         <w:tblLook w:val="04A0" w:firstRow="1" w:lastRow="0" w:firstColumn="1" w:lastColumn="0" w:noHBand="0" w:noVBand="1"/>
       </w:tblPr>
@@ -7845,7 +9297,7 @@
           </w:tcPr>
           <w:p>
             <w:pPr>
-              <w:pStyle w:val="ListParagraph"/>
+              <w:pStyle w:val="Prrafodelista"/>
               <w:numPr>
                 <w:ilvl w:val="0"/>
                 <w:numId w:val="5"/>
@@ -7902,6 +9354,45 @@
                 <w:szCs w:val="16"/>
               </w:rPr>
             </w:pPr>
+            <w:r>
+              <w:rPr>
+                <w:sz w:val="28"/>
+                <w:szCs w:val="28"/>
+              </w:rPr>
+              <w:t xml:space="preserve">{{ </w:t>
+            </w:r>
+            <w:proofErr w:type="spellStart"/>
+            <w:r>
+              <w:rPr>
+                <w:sz w:val="28"/>
+                <w:szCs w:val="28"/>
+              </w:rPr>
+              <w:t>WorkHighlight</w:t>
+            </w:r>
+            <w:proofErr w:type="spellEnd"/>
+            <w:r>
+              <w:rPr>
+                <w:sz w:val="28"/>
+                <w:szCs w:val="28"/>
+              </w:rPr>
+              <w:t>[0].</w:t>
+            </w:r>
+            <w:proofErr w:type="spellStart"/>
+            <w:r>
+              <w:rPr>
+                <w:sz w:val="28"/>
+                <w:szCs w:val="28"/>
+              </w:rPr>
+              <w:t>publishable_summary</w:t>
+            </w:r>
+            <w:proofErr w:type="spellEnd"/>
+            <w:r>
+              <w:rPr>
+                <w:sz w:val="28"/>
+                <w:szCs w:val="28"/>
+              </w:rPr>
+              <w:t xml:space="preserve"> }}</w:t>
+            </w:r>
           </w:p>
         </w:tc>
       </w:tr>
@@ -7913,7 +9404,7 @@
           </w:tcPr>
           <w:p>
             <w:pPr>
-              <w:pStyle w:val="ListParagraph"/>
+              <w:pStyle w:val="Prrafodelista"/>
               <w:numPr>
                 <w:ilvl w:val="0"/>
                 <w:numId w:val="5"/>
@@ -7970,6 +9461,59 @@
                 <w:szCs w:val="28"/>
               </w:rPr>
             </w:pPr>
+            <w:r>
+              <w:rPr>
+                <w:sz w:val="28"/>
+                <w:szCs w:val="28"/>
+              </w:rPr>
+              <w:t xml:space="preserve">{{ </w:t>
+            </w:r>
+            <w:proofErr w:type="spellStart"/>
+            <w:r>
+              <w:rPr>
+                <w:sz w:val="28"/>
+                <w:szCs w:val="28"/>
+              </w:rPr>
+              <w:t>Wo</w:t>
+            </w:r>
+            <w:r>
+              <w:rPr>
+                <w:sz w:val="28"/>
+                <w:szCs w:val="28"/>
+              </w:rPr>
+              <w:t>rkHighlight</w:t>
+            </w:r>
+            <w:proofErr w:type="spellEnd"/>
+            <w:r>
+              <w:rPr>
+                <w:sz w:val="28"/>
+                <w:szCs w:val="28"/>
+              </w:rPr>
+              <w:t>[1].</w:t>
+            </w:r>
+            <w:proofErr w:type="spellStart"/>
+            <w:r>
+              <w:rPr>
+                <w:sz w:val="28"/>
+                <w:szCs w:val="28"/>
+              </w:rPr>
+              <w:t>publishable_</w:t>
+            </w:r>
+            <w:r>
+              <w:rPr>
+                <w:sz w:val="28"/>
+                <w:szCs w:val="28"/>
+              </w:rPr>
+              <w:t>summary</w:t>
+            </w:r>
+            <w:proofErr w:type="spellEnd"/>
+            <w:r>
+              <w:rPr>
+                <w:sz w:val="28"/>
+                <w:szCs w:val="28"/>
+              </w:rPr>
+              <w:t xml:space="preserve"> }}</w:t>
+            </w:r>
           </w:p>
         </w:tc>
       </w:tr>
@@ -7981,7 +9525,7 @@
           </w:tcPr>
           <w:p>
             <w:pPr>
-              <w:pStyle w:val="ListParagraph"/>
+              <w:pStyle w:val="Prrafodelista"/>
               <w:numPr>
                 <w:ilvl w:val="0"/>
                 <w:numId w:val="5"/>
@@ -8047,10 +9591,145 @@
                 <w:szCs w:val="28"/>
               </w:rPr>
             </w:pPr>
+            <w:r>
+              <w:rPr>
+                <w:sz w:val="28"/>
+                <w:szCs w:val="28"/>
+              </w:rPr>
+              <w:t xml:space="preserve">{{ </w:t>
+            </w:r>
+            <w:proofErr w:type="spellStart"/>
+            <w:r>
+              <w:rPr>
+                <w:sz w:val="28"/>
+                <w:szCs w:val="28"/>
+              </w:rPr>
+              <w:t>Wo</w:t>
+            </w:r>
+            <w:r>
+              <w:rPr>
+                <w:sz w:val="28"/>
+                <w:szCs w:val="28"/>
+              </w:rPr>
+              <w:t>rkHighlight</w:t>
+            </w:r>
+            <w:proofErr w:type="spellEnd"/>
+            <w:r>
+              <w:rPr>
+                <w:sz w:val="28"/>
+                <w:szCs w:val="28"/>
+              </w:rPr>
+              <w:t>[2].</w:t>
+            </w:r>
+            <w:proofErr w:type="spellStart"/>
+            <w:r>
+              <w:rPr>
+                <w:sz w:val="28"/>
+                <w:szCs w:val="28"/>
+              </w:rPr>
+              <w:t>publishable</w:t>
+            </w:r>
+            <w:r>
+              <w:rPr>
+                <w:sz w:val="28"/>
+                <w:szCs w:val="28"/>
+              </w:rPr>
+              <w:t>_summary</w:t>
+            </w:r>
+            <w:proofErr w:type="spellEnd"/>
+            <w:r>
+              <w:rPr>
+                <w:sz w:val="28"/>
+                <w:szCs w:val="28"/>
+              </w:rPr>
+              <w:t xml:space="preserve"> }}</w:t>
+            </w:r>
           </w:p>
         </w:tc>
       </w:tr>
     </w:tbl>
+    <w:p>
+      <w:pPr>
+        <w:rPr>
+          <w:b/>
+          <w:sz w:val="28"/>
+          <w:szCs w:val="28"/>
+        </w:rPr>
+      </w:pPr>
+    </w:p>
+    <w:p>
+      <w:pPr>
+        <w:rPr>
+          <w:b/>
+          <w:sz w:val="28"/>
+          <w:szCs w:val="28"/>
+        </w:rPr>
+      </w:pPr>
+      <w:r>
+        <w:rPr>
+          <w:b/>
+          <w:sz w:val="28"/>
+          <w:szCs w:val="28"/>
+        </w:rPr>
+        <w:t>Your practice - detailed work highlights</w:t>
+      </w:r>
+    </w:p>
+    <w:p>
+      <w:pPr>
+        <w:pStyle w:val="Sinespaciado"/>
+        <w:keepNext/>
+      </w:pPr>
+    </w:p>
+    <w:p>
+      <w:pPr>
+        <w:pStyle w:val="Sinespaciado"/>
+        <w:keepNext/>
+      </w:pPr>
+      <w:r>
+        <w:t>Please provide up to 20 highlight matters that represent the practice over the past 12 months.</w:t>
+      </w:r>
+    </w:p>
+    <w:p>
+      <w:pPr>
+        <w:pStyle w:val="Sinespaciado"/>
+        <w:keepNext/>
+      </w:pPr>
+    </w:p>
+    <w:p>
+      <w:pPr>
+        <w:pStyle w:val="Sinespaciado"/>
+        <w:keepNext/>
+        <w:numPr>
+          <w:ilvl w:val="0"/>
+          <w:numId w:val="3"/>
+        </w:numPr>
+      </w:pPr>
+      <w:r>
+        <w:t>To add multiple names or jurisdictions within a matter, right-click in any field and select ‘insert row below’</w:t>
+      </w:r>
+      <w:r>
+        <w:t>.</w:t>
+      </w:r>
+    </w:p>
+    <w:p>
+      <w:pPr>
+        <w:pStyle w:val="Sinespaciado"/>
+        <w:keepNext/>
+      </w:pPr>
+    </w:p>
+    <w:p>
+      <w:pPr>
+        <w:pStyle w:val="Sinespaciado"/>
+        <w:keepNext/>
+        <w:numPr>
+          <w:ilvl w:val="0"/>
+          <w:numId w:val="3"/>
+        </w:numPr>
+      </w:pPr>
+      <w:r>
+        <w:t>To add additional matters, simply click a matter box, click the small icon in the top left corner, then copy and paste onto a new page.</w:t>
+      </w:r>
+    </w:p>
     <w:p>
       <w:pPr>
         <w:rPr>
@@ -8096,68 +9775,1926 @@
         </w:rPr>
       </w:pPr>
       <w:r>
+        <w:t xml:space="preserve">{% p for matter in </w:t>
+      </w:r>
+      <w:proofErr w:type="spellStart"/>
+      <w:r>
+        <w:t>publishable_matters</w:t>
+      </w:r>
+      <w:proofErr w:type="spellEnd"/>
+      <w:r>
+        <w:t xml:space="preserve"> %}</w:t>
+      </w:r>
+    </w:p>
+    <w:tbl>
+      <w:tblPr>
+        <w:tblStyle w:val="Tablaconcuadrcula"/>
+        <w:tblpPr w:leftFromText="181" w:rightFromText="181" w:vertAnchor="page" w:horzAnchor="page" w:tblpXSpec="center" w:tblpYSpec="center"/>
+        <w:tblW w:w="0" w:type="auto"/>
+        <w:tblBorders>
+          <w:bottom w:val="none" w:sz="0" w:space="0" w:color="auto"/>
+        </w:tblBorders>
+        <w:tblLook w:val="04A0" w:firstRow="1" w:lastRow="0" w:firstColumn="1" w:lastColumn="0" w:noHBand="0" w:noVBand="1"/>
+      </w:tblPr>
+      <w:tblGrid>
+        <w:gridCol w:w="2588"/>
+        <w:gridCol w:w="330"/>
+        <w:gridCol w:w="1843"/>
+        <w:gridCol w:w="1120"/>
+        <w:gridCol w:w="3135"/>
+      </w:tblGrid>
+      <w:tr>
+        <w:trPr>
+          <w:trHeight w:val="416"/>
+        </w:trPr>
+        <w:tc>
+          <w:tcPr>
+            <w:tcW w:w="9016" w:type="dxa"/>
+            <w:gridSpan w:val="5"/>
+            <w:shd w:val="clear" w:color="auto" w:fill="C5E0B3" w:themeFill="accent6" w:themeFillTint="66"/>
+          </w:tcPr>
+          <w:p>
+            <w:pPr>
+              <w:rPr>
+                <w:b/>
+                <w:sz w:val="28"/>
+                <w:szCs w:val="28"/>
+              </w:rPr>
+            </w:pPr>
+            <w:r>
+              <w:rPr>
+                <w:b/>
+                <w:sz w:val="28"/>
+                <w:szCs w:val="28"/>
+              </w:rPr>
+              <w:lastRenderedPageBreak/>
+              <w:t xml:space="preserve">Publishable matter </w:t>
+            </w:r>
+          </w:p>
+        </w:tc>
+      </w:tr>
+      <w:tr>
+        <w:trPr>
+          <w:trHeight w:val="552"/>
+        </w:trPr>
+        <w:tc>
+          <w:tcPr>
+            <w:tcW w:w="2918" w:type="dxa"/>
+            <w:gridSpan w:val="2"/>
+            <w:shd w:val="clear" w:color="auto" w:fill="D0CECE" w:themeFill="background2" w:themeFillShade="E6"/>
+          </w:tcPr>
+          <w:p>
+            <w:pPr>
+              <w:rPr>
+                <w:b/>
+                <w:sz w:val="28"/>
+                <w:szCs w:val="28"/>
+              </w:rPr>
+            </w:pPr>
+            <w:r>
+              <w:rPr>
+                <w:b/>
+                <w:sz w:val="28"/>
+                <w:szCs w:val="28"/>
+              </w:rPr>
+              <w:t>Name of client</w:t>
+            </w:r>
+          </w:p>
+        </w:tc>
+        <w:tc>
+          <w:tcPr>
+            <w:tcW w:w="6098" w:type="dxa"/>
+            <w:gridSpan w:val="3"/>
+            <w:shd w:val="clear" w:color="auto" w:fill="D0CECE" w:themeFill="background2" w:themeFillShade="E6"/>
+          </w:tcPr>
+          <w:p>
+            <w:pPr>
+              <w:rPr>
+                <w:b/>
+              </w:rPr>
+            </w:pPr>
+            <w:r>
+              <w:rPr>
+                <w:b/>
+              </w:rPr>
+              <w:t>Industry sector</w:t>
+            </w:r>
+          </w:p>
+        </w:tc>
+      </w:tr>
+      <w:tr>
+        <w:trPr>
+          <w:trHeight w:val="416"/>
+        </w:trPr>
+        <w:tc>
+          <w:tcPr>
+            <w:tcW w:w="2918" w:type="dxa"/>
+            <w:gridSpan w:val="2"/>
+            <w:shd w:val="clear" w:color="auto" w:fill="E2EFD9" w:themeFill="accent6" w:themeFillTint="33"/>
+          </w:tcPr>
+          <w:p>
+            <w:pPr>
+              <w:rPr>
+                <w:b/>
+                <w:sz w:val="28"/>
+                <w:szCs w:val="28"/>
+              </w:rPr>
+            </w:pPr>
+            <w:r>
+              <w:rPr>
+                <w:b/>
+                <w:sz w:val="28"/>
+                <w:szCs w:val="28"/>
+              </w:rPr>
+              <w:t xml:space="preserve">{{ </w:t>
+            </w:r>
+            <w:proofErr w:type="spellStart"/>
+            <w:r>
+              <w:rPr>
+                <w:b/>
+                <w:sz w:val="28"/>
+                <w:szCs w:val="28"/>
+              </w:rPr>
+              <w:t>matter.client_name</w:t>
+            </w:r>
+            <w:proofErr w:type="spellEnd"/>
+            <w:r>
+              <w:rPr>
+                <w:b/>
+                <w:sz w:val="28"/>
+                <w:szCs w:val="28"/>
+              </w:rPr>
+              <w:t xml:space="preserve"> }}</w:t>
+            </w:r>
+          </w:p>
+        </w:tc>
+        <w:tc>
+          <w:tcPr>
+            <w:tcW w:w="6098" w:type="dxa"/>
+            <w:gridSpan w:val="3"/>
+            <w:shd w:val="clear" w:color="auto" w:fill="E2EFD9" w:themeFill="accent6" w:themeFillTint="33"/>
+          </w:tcPr>
+          <w:p>
+            <w:pPr>
+              <w:rPr>
+                <w:b/>
+                <w:sz w:val="28"/>
+                <w:szCs w:val="28"/>
+              </w:rPr>
+            </w:pPr>
+            <w:r>
+              <w:rPr>
+                <w:b/>
+                <w:sz w:val="28"/>
+                <w:szCs w:val="28"/>
+              </w:rPr>
+              <w:t xml:space="preserve">{{ </w:t>
+            </w:r>
+            <w:proofErr w:type="spellStart"/>
+            <w:r>
+              <w:rPr>
+                <w:b/>
+                <w:sz w:val="28"/>
+                <w:szCs w:val="28"/>
+              </w:rPr>
+              <w:t>matter.industry_sector</w:t>
+            </w:r>
+            <w:proofErr w:type="spellEnd"/>
+            <w:r>
+              <w:rPr>
+                <w:b/>
+                <w:sz w:val="28"/>
+                <w:szCs w:val="28"/>
+              </w:rPr>
+              <w:t xml:space="preserve"> }}</w:t>
+            </w:r>
+          </w:p>
+        </w:tc>
+      </w:tr>
+      <w:tr>
+        <w:trPr>
+          <w:trHeight w:val="554"/>
+        </w:trPr>
+        <w:tc>
+          <w:tcPr>
+            <w:tcW w:w="9016" w:type="dxa"/>
+            <w:gridSpan w:val="5"/>
+            <w:shd w:val="clear" w:color="auto" w:fill="D0CECE" w:themeFill="background2" w:themeFillShade="E6"/>
+          </w:tcPr>
+          <w:p>
+            <w:pPr>
+              <w:rPr>
+                <w:b/>
+              </w:rPr>
+            </w:pPr>
+            <w:r>
+              <w:rPr>
+                <w:b/>
+              </w:rPr>
+              <w:t xml:space="preserve">Matter </w:t>
+            </w:r>
+            <w:r>
+              <w:rPr>
+                <w:b/>
+              </w:rPr>
+              <w:t>description</w:t>
+            </w:r>
+          </w:p>
+        </w:tc>
+      </w:tr>
+      <w:tr>
+        <w:trPr>
+          <w:trHeight w:val="2980"/>
+        </w:trPr>
+        <w:tc>
+          <w:tcPr>
+            <w:tcW w:w="9016" w:type="dxa"/>
+            <w:gridSpan w:val="5"/>
+            <w:shd w:val="clear" w:color="auto" w:fill="E2EFD9" w:themeFill="accent6" w:themeFillTint="33"/>
+          </w:tcPr>
+          <w:p>
+            <w:pPr>
+              <w:tabs>
+                <w:tab w:val="left" w:pos="2997"/>
+              </w:tabs>
+              <w:rPr>
+                <w:sz w:val="16"/>
+                <w:szCs w:val="16"/>
+              </w:rPr>
+            </w:pPr>
+            <w:r>
+              <w:rPr>
+                <w:sz w:val="20"/>
+                <w:szCs w:val="20"/>
+              </w:rPr>
+              <w:t xml:space="preserve">{{ </w:t>
+            </w:r>
+            <w:proofErr w:type="spellStart"/>
+            <w:r>
+              <w:rPr>
+                <w:sz w:val="20"/>
+                <w:szCs w:val="20"/>
+              </w:rPr>
+              <w:t>matter.matter_description</w:t>
+            </w:r>
+            <w:proofErr w:type="spellEnd"/>
+            <w:r>
+              <w:rPr>
+                <w:sz w:val="20"/>
+                <w:szCs w:val="20"/>
+              </w:rPr>
+              <w:t xml:space="preserve"> }}</w:t>
+            </w:r>
+          </w:p>
+        </w:tc>
+      </w:tr>
+      <w:tr>
+        <w:trPr>
+          <w:trHeight w:val="425"/>
+        </w:trPr>
+        <w:tc>
+          <w:tcPr>
+            <w:tcW w:w="2590" w:type="dxa"/>
+            <w:tcBorders>
+              <w:bottom w:val="single" w:sz="4" w:space="0" w:color="auto"/>
+            </w:tcBorders>
+            <w:shd w:val="clear" w:color="auto" w:fill="D0CECE" w:themeFill="background2" w:themeFillShade="E6"/>
+          </w:tcPr>
+          <w:p>
+            <w:pPr>
+              <w:rPr>
+                <w:b/>
+                <w:sz w:val="28"/>
+                <w:szCs w:val="28"/>
+              </w:rPr>
+            </w:pPr>
+            <w:r>
+              <w:rPr>
+                <w:b/>
+                <w:sz w:val="28"/>
+                <w:szCs w:val="28"/>
+              </w:rPr>
+              <w:t>Deal value</w:t>
+            </w:r>
+          </w:p>
+        </w:tc>
+        <w:tc>
+          <w:tcPr>
+            <w:tcW w:w="6426" w:type="dxa"/>
+            <w:gridSpan w:val="4"/>
+            <w:tcBorders>
+              <w:bottom w:val="single" w:sz="4" w:space="0" w:color="auto"/>
+            </w:tcBorders>
+            <w:shd w:val="clear" w:color="auto" w:fill="E2EFD9" w:themeFill="accent6" w:themeFillTint="33"/>
+          </w:tcPr>
+          <w:p>
+            <w:pPr>
+              <w:tabs>
+                <w:tab w:val="center" w:pos="2063"/>
+              </w:tabs>
+              <w:rPr>
+                <w:b/>
+                <w:sz w:val="28"/>
+                <w:szCs w:val="28"/>
+              </w:rPr>
+            </w:pPr>
+            <w:r>
+              <w:rPr>
+                <w:b/>
+                <w:sz w:val="28"/>
+                <w:szCs w:val="28"/>
+              </w:rPr>
+              <w:t xml:space="preserve">{{ </w:t>
+            </w:r>
+            <w:proofErr w:type="spellStart"/>
+            <w:r>
+              <w:rPr>
+                <w:b/>
+                <w:sz w:val="28"/>
+                <w:szCs w:val="28"/>
+              </w:rPr>
+              <w:t>matter.deal_value</w:t>
+            </w:r>
+            <w:proofErr w:type="spellEnd"/>
+            <w:r>
+              <w:rPr>
+                <w:b/>
+                <w:sz w:val="28"/>
+                <w:szCs w:val="28"/>
+              </w:rPr>
+              <w:t xml:space="preserve"> }}</w:t>
+            </w:r>
+          </w:p>
+        </w:tc>
+      </w:tr>
+      <w:tr>
+        <w:trPr>
+          <w:trHeight w:val="411"/>
+        </w:trPr>
+        <w:tc>
+          <w:tcPr>
+            <w:tcW w:w="9016" w:type="dxa"/>
+            <w:gridSpan w:val="5"/>
+            <w:tcBorders>
+              <w:bottom w:val="nil"/>
+            </w:tcBorders>
+            <w:shd w:val="clear" w:color="auto" w:fill="D0CECE" w:themeFill="background2" w:themeFillShade="E6"/>
+          </w:tcPr>
+          <w:p>
+            <w:pPr>
+              <w:rPr>
+                <w:b/>
+                <w:sz w:val="28"/>
+                <w:szCs w:val="28"/>
+              </w:rPr>
+            </w:pPr>
+            <w:r>
+              <w:rPr>
+                <w:b/>
+                <w:sz w:val="28"/>
+                <w:szCs w:val="28"/>
+              </w:rPr>
+              <w:t xml:space="preserve">Was it </w:t>
+            </w:r>
+            <w:r>
+              <w:rPr>
+                <w:b/>
+                <w:sz w:val="28"/>
+                <w:szCs w:val="28"/>
+              </w:rPr>
+              <w:t>cross-border?</w:t>
+            </w:r>
+          </w:p>
+        </w:tc>
+      </w:tr>
+      <w:tr>
+        <w:trPr>
+          <w:trHeight w:val="417"/>
+        </w:trPr>
+        <w:tc>
+          <w:tcPr>
+            <w:tcW w:w="9016" w:type="dxa"/>
+            <w:gridSpan w:val="5"/>
+            <w:tcBorders>
+              <w:top w:val="nil"/>
+            </w:tcBorders>
+            <w:shd w:val="clear" w:color="auto" w:fill="D0CECE" w:themeFill="background2" w:themeFillShade="E6"/>
+          </w:tcPr>
+          <w:p>
+            <w:pPr>
+              <w:rPr>
+                <w:b/>
+              </w:rPr>
+            </w:pPr>
+            <w:r>
+              <w:rPr>
+                <w:b/>
+              </w:rPr>
+              <w:t>Jurisdiction</w:t>
+            </w:r>
+            <w:r>
+              <w:rPr>
+                <w:b/>
+              </w:rPr>
+              <w:t xml:space="preserve"> involved</w:t>
+            </w:r>
+          </w:p>
+        </w:tc>
+      </w:tr>
+      <w:tr>
+        <w:tc>
+          <w:tcPr>
+            <w:tcW w:w="9016" w:type="dxa"/>
+            <w:gridSpan w:val="5"/>
+            <w:shd w:val="clear" w:color="auto" w:fill="E2EFD9" w:themeFill="accent6" w:themeFillTint="33"/>
+          </w:tcPr>
+          <w:p>
+            <w:pPr>
+              <w:rPr>
+                <w:b/>
+                <w:sz w:val="28"/>
+                <w:szCs w:val="28"/>
+              </w:rPr>
+            </w:pPr>
+            <w:r>
+              <w:rPr>
+                <w:b/>
+                <w:sz w:val="28"/>
+                <w:szCs w:val="28"/>
+              </w:rPr>
+              <w:t xml:space="preserve">{{ </w:t>
+            </w:r>
+            <w:proofErr w:type="spellStart"/>
+            <w:r>
+              <w:rPr>
+                <w:b/>
+                <w:sz w:val="28"/>
+                <w:szCs w:val="28"/>
+              </w:rPr>
+              <w:t>matter.jurisdictions_involved</w:t>
+            </w:r>
+            <w:proofErr w:type="spellEnd"/>
+            <w:r>
+              <w:rPr>
+                <w:b/>
+                <w:sz w:val="28"/>
+                <w:szCs w:val="28"/>
+              </w:rPr>
+              <w:t xml:space="preserve"> }}</w:t>
+            </w:r>
+          </w:p>
+        </w:tc>
+      </w:tr>
+      <w:tr>
+        <w:tc>
+          <w:tcPr>
+            <w:tcW w:w="9016" w:type="dxa"/>
+            <w:gridSpan w:val="5"/>
+            <w:tcBorders>
+              <w:bottom w:val="single" w:sz="4" w:space="0" w:color="auto"/>
+            </w:tcBorders>
+            <w:shd w:val="clear" w:color="auto" w:fill="E2EFD9" w:themeFill="accent6" w:themeFillTint="33"/>
+          </w:tcPr>
+          <w:p>
+            <w:pPr>
+              <w:rPr>
+                <w:b/>
+                <w:sz w:val="28"/>
+                <w:szCs w:val="28"/>
+              </w:rPr>
+            </w:pPr>
+          </w:p>
+        </w:tc>
+      </w:tr>
+      <w:tr>
+        <w:trPr>
+          <w:trHeight w:val="419"/>
+        </w:trPr>
+        <w:tc>
+          <w:tcPr>
+            <w:tcW w:w="9016" w:type="dxa"/>
+            <w:gridSpan w:val="5"/>
+            <w:tcBorders>
+              <w:bottom w:val="nil"/>
+            </w:tcBorders>
+            <w:shd w:val="clear" w:color="auto" w:fill="D0CECE" w:themeFill="background2" w:themeFillShade="E6"/>
+          </w:tcPr>
+          <w:p>
+            <w:pPr>
+              <w:rPr>
+                <w:b/>
+                <w:sz w:val="28"/>
+                <w:szCs w:val="28"/>
+              </w:rPr>
+            </w:pPr>
+            <w:r>
+              <w:rPr>
+                <w:b/>
+                <w:sz w:val="28"/>
+                <w:szCs w:val="28"/>
+              </w:rPr>
+              <w:t>Lead partner(s)</w:t>
+            </w:r>
+          </w:p>
+        </w:tc>
+      </w:tr>
+      <w:tr>
+        <w:trPr>
+          <w:trHeight w:val="424"/>
+        </w:trPr>
+        <w:tc>
+          <w:tcPr>
+            <w:tcW w:w="2918" w:type="dxa"/>
+            <w:gridSpan w:val="2"/>
+            <w:tcBorders>
+              <w:top w:val="nil"/>
+            </w:tcBorders>
+            <w:shd w:val="clear" w:color="auto" w:fill="D0CECE" w:themeFill="background2" w:themeFillShade="E6"/>
+          </w:tcPr>
+          <w:p>
+            <w:pPr>
+              <w:rPr>
+                <w:b/>
+              </w:rPr>
+            </w:pPr>
+            <w:r>
+              <w:rPr>
+                <w:b/>
+              </w:rPr>
+              <w:t>Name</w:t>
+            </w:r>
+          </w:p>
+        </w:tc>
+        <w:tc>
+          <w:tcPr>
+            <w:tcW w:w="2963" w:type="dxa"/>
+            <w:gridSpan w:val="2"/>
+            <w:tcBorders>
+              <w:top w:val="nil"/>
+            </w:tcBorders>
+            <w:shd w:val="clear" w:color="auto" w:fill="D0CECE" w:themeFill="background2" w:themeFillShade="E6"/>
+          </w:tcPr>
+          <w:p>
+            <w:pPr>
+              <w:rPr>
+                <w:b/>
+              </w:rPr>
+            </w:pPr>
+            <w:r>
+              <w:rPr>
+                <w:b/>
+              </w:rPr>
+              <w:t>Office</w:t>
+            </w:r>
+          </w:p>
+        </w:tc>
+        <w:tc>
+          <w:tcPr>
+            <w:tcW w:w="3135" w:type="dxa"/>
+            <w:tcBorders>
+              <w:top w:val="nil"/>
+            </w:tcBorders>
+            <w:shd w:val="clear" w:color="auto" w:fill="D0CECE" w:themeFill="background2" w:themeFillShade="E6"/>
+          </w:tcPr>
+          <w:p>
+            <w:pPr>
+              <w:rPr>
+                <w:b/>
+              </w:rPr>
+            </w:pPr>
+            <w:r>
+              <w:rPr>
+                <w:b/>
+              </w:rPr>
+              <w:t>Practice area</w:t>
+            </w:r>
+          </w:p>
+        </w:tc>
+      </w:tr>
+      <w:tr>
+        <w:tc>
+          <w:tcPr>
+            <w:tcW w:w="2918" w:type="dxa"/>
+            <w:gridSpan w:val="2"/>
+            <w:shd w:val="clear" w:color="auto" w:fill="E2EFD9" w:themeFill="accent6" w:themeFillTint="33"/>
+          </w:tcPr>
+          <w:p>
+            <w:pPr>
+              <w:rPr>
+                <w:b/>
+                <w:sz w:val="28"/>
+                <w:szCs w:val="28"/>
+              </w:rPr>
+            </w:pPr>
+            <w:r>
+              <w:rPr>
+                <w:b/>
+                <w:sz w:val="28"/>
+                <w:szCs w:val="28"/>
+              </w:rPr>
+              <w:t xml:space="preserve">{{ </w:t>
+            </w:r>
+            <w:proofErr w:type="spellStart"/>
+            <w:r>
+              <w:rPr>
+                <w:b/>
+                <w:sz w:val="28"/>
+                <w:szCs w:val="28"/>
+              </w:rPr>
+              <w:t>matter.lead_partners</w:t>
+            </w:r>
+            <w:proofErr w:type="spellEnd"/>
+            <w:r>
+              <w:rPr>
+                <w:b/>
+                <w:sz w:val="28"/>
+                <w:szCs w:val="28"/>
+              </w:rPr>
+              <w:t>[0].name</w:t>
+            </w:r>
+            <w:r>
+              <w:rPr>
+                <w:b/>
+                <w:sz w:val="28"/>
+                <w:szCs w:val="28"/>
+              </w:rPr>
+              <w:t xml:space="preserve"> }}</w:t>
+            </w:r>
+          </w:p>
+        </w:tc>
+        <w:tc>
+          <w:tcPr>
+            <w:tcW w:w="2963" w:type="dxa"/>
+            <w:gridSpan w:val="2"/>
+            <w:shd w:val="clear" w:color="auto" w:fill="E2EFD9" w:themeFill="accent6" w:themeFillTint="33"/>
+          </w:tcPr>
+          <w:p>
+            <w:pPr>
+              <w:rPr>
+                <w:b/>
+                <w:sz w:val="28"/>
+                <w:szCs w:val="28"/>
+              </w:rPr>
+            </w:pPr>
+            <w:r>
+              <w:rPr>
+                <w:b/>
+                <w:sz w:val="28"/>
+                <w:szCs w:val="28"/>
+              </w:rPr>
+              <w:t xml:space="preserve">{{ </w:t>
+            </w:r>
+            <w:proofErr w:type="spellStart"/>
+            <w:r>
+              <w:rPr>
+                <w:b/>
+                <w:sz w:val="28"/>
+                <w:szCs w:val="28"/>
+              </w:rPr>
+              <w:t>matter.lead_partners</w:t>
+            </w:r>
+            <w:proofErr w:type="spellEnd"/>
+            <w:r>
+              <w:rPr>
+                <w:b/>
+                <w:sz w:val="28"/>
+                <w:szCs w:val="28"/>
+              </w:rPr>
+              <w:t>[0].office</w:t>
+            </w:r>
+            <w:r>
+              <w:rPr>
+                <w:b/>
+                <w:sz w:val="28"/>
+                <w:szCs w:val="28"/>
+              </w:rPr>
+              <w:t xml:space="preserve"> }}</w:t>
+            </w:r>
+          </w:p>
+        </w:tc>
+        <w:tc>
+          <w:tcPr>
+            <w:tcW w:w="3135" w:type="dxa"/>
+            <w:shd w:val="clear" w:color="auto" w:fill="E2EFD9" w:themeFill="accent6" w:themeFillTint="33"/>
+          </w:tcPr>
+          <w:p>
+            <w:pPr>
+              <w:rPr>
+                <w:b/>
+                <w:sz w:val="28"/>
+                <w:szCs w:val="28"/>
+              </w:rPr>
+            </w:pPr>
+            <w:r>
+              <w:rPr>
+                <w:b/>
+                <w:sz w:val="28"/>
+                <w:szCs w:val="28"/>
+              </w:rPr>
+              <w:t xml:space="preserve">{{ </w:t>
+            </w:r>
+            <w:proofErr w:type="spellStart"/>
+            <w:r>
+              <w:rPr>
+                <w:b/>
+                <w:sz w:val="28"/>
+                <w:szCs w:val="28"/>
+              </w:rPr>
+              <w:t>matter.lead_partners</w:t>
+            </w:r>
+            <w:proofErr w:type="spellEnd"/>
+            <w:r>
+              <w:rPr>
+                <w:b/>
+                <w:sz w:val="28"/>
+                <w:szCs w:val="28"/>
+              </w:rPr>
+              <w:t>[0].</w:t>
+            </w:r>
+            <w:proofErr w:type="spellStart"/>
+            <w:r>
+              <w:rPr>
+                <w:b/>
+                <w:sz w:val="28"/>
+                <w:szCs w:val="28"/>
+              </w:rPr>
+              <w:t>practice_area</w:t>
+            </w:r>
+            <w:proofErr w:type="spellEnd"/>
+            <w:r>
+              <w:rPr>
+                <w:b/>
+                <w:sz w:val="28"/>
+                <w:szCs w:val="28"/>
+              </w:rPr>
+              <w:t xml:space="preserve"> }}</w:t>
+            </w:r>
+          </w:p>
+        </w:tc>
+      </w:tr>
+      <w:tr>
+        <w:tc>
+          <w:tcPr>
+            <w:tcW w:w="2918" w:type="dxa"/>
+            <w:gridSpan w:val="2"/>
+            <w:tcBorders>
+              <w:bottom w:val="single" w:sz="4" w:space="0" w:color="auto"/>
+            </w:tcBorders>
+            <w:shd w:val="clear" w:color="auto" w:fill="E2EFD9" w:themeFill="accent6" w:themeFillTint="33"/>
+          </w:tcPr>
+          <w:p>
+            <w:pPr>
+              <w:rPr>
+                <w:b/>
+                <w:sz w:val="28"/>
+                <w:szCs w:val="28"/>
+              </w:rPr>
+            </w:pPr>
+            <w:r>
+              <w:rPr>
+                <w:b/>
+                <w:sz w:val="28"/>
+                <w:szCs w:val="28"/>
+              </w:rPr>
+              <w:t xml:space="preserve">{{ </w:t>
+            </w:r>
+            <w:proofErr w:type="spellStart"/>
+            <w:r>
+              <w:rPr>
+                <w:b/>
+                <w:sz w:val="28"/>
+                <w:szCs w:val="28"/>
+              </w:rPr>
+              <w:t>matter.lead_partners</w:t>
+            </w:r>
+            <w:proofErr w:type="spellEnd"/>
+            <w:r>
+              <w:rPr>
+                <w:b/>
+                <w:sz w:val="28"/>
+                <w:szCs w:val="28"/>
+              </w:rPr>
+              <w:t>[1].name</w:t>
+            </w:r>
+            <w:r>
+              <w:rPr>
+                <w:b/>
+                <w:sz w:val="28"/>
+                <w:szCs w:val="28"/>
+              </w:rPr>
+              <w:t xml:space="preserve"> }}</w:t>
+            </w:r>
+          </w:p>
+        </w:tc>
+        <w:tc>
+          <w:tcPr>
+            <w:tcW w:w="2963" w:type="dxa"/>
+            <w:gridSpan w:val="2"/>
+            <w:tcBorders>
+              <w:bottom w:val="single" w:sz="4" w:space="0" w:color="auto"/>
+            </w:tcBorders>
+            <w:shd w:val="clear" w:color="auto" w:fill="E2EFD9" w:themeFill="accent6" w:themeFillTint="33"/>
+          </w:tcPr>
+          <w:p>
+            <w:pPr>
+              <w:rPr>
+                <w:b/>
+                <w:sz w:val="28"/>
+                <w:szCs w:val="28"/>
+              </w:rPr>
+            </w:pPr>
+            <w:r>
+              <w:rPr>
+                <w:b/>
+                <w:sz w:val="28"/>
+                <w:szCs w:val="28"/>
+              </w:rPr>
+              <w:t xml:space="preserve">{{ </w:t>
+            </w:r>
+            <w:proofErr w:type="spellStart"/>
+            <w:r>
+              <w:rPr>
+                <w:b/>
+                <w:sz w:val="28"/>
+                <w:szCs w:val="28"/>
+              </w:rPr>
+              <w:t>matter.lead_partners</w:t>
+            </w:r>
+            <w:proofErr w:type="spellEnd"/>
+            <w:r>
+              <w:rPr>
+                <w:b/>
+                <w:sz w:val="28"/>
+                <w:szCs w:val="28"/>
+              </w:rPr>
+              <w:t>[1].office</w:t>
+            </w:r>
+            <w:r>
+              <w:rPr>
+                <w:b/>
+                <w:sz w:val="28"/>
+                <w:szCs w:val="28"/>
+              </w:rPr>
+              <w:t xml:space="preserve"> }}</w:t>
+            </w:r>
+          </w:p>
+        </w:tc>
+        <w:tc>
+          <w:tcPr>
+            <w:tcW w:w="3135" w:type="dxa"/>
+            <w:tcBorders>
+              <w:bottom w:val="single" w:sz="4" w:space="0" w:color="auto"/>
+            </w:tcBorders>
+            <w:shd w:val="clear" w:color="auto" w:fill="E2EFD9" w:themeFill="accent6" w:themeFillTint="33"/>
+          </w:tcPr>
+          <w:p>
+            <w:pPr>
+              <w:rPr>
+                <w:b/>
+                <w:sz w:val="28"/>
+                <w:szCs w:val="28"/>
+              </w:rPr>
+            </w:pPr>
+            <w:r>
+              <w:rPr>
+                <w:b/>
+                <w:sz w:val="28"/>
+                <w:szCs w:val="28"/>
+              </w:rPr>
+              <w:t xml:space="preserve">{{ </w:t>
+            </w:r>
+            <w:proofErr w:type="spellStart"/>
+            <w:r>
+              <w:rPr>
+                <w:b/>
+                <w:sz w:val="28"/>
+                <w:szCs w:val="28"/>
+              </w:rPr>
+              <w:t>matter.lead_partners</w:t>
+            </w:r>
+            <w:proofErr w:type="spellEnd"/>
+            <w:r>
+              <w:rPr>
+                <w:b/>
+                <w:sz w:val="28"/>
+                <w:szCs w:val="28"/>
+              </w:rPr>
+              <w:t>[1].</w:t>
+            </w:r>
+            <w:proofErr w:type="spellStart"/>
+            <w:r>
+              <w:rPr>
+                <w:b/>
+                <w:sz w:val="28"/>
+                <w:szCs w:val="28"/>
+              </w:rPr>
+              <w:t>practice_area</w:t>
+            </w:r>
+            <w:proofErr w:type="spellEnd"/>
+            <w:r>
+              <w:rPr>
+                <w:b/>
+                <w:sz w:val="28"/>
+                <w:szCs w:val="28"/>
+              </w:rPr>
+              <w:t xml:space="preserve"> }}</w:t>
+            </w:r>
+          </w:p>
+        </w:tc>
+      </w:tr>
+      <w:tr>
+        <w:trPr>
+          <w:trHeight w:val="554"/>
+        </w:trPr>
+        <w:tc>
+          <w:tcPr>
+            <w:tcW w:w="9016" w:type="dxa"/>
+            <w:gridSpan w:val="5"/>
+            <w:tcBorders>
+              <w:bottom w:val="nil"/>
+            </w:tcBorders>
+            <w:shd w:val="clear" w:color="auto" w:fill="D0CECE" w:themeFill="background2" w:themeFillShade="E6"/>
+          </w:tcPr>
+          <w:p>
+            <w:pPr>
+              <w:rPr>
+                <w:b/>
+                <w:sz w:val="28"/>
+                <w:szCs w:val="28"/>
+              </w:rPr>
+            </w:pPr>
+            <w:r>
+              <w:rPr>
+                <w:b/>
+                <w:sz w:val="28"/>
+                <w:szCs w:val="28"/>
+              </w:rPr>
+              <w:t>Other key team members</w:t>
+            </w:r>
+          </w:p>
+        </w:tc>
+      </w:tr>
+      <w:tr>
+        <w:trPr>
+          <w:trHeight w:val="424"/>
+        </w:trPr>
+        <w:tc>
+          <w:tcPr>
+            <w:tcW w:w="2918" w:type="dxa"/>
+            <w:gridSpan w:val="2"/>
+            <w:tcBorders>
+              <w:top w:val="nil"/>
+            </w:tcBorders>
+            <w:shd w:val="clear" w:color="auto" w:fill="D0CECE" w:themeFill="background2" w:themeFillShade="E6"/>
+          </w:tcPr>
+          <w:p>
+            <w:pPr>
+              <w:rPr>
+                <w:b/>
+              </w:rPr>
+            </w:pPr>
+            <w:r>
+              <w:rPr>
+                <w:b/>
+              </w:rPr>
+              <w:t>Name</w:t>
+            </w:r>
+          </w:p>
+        </w:tc>
+        <w:tc>
+          <w:tcPr>
+            <w:tcW w:w="2963" w:type="dxa"/>
+            <w:gridSpan w:val="2"/>
+            <w:tcBorders>
+              <w:top w:val="nil"/>
+            </w:tcBorders>
+            <w:shd w:val="clear" w:color="auto" w:fill="D0CECE" w:themeFill="background2" w:themeFillShade="E6"/>
+          </w:tcPr>
+          <w:p>
+            <w:pPr>
+              <w:rPr>
+                <w:b/>
+              </w:rPr>
+            </w:pPr>
+            <w:r>
+              <w:rPr>
+                <w:b/>
+              </w:rPr>
+              <w:t>Office</w:t>
+            </w:r>
+          </w:p>
+        </w:tc>
+        <w:tc>
+          <w:tcPr>
+            <w:tcW w:w="3135" w:type="dxa"/>
+            <w:tcBorders>
+              <w:top w:val="nil"/>
+            </w:tcBorders>
+            <w:shd w:val="clear" w:color="auto" w:fill="D0CECE" w:themeFill="background2" w:themeFillShade="E6"/>
+          </w:tcPr>
+          <w:p>
+            <w:pPr>
+              <w:rPr>
+                <w:b/>
+              </w:rPr>
+            </w:pPr>
+            <w:r>
+              <w:rPr>
+                <w:b/>
+              </w:rPr>
+              <w:t>Practice area</w:t>
+            </w:r>
+          </w:p>
+        </w:tc>
+      </w:tr>
+      <w:tr>
+        <w:tc>
+          <w:tcPr>
+            <w:tcW w:w="2918" w:type="dxa"/>
+            <w:gridSpan w:val="2"/>
+            <w:shd w:val="clear" w:color="auto" w:fill="E2EFD9" w:themeFill="accent6" w:themeFillTint="33"/>
+          </w:tcPr>
+          <w:p>
+            <w:pPr>
+              <w:rPr>
+                <w:b/>
+                <w:sz w:val="28"/>
+                <w:szCs w:val="28"/>
+              </w:rPr>
+            </w:pPr>
+            <w:r>
+              <w:rPr>
+                <w:b/>
+                <w:sz w:val="28"/>
+                <w:szCs w:val="28"/>
+              </w:rPr>
+              <w:t xml:space="preserve">{{ </w:t>
+            </w:r>
+            <w:proofErr w:type="spellStart"/>
+            <w:r>
+              <w:rPr>
+                <w:b/>
+                <w:sz w:val="28"/>
+                <w:szCs w:val="28"/>
+              </w:rPr>
+              <w:t>matter.other_key_team_members</w:t>
+            </w:r>
+            <w:proofErr w:type="spellEnd"/>
+            <w:r>
+              <w:rPr>
+                <w:b/>
+                <w:sz w:val="28"/>
+                <w:szCs w:val="28"/>
+              </w:rPr>
+              <w:t>[0].name</w:t>
+            </w:r>
+            <w:r>
+              <w:rPr>
+                <w:b/>
+                <w:sz w:val="28"/>
+                <w:szCs w:val="28"/>
+              </w:rPr>
+              <w:t xml:space="preserve"> }}</w:t>
+            </w:r>
+          </w:p>
+        </w:tc>
+        <w:tc>
+          <w:tcPr>
+            <w:tcW w:w="2963" w:type="dxa"/>
+            <w:gridSpan w:val="2"/>
+            <w:shd w:val="clear" w:color="auto" w:fill="E2EFD9" w:themeFill="accent6" w:themeFillTint="33"/>
+          </w:tcPr>
+          <w:p>
+            <w:pPr>
+              <w:rPr>
+                <w:b/>
+                <w:sz w:val="28"/>
+                <w:szCs w:val="28"/>
+              </w:rPr>
+            </w:pPr>
+            <w:r>
+              <w:rPr>
+                <w:b/>
+                <w:sz w:val="28"/>
+                <w:szCs w:val="28"/>
+              </w:rPr>
+              <w:t xml:space="preserve">{{ </w:t>
+            </w:r>
+            <w:proofErr w:type="spellStart"/>
+            <w:r>
+              <w:rPr>
+                <w:b/>
+                <w:sz w:val="28"/>
+                <w:szCs w:val="28"/>
+              </w:rPr>
+              <w:t>matter.other_key_team_members</w:t>
+            </w:r>
+            <w:proofErr w:type="spellEnd"/>
+            <w:r>
+              <w:rPr>
+                <w:b/>
+                <w:sz w:val="28"/>
+                <w:szCs w:val="28"/>
+              </w:rPr>
+              <w:t>[0].office</w:t>
+            </w:r>
+            <w:r>
+              <w:rPr>
+                <w:b/>
+                <w:sz w:val="28"/>
+                <w:szCs w:val="28"/>
+              </w:rPr>
+              <w:t xml:space="preserve"> }}</w:t>
+            </w:r>
+          </w:p>
+        </w:tc>
+        <w:tc>
+          <w:tcPr>
+            <w:tcW w:w="3135" w:type="dxa"/>
+            <w:shd w:val="clear" w:color="auto" w:fill="E2EFD9" w:themeFill="accent6" w:themeFillTint="33"/>
+          </w:tcPr>
+          <w:p>
+            <w:pPr>
+              <w:rPr>
+                <w:b/>
+                <w:sz w:val="28"/>
+                <w:szCs w:val="28"/>
+              </w:rPr>
+            </w:pPr>
+            <w:r>
+              <w:rPr>
+                <w:b/>
+                <w:sz w:val="28"/>
+                <w:szCs w:val="28"/>
+              </w:rPr>
+              <w:t xml:space="preserve">{{ </w:t>
+            </w:r>
+            <w:proofErr w:type="spellStart"/>
+            <w:r>
+              <w:rPr>
+                <w:b/>
+                <w:sz w:val="28"/>
+                <w:szCs w:val="28"/>
+              </w:rPr>
+              <w:t>matter.other_key_team_members</w:t>
+            </w:r>
+            <w:proofErr w:type="spellEnd"/>
+            <w:r>
+              <w:rPr>
+                <w:b/>
+                <w:sz w:val="28"/>
+                <w:szCs w:val="28"/>
+              </w:rPr>
+              <w:t>[0].</w:t>
+            </w:r>
+            <w:proofErr w:type="spellStart"/>
+            <w:r>
+              <w:rPr>
+                <w:b/>
+                <w:sz w:val="28"/>
+                <w:szCs w:val="28"/>
+              </w:rPr>
+              <w:t>practice_area</w:t>
+            </w:r>
+            <w:proofErr w:type="spellEnd"/>
+            <w:r>
+              <w:rPr>
+                <w:b/>
+                <w:sz w:val="28"/>
+                <w:szCs w:val="28"/>
+              </w:rPr>
+              <w:t xml:space="preserve"> }}</w:t>
+            </w:r>
+          </w:p>
+        </w:tc>
+      </w:tr>
+      <w:tr>
+        <w:tc>
+          <w:tcPr>
+            <w:tcW w:w="2918" w:type="dxa"/>
+            <w:gridSpan w:val="2"/>
+            <w:tcBorders>
+              <w:bottom w:val="single" w:sz="4" w:space="0" w:color="auto"/>
+            </w:tcBorders>
+            <w:shd w:val="clear" w:color="auto" w:fill="E2EFD9" w:themeFill="accent6" w:themeFillTint="33"/>
+          </w:tcPr>
+          <w:p>
+            <w:pPr>
+              <w:rPr>
+                <w:b/>
+                <w:sz w:val="28"/>
+                <w:szCs w:val="28"/>
+              </w:rPr>
+            </w:pPr>
+            <w:r>
+              <w:rPr>
+                <w:b/>
+                <w:sz w:val="28"/>
+                <w:szCs w:val="28"/>
+              </w:rPr>
+              <w:t xml:space="preserve">{{ </w:t>
+            </w:r>
+            <w:proofErr w:type="spellStart"/>
+            <w:r>
+              <w:rPr>
+                <w:b/>
+                <w:sz w:val="28"/>
+                <w:szCs w:val="28"/>
+              </w:rPr>
+              <w:t>matter.other_key_tea</w:t>
+            </w:r>
+            <w:r>
+              <w:rPr>
+                <w:b/>
+                <w:sz w:val="28"/>
+                <w:szCs w:val="28"/>
+              </w:rPr>
+              <w:lastRenderedPageBreak/>
+              <w:t>m_members</w:t>
+            </w:r>
+            <w:proofErr w:type="spellEnd"/>
+            <w:r>
+              <w:rPr>
+                <w:b/>
+                <w:sz w:val="28"/>
+                <w:szCs w:val="28"/>
+              </w:rPr>
+              <w:t>[1].name</w:t>
+            </w:r>
+            <w:r>
+              <w:rPr>
+                <w:b/>
+                <w:sz w:val="28"/>
+                <w:szCs w:val="28"/>
+              </w:rPr>
+              <w:t xml:space="preserve"> }}</w:t>
+            </w:r>
+          </w:p>
+        </w:tc>
+        <w:tc>
+          <w:tcPr>
+            <w:tcW w:w="2963" w:type="dxa"/>
+            <w:gridSpan w:val="2"/>
+            <w:tcBorders>
+              <w:bottom w:val="single" w:sz="4" w:space="0" w:color="auto"/>
+            </w:tcBorders>
+            <w:shd w:val="clear" w:color="auto" w:fill="E2EFD9" w:themeFill="accent6" w:themeFillTint="33"/>
+          </w:tcPr>
+          <w:p>
+            <w:pPr>
+              <w:rPr>
+                <w:b/>
+                <w:sz w:val="28"/>
+                <w:szCs w:val="28"/>
+              </w:rPr>
+            </w:pPr>
+            <w:r>
+              <w:rPr>
+                <w:b/>
+                <w:sz w:val="28"/>
+                <w:szCs w:val="28"/>
+              </w:rPr>
+              <w:lastRenderedPageBreak/>
+              <w:t xml:space="preserve">{{ </w:t>
+            </w:r>
+            <w:proofErr w:type="spellStart"/>
+            <w:r>
+              <w:rPr>
+                <w:b/>
+                <w:sz w:val="28"/>
+                <w:szCs w:val="28"/>
+              </w:rPr>
+              <w:t>matter.other_key_tea</w:t>
+            </w:r>
+            <w:r>
+              <w:rPr>
+                <w:b/>
+                <w:sz w:val="28"/>
+                <w:szCs w:val="28"/>
+              </w:rPr>
+              <w:lastRenderedPageBreak/>
+              <w:t>m_members</w:t>
+            </w:r>
+            <w:proofErr w:type="spellEnd"/>
+            <w:r>
+              <w:rPr>
+                <w:b/>
+                <w:sz w:val="28"/>
+                <w:szCs w:val="28"/>
+              </w:rPr>
+              <w:t>[1].office</w:t>
+            </w:r>
+            <w:r>
+              <w:rPr>
+                <w:b/>
+                <w:sz w:val="28"/>
+                <w:szCs w:val="28"/>
+              </w:rPr>
+              <w:t xml:space="preserve"> }}</w:t>
+            </w:r>
+          </w:p>
+        </w:tc>
+        <w:tc>
+          <w:tcPr>
+            <w:tcW w:w="3135" w:type="dxa"/>
+            <w:tcBorders>
+              <w:bottom w:val="single" w:sz="4" w:space="0" w:color="auto"/>
+            </w:tcBorders>
+            <w:shd w:val="clear" w:color="auto" w:fill="E2EFD9" w:themeFill="accent6" w:themeFillTint="33"/>
+          </w:tcPr>
+          <w:p>
+            <w:pPr>
+              <w:rPr>
+                <w:b/>
+                <w:sz w:val="28"/>
+                <w:szCs w:val="28"/>
+              </w:rPr>
+            </w:pPr>
+            <w:r>
+              <w:rPr>
+                <w:b/>
+                <w:sz w:val="28"/>
+                <w:szCs w:val="28"/>
+              </w:rPr>
+              <w:lastRenderedPageBreak/>
+              <w:t xml:space="preserve">{{ </w:t>
+            </w:r>
+            <w:proofErr w:type="spellStart"/>
+            <w:r>
+              <w:rPr>
+                <w:b/>
+                <w:sz w:val="28"/>
+                <w:szCs w:val="28"/>
+              </w:rPr>
+              <w:t>matter.other_key_team</w:t>
+            </w:r>
+            <w:r>
+              <w:rPr>
+                <w:b/>
+                <w:sz w:val="28"/>
+                <w:szCs w:val="28"/>
+              </w:rPr>
+              <w:lastRenderedPageBreak/>
+              <w:t>_members</w:t>
+            </w:r>
+            <w:proofErr w:type="spellEnd"/>
+            <w:r>
+              <w:rPr>
+                <w:b/>
+                <w:sz w:val="28"/>
+                <w:szCs w:val="28"/>
+              </w:rPr>
+              <w:t>[1].</w:t>
+            </w:r>
+            <w:proofErr w:type="spellStart"/>
+            <w:r>
+              <w:rPr>
+                <w:b/>
+                <w:sz w:val="28"/>
+                <w:szCs w:val="28"/>
+              </w:rPr>
+              <w:t>practice_area</w:t>
+            </w:r>
+            <w:proofErr w:type="spellEnd"/>
+            <w:r>
+              <w:rPr>
+                <w:b/>
+                <w:sz w:val="28"/>
+                <w:szCs w:val="28"/>
+              </w:rPr>
+              <w:t xml:space="preserve"> }}</w:t>
+            </w:r>
+          </w:p>
+        </w:tc>
+      </w:tr>
+      <w:tr>
+        <w:trPr>
+          <w:trHeight w:val="447"/>
+        </w:trPr>
+        <w:tc>
+          <w:tcPr>
+            <w:tcW w:w="9016" w:type="dxa"/>
+            <w:gridSpan w:val="5"/>
+            <w:tcBorders>
+              <w:bottom w:val="nil"/>
+            </w:tcBorders>
+            <w:shd w:val="clear" w:color="auto" w:fill="D0CECE" w:themeFill="background2" w:themeFillShade="E6"/>
+          </w:tcPr>
+          <w:p>
+            <w:pPr>
+              <w:rPr>
+                <w:b/>
+                <w:sz w:val="28"/>
+                <w:szCs w:val="28"/>
+              </w:rPr>
+            </w:pPr>
+            <w:r>
+              <w:rPr>
+                <w:b/>
+                <w:sz w:val="28"/>
+                <w:szCs w:val="28"/>
+              </w:rPr>
+              <w:lastRenderedPageBreak/>
+              <w:t>Other firms advising on the matter and their role(s)</w:t>
+            </w:r>
+          </w:p>
+        </w:tc>
+      </w:tr>
+      <w:tr>
+        <w:trPr>
+          <w:trHeight w:val="576"/>
+        </w:trPr>
+        <w:tc>
+          <w:tcPr>
+            <w:tcW w:w="2918" w:type="dxa"/>
+            <w:gridSpan w:val="2"/>
+            <w:tcBorders>
+              <w:top w:val="nil"/>
+              <w:bottom w:val="single" w:sz="4" w:space="0" w:color="auto"/>
+            </w:tcBorders>
+            <w:shd w:val="clear" w:color="auto" w:fill="D0CECE" w:themeFill="background2" w:themeFillShade="E6"/>
+          </w:tcPr>
+          <w:p>
+            <w:pPr>
+              <w:rPr>
+                <w:b/>
+              </w:rPr>
+            </w:pPr>
+            <w:r>
+              <w:rPr>
+                <w:b/>
+              </w:rPr>
+              <w:t>Firm name</w:t>
+            </w:r>
+          </w:p>
+        </w:tc>
+        <w:tc>
+          <w:tcPr>
+            <w:tcW w:w="2963" w:type="dxa"/>
+            <w:gridSpan w:val="2"/>
+            <w:tcBorders>
+              <w:top w:val="nil"/>
+              <w:bottom w:val="single" w:sz="4" w:space="0" w:color="auto"/>
+            </w:tcBorders>
+            <w:shd w:val="clear" w:color="auto" w:fill="D0CECE" w:themeFill="background2" w:themeFillShade="E6"/>
+          </w:tcPr>
+          <w:p>
+            <w:pPr>
+              <w:rPr>
+                <w:b/>
+              </w:rPr>
+            </w:pPr>
+            <w:r>
+              <w:rPr>
+                <w:b/>
+              </w:rPr>
+              <w:t>Role details</w:t>
+            </w:r>
+          </w:p>
+        </w:tc>
+        <w:tc>
+          <w:tcPr>
+            <w:tcW w:w="3135" w:type="dxa"/>
+            <w:tcBorders>
+              <w:top w:val="nil"/>
+              <w:bottom w:val="single" w:sz="4" w:space="0" w:color="auto"/>
+            </w:tcBorders>
+            <w:shd w:val="clear" w:color="auto" w:fill="D0CECE" w:themeFill="background2" w:themeFillShade="E6"/>
+          </w:tcPr>
+          <w:p>
+            <w:pPr>
+              <w:rPr>
+                <w:sz w:val="20"/>
+                <w:szCs w:val="20"/>
+              </w:rPr>
+            </w:pPr>
+            <w:r>
+              <w:rPr>
+                <w:b/>
+              </w:rPr>
+              <w:t>Advising</w:t>
+            </w:r>
+            <w:r>
+              <w:rPr>
+                <w:b/>
+              </w:rPr>
+              <w:t xml:space="preserve"> </w:t>
+            </w:r>
+            <w:r>
+              <w:rPr>
+                <w:color w:val="767171" w:themeColor="background2" w:themeShade="80"/>
+                <w:sz w:val="20"/>
+                <w:szCs w:val="20"/>
+              </w:rPr>
+              <w:t>(specify the firm/company/individual advised)</w:t>
+            </w:r>
+          </w:p>
+        </w:tc>
+      </w:tr>
+      <w:tr>
+        <w:trPr>
+          <w:trHeight w:val="385"/>
+        </w:trPr>
+        <w:tc>
+          <w:tcPr>
+            <w:tcW w:w="2918" w:type="dxa"/>
+            <w:gridSpan w:val="2"/>
+            <w:shd w:val="clear" w:color="auto" w:fill="E2EFD9" w:themeFill="accent6" w:themeFillTint="33"/>
+          </w:tcPr>
+          <w:p>
+            <w:pPr>
+              <w:rPr>
+                <w:b/>
+                <w:sz w:val="28"/>
+                <w:szCs w:val="28"/>
+              </w:rPr>
+            </w:pPr>
+            <w:r>
+              <w:rPr>
+                <w:b/>
+                <w:sz w:val="28"/>
+                <w:szCs w:val="28"/>
+              </w:rPr>
+              <w:t xml:space="preserve">{{ </w:t>
+            </w:r>
+            <w:proofErr w:type="spellStart"/>
+            <w:r>
+              <w:rPr>
+                <w:b/>
+                <w:sz w:val="28"/>
+                <w:szCs w:val="28"/>
+              </w:rPr>
+              <w:t>matter.external_firms_advising</w:t>
+            </w:r>
+            <w:proofErr w:type="spellEnd"/>
+            <w:r>
+              <w:rPr>
+                <w:b/>
+                <w:sz w:val="28"/>
+                <w:szCs w:val="28"/>
+              </w:rPr>
+              <w:t>[0].</w:t>
+            </w:r>
+            <w:proofErr w:type="spellStart"/>
+            <w:r>
+              <w:rPr>
+                <w:b/>
+                <w:sz w:val="28"/>
+                <w:szCs w:val="28"/>
+              </w:rPr>
+              <w:t>firm_name</w:t>
+            </w:r>
+            <w:proofErr w:type="spellEnd"/>
+            <w:r>
+              <w:rPr>
+                <w:b/>
+                <w:sz w:val="28"/>
+                <w:szCs w:val="28"/>
+              </w:rPr>
+              <w:t xml:space="preserve"> }}</w:t>
+            </w:r>
+          </w:p>
+        </w:tc>
+        <w:tc>
+          <w:tcPr>
+            <w:tcW w:w="2963" w:type="dxa"/>
+            <w:gridSpan w:val="2"/>
+            <w:shd w:val="clear" w:color="auto" w:fill="E2EFD9" w:themeFill="accent6" w:themeFillTint="33"/>
+          </w:tcPr>
+          <w:p>
+            <w:pPr>
+              <w:rPr>
+                <w:b/>
+                <w:sz w:val="28"/>
+                <w:szCs w:val="28"/>
+              </w:rPr>
+            </w:pPr>
+            <w:r>
+              <w:rPr>
+                <w:b/>
+                <w:sz w:val="28"/>
+                <w:szCs w:val="28"/>
+              </w:rPr>
+              <w:t xml:space="preserve">{{ </w:t>
+            </w:r>
+            <w:proofErr w:type="spellStart"/>
+            <w:r>
+              <w:rPr>
+                <w:b/>
+                <w:sz w:val="28"/>
+                <w:szCs w:val="28"/>
+              </w:rPr>
+              <w:t>matter.external_firms_advising</w:t>
+            </w:r>
+            <w:proofErr w:type="spellEnd"/>
+            <w:r>
+              <w:rPr>
+                <w:b/>
+                <w:sz w:val="28"/>
+                <w:szCs w:val="28"/>
+              </w:rPr>
+              <w:t>[0].</w:t>
+            </w:r>
+            <w:proofErr w:type="spellStart"/>
+            <w:r>
+              <w:rPr>
+                <w:b/>
+                <w:sz w:val="28"/>
+                <w:szCs w:val="28"/>
+              </w:rPr>
+              <w:t>role_details</w:t>
+            </w:r>
+            <w:proofErr w:type="spellEnd"/>
+            <w:r>
+              <w:rPr>
+                <w:b/>
+                <w:sz w:val="28"/>
+                <w:szCs w:val="28"/>
+              </w:rPr>
+              <w:t xml:space="preserve"> }}</w:t>
+            </w:r>
+          </w:p>
+        </w:tc>
+        <w:tc>
+          <w:tcPr>
+            <w:tcW w:w="3135" w:type="dxa"/>
+            <w:shd w:val="clear" w:color="auto" w:fill="E2EFD9" w:themeFill="accent6" w:themeFillTint="33"/>
+          </w:tcPr>
+          <w:p>
+            <w:pPr>
+              <w:rPr>
+                <w:b/>
+                <w:sz w:val="28"/>
+                <w:szCs w:val="28"/>
+              </w:rPr>
+            </w:pPr>
+            <w:r>
+              <w:rPr>
+                <w:b/>
+                <w:sz w:val="28"/>
+                <w:szCs w:val="28"/>
+              </w:rPr>
+              <w:t xml:space="preserve">{{ </w:t>
+            </w:r>
+            <w:proofErr w:type="spellStart"/>
+            <w:r>
+              <w:rPr>
+                <w:b/>
+                <w:sz w:val="28"/>
+                <w:szCs w:val="28"/>
+              </w:rPr>
+              <w:t>matter.external_firms_advising</w:t>
+            </w:r>
+            <w:proofErr w:type="spellEnd"/>
+            <w:r>
+              <w:rPr>
+                <w:b/>
+                <w:sz w:val="28"/>
+                <w:szCs w:val="28"/>
+              </w:rPr>
+              <w:t>[0].</w:t>
+            </w:r>
+            <w:proofErr w:type="spellStart"/>
+            <w:r>
+              <w:rPr>
+                <w:b/>
+                <w:sz w:val="28"/>
+                <w:szCs w:val="28"/>
+              </w:rPr>
+              <w:t>entity_advised</w:t>
+            </w:r>
+            <w:proofErr w:type="spellEnd"/>
+            <w:r>
+              <w:rPr>
+                <w:b/>
+                <w:sz w:val="28"/>
+                <w:szCs w:val="28"/>
+              </w:rPr>
+              <w:t xml:space="preserve"> }}</w:t>
+            </w:r>
+          </w:p>
+        </w:tc>
+      </w:tr>
+      <w:tr>
+        <w:trPr>
+          <w:trHeight w:val="537"/>
+        </w:trPr>
+        <w:tc>
+          <w:tcPr>
+            <w:tcW w:w="4721" w:type="dxa"/>
+            <w:gridSpan w:val="3"/>
+            <w:tcBorders>
+              <w:bottom w:val="single" w:sz="4" w:space="0" w:color="auto"/>
+            </w:tcBorders>
+            <w:shd w:val="clear" w:color="auto" w:fill="D0CECE" w:themeFill="background2" w:themeFillShade="E6"/>
+          </w:tcPr>
+          <w:p>
+            <w:pPr>
+              <w:rPr>
+                <w:b/>
+                <w:sz w:val="28"/>
+                <w:szCs w:val="28"/>
+              </w:rPr>
+            </w:pPr>
+            <w:r>
+              <w:rPr>
+                <w:b/>
+                <w:sz w:val="28"/>
+                <w:szCs w:val="28"/>
+              </w:rPr>
+              <w:t>Start date</w:t>
+            </w:r>
+          </w:p>
+        </w:tc>
+        <w:tc>
+          <w:tcPr>
+            <w:tcW w:w="4295" w:type="dxa"/>
+            <w:gridSpan w:val="2"/>
+            <w:tcBorders>
+              <w:bottom w:val="single" w:sz="4" w:space="0" w:color="auto"/>
+            </w:tcBorders>
+            <w:shd w:val="clear" w:color="auto" w:fill="D0CECE" w:themeFill="background2" w:themeFillShade="E6"/>
+          </w:tcPr>
+          <w:p>
+            <w:pPr>
+              <w:rPr>
+                <w:b/>
+                <w:sz w:val="28"/>
+                <w:szCs w:val="28"/>
+              </w:rPr>
+            </w:pPr>
+            <w:r>
+              <w:rPr>
+                <w:b/>
+                <w:sz w:val="28"/>
+                <w:szCs w:val="28"/>
+              </w:rPr>
+              <w:t>End date</w:t>
+            </w:r>
+          </w:p>
+        </w:tc>
+      </w:tr>
+      <w:tr>
+        <w:tc>
+          <w:tcPr>
+            <w:tcW w:w="4721" w:type="dxa"/>
+            <w:gridSpan w:val="3"/>
+            <w:tcBorders>
+              <w:bottom w:val="single" w:sz="4" w:space="0" w:color="auto"/>
+            </w:tcBorders>
+            <w:shd w:val="clear" w:color="auto" w:fill="E2EFD9" w:themeFill="accent6" w:themeFillTint="33"/>
+          </w:tcPr>
+          <w:p>
+            <w:pPr>
+              <w:rPr>
+                <w:b/>
+                <w:sz w:val="28"/>
+                <w:szCs w:val="28"/>
+              </w:rPr>
+            </w:pPr>
+            <w:r>
+              <w:rPr>
+                <w:b/>
+                <w:sz w:val="28"/>
+                <w:szCs w:val="28"/>
+              </w:rPr>
+              <w:t xml:space="preserve">{{ </w:t>
+            </w:r>
+            <w:proofErr w:type="spellStart"/>
+            <w:r>
+              <w:rPr>
+                <w:b/>
+                <w:sz w:val="28"/>
+                <w:szCs w:val="28"/>
+              </w:rPr>
+              <w:t>matter.dates.start</w:t>
+            </w:r>
+            <w:proofErr w:type="spellEnd"/>
+            <w:r>
+              <w:rPr>
+                <w:b/>
+                <w:sz w:val="28"/>
+                <w:szCs w:val="28"/>
+              </w:rPr>
+              <w:t xml:space="preserve"> }}</w:t>
+            </w:r>
+          </w:p>
+        </w:tc>
+        <w:tc>
+          <w:tcPr>
+            <w:tcW w:w="4295" w:type="dxa"/>
+            <w:gridSpan w:val="2"/>
+            <w:tcBorders>
+              <w:bottom w:val="single" w:sz="4" w:space="0" w:color="auto"/>
+            </w:tcBorders>
+            <w:shd w:val="clear" w:color="auto" w:fill="E2EFD9" w:themeFill="accent6" w:themeFillTint="33"/>
+          </w:tcPr>
+          <w:p>
+            <w:pPr>
+              <w:rPr>
+                <w:b/>
+                <w:sz w:val="28"/>
+                <w:szCs w:val="28"/>
+              </w:rPr>
+            </w:pPr>
+            <w:r>
+              <w:rPr>
+                <w:b/>
+                <w:sz w:val="28"/>
+                <w:szCs w:val="28"/>
+              </w:rPr>
+              <w:t xml:space="preserve">{{ </w:t>
+            </w:r>
+            <w:proofErr w:type="spellStart"/>
+            <w:r>
+              <w:rPr>
+                <w:b/>
+                <w:sz w:val="28"/>
+                <w:szCs w:val="28"/>
+              </w:rPr>
+              <w:t>matter.dates.end</w:t>
+            </w:r>
+            <w:proofErr w:type="spellEnd"/>
+            <w:r>
+              <w:rPr>
+                <w:b/>
+                <w:sz w:val="28"/>
+                <w:szCs w:val="28"/>
+              </w:rPr>
+              <w:t xml:space="preserve"> }}</w:t>
+            </w:r>
+          </w:p>
+        </w:tc>
+      </w:tr>
+    </w:tbl>
+    <w:p>
+      <w:pPr>
         <w:rPr>
           <w:b/>
           <w:sz w:val="28"/>
           <w:szCs w:val="28"/>
         </w:rPr>
-        <w:t>Your practice - detailed work highlights</w:t>
+      </w:pPr>
+      <w:r>
+        <w:rPr>
+          <w:b/>
+          <w:sz w:val="28"/>
+          <w:szCs w:val="28"/>
+        </w:rPr>
+        <w:t xml:space="preserve">{% p </w:t>
+      </w:r>
+      <w:proofErr w:type="spellStart"/>
+      <w:r>
+        <w:rPr>
+          <w:b/>
+          <w:sz w:val="28"/>
+          <w:szCs w:val="28"/>
+        </w:rPr>
+        <w:t>endfor</w:t>
+      </w:r>
+      <w:proofErr w:type="spellEnd"/>
+      <w:r>
+        <w:rPr>
+          <w:b/>
+          <w:sz w:val="28"/>
+          <w:szCs w:val="28"/>
+        </w:rPr>
+        <w:t xml:space="preserve"> %}</w:t>
       </w:r>
     </w:p>
     <w:p>
       <w:pPr>
-        <w:pStyle w:val="NoSpacing"/>
-        <w:keepNext/>
-      </w:pPr>
-    </w:p>
-    <w:p>
-      <w:pPr>
-        <w:pStyle w:val="NoSpacing"/>
-        <w:keepNext/>
+        <w:rPr>
+          <w:b/>
+          <w:sz w:val="28"/>
+          <w:szCs w:val="28"/>
+        </w:rPr>
       </w:pPr>
       <w:r>
-        <w:t>Please provide up to 20 highlight matters that represent the practice over the past 12 months.</w:t>
+        <w:rPr>
+          <w:b/>
+          <w:sz w:val="28"/>
+          <w:szCs w:val="28"/>
+        </w:rPr>
+        <w:t xml:space="preserve">{% p for matter in </w:t>
       </w:r>
-    </w:p>
-    <w:p>
-      <w:pPr>
-        <w:pStyle w:val="NoSpacing"/>
-        <w:keepNext/>
-      </w:pPr>
-    </w:p>
-    <w:p>
-      <w:pPr>
-        <w:pStyle w:val="NoSpacing"/>
-        <w:keepNext/>
-        <w:numPr>
-          <w:ilvl w:val="0"/>
-          <w:numId w:val="3"/>
-        </w:numPr>
-      </w:pPr>
+      <w:proofErr w:type="spellStart"/>
       <w:r>
-        <w:t>To add multiple names or jurisdictions within a matter, right-click in any field and select ‘insert row below’</w:t>
+        <w:rPr>
+          <w:b/>
+          <w:sz w:val="28"/>
+          <w:szCs w:val="28"/>
+        </w:rPr>
+        <w:t>non_publishable_matters</w:t>
       </w:r>
+      <w:proofErr w:type="spellEnd"/>
       <w:r>
-        <w:t>.</w:t>
-      </w:r>
-    </w:p>
-    <w:p>
-      <w:pPr>
-        <w:pStyle w:val="NoSpacing"/>
-        <w:keepNext/>
-      </w:pPr>
-    </w:p>
-    <w:p>
-      <w:pPr>
-        <w:pStyle w:val="NoSpacing"/>
-        <w:keepNext/>
-        <w:numPr>
-          <w:ilvl w:val="0"/>
-          <w:numId w:val="3"/>
-        </w:numPr>
-      </w:pPr>
-      <w:r>
-        <w:t>To add additional matters, simply click a matter box, click the small icon in the top left corner, then copy and paste onto a new page.</w:t>
+        <w:rPr>
+          <w:b/>
+          <w:sz w:val="28"/>
+          <w:szCs w:val="28"/>
+        </w:rPr>
+        <w:t xml:space="preserve"> %}</w:t>
       </w:r>
     </w:p>
     <w:p>
@@ -8177,21 +11714,24 @@
         <w:br w:type="page"/>
       </w:r>
     </w:p>
+    <w:p/>
+    <w:p/>
     <w:tbl>
       <w:tblPr>
-        <w:tblStyle w:val="TableGrid"/>
+        <w:tblStyle w:val="Tablaconcuadrcula"/>
         <w:tblW w:w="0" w:type="auto"/>
+        <w:tblInd w:w="-5" w:type="dxa"/>
         <w:tblBorders>
           <w:bottom w:val="none" w:sz="0" w:space="0" w:color="auto"/>
         </w:tblBorders>
         <w:tblLook w:val="04A0" w:firstRow="1" w:lastRow="0" w:firstColumn="1" w:lastColumn="0" w:noHBand="0" w:noVBand="1"/>
       </w:tblPr>
       <w:tblGrid>
-        <w:gridCol w:w="2830"/>
-        <w:gridCol w:w="284"/>
-        <w:gridCol w:w="1394"/>
-        <w:gridCol w:w="1441"/>
-        <w:gridCol w:w="3067"/>
+        <w:gridCol w:w="2624"/>
+        <w:gridCol w:w="296"/>
+        <w:gridCol w:w="1604"/>
+        <w:gridCol w:w="1360"/>
+        <w:gridCol w:w="3137"/>
       </w:tblGrid>
       <w:tr>
         <w:trPr>
@@ -8201,31 +11741,33 @@
           <w:tcPr>
             <w:tcW w:w="9016" w:type="dxa"/>
             <w:gridSpan w:val="5"/>
-            <w:shd w:val="clear" w:color="auto" w:fill="C5E0B3" w:themeFill="accent6" w:themeFillTint="66"/>
-          </w:tcPr>
-          <w:p>
-            <w:pPr>
-              <w:rPr>
-                <w:b/>
-                <w:sz w:val="28"/>
-                <w:szCs w:val="28"/>
-              </w:rPr>
-            </w:pPr>
-            <w:r>
-              <w:rPr>
-                <w:b/>
-                <w:sz w:val="28"/>
-                <w:szCs w:val="28"/>
-              </w:rPr>
-              <w:lastRenderedPageBreak/>
-              <w:t xml:space="preserve">Publishable matter </w:t>
+            <w:tcBorders>
+              <w:top w:val="single" w:sz="4" w:space="0" w:color="auto"/>
+            </w:tcBorders>
+            <w:shd w:val="clear" w:color="auto" w:fill="F1A3A3"/>
+          </w:tcPr>
+          <w:p>
+            <w:pPr>
+              <w:rPr>
+                <w:b/>
+                <w:sz w:val="28"/>
+                <w:szCs w:val="28"/>
+              </w:rPr>
+            </w:pPr>
+            <w:r>
+              <w:rPr>
+                <w:b/>
+                <w:sz w:val="28"/>
+                <w:szCs w:val="28"/>
+              </w:rPr>
+              <w:t>Non-publishable matter</w:t>
             </w:r>
           </w:p>
         </w:tc>
       </w:tr>
       <w:tr>
         <w:trPr>
-          <w:trHeight w:val="552"/>
+          <w:trHeight w:val="564"/>
         </w:trPr>
         <w:tc>
           <w:tcPr>
@@ -8274,38 +11816,90 @@
       </w:tr>
       <w:tr>
         <w:trPr>
-          <w:trHeight w:val="416"/>
+          <w:trHeight w:val="402"/>
         </w:trPr>
         <w:tc>
           <w:tcPr>
             <w:tcW w:w="3114" w:type="dxa"/>
             <w:gridSpan w:val="2"/>
-            <w:shd w:val="clear" w:color="auto" w:fill="E2EFD9" w:themeFill="accent6" w:themeFillTint="33"/>
-          </w:tcPr>
-          <w:p>
-            <w:pPr>
-              <w:rPr>
-                <w:b/>
-                <w:sz w:val="28"/>
-                <w:szCs w:val="28"/>
-              </w:rPr>
-            </w:pPr>
+            <w:shd w:val="clear" w:color="auto" w:fill="FDDFDF"/>
+          </w:tcPr>
+          <w:p>
+            <w:pPr>
+              <w:rPr>
+                <w:b/>
+                <w:sz w:val="28"/>
+                <w:szCs w:val="28"/>
+              </w:rPr>
+            </w:pPr>
+            <w:r>
+              <w:rPr>
+                <w:b/>
+                <w:sz w:val="28"/>
+                <w:szCs w:val="28"/>
+              </w:rPr>
+              <w:t xml:space="preserve">{{ </w:t>
+            </w:r>
+            <w:proofErr w:type="spellStart"/>
+            <w:r>
+              <w:rPr>
+                <w:b/>
+                <w:sz w:val="28"/>
+                <w:szCs w:val="28"/>
+              </w:rPr>
+              <w:t>matter.client_name</w:t>
+            </w:r>
+            <w:proofErr w:type="spellEnd"/>
+            <w:r>
+              <w:rPr>
+                <w:b/>
+                <w:sz w:val="28"/>
+                <w:szCs w:val="28"/>
+              </w:rPr>
+              <w:t xml:space="preserve"> }}</w:t>
+            </w:r>
           </w:p>
         </w:tc>
         <w:tc>
           <w:tcPr>
             <w:tcW w:w="5902" w:type="dxa"/>
             <w:gridSpan w:val="3"/>
-            <w:shd w:val="clear" w:color="auto" w:fill="E2EFD9" w:themeFill="accent6" w:themeFillTint="33"/>
-          </w:tcPr>
-          <w:p>
-            <w:pPr>
-              <w:rPr>
-                <w:b/>
-                <w:sz w:val="28"/>
-                <w:szCs w:val="28"/>
-              </w:rPr>
-            </w:pPr>
+            <w:shd w:val="clear" w:color="auto" w:fill="FDDFDF"/>
+          </w:tcPr>
+          <w:p>
+            <w:pPr>
+              <w:rPr>
+                <w:b/>
+                <w:sz w:val="28"/>
+                <w:szCs w:val="28"/>
+              </w:rPr>
+            </w:pPr>
+            <w:r>
+              <w:rPr>
+                <w:b/>
+                <w:sz w:val="28"/>
+                <w:szCs w:val="28"/>
+              </w:rPr>
+              <w:t xml:space="preserve">{{ </w:t>
+            </w:r>
+            <w:proofErr w:type="spellStart"/>
+            <w:r>
+              <w:rPr>
+                <w:b/>
+                <w:sz w:val="28"/>
+                <w:szCs w:val="28"/>
+              </w:rPr>
+              <w:t>matter.industry_sector</w:t>
+            </w:r>
+            <w:proofErr w:type="spellEnd"/>
+            <w:r>
+              <w:rPr>
+                <w:b/>
+                <w:sz w:val="28"/>
+                <w:szCs w:val="28"/>
+              </w:rPr>
+              <w:t xml:space="preserve"> }}</w:t>
+            </w:r>
           </w:p>
         </w:tc>
       </w:tr>
@@ -8329,66 +11923,57 @@
               <w:rPr>
                 <w:b/>
               </w:rPr>
-              <w:t xml:space="preserve">Matter </w:t>
-            </w:r>
-            <w:r>
-              <w:rPr>
-                <w:b/>
-              </w:rPr>
-              <w:t>description</w:t>
+              <w:t>Matter summary</w:t>
             </w:r>
           </w:p>
         </w:tc>
       </w:tr>
       <w:tr>
         <w:trPr>
-          <w:trHeight w:val="2980"/>
+          <w:trHeight w:val="3121"/>
         </w:trPr>
         <w:tc>
           <w:tcPr>
             <w:tcW w:w="9016" w:type="dxa"/>
             <w:gridSpan w:val="5"/>
-            <w:shd w:val="clear" w:color="auto" w:fill="E2EFD9" w:themeFill="accent6" w:themeFillTint="33"/>
-          </w:tcPr>
-          <w:p>
-            <w:pPr>
-              <w:rPr>
-                <w:sz w:val="20"/>
-                <w:szCs w:val="20"/>
-              </w:rPr>
-            </w:pPr>
-            <w:r>
-              <w:rPr>
-                <w:sz w:val="20"/>
-                <w:szCs w:val="20"/>
-              </w:rPr>
-              <w:t>Please describe your team's role and what made its involvement/the matter important.</w:t>
-            </w:r>
-            <w:r>
-              <w:rPr>
-                <w:sz w:val="20"/>
-                <w:szCs w:val="20"/>
-              </w:rPr>
-              <w:tab/>
-              <w:t>Please also include any relevant press coverage in this section</w:t>
-            </w:r>
-          </w:p>
-          <w:p>
-            <w:pPr>
-              <w:tabs>
-                <w:tab w:val="left" w:pos="2997"/>
-              </w:tabs>
-              <w:rPr>
-                <w:sz w:val="16"/>
-                <w:szCs w:val="16"/>
-              </w:rPr>
-            </w:pPr>
+            <w:shd w:val="clear" w:color="auto" w:fill="FDDFDF"/>
+          </w:tcPr>
+          <w:p>
+            <w:pPr>
+              <w:rPr>
+                <w:sz w:val="20"/>
+                <w:szCs w:val="20"/>
+              </w:rPr>
+            </w:pPr>
+            <w:r>
+              <w:rPr>
+                <w:sz w:val="20"/>
+                <w:szCs w:val="20"/>
+              </w:rPr>
+              <w:t xml:space="preserve">{{ </w:t>
+            </w:r>
+            <w:proofErr w:type="spellStart"/>
+            <w:r>
+              <w:rPr>
+                <w:sz w:val="20"/>
+                <w:szCs w:val="20"/>
+              </w:rPr>
+              <w:t>matter.matter_description</w:t>
+            </w:r>
+            <w:proofErr w:type="spellEnd"/>
+            <w:r>
+              <w:rPr>
+                <w:sz w:val="20"/>
+                <w:szCs w:val="20"/>
+              </w:rPr>
+              <w:t xml:space="preserve"> }}</w:t>
+            </w:r>
           </w:p>
         </w:tc>
       </w:tr>
       <w:tr>
         <w:trPr>
-          <w:trHeight w:val="425"/>
+          <w:trHeight w:val="428"/>
         </w:trPr>
         <w:tc>
           <w:tcPr>
@@ -8423,7 +12008,7 @@
             <w:tcBorders>
               <w:bottom w:val="single" w:sz="4" w:space="0" w:color="auto"/>
             </w:tcBorders>
-            <w:shd w:val="clear" w:color="auto" w:fill="E2EFD9" w:themeFill="accent6" w:themeFillTint="33"/>
+            <w:shd w:val="clear" w:color="auto" w:fill="FDDFDF"/>
           </w:tcPr>
           <w:p>
             <w:pPr>
@@ -8436,6 +12021,32 @@
                 <w:szCs w:val="28"/>
               </w:rPr>
             </w:pPr>
+            <w:r>
+              <w:rPr>
+                <w:b/>
+                <w:sz w:val="28"/>
+                <w:szCs w:val="28"/>
+              </w:rPr>
+              <w:t xml:space="preserve">{{ </w:t>
+            </w:r>
+            <w:proofErr w:type="spellStart"/>
+            <w:r>
+              <w:rPr>
+                <w:b/>
+                <w:sz w:val="28"/>
+                <w:szCs w:val="28"/>
+              </w:rPr>
+              <w:t>matter.deal_value</w:t>
+            </w:r>
+            <w:proofErr w:type="spellEnd"/>
+            <w:r>
+              <w:rPr>
+                <w:b/>
+                <w:sz w:val="28"/>
+                <w:szCs w:val="28"/>
+              </w:rPr>
+              <w:t xml:space="preserve"> }}</w:t>
+            </w:r>
           </w:p>
         </w:tc>
       </w:tr>
@@ -8508,7 +12119,7 @@
               <w:rPr>
                 <w:b/>
               </w:rPr>
-              <w:t xml:space="preserve"> involved</w:t>
+              <w:t>s involved</w:t>
             </w:r>
           </w:p>
         </w:tc>
@@ -8518,16 +12129,42 @@
           <w:tcPr>
             <w:tcW w:w="9016" w:type="dxa"/>
             <w:gridSpan w:val="5"/>
-            <w:shd w:val="clear" w:color="auto" w:fill="E2EFD9" w:themeFill="accent6" w:themeFillTint="33"/>
-          </w:tcPr>
-          <w:p>
-            <w:pPr>
-              <w:rPr>
-                <w:b/>
-                <w:sz w:val="28"/>
-                <w:szCs w:val="28"/>
-              </w:rPr>
-            </w:pPr>
+            <w:shd w:val="clear" w:color="auto" w:fill="FDDFDF"/>
+          </w:tcPr>
+          <w:p>
+            <w:pPr>
+              <w:rPr>
+                <w:b/>
+                <w:sz w:val="28"/>
+                <w:szCs w:val="28"/>
+              </w:rPr>
+            </w:pPr>
+            <w:r>
+              <w:rPr>
+                <w:b/>
+                <w:sz w:val="28"/>
+                <w:szCs w:val="28"/>
+              </w:rPr>
+              <w:t xml:space="preserve">{{ </w:t>
+            </w:r>
+            <w:proofErr w:type="spellStart"/>
+            <w:r>
+              <w:rPr>
+                <w:b/>
+                <w:sz w:val="28"/>
+                <w:szCs w:val="28"/>
+              </w:rPr>
+              <w:t>matter.jurisdictions_involved</w:t>
+            </w:r>
+            <w:proofErr w:type="spellEnd"/>
+            <w:r>
+              <w:rPr>
+                <w:b/>
+                <w:sz w:val="28"/>
+                <w:szCs w:val="28"/>
+              </w:rPr>
+              <w:t xml:space="preserve"> }}</w:t>
+            </w:r>
           </w:p>
         </w:tc>
       </w:tr>
@@ -8539,7 +12176,7 @@
             <w:tcBorders>
               <w:bottom w:val="single" w:sz="4" w:space="0" w:color="auto"/>
             </w:tcBorders>
-            <w:shd w:val="clear" w:color="auto" w:fill="E2EFD9" w:themeFill="accent6" w:themeFillTint="33"/>
+            <w:shd w:val="clear" w:color="auto" w:fill="FDDFDF"/>
           </w:tcPr>
           <w:p>
             <w:pPr>
@@ -8613,7 +12250,7 @@
         </w:tc>
         <w:tc>
           <w:tcPr>
-            <w:tcW w:w="2835" w:type="dxa"/>
+            <w:tcW w:w="2693" w:type="dxa"/>
             <w:gridSpan w:val="2"/>
             <w:tcBorders>
               <w:top w:val="nil"/>
@@ -8636,7 +12273,7 @@
         </w:tc>
         <w:tc>
           <w:tcPr>
-            <w:tcW w:w="3067" w:type="dxa"/>
+            <w:tcW w:w="3209" w:type="dxa"/>
             <w:tcBorders>
               <w:top w:val="nil"/>
             </w:tcBorders>
@@ -8662,47 +12299,159 @@
           <w:tcPr>
             <w:tcW w:w="3114" w:type="dxa"/>
             <w:gridSpan w:val="2"/>
-            <w:shd w:val="clear" w:color="auto" w:fill="E2EFD9" w:themeFill="accent6" w:themeFillTint="33"/>
-          </w:tcPr>
-          <w:p>
-            <w:pPr>
-              <w:rPr>
-                <w:b/>
-                <w:sz w:val="28"/>
-                <w:szCs w:val="28"/>
-              </w:rPr>
-            </w:pPr>
-          </w:p>
-        </w:tc>
-        <w:tc>
-          <w:tcPr>
-            <w:tcW w:w="2835" w:type="dxa"/>
+            <w:shd w:val="clear" w:color="auto" w:fill="FDDFDF"/>
+          </w:tcPr>
+          <w:p>
+            <w:pPr>
+              <w:rPr>
+                <w:b/>
+                <w:sz w:val="28"/>
+                <w:szCs w:val="28"/>
+              </w:rPr>
+            </w:pPr>
+            <w:r>
+              <w:rPr>
+                <w:b/>
+                <w:sz w:val="28"/>
+                <w:szCs w:val="28"/>
+              </w:rPr>
+              <w:t xml:space="preserve">{{ </w:t>
+            </w:r>
+            <w:proofErr w:type="spellStart"/>
+            <w:r>
+              <w:rPr>
+                <w:b/>
+                <w:sz w:val="28"/>
+                <w:szCs w:val="28"/>
+              </w:rPr>
+              <w:t>matter.lead_partners</w:t>
+            </w:r>
+            <w:proofErr w:type="spellEnd"/>
+            <w:r>
+              <w:rPr>
+                <w:b/>
+                <w:sz w:val="28"/>
+                <w:szCs w:val="28"/>
+              </w:rPr>
+              <w:t>[0].name</w:t>
+            </w:r>
+            <w:r>
+              <w:rPr>
+                <w:b/>
+                <w:sz w:val="28"/>
+                <w:szCs w:val="28"/>
+              </w:rPr>
+              <w:t xml:space="preserve"> }}</w:t>
+            </w:r>
+          </w:p>
+        </w:tc>
+        <w:tc>
+          <w:tcPr>
+            <w:tcW w:w="2693" w:type="dxa"/>
             <w:gridSpan w:val="2"/>
-            <w:shd w:val="clear" w:color="auto" w:fill="E2EFD9" w:themeFill="accent6" w:themeFillTint="33"/>
-          </w:tcPr>
-          <w:p>
-            <w:pPr>
-              <w:rPr>
-                <w:b/>
-                <w:sz w:val="28"/>
-                <w:szCs w:val="28"/>
-              </w:rPr>
-            </w:pPr>
-          </w:p>
-        </w:tc>
-        <w:tc>
-          <w:tcPr>
-            <w:tcW w:w="3067" w:type="dxa"/>
-            <w:shd w:val="clear" w:color="auto" w:fill="E2EFD9" w:themeFill="accent6" w:themeFillTint="33"/>
-          </w:tcPr>
-          <w:p>
-            <w:pPr>
-              <w:rPr>
-                <w:b/>
-                <w:sz w:val="28"/>
-                <w:szCs w:val="28"/>
-              </w:rPr>
-            </w:pPr>
+            <w:shd w:val="clear" w:color="auto" w:fill="FDDFDF"/>
+          </w:tcPr>
+          <w:p>
+            <w:pPr>
+              <w:rPr>
+                <w:b/>
+                <w:sz w:val="28"/>
+                <w:szCs w:val="28"/>
+              </w:rPr>
+            </w:pPr>
+            <w:r>
+              <w:rPr>
+                <w:b/>
+                <w:sz w:val="28"/>
+                <w:szCs w:val="28"/>
+              </w:rPr>
+              <w:t xml:space="preserve">{{ </w:t>
+            </w:r>
+            <w:proofErr w:type="spellStart"/>
+            <w:r>
+              <w:rPr>
+                <w:b/>
+                <w:sz w:val="28"/>
+                <w:szCs w:val="28"/>
+              </w:rPr>
+              <w:t>matter.lead_partners</w:t>
+            </w:r>
+            <w:proofErr w:type="spellEnd"/>
+            <w:r>
+              <w:rPr>
+                <w:b/>
+                <w:sz w:val="28"/>
+                <w:szCs w:val="28"/>
+              </w:rPr>
+              <w:t>[0].office</w:t>
+            </w:r>
+            <w:r>
+              <w:rPr>
+                <w:b/>
+                <w:sz w:val="28"/>
+                <w:szCs w:val="28"/>
+              </w:rPr>
+              <w:t xml:space="preserve"> }}</w:t>
+            </w:r>
+          </w:p>
+        </w:tc>
+        <w:tc>
+          <w:tcPr>
+            <w:tcW w:w="3209" w:type="dxa"/>
+            <w:shd w:val="clear" w:color="auto" w:fill="FDDFDF"/>
+          </w:tcPr>
+          <w:p>
+            <w:pPr>
+              <w:rPr>
+                <w:b/>
+                <w:sz w:val="28"/>
+                <w:szCs w:val="28"/>
+              </w:rPr>
+            </w:pPr>
+            <w:r>
+              <w:rPr>
+                <w:b/>
+                <w:sz w:val="28"/>
+                <w:szCs w:val="28"/>
+              </w:rPr>
+              <w:t xml:space="preserve">{{ </w:t>
+            </w:r>
+            <w:proofErr w:type="spellStart"/>
+            <w:r>
+              <w:rPr>
+                <w:b/>
+                <w:sz w:val="28"/>
+                <w:szCs w:val="28"/>
+              </w:rPr>
+              <w:t>matter.lead_partners</w:t>
+            </w:r>
+            <w:proofErr w:type="spellEnd"/>
+            <w:r>
+              <w:rPr>
+                <w:b/>
+                <w:sz w:val="28"/>
+                <w:szCs w:val="28"/>
+              </w:rPr>
+              <w:t>[0].</w:t>
+            </w:r>
+            <w:proofErr w:type="spellStart"/>
+            <w:r>
+              <w:rPr>
+                <w:b/>
+                <w:sz w:val="28"/>
+                <w:szCs w:val="28"/>
+              </w:rPr>
+              <w:t>practice_area</w:t>
+            </w:r>
+            <w:proofErr w:type="spellEnd"/>
+            <w:r>
+              <w:rPr>
+                <w:b/>
+                <w:sz w:val="28"/>
+                <w:szCs w:val="28"/>
+              </w:rPr>
+              <w:t xml:space="preserve"> }}</w:t>
+            </w:r>
           </w:p>
         </w:tc>
       </w:tr>
@@ -8714,53 +12463,165 @@
             <w:tcBorders>
               <w:bottom w:val="single" w:sz="4" w:space="0" w:color="auto"/>
             </w:tcBorders>
-            <w:shd w:val="clear" w:color="auto" w:fill="E2EFD9" w:themeFill="accent6" w:themeFillTint="33"/>
-          </w:tcPr>
-          <w:p>
-            <w:pPr>
-              <w:rPr>
-                <w:b/>
-                <w:sz w:val="28"/>
-                <w:szCs w:val="28"/>
-              </w:rPr>
-            </w:pPr>
-          </w:p>
-        </w:tc>
-        <w:tc>
-          <w:tcPr>
-            <w:tcW w:w="2835" w:type="dxa"/>
+            <w:shd w:val="clear" w:color="auto" w:fill="FDDFDF"/>
+          </w:tcPr>
+          <w:p>
+            <w:pPr>
+              <w:rPr>
+                <w:b/>
+                <w:sz w:val="28"/>
+                <w:szCs w:val="28"/>
+              </w:rPr>
+            </w:pPr>
+            <w:r>
+              <w:rPr>
+                <w:b/>
+                <w:sz w:val="28"/>
+                <w:szCs w:val="28"/>
+              </w:rPr>
+              <w:t xml:space="preserve">{{ </w:t>
+            </w:r>
+            <w:proofErr w:type="spellStart"/>
+            <w:r>
+              <w:rPr>
+                <w:b/>
+                <w:sz w:val="28"/>
+                <w:szCs w:val="28"/>
+              </w:rPr>
+              <w:t>matter.lead_partners</w:t>
+            </w:r>
+            <w:proofErr w:type="spellEnd"/>
+            <w:r>
+              <w:rPr>
+                <w:b/>
+                <w:sz w:val="28"/>
+                <w:szCs w:val="28"/>
+              </w:rPr>
+              <w:t>[1].name</w:t>
+            </w:r>
+            <w:r>
+              <w:rPr>
+                <w:b/>
+                <w:sz w:val="28"/>
+                <w:szCs w:val="28"/>
+              </w:rPr>
+              <w:t xml:space="preserve"> }}</w:t>
+            </w:r>
+          </w:p>
+        </w:tc>
+        <w:tc>
+          <w:tcPr>
+            <w:tcW w:w="2693" w:type="dxa"/>
             <w:gridSpan w:val="2"/>
             <w:tcBorders>
               <w:bottom w:val="single" w:sz="4" w:space="0" w:color="auto"/>
             </w:tcBorders>
-            <w:shd w:val="clear" w:color="auto" w:fill="E2EFD9" w:themeFill="accent6" w:themeFillTint="33"/>
-          </w:tcPr>
-          <w:p>
-            <w:pPr>
-              <w:rPr>
-                <w:b/>
-                <w:sz w:val="28"/>
-                <w:szCs w:val="28"/>
-              </w:rPr>
-            </w:pPr>
-          </w:p>
-        </w:tc>
-        <w:tc>
-          <w:tcPr>
-            <w:tcW w:w="3067" w:type="dxa"/>
+            <w:shd w:val="clear" w:color="auto" w:fill="FDDFDF"/>
+          </w:tcPr>
+          <w:p>
+            <w:pPr>
+              <w:rPr>
+                <w:b/>
+                <w:sz w:val="28"/>
+                <w:szCs w:val="28"/>
+              </w:rPr>
+            </w:pPr>
+            <w:r>
+              <w:rPr>
+                <w:b/>
+                <w:sz w:val="28"/>
+                <w:szCs w:val="28"/>
+              </w:rPr>
+              <w:t xml:space="preserve">{{ </w:t>
+            </w:r>
+            <w:proofErr w:type="spellStart"/>
+            <w:r>
+              <w:rPr>
+                <w:b/>
+                <w:sz w:val="28"/>
+                <w:szCs w:val="28"/>
+              </w:rPr>
+              <w:t>matter.lead_partners</w:t>
+            </w:r>
+            <w:proofErr w:type="spellEnd"/>
+            <w:r>
+              <w:rPr>
+                <w:b/>
+                <w:sz w:val="28"/>
+                <w:szCs w:val="28"/>
+              </w:rPr>
+              <w:t>[1].office</w:t>
+            </w:r>
+            <w:r>
+              <w:rPr>
+                <w:b/>
+                <w:sz w:val="28"/>
+                <w:szCs w:val="28"/>
+              </w:rPr>
+              <w:t xml:space="preserve"> }}</w:t>
+            </w:r>
+          </w:p>
+        </w:tc>
+        <w:tc>
+          <w:tcPr>
+            <w:tcW w:w="3209" w:type="dxa"/>
             <w:tcBorders>
               <w:bottom w:val="single" w:sz="4" w:space="0" w:color="auto"/>
             </w:tcBorders>
-            <w:shd w:val="clear" w:color="auto" w:fill="E2EFD9" w:themeFill="accent6" w:themeFillTint="33"/>
-          </w:tcPr>
-          <w:p>
-            <w:pPr>
-              <w:rPr>
-                <w:b/>
-                <w:sz w:val="28"/>
-                <w:szCs w:val="28"/>
-              </w:rPr>
-            </w:pPr>
+            <w:shd w:val="clear" w:color="auto" w:fill="FDDFDF"/>
+          </w:tcPr>
+          <w:p>
+            <w:pPr>
+              <w:rPr>
+                <w:b/>
+                <w:sz w:val="28"/>
+                <w:szCs w:val="28"/>
+              </w:rPr>
+            </w:pPr>
+            <w:r>
+              <w:rPr>
+                <w:b/>
+                <w:sz w:val="28"/>
+                <w:szCs w:val="28"/>
+              </w:rPr>
+              <w:t xml:space="preserve">{{ </w:t>
+            </w:r>
+            <w:proofErr w:type="spellStart"/>
+            <w:r>
+              <w:rPr>
+                <w:b/>
+                <w:sz w:val="28"/>
+                <w:szCs w:val="28"/>
+              </w:rPr>
+              <w:t>matter.lead_partners</w:t>
+            </w:r>
+            <w:proofErr w:type="spellEnd"/>
+            <w:r>
+              <w:rPr>
+                <w:b/>
+                <w:sz w:val="28"/>
+                <w:szCs w:val="28"/>
+              </w:rPr>
+              <w:t>[1].</w:t>
+            </w:r>
+            <w:proofErr w:type="spellStart"/>
+            <w:r>
+              <w:rPr>
+                <w:b/>
+                <w:sz w:val="28"/>
+                <w:szCs w:val="28"/>
+              </w:rPr>
+              <w:t>practice_area</w:t>
+            </w:r>
+            <w:proofErr w:type="spellEnd"/>
+            <w:r>
+              <w:rPr>
+                <w:b/>
+                <w:sz w:val="28"/>
+                <w:szCs w:val="28"/>
+              </w:rPr>
+              <w:t xml:space="preserve"> }}</w:t>
+            </w:r>
           </w:p>
         </w:tc>
       </w:tr>
@@ -8825,7 +12686,7 @@
         </w:tc>
         <w:tc>
           <w:tcPr>
-            <w:tcW w:w="2835" w:type="dxa"/>
+            <w:tcW w:w="2693" w:type="dxa"/>
             <w:gridSpan w:val="2"/>
             <w:tcBorders>
               <w:top w:val="nil"/>
@@ -8848,7 +12709,7 @@
         </w:tc>
         <w:tc>
           <w:tcPr>
-            <w:tcW w:w="3067" w:type="dxa"/>
+            <w:tcW w:w="3209" w:type="dxa"/>
             <w:tcBorders>
               <w:top w:val="nil"/>
             </w:tcBorders>
@@ -8874,47 +12735,159 @@
           <w:tcPr>
             <w:tcW w:w="3114" w:type="dxa"/>
             <w:gridSpan w:val="2"/>
-            <w:shd w:val="clear" w:color="auto" w:fill="E2EFD9" w:themeFill="accent6" w:themeFillTint="33"/>
-          </w:tcPr>
-          <w:p>
-            <w:pPr>
-              <w:rPr>
-                <w:b/>
-                <w:sz w:val="28"/>
-                <w:szCs w:val="28"/>
-              </w:rPr>
-            </w:pPr>
-          </w:p>
-        </w:tc>
-        <w:tc>
-          <w:tcPr>
-            <w:tcW w:w="2835" w:type="dxa"/>
+            <w:shd w:val="clear" w:color="auto" w:fill="FDDFDF"/>
+          </w:tcPr>
+          <w:p>
+            <w:pPr>
+              <w:rPr>
+                <w:b/>
+                <w:sz w:val="28"/>
+                <w:szCs w:val="28"/>
+              </w:rPr>
+            </w:pPr>
+            <w:r>
+              <w:rPr>
+                <w:b/>
+                <w:sz w:val="28"/>
+                <w:szCs w:val="28"/>
+              </w:rPr>
+              <w:t xml:space="preserve">{{ </w:t>
+            </w:r>
+            <w:proofErr w:type="spellStart"/>
+            <w:r>
+              <w:rPr>
+                <w:b/>
+                <w:sz w:val="28"/>
+                <w:szCs w:val="28"/>
+              </w:rPr>
+              <w:t>matter.other_key_team_members</w:t>
+            </w:r>
+            <w:proofErr w:type="spellEnd"/>
+            <w:r>
+              <w:rPr>
+                <w:b/>
+                <w:sz w:val="28"/>
+                <w:szCs w:val="28"/>
+              </w:rPr>
+              <w:t>[0].name</w:t>
+            </w:r>
+            <w:r>
+              <w:rPr>
+                <w:b/>
+                <w:sz w:val="28"/>
+                <w:szCs w:val="28"/>
+              </w:rPr>
+              <w:t xml:space="preserve"> }}</w:t>
+            </w:r>
+          </w:p>
+        </w:tc>
+        <w:tc>
+          <w:tcPr>
+            <w:tcW w:w="2693" w:type="dxa"/>
             <w:gridSpan w:val="2"/>
-            <w:shd w:val="clear" w:color="auto" w:fill="E2EFD9" w:themeFill="accent6" w:themeFillTint="33"/>
-          </w:tcPr>
-          <w:p>
-            <w:pPr>
-              <w:rPr>
-                <w:b/>
-                <w:sz w:val="28"/>
-                <w:szCs w:val="28"/>
-              </w:rPr>
-            </w:pPr>
-          </w:p>
-        </w:tc>
-        <w:tc>
-          <w:tcPr>
-            <w:tcW w:w="3067" w:type="dxa"/>
-            <w:shd w:val="clear" w:color="auto" w:fill="E2EFD9" w:themeFill="accent6" w:themeFillTint="33"/>
-          </w:tcPr>
-          <w:p>
-            <w:pPr>
-              <w:rPr>
-                <w:b/>
-                <w:sz w:val="28"/>
-                <w:szCs w:val="28"/>
-              </w:rPr>
-            </w:pPr>
+            <w:shd w:val="clear" w:color="auto" w:fill="FDDFDF"/>
+          </w:tcPr>
+          <w:p>
+            <w:pPr>
+              <w:rPr>
+                <w:b/>
+                <w:sz w:val="28"/>
+                <w:szCs w:val="28"/>
+              </w:rPr>
+            </w:pPr>
+            <w:r>
+              <w:rPr>
+                <w:b/>
+                <w:sz w:val="28"/>
+                <w:szCs w:val="28"/>
+              </w:rPr>
+              <w:t xml:space="preserve">{{ </w:t>
+            </w:r>
+            <w:proofErr w:type="spellStart"/>
+            <w:r>
+              <w:rPr>
+                <w:b/>
+                <w:sz w:val="28"/>
+                <w:szCs w:val="28"/>
+              </w:rPr>
+              <w:t>matter.other_key_team_members</w:t>
+            </w:r>
+            <w:proofErr w:type="spellEnd"/>
+            <w:r>
+              <w:rPr>
+                <w:b/>
+                <w:sz w:val="28"/>
+                <w:szCs w:val="28"/>
+              </w:rPr>
+              <w:t>[0].office</w:t>
+            </w:r>
+            <w:r>
+              <w:rPr>
+                <w:b/>
+                <w:sz w:val="28"/>
+                <w:szCs w:val="28"/>
+              </w:rPr>
+              <w:t xml:space="preserve"> }}</w:t>
+            </w:r>
+          </w:p>
+        </w:tc>
+        <w:tc>
+          <w:tcPr>
+            <w:tcW w:w="3209" w:type="dxa"/>
+            <w:shd w:val="clear" w:color="auto" w:fill="FDDFDF"/>
+          </w:tcPr>
+          <w:p>
+            <w:pPr>
+              <w:rPr>
+                <w:b/>
+                <w:sz w:val="28"/>
+                <w:szCs w:val="28"/>
+              </w:rPr>
+            </w:pPr>
+            <w:r>
+              <w:rPr>
+                <w:b/>
+                <w:sz w:val="28"/>
+                <w:szCs w:val="28"/>
+              </w:rPr>
+              <w:t xml:space="preserve">{{ </w:t>
+            </w:r>
+            <w:proofErr w:type="spellStart"/>
+            <w:r>
+              <w:rPr>
+                <w:b/>
+                <w:sz w:val="28"/>
+                <w:szCs w:val="28"/>
+              </w:rPr>
+              <w:t>matter.other_key_team_members</w:t>
+            </w:r>
+            <w:proofErr w:type="spellEnd"/>
+            <w:r>
+              <w:rPr>
+                <w:b/>
+                <w:sz w:val="28"/>
+                <w:szCs w:val="28"/>
+              </w:rPr>
+              <w:t>[0].</w:t>
+            </w:r>
+            <w:proofErr w:type="spellStart"/>
+            <w:r>
+              <w:rPr>
+                <w:b/>
+                <w:sz w:val="28"/>
+                <w:szCs w:val="28"/>
+              </w:rPr>
+              <w:t>practice_area</w:t>
+            </w:r>
+            <w:proofErr w:type="spellEnd"/>
+            <w:r>
+              <w:rPr>
+                <w:b/>
+                <w:sz w:val="28"/>
+                <w:szCs w:val="28"/>
+              </w:rPr>
+              <w:t xml:space="preserve"> }}</w:t>
+            </w:r>
           </w:p>
         </w:tc>
       </w:tr>
@@ -8926,59 +12899,196 @@
             <w:tcBorders>
               <w:bottom w:val="single" w:sz="4" w:space="0" w:color="auto"/>
             </w:tcBorders>
-            <w:shd w:val="clear" w:color="auto" w:fill="E2EFD9" w:themeFill="accent6" w:themeFillTint="33"/>
-          </w:tcPr>
-          <w:p>
-            <w:pPr>
-              <w:rPr>
-                <w:b/>
-                <w:sz w:val="28"/>
-                <w:szCs w:val="28"/>
-              </w:rPr>
-            </w:pPr>
-          </w:p>
-        </w:tc>
-        <w:tc>
-          <w:tcPr>
-            <w:tcW w:w="2835" w:type="dxa"/>
+            <w:shd w:val="clear" w:color="auto" w:fill="FDDFDF"/>
+          </w:tcPr>
+          <w:p>
+            <w:pPr>
+              <w:rPr>
+                <w:b/>
+                <w:sz w:val="28"/>
+                <w:szCs w:val="28"/>
+              </w:rPr>
+            </w:pPr>
+            <w:r>
+              <w:rPr>
+                <w:b/>
+                <w:sz w:val="28"/>
+                <w:szCs w:val="28"/>
+              </w:rPr>
+              <w:lastRenderedPageBreak/>
+              <w:t xml:space="preserve">{{ </w:t>
+            </w:r>
+            <w:proofErr w:type="spellStart"/>
+            <w:r>
+              <w:rPr>
+                <w:b/>
+                <w:sz w:val="28"/>
+                <w:szCs w:val="28"/>
+              </w:rPr>
+              <w:t>matter.other_key_team_members</w:t>
+            </w:r>
+            <w:proofErr w:type="spellEnd"/>
+            <w:r>
+              <w:rPr>
+                <w:b/>
+                <w:sz w:val="28"/>
+                <w:szCs w:val="28"/>
+              </w:rPr>
+              <w:t>[1</w:t>
+            </w:r>
+            <w:r>
+              <w:rPr>
+                <w:b/>
+                <w:sz w:val="28"/>
+                <w:szCs w:val="28"/>
+              </w:rPr>
+              <w:t>].name</w:t>
+            </w:r>
+            <w:r>
+              <w:rPr>
+                <w:b/>
+                <w:sz w:val="28"/>
+                <w:szCs w:val="28"/>
+              </w:rPr>
+              <w:t xml:space="preserve"> }}</w:t>
+            </w:r>
+          </w:p>
+        </w:tc>
+        <w:tc>
+          <w:tcPr>
+            <w:tcW w:w="2693" w:type="dxa"/>
             <w:gridSpan w:val="2"/>
             <w:tcBorders>
               <w:bottom w:val="single" w:sz="4" w:space="0" w:color="auto"/>
             </w:tcBorders>
-            <w:shd w:val="clear" w:color="auto" w:fill="E2EFD9" w:themeFill="accent6" w:themeFillTint="33"/>
-          </w:tcPr>
-          <w:p>
-            <w:pPr>
-              <w:rPr>
-                <w:b/>
-                <w:sz w:val="28"/>
-                <w:szCs w:val="28"/>
-              </w:rPr>
-            </w:pPr>
-          </w:p>
-        </w:tc>
-        <w:tc>
-          <w:tcPr>
-            <w:tcW w:w="3067" w:type="dxa"/>
+            <w:shd w:val="clear" w:color="auto" w:fill="FDDFDF"/>
+          </w:tcPr>
+          <w:p>
+            <w:pPr>
+              <w:rPr>
+                <w:b/>
+                <w:sz w:val="28"/>
+                <w:szCs w:val="28"/>
+              </w:rPr>
+            </w:pPr>
+            <w:r>
+              <w:rPr>
+                <w:b/>
+                <w:sz w:val="28"/>
+                <w:szCs w:val="28"/>
+              </w:rPr>
+              <w:t xml:space="preserve">{{ </w:t>
+            </w:r>
+            <w:proofErr w:type="spellStart"/>
+            <w:r>
+              <w:rPr>
+                <w:b/>
+                <w:sz w:val="28"/>
+                <w:szCs w:val="28"/>
+              </w:rPr>
+              <w:t>matter.other_key_team_members</w:t>
+            </w:r>
+            <w:proofErr w:type="spellEnd"/>
+            <w:r>
+              <w:rPr>
+                <w:b/>
+                <w:sz w:val="28"/>
+                <w:szCs w:val="28"/>
+              </w:rPr>
+              <w:t>[1</w:t>
+            </w:r>
+            <w:r>
+              <w:rPr>
+                <w:b/>
+                <w:sz w:val="28"/>
+                <w:szCs w:val="28"/>
+              </w:rPr>
+              <w:t>].office</w:t>
+            </w:r>
+            <w:r>
+              <w:rPr>
+                <w:b/>
+                <w:sz w:val="28"/>
+                <w:szCs w:val="28"/>
+              </w:rPr>
+              <w:t xml:space="preserve"> }}</w:t>
+            </w:r>
+          </w:p>
+        </w:tc>
+        <w:tc>
+          <w:tcPr>
+            <w:tcW w:w="3209" w:type="dxa"/>
             <w:tcBorders>
               <w:bottom w:val="single" w:sz="4" w:space="0" w:color="auto"/>
             </w:tcBorders>
-            <w:shd w:val="clear" w:color="auto" w:fill="E2EFD9" w:themeFill="accent6" w:themeFillTint="33"/>
-          </w:tcPr>
-          <w:p>
-            <w:pPr>
-              <w:rPr>
-                <w:b/>
-                <w:sz w:val="28"/>
-                <w:szCs w:val="28"/>
-              </w:rPr>
-            </w:pPr>
+            <w:shd w:val="clear" w:color="auto" w:fill="FDDFDF"/>
+          </w:tcPr>
+          <w:p>
+            <w:pPr>
+              <w:rPr>
+                <w:b/>
+                <w:sz w:val="28"/>
+                <w:szCs w:val="28"/>
+              </w:rPr>
+            </w:pPr>
+            <w:r>
+              <w:rPr>
+                <w:b/>
+                <w:sz w:val="28"/>
+                <w:szCs w:val="28"/>
+              </w:rPr>
+              <w:t xml:space="preserve">{{ </w:t>
+            </w:r>
+            <w:proofErr w:type="spellStart"/>
+            <w:r>
+              <w:rPr>
+                <w:b/>
+                <w:sz w:val="28"/>
+                <w:szCs w:val="28"/>
+              </w:rPr>
+              <w:t>matter.other_key_team_members</w:t>
+            </w:r>
+            <w:proofErr w:type="spellEnd"/>
+            <w:r>
+              <w:rPr>
+                <w:b/>
+                <w:sz w:val="28"/>
+                <w:szCs w:val="28"/>
+              </w:rPr>
+              <w:t>[1</w:t>
+            </w:r>
+            <w:r>
+              <w:rPr>
+                <w:b/>
+                <w:sz w:val="28"/>
+                <w:szCs w:val="28"/>
+              </w:rPr>
+              <w:t>].</w:t>
+            </w:r>
+            <w:proofErr w:type="spellStart"/>
+            <w:r>
+              <w:rPr>
+                <w:b/>
+                <w:sz w:val="28"/>
+                <w:szCs w:val="28"/>
+              </w:rPr>
+              <w:t>practice_area</w:t>
+            </w:r>
+            <w:proofErr w:type="spellEnd"/>
+            <w:r>
+              <w:rPr>
+                <w:b/>
+                <w:sz w:val="28"/>
+                <w:szCs w:val="28"/>
+              </w:rPr>
+              <w:t xml:space="preserve"> }}</w:t>
+            </w:r>
           </w:p>
         </w:tc>
       </w:tr>
       <w:tr>
         <w:trPr>
-          <w:trHeight w:val="447"/>
+          <w:trHeight w:val="435"/>
         </w:trPr>
         <w:tc>
           <w:tcPr>
@@ -9010,7 +13120,7 @@
       </w:tr>
       <w:tr>
         <w:trPr>
-          <w:trHeight w:val="576"/>
+          <w:trHeight w:val="582"/>
         </w:trPr>
         <w:tc>
           <w:tcPr>
@@ -9038,1079 +13148,6 @@
         </w:tc>
         <w:tc>
           <w:tcPr>
-            <w:tcW w:w="2835" w:type="dxa"/>
-            <w:gridSpan w:val="2"/>
-            <w:tcBorders>
-              <w:top w:val="nil"/>
-              <w:bottom w:val="single" w:sz="4" w:space="0" w:color="auto"/>
-            </w:tcBorders>
-            <w:shd w:val="clear" w:color="auto" w:fill="D0CECE" w:themeFill="background2" w:themeFillShade="E6"/>
-          </w:tcPr>
-          <w:p>
-            <w:pPr>
-              <w:rPr>
-                <w:b/>
-              </w:rPr>
-            </w:pPr>
-            <w:r>
-              <w:rPr>
-                <w:b/>
-              </w:rPr>
-              <w:t>Role details</w:t>
-            </w:r>
-          </w:p>
-        </w:tc>
-        <w:tc>
-          <w:tcPr>
-            <w:tcW w:w="3067" w:type="dxa"/>
-            <w:tcBorders>
-              <w:top w:val="nil"/>
-              <w:bottom w:val="single" w:sz="4" w:space="0" w:color="auto"/>
-            </w:tcBorders>
-            <w:shd w:val="clear" w:color="auto" w:fill="D0CECE" w:themeFill="background2" w:themeFillShade="E6"/>
-          </w:tcPr>
-          <w:p>
-            <w:pPr>
-              <w:rPr>
-                <w:sz w:val="20"/>
-                <w:szCs w:val="20"/>
-              </w:rPr>
-            </w:pPr>
-            <w:r>
-              <w:rPr>
-                <w:b/>
-              </w:rPr>
-              <w:t>Advising</w:t>
-            </w:r>
-            <w:r>
-              <w:rPr>
-                <w:b/>
-              </w:rPr>
-              <w:t xml:space="preserve"> </w:t>
-            </w:r>
-            <w:r>
-              <w:rPr>
-                <w:color w:val="767171" w:themeColor="background2" w:themeShade="80"/>
-                <w:sz w:val="20"/>
-                <w:szCs w:val="20"/>
-              </w:rPr>
-              <w:t>(specify the firm/company/individual advised)</w:t>
-            </w:r>
-          </w:p>
-        </w:tc>
-      </w:tr>
-      <w:tr>
-        <w:trPr>
-          <w:trHeight w:val="385"/>
-        </w:trPr>
-        <w:tc>
-          <w:tcPr>
-            <w:tcW w:w="3114" w:type="dxa"/>
-            <w:gridSpan w:val="2"/>
-            <w:shd w:val="clear" w:color="auto" w:fill="E2EFD9" w:themeFill="accent6" w:themeFillTint="33"/>
-          </w:tcPr>
-          <w:p>
-            <w:pPr>
-              <w:rPr>
-                <w:b/>
-                <w:sz w:val="28"/>
-                <w:szCs w:val="28"/>
-              </w:rPr>
-            </w:pPr>
-          </w:p>
-        </w:tc>
-        <w:tc>
-          <w:tcPr>
-            <w:tcW w:w="2835" w:type="dxa"/>
-            <w:gridSpan w:val="2"/>
-            <w:shd w:val="clear" w:color="auto" w:fill="E2EFD9" w:themeFill="accent6" w:themeFillTint="33"/>
-          </w:tcPr>
-          <w:p>
-            <w:pPr>
-              <w:rPr>
-                <w:b/>
-                <w:sz w:val="28"/>
-                <w:szCs w:val="28"/>
-              </w:rPr>
-            </w:pPr>
-          </w:p>
-        </w:tc>
-        <w:tc>
-          <w:tcPr>
-            <w:tcW w:w="3067" w:type="dxa"/>
-            <w:shd w:val="clear" w:color="auto" w:fill="E2EFD9" w:themeFill="accent6" w:themeFillTint="33"/>
-          </w:tcPr>
-          <w:p>
-            <w:pPr>
-              <w:rPr>
-                <w:b/>
-                <w:sz w:val="28"/>
-                <w:szCs w:val="28"/>
-              </w:rPr>
-            </w:pPr>
-          </w:p>
-        </w:tc>
-      </w:tr>
-      <w:tr>
-        <w:trPr>
-          <w:trHeight w:val="537"/>
-        </w:trPr>
-        <w:tc>
-          <w:tcPr>
-            <w:tcW w:w="4508" w:type="dxa"/>
-            <w:gridSpan w:val="3"/>
-            <w:tcBorders>
-              <w:bottom w:val="single" w:sz="4" w:space="0" w:color="auto"/>
-            </w:tcBorders>
-            <w:shd w:val="clear" w:color="auto" w:fill="D0CECE" w:themeFill="background2" w:themeFillShade="E6"/>
-          </w:tcPr>
-          <w:p>
-            <w:pPr>
-              <w:rPr>
-                <w:b/>
-                <w:sz w:val="28"/>
-                <w:szCs w:val="28"/>
-              </w:rPr>
-            </w:pPr>
-            <w:r>
-              <w:rPr>
-                <w:b/>
-                <w:sz w:val="28"/>
-                <w:szCs w:val="28"/>
-              </w:rPr>
-              <w:t>Start date</w:t>
-            </w:r>
-          </w:p>
-        </w:tc>
-        <w:tc>
-          <w:tcPr>
-            <w:tcW w:w="4508" w:type="dxa"/>
-            <w:gridSpan w:val="2"/>
-            <w:tcBorders>
-              <w:bottom w:val="single" w:sz="4" w:space="0" w:color="auto"/>
-            </w:tcBorders>
-            <w:shd w:val="clear" w:color="auto" w:fill="D0CECE" w:themeFill="background2" w:themeFillShade="E6"/>
-          </w:tcPr>
-          <w:p>
-            <w:pPr>
-              <w:rPr>
-                <w:b/>
-                <w:sz w:val="28"/>
-                <w:szCs w:val="28"/>
-              </w:rPr>
-            </w:pPr>
-            <w:r>
-              <w:rPr>
-                <w:b/>
-                <w:sz w:val="28"/>
-                <w:szCs w:val="28"/>
-              </w:rPr>
-              <w:t>End date</w:t>
-            </w:r>
-          </w:p>
-        </w:tc>
-      </w:tr>
-      <w:tr>
-        <w:tc>
-          <w:tcPr>
-            <w:tcW w:w="4508" w:type="dxa"/>
-            <w:gridSpan w:val="3"/>
-            <w:tcBorders>
-              <w:bottom w:val="single" w:sz="4" w:space="0" w:color="auto"/>
-            </w:tcBorders>
-            <w:shd w:val="clear" w:color="auto" w:fill="E2EFD9" w:themeFill="accent6" w:themeFillTint="33"/>
-          </w:tcPr>
-          <w:p>
-            <w:pPr>
-              <w:rPr>
-                <w:b/>
-                <w:sz w:val="28"/>
-                <w:szCs w:val="28"/>
-              </w:rPr>
-            </w:pPr>
-          </w:p>
-        </w:tc>
-        <w:tc>
-          <w:tcPr>
-            <w:tcW w:w="4508" w:type="dxa"/>
-            <w:gridSpan w:val="2"/>
-            <w:tcBorders>
-              <w:bottom w:val="single" w:sz="4" w:space="0" w:color="auto"/>
-            </w:tcBorders>
-            <w:shd w:val="clear" w:color="auto" w:fill="E2EFD9" w:themeFill="accent6" w:themeFillTint="33"/>
-          </w:tcPr>
-          <w:p>
-            <w:pPr>
-              <w:rPr>
-                <w:b/>
-                <w:sz w:val="28"/>
-                <w:szCs w:val="28"/>
-              </w:rPr>
-            </w:pPr>
-          </w:p>
-        </w:tc>
-      </w:tr>
-    </w:tbl>
-    <w:p>
-      <w:r>
-        <w:br w:type="page"/>
-      </w:r>
-    </w:p>
-    <w:tbl>
-      <w:tblPr>
-        <w:tblStyle w:val="TableGrid"/>
-        <w:tblW w:w="0" w:type="auto"/>
-        <w:tblBorders>
-          <w:bottom w:val="none" w:sz="0" w:space="0" w:color="auto"/>
-        </w:tblBorders>
-        <w:tblLook w:val="04A0" w:firstRow="1" w:lastRow="0" w:firstColumn="1" w:lastColumn="0" w:noHBand="0" w:noVBand="1"/>
-      </w:tblPr>
-      <w:tblGrid>
-        <w:gridCol w:w="2830"/>
-        <w:gridCol w:w="284"/>
-        <w:gridCol w:w="1394"/>
-        <w:gridCol w:w="1299"/>
-        <w:gridCol w:w="3209"/>
-      </w:tblGrid>
-      <w:tr>
-        <w:trPr>
-          <w:trHeight w:val="416"/>
-        </w:trPr>
-        <w:tc>
-          <w:tcPr>
-            <w:tcW w:w="9016" w:type="dxa"/>
-            <w:gridSpan w:val="5"/>
-            <w:tcBorders>
-              <w:top w:val="single" w:sz="4" w:space="0" w:color="auto"/>
-            </w:tcBorders>
-            <w:shd w:val="clear" w:color="auto" w:fill="F1A3A3"/>
-          </w:tcPr>
-          <w:p>
-            <w:pPr>
-              <w:rPr>
-                <w:b/>
-                <w:sz w:val="28"/>
-                <w:szCs w:val="28"/>
-              </w:rPr>
-            </w:pPr>
-            <w:r>
-              <w:rPr>
-                <w:b/>
-                <w:sz w:val="28"/>
-                <w:szCs w:val="28"/>
-              </w:rPr>
-              <w:lastRenderedPageBreak/>
-              <w:t>Non-publishable matter</w:t>
-            </w:r>
-          </w:p>
-        </w:tc>
-      </w:tr>
-      <w:tr>
-        <w:trPr>
-          <w:trHeight w:val="564"/>
-        </w:trPr>
-        <w:tc>
-          <w:tcPr>
-            <w:tcW w:w="3114" w:type="dxa"/>
-            <w:gridSpan w:val="2"/>
-            <w:shd w:val="clear" w:color="auto" w:fill="D0CECE" w:themeFill="background2" w:themeFillShade="E6"/>
-          </w:tcPr>
-          <w:p>
-            <w:pPr>
-              <w:rPr>
-                <w:b/>
-                <w:sz w:val="28"/>
-                <w:szCs w:val="28"/>
-              </w:rPr>
-            </w:pPr>
-            <w:r>
-              <w:rPr>
-                <w:b/>
-                <w:sz w:val="28"/>
-                <w:szCs w:val="28"/>
-              </w:rPr>
-              <w:t>Name of client</w:t>
-            </w:r>
-          </w:p>
-        </w:tc>
-        <w:tc>
-          <w:tcPr>
-            <w:tcW w:w="5902" w:type="dxa"/>
-            <w:gridSpan w:val="3"/>
-            <w:shd w:val="clear" w:color="auto" w:fill="D0CECE" w:themeFill="background2" w:themeFillShade="E6"/>
-          </w:tcPr>
-          <w:p>
-            <w:pPr>
-              <w:rPr>
-                <w:b/>
-              </w:rPr>
-            </w:pPr>
-            <w:r>
-              <w:rPr>
-                <w:b/>
-              </w:rPr>
-              <w:t>Industry sector</w:t>
-            </w:r>
-          </w:p>
-        </w:tc>
-      </w:tr>
-      <w:tr>
-        <w:trPr>
-          <w:trHeight w:val="402"/>
-        </w:trPr>
-        <w:tc>
-          <w:tcPr>
-            <w:tcW w:w="3114" w:type="dxa"/>
-            <w:gridSpan w:val="2"/>
-            <w:shd w:val="clear" w:color="auto" w:fill="FDDFDF"/>
-          </w:tcPr>
-          <w:p>
-            <w:pPr>
-              <w:rPr>
-                <w:b/>
-                <w:sz w:val="28"/>
-                <w:szCs w:val="28"/>
-              </w:rPr>
-            </w:pPr>
-          </w:p>
-        </w:tc>
-        <w:tc>
-          <w:tcPr>
-            <w:tcW w:w="5902" w:type="dxa"/>
-            <w:gridSpan w:val="3"/>
-            <w:shd w:val="clear" w:color="auto" w:fill="FDDFDF"/>
-          </w:tcPr>
-          <w:p>
-            <w:pPr>
-              <w:rPr>
-                <w:b/>
-                <w:sz w:val="28"/>
-                <w:szCs w:val="28"/>
-              </w:rPr>
-            </w:pPr>
-          </w:p>
-        </w:tc>
-      </w:tr>
-      <w:tr>
-        <w:trPr>
-          <w:trHeight w:val="554"/>
-        </w:trPr>
-        <w:tc>
-          <w:tcPr>
-            <w:tcW w:w="9016" w:type="dxa"/>
-            <w:gridSpan w:val="5"/>
-            <w:shd w:val="clear" w:color="auto" w:fill="D0CECE" w:themeFill="background2" w:themeFillShade="E6"/>
-          </w:tcPr>
-          <w:p>
-            <w:pPr>
-              <w:rPr>
-                <w:b/>
-              </w:rPr>
-            </w:pPr>
-            <w:r>
-              <w:rPr>
-                <w:b/>
-              </w:rPr>
-              <w:t>Matter summary</w:t>
-            </w:r>
-          </w:p>
-        </w:tc>
-      </w:tr>
-      <w:tr>
-        <w:trPr>
-          <w:trHeight w:val="3121"/>
-        </w:trPr>
-        <w:tc>
-          <w:tcPr>
-            <w:tcW w:w="9016" w:type="dxa"/>
-            <w:gridSpan w:val="5"/>
-            <w:shd w:val="clear" w:color="auto" w:fill="FDDFDF"/>
-          </w:tcPr>
-          <w:p>
-            <w:pPr>
-              <w:rPr>
-                <w:sz w:val="20"/>
-                <w:szCs w:val="20"/>
-              </w:rPr>
-            </w:pPr>
-            <w:r>
-              <w:rPr>
-                <w:sz w:val="20"/>
-                <w:szCs w:val="20"/>
-              </w:rPr>
-              <w:t>Please describe your team's role and what made its involvement/the matter important.</w:t>
-            </w:r>
-            <w:r>
-              <w:rPr>
-                <w:sz w:val="20"/>
-                <w:szCs w:val="20"/>
-              </w:rPr>
-              <w:tab/>
-              <w:t>Please also include any relevant press coverage in this section</w:t>
-            </w:r>
-          </w:p>
-          <w:p>
-            <w:pPr>
-              <w:rPr>
-                <w:sz w:val="20"/>
-                <w:szCs w:val="20"/>
-              </w:rPr>
-            </w:pPr>
-          </w:p>
-        </w:tc>
-      </w:tr>
-      <w:tr>
-        <w:trPr>
-          <w:trHeight w:val="428"/>
-        </w:trPr>
-        <w:tc>
-          <w:tcPr>
-            <w:tcW w:w="2830" w:type="dxa"/>
-            <w:tcBorders>
-              <w:bottom w:val="single" w:sz="4" w:space="0" w:color="auto"/>
-            </w:tcBorders>
-            <w:shd w:val="clear" w:color="auto" w:fill="D0CECE" w:themeFill="background2" w:themeFillShade="E6"/>
-          </w:tcPr>
-          <w:p>
-            <w:pPr>
-              <w:rPr>
-                <w:b/>
-                <w:sz w:val="28"/>
-                <w:szCs w:val="28"/>
-              </w:rPr>
-            </w:pPr>
-            <w:r>
-              <w:rPr>
-                <w:b/>
-                <w:sz w:val="28"/>
-                <w:szCs w:val="28"/>
-              </w:rPr>
-              <w:t>Deal value</w:t>
-            </w:r>
-          </w:p>
-        </w:tc>
-        <w:tc>
-          <w:tcPr>
-            <w:tcW w:w="6186" w:type="dxa"/>
-            <w:gridSpan w:val="4"/>
-            <w:tcBorders>
-              <w:bottom w:val="single" w:sz="4" w:space="0" w:color="auto"/>
-            </w:tcBorders>
-            <w:shd w:val="clear" w:color="auto" w:fill="FDDFDF"/>
-          </w:tcPr>
-          <w:p>
-            <w:pPr>
-              <w:tabs>
-                <w:tab w:val="center" w:pos="2063"/>
-              </w:tabs>
-              <w:rPr>
-                <w:b/>
-                <w:sz w:val="28"/>
-                <w:szCs w:val="28"/>
-              </w:rPr>
-            </w:pPr>
-          </w:p>
-        </w:tc>
-      </w:tr>
-      <w:tr>
-        <w:trPr>
-          <w:trHeight w:val="411"/>
-        </w:trPr>
-        <w:tc>
-          <w:tcPr>
-            <w:tcW w:w="9016" w:type="dxa"/>
-            <w:gridSpan w:val="5"/>
-            <w:tcBorders>
-              <w:bottom w:val="nil"/>
-            </w:tcBorders>
-            <w:shd w:val="clear" w:color="auto" w:fill="D0CECE" w:themeFill="background2" w:themeFillShade="E6"/>
-          </w:tcPr>
-          <w:p>
-            <w:pPr>
-              <w:rPr>
-                <w:b/>
-                <w:sz w:val="28"/>
-                <w:szCs w:val="28"/>
-              </w:rPr>
-            </w:pPr>
-            <w:r>
-              <w:rPr>
-                <w:b/>
-                <w:sz w:val="28"/>
-                <w:szCs w:val="28"/>
-              </w:rPr>
-              <w:t xml:space="preserve">Was it </w:t>
-            </w:r>
-            <w:r>
-              <w:rPr>
-                <w:b/>
-                <w:sz w:val="28"/>
-                <w:szCs w:val="28"/>
-              </w:rPr>
-              <w:t>cross-border?</w:t>
-            </w:r>
-          </w:p>
-        </w:tc>
-      </w:tr>
-      <w:tr>
-        <w:trPr>
-          <w:trHeight w:val="417"/>
-        </w:trPr>
-        <w:tc>
-          <w:tcPr>
-            <w:tcW w:w="9016" w:type="dxa"/>
-            <w:gridSpan w:val="5"/>
-            <w:tcBorders>
-              <w:top w:val="nil"/>
-            </w:tcBorders>
-            <w:shd w:val="clear" w:color="auto" w:fill="D0CECE" w:themeFill="background2" w:themeFillShade="E6"/>
-          </w:tcPr>
-          <w:p>
-            <w:pPr>
-              <w:rPr>
-                <w:b/>
-              </w:rPr>
-            </w:pPr>
-            <w:r>
-              <w:rPr>
-                <w:b/>
-              </w:rPr>
-              <w:t>Jurisdiction</w:t>
-            </w:r>
-            <w:r>
-              <w:rPr>
-                <w:b/>
-              </w:rPr>
-              <w:t>s involved</w:t>
-            </w:r>
-          </w:p>
-        </w:tc>
-      </w:tr>
-      <w:tr>
-        <w:tc>
-          <w:tcPr>
-            <w:tcW w:w="9016" w:type="dxa"/>
-            <w:gridSpan w:val="5"/>
-            <w:shd w:val="clear" w:color="auto" w:fill="FDDFDF"/>
-          </w:tcPr>
-          <w:p>
-            <w:pPr>
-              <w:rPr>
-                <w:b/>
-                <w:sz w:val="28"/>
-                <w:szCs w:val="28"/>
-              </w:rPr>
-            </w:pPr>
-          </w:p>
-        </w:tc>
-      </w:tr>
-      <w:tr>
-        <w:tc>
-          <w:tcPr>
-            <w:tcW w:w="9016" w:type="dxa"/>
-            <w:gridSpan w:val="5"/>
-            <w:tcBorders>
-              <w:bottom w:val="single" w:sz="4" w:space="0" w:color="auto"/>
-            </w:tcBorders>
-            <w:shd w:val="clear" w:color="auto" w:fill="FDDFDF"/>
-          </w:tcPr>
-          <w:p>
-            <w:pPr>
-              <w:rPr>
-                <w:b/>
-                <w:sz w:val="28"/>
-                <w:szCs w:val="28"/>
-              </w:rPr>
-            </w:pPr>
-          </w:p>
-        </w:tc>
-      </w:tr>
-      <w:tr>
-        <w:trPr>
-          <w:trHeight w:val="419"/>
-        </w:trPr>
-        <w:tc>
-          <w:tcPr>
-            <w:tcW w:w="9016" w:type="dxa"/>
-            <w:gridSpan w:val="5"/>
-            <w:tcBorders>
-              <w:bottom w:val="nil"/>
-            </w:tcBorders>
-            <w:shd w:val="clear" w:color="auto" w:fill="D0CECE" w:themeFill="background2" w:themeFillShade="E6"/>
-          </w:tcPr>
-          <w:p>
-            <w:pPr>
-              <w:rPr>
-                <w:b/>
-                <w:sz w:val="28"/>
-                <w:szCs w:val="28"/>
-              </w:rPr>
-            </w:pPr>
-            <w:r>
-              <w:rPr>
-                <w:b/>
-                <w:sz w:val="28"/>
-                <w:szCs w:val="28"/>
-              </w:rPr>
-              <w:t>Lead partner(s)</w:t>
-            </w:r>
-          </w:p>
-        </w:tc>
-      </w:tr>
-      <w:tr>
-        <w:trPr>
-          <w:trHeight w:val="424"/>
-        </w:trPr>
-        <w:tc>
-          <w:tcPr>
-            <w:tcW w:w="3114" w:type="dxa"/>
-            <w:gridSpan w:val="2"/>
-            <w:tcBorders>
-              <w:top w:val="nil"/>
-            </w:tcBorders>
-            <w:shd w:val="clear" w:color="auto" w:fill="D0CECE" w:themeFill="background2" w:themeFillShade="E6"/>
-          </w:tcPr>
-          <w:p>
-            <w:pPr>
-              <w:rPr>
-                <w:b/>
-              </w:rPr>
-            </w:pPr>
-            <w:r>
-              <w:rPr>
-                <w:b/>
-              </w:rPr>
-              <w:t>Name</w:t>
-            </w:r>
-          </w:p>
-        </w:tc>
-        <w:tc>
-          <w:tcPr>
-            <w:tcW w:w="2693" w:type="dxa"/>
-            <w:gridSpan w:val="2"/>
-            <w:tcBorders>
-              <w:top w:val="nil"/>
-            </w:tcBorders>
-            <w:shd w:val="clear" w:color="auto" w:fill="D0CECE" w:themeFill="background2" w:themeFillShade="E6"/>
-          </w:tcPr>
-          <w:p>
-            <w:pPr>
-              <w:rPr>
-                <w:b/>
-              </w:rPr>
-            </w:pPr>
-            <w:r>
-              <w:rPr>
-                <w:b/>
-              </w:rPr>
-              <w:t>Office</w:t>
-            </w:r>
-          </w:p>
-        </w:tc>
-        <w:tc>
-          <w:tcPr>
-            <w:tcW w:w="3209" w:type="dxa"/>
-            <w:tcBorders>
-              <w:top w:val="nil"/>
-            </w:tcBorders>
-            <w:shd w:val="clear" w:color="auto" w:fill="D0CECE" w:themeFill="background2" w:themeFillShade="E6"/>
-          </w:tcPr>
-          <w:p>
-            <w:pPr>
-              <w:rPr>
-                <w:b/>
-              </w:rPr>
-            </w:pPr>
-            <w:r>
-              <w:rPr>
-                <w:b/>
-              </w:rPr>
-              <w:t>Practice area</w:t>
-            </w:r>
-          </w:p>
-        </w:tc>
-      </w:tr>
-      <w:tr>
-        <w:tc>
-          <w:tcPr>
-            <w:tcW w:w="3114" w:type="dxa"/>
-            <w:gridSpan w:val="2"/>
-            <w:shd w:val="clear" w:color="auto" w:fill="FDDFDF"/>
-          </w:tcPr>
-          <w:p>
-            <w:pPr>
-              <w:rPr>
-                <w:b/>
-                <w:sz w:val="28"/>
-                <w:szCs w:val="28"/>
-              </w:rPr>
-            </w:pPr>
-          </w:p>
-        </w:tc>
-        <w:tc>
-          <w:tcPr>
-            <w:tcW w:w="2693" w:type="dxa"/>
-            <w:gridSpan w:val="2"/>
-            <w:shd w:val="clear" w:color="auto" w:fill="FDDFDF"/>
-          </w:tcPr>
-          <w:p>
-            <w:pPr>
-              <w:rPr>
-                <w:b/>
-                <w:sz w:val="28"/>
-                <w:szCs w:val="28"/>
-              </w:rPr>
-            </w:pPr>
-          </w:p>
-        </w:tc>
-        <w:tc>
-          <w:tcPr>
-            <w:tcW w:w="3209" w:type="dxa"/>
-            <w:shd w:val="clear" w:color="auto" w:fill="FDDFDF"/>
-          </w:tcPr>
-          <w:p>
-            <w:pPr>
-              <w:rPr>
-                <w:b/>
-                <w:sz w:val="28"/>
-                <w:szCs w:val="28"/>
-              </w:rPr>
-            </w:pPr>
-          </w:p>
-        </w:tc>
-      </w:tr>
-      <w:tr>
-        <w:tc>
-          <w:tcPr>
-            <w:tcW w:w="3114" w:type="dxa"/>
-            <w:gridSpan w:val="2"/>
-            <w:tcBorders>
-              <w:bottom w:val="single" w:sz="4" w:space="0" w:color="auto"/>
-            </w:tcBorders>
-            <w:shd w:val="clear" w:color="auto" w:fill="FDDFDF"/>
-          </w:tcPr>
-          <w:p>
-            <w:pPr>
-              <w:rPr>
-                <w:b/>
-                <w:sz w:val="28"/>
-                <w:szCs w:val="28"/>
-              </w:rPr>
-            </w:pPr>
-          </w:p>
-        </w:tc>
-        <w:tc>
-          <w:tcPr>
-            <w:tcW w:w="2693" w:type="dxa"/>
-            <w:gridSpan w:val="2"/>
-            <w:tcBorders>
-              <w:bottom w:val="single" w:sz="4" w:space="0" w:color="auto"/>
-            </w:tcBorders>
-            <w:shd w:val="clear" w:color="auto" w:fill="FDDFDF"/>
-          </w:tcPr>
-          <w:p>
-            <w:pPr>
-              <w:rPr>
-                <w:b/>
-                <w:sz w:val="28"/>
-                <w:szCs w:val="28"/>
-              </w:rPr>
-            </w:pPr>
-          </w:p>
-        </w:tc>
-        <w:tc>
-          <w:tcPr>
-            <w:tcW w:w="3209" w:type="dxa"/>
-            <w:tcBorders>
-              <w:bottom w:val="single" w:sz="4" w:space="0" w:color="auto"/>
-            </w:tcBorders>
-            <w:shd w:val="clear" w:color="auto" w:fill="FDDFDF"/>
-          </w:tcPr>
-          <w:p>
-            <w:pPr>
-              <w:rPr>
-                <w:b/>
-                <w:sz w:val="28"/>
-                <w:szCs w:val="28"/>
-              </w:rPr>
-            </w:pPr>
-          </w:p>
-        </w:tc>
-      </w:tr>
-      <w:tr>
-        <w:trPr>
-          <w:trHeight w:val="554"/>
-        </w:trPr>
-        <w:tc>
-          <w:tcPr>
-            <w:tcW w:w="9016" w:type="dxa"/>
-            <w:gridSpan w:val="5"/>
-            <w:tcBorders>
-              <w:bottom w:val="nil"/>
-            </w:tcBorders>
-            <w:shd w:val="clear" w:color="auto" w:fill="D0CECE" w:themeFill="background2" w:themeFillShade="E6"/>
-          </w:tcPr>
-          <w:p>
-            <w:pPr>
-              <w:rPr>
-                <w:b/>
-                <w:sz w:val="28"/>
-                <w:szCs w:val="28"/>
-              </w:rPr>
-            </w:pPr>
-            <w:r>
-              <w:rPr>
-                <w:b/>
-                <w:sz w:val="28"/>
-                <w:szCs w:val="28"/>
-              </w:rPr>
-              <w:t>Other key team members</w:t>
-            </w:r>
-          </w:p>
-        </w:tc>
-      </w:tr>
-      <w:tr>
-        <w:trPr>
-          <w:trHeight w:val="424"/>
-        </w:trPr>
-        <w:tc>
-          <w:tcPr>
-            <w:tcW w:w="3114" w:type="dxa"/>
-            <w:gridSpan w:val="2"/>
-            <w:tcBorders>
-              <w:top w:val="nil"/>
-            </w:tcBorders>
-            <w:shd w:val="clear" w:color="auto" w:fill="D0CECE" w:themeFill="background2" w:themeFillShade="E6"/>
-          </w:tcPr>
-          <w:p>
-            <w:pPr>
-              <w:rPr>
-                <w:b/>
-              </w:rPr>
-            </w:pPr>
-            <w:r>
-              <w:rPr>
-                <w:b/>
-              </w:rPr>
-              <w:t>Name</w:t>
-            </w:r>
-          </w:p>
-        </w:tc>
-        <w:tc>
-          <w:tcPr>
-            <w:tcW w:w="2693" w:type="dxa"/>
-            <w:gridSpan w:val="2"/>
-            <w:tcBorders>
-              <w:top w:val="nil"/>
-            </w:tcBorders>
-            <w:shd w:val="clear" w:color="auto" w:fill="D0CECE" w:themeFill="background2" w:themeFillShade="E6"/>
-          </w:tcPr>
-          <w:p>
-            <w:pPr>
-              <w:rPr>
-                <w:b/>
-              </w:rPr>
-            </w:pPr>
-            <w:r>
-              <w:rPr>
-                <w:b/>
-              </w:rPr>
-              <w:t>Office</w:t>
-            </w:r>
-          </w:p>
-        </w:tc>
-        <w:tc>
-          <w:tcPr>
-            <w:tcW w:w="3209" w:type="dxa"/>
-            <w:tcBorders>
-              <w:top w:val="nil"/>
-            </w:tcBorders>
-            <w:shd w:val="clear" w:color="auto" w:fill="D0CECE" w:themeFill="background2" w:themeFillShade="E6"/>
-          </w:tcPr>
-          <w:p>
-            <w:pPr>
-              <w:rPr>
-                <w:b/>
-              </w:rPr>
-            </w:pPr>
-            <w:r>
-              <w:rPr>
-                <w:b/>
-              </w:rPr>
-              <w:t>Practice area</w:t>
-            </w:r>
-          </w:p>
-        </w:tc>
-      </w:tr>
-      <w:tr>
-        <w:tc>
-          <w:tcPr>
-            <w:tcW w:w="3114" w:type="dxa"/>
-            <w:gridSpan w:val="2"/>
-            <w:shd w:val="clear" w:color="auto" w:fill="FDDFDF"/>
-          </w:tcPr>
-          <w:p>
-            <w:pPr>
-              <w:rPr>
-                <w:b/>
-                <w:sz w:val="28"/>
-                <w:szCs w:val="28"/>
-              </w:rPr>
-            </w:pPr>
-          </w:p>
-        </w:tc>
-        <w:tc>
-          <w:tcPr>
-            <w:tcW w:w="2693" w:type="dxa"/>
-            <w:gridSpan w:val="2"/>
-            <w:shd w:val="clear" w:color="auto" w:fill="FDDFDF"/>
-          </w:tcPr>
-          <w:p>
-            <w:pPr>
-              <w:rPr>
-                <w:b/>
-                <w:sz w:val="28"/>
-                <w:szCs w:val="28"/>
-              </w:rPr>
-            </w:pPr>
-          </w:p>
-        </w:tc>
-        <w:tc>
-          <w:tcPr>
-            <w:tcW w:w="3209" w:type="dxa"/>
-            <w:shd w:val="clear" w:color="auto" w:fill="FDDFDF"/>
-          </w:tcPr>
-          <w:p>
-            <w:pPr>
-              <w:rPr>
-                <w:b/>
-                <w:sz w:val="28"/>
-                <w:szCs w:val="28"/>
-              </w:rPr>
-            </w:pPr>
-          </w:p>
-        </w:tc>
-      </w:tr>
-      <w:tr>
-        <w:tc>
-          <w:tcPr>
-            <w:tcW w:w="3114" w:type="dxa"/>
-            <w:gridSpan w:val="2"/>
-            <w:tcBorders>
-              <w:bottom w:val="single" w:sz="4" w:space="0" w:color="auto"/>
-            </w:tcBorders>
-            <w:shd w:val="clear" w:color="auto" w:fill="FDDFDF"/>
-          </w:tcPr>
-          <w:p>
-            <w:pPr>
-              <w:rPr>
-                <w:b/>
-                <w:sz w:val="28"/>
-                <w:szCs w:val="28"/>
-              </w:rPr>
-            </w:pPr>
-          </w:p>
-        </w:tc>
-        <w:tc>
-          <w:tcPr>
-            <w:tcW w:w="2693" w:type="dxa"/>
-            <w:gridSpan w:val="2"/>
-            <w:tcBorders>
-              <w:bottom w:val="single" w:sz="4" w:space="0" w:color="auto"/>
-            </w:tcBorders>
-            <w:shd w:val="clear" w:color="auto" w:fill="FDDFDF"/>
-          </w:tcPr>
-          <w:p>
-            <w:pPr>
-              <w:rPr>
-                <w:b/>
-                <w:sz w:val="28"/>
-                <w:szCs w:val="28"/>
-              </w:rPr>
-            </w:pPr>
-          </w:p>
-        </w:tc>
-        <w:tc>
-          <w:tcPr>
-            <w:tcW w:w="3209" w:type="dxa"/>
-            <w:tcBorders>
-              <w:bottom w:val="single" w:sz="4" w:space="0" w:color="auto"/>
-            </w:tcBorders>
-            <w:shd w:val="clear" w:color="auto" w:fill="FDDFDF"/>
-          </w:tcPr>
-          <w:p>
-            <w:pPr>
-              <w:rPr>
-                <w:b/>
-                <w:sz w:val="28"/>
-                <w:szCs w:val="28"/>
-              </w:rPr>
-            </w:pPr>
-          </w:p>
-        </w:tc>
-      </w:tr>
-      <w:tr>
-        <w:trPr>
-          <w:trHeight w:val="435"/>
-        </w:trPr>
-        <w:tc>
-          <w:tcPr>
-            <w:tcW w:w="9016" w:type="dxa"/>
-            <w:gridSpan w:val="5"/>
-            <w:tcBorders>
-              <w:bottom w:val="nil"/>
-            </w:tcBorders>
-            <w:shd w:val="clear" w:color="auto" w:fill="D0CECE" w:themeFill="background2" w:themeFillShade="E6"/>
-          </w:tcPr>
-          <w:p>
-            <w:pPr>
-              <w:rPr>
-                <w:b/>
-                <w:sz w:val="28"/>
-                <w:szCs w:val="28"/>
-              </w:rPr>
-            </w:pPr>
-            <w:r>
-              <w:rPr>
-                <w:b/>
-                <w:sz w:val="28"/>
-                <w:szCs w:val="28"/>
-              </w:rPr>
-              <w:t>Other firms advising on the matter and their role(s)</w:t>
-            </w:r>
-          </w:p>
-        </w:tc>
-      </w:tr>
-      <w:tr>
-        <w:trPr>
-          <w:trHeight w:val="582"/>
-        </w:trPr>
-        <w:tc>
-          <w:tcPr>
-            <w:tcW w:w="3114" w:type="dxa"/>
-            <w:gridSpan w:val="2"/>
-            <w:tcBorders>
-              <w:top w:val="nil"/>
-              <w:bottom w:val="single" w:sz="4" w:space="0" w:color="auto"/>
-            </w:tcBorders>
-            <w:shd w:val="clear" w:color="auto" w:fill="D0CECE" w:themeFill="background2" w:themeFillShade="E6"/>
-          </w:tcPr>
-          <w:p>
-            <w:pPr>
-              <w:rPr>
-                <w:b/>
-              </w:rPr>
-            </w:pPr>
-            <w:r>
-              <w:rPr>
-                <w:b/>
-              </w:rPr>
-              <w:t>Firm name</w:t>
-            </w:r>
-          </w:p>
-        </w:tc>
-        <w:tc>
-          <w:tcPr>
             <w:tcW w:w="2693" w:type="dxa"/>
             <w:gridSpan w:val="2"/>
             <w:tcBorders>
@@ -10190,6 +13227,50 @@
                 <w:szCs w:val="28"/>
               </w:rPr>
             </w:pPr>
+            <w:r>
+              <w:rPr>
+                <w:b/>
+                <w:sz w:val="28"/>
+                <w:szCs w:val="28"/>
+              </w:rPr>
+              <w:t xml:space="preserve">{{ </w:t>
+            </w:r>
+            <w:proofErr w:type="spellStart"/>
+            <w:r>
+              <w:rPr>
+                <w:b/>
+                <w:sz w:val="28"/>
+                <w:szCs w:val="28"/>
+              </w:rPr>
+              <w:t>matter.external_firms_advising</w:t>
+            </w:r>
+            <w:proofErr w:type="spellEnd"/>
+            <w:r>
+              <w:rPr>
+                <w:b/>
+                <w:sz w:val="28"/>
+                <w:szCs w:val="28"/>
+              </w:rPr>
+              <w:t>[0].</w:t>
+            </w:r>
+            <w:proofErr w:type="spellStart"/>
+            <w:r>
+              <w:rPr>
+                <w:b/>
+                <w:sz w:val="28"/>
+                <w:szCs w:val="28"/>
+              </w:rPr>
+              <w:t>firm_name</w:t>
+            </w:r>
+            <w:proofErr w:type="spellEnd"/>
+            <w:r>
+              <w:rPr>
+                <w:b/>
+                <w:sz w:val="28"/>
+                <w:szCs w:val="28"/>
+              </w:rPr>
+              <w:t xml:space="preserve"> }}</w:t>
+            </w:r>
           </w:p>
         </w:tc>
         <w:tc>
@@ -10206,6 +13287,50 @@
                 <w:szCs w:val="28"/>
               </w:rPr>
             </w:pPr>
+            <w:r>
+              <w:rPr>
+                <w:b/>
+                <w:sz w:val="28"/>
+                <w:szCs w:val="28"/>
+              </w:rPr>
+              <w:t xml:space="preserve">{{ </w:t>
+            </w:r>
+            <w:proofErr w:type="spellStart"/>
+            <w:r>
+              <w:rPr>
+                <w:b/>
+                <w:sz w:val="28"/>
+                <w:szCs w:val="28"/>
+              </w:rPr>
+              <w:t>matter.external_firms_advising</w:t>
+            </w:r>
+            <w:proofErr w:type="spellEnd"/>
+            <w:r>
+              <w:rPr>
+                <w:b/>
+                <w:sz w:val="28"/>
+                <w:szCs w:val="28"/>
+              </w:rPr>
+              <w:t>[0].</w:t>
+            </w:r>
+            <w:proofErr w:type="spellStart"/>
+            <w:r>
+              <w:rPr>
+                <w:b/>
+                <w:sz w:val="28"/>
+                <w:szCs w:val="28"/>
+              </w:rPr>
+              <w:t>role_details</w:t>
+            </w:r>
+            <w:proofErr w:type="spellEnd"/>
+            <w:r>
+              <w:rPr>
+                <w:b/>
+                <w:sz w:val="28"/>
+                <w:szCs w:val="28"/>
+              </w:rPr>
+              <w:t xml:space="preserve"> }}</w:t>
+            </w:r>
           </w:p>
         </w:tc>
         <w:tc>
@@ -10221,6 +13346,50 @@
                 <w:szCs w:val="28"/>
               </w:rPr>
             </w:pPr>
+            <w:r>
+              <w:rPr>
+                <w:b/>
+                <w:sz w:val="28"/>
+                <w:szCs w:val="28"/>
+              </w:rPr>
+              <w:t xml:space="preserve">{{ </w:t>
+            </w:r>
+            <w:proofErr w:type="spellStart"/>
+            <w:r>
+              <w:rPr>
+                <w:b/>
+                <w:sz w:val="28"/>
+                <w:szCs w:val="28"/>
+              </w:rPr>
+              <w:t>matter.external_firms_advising</w:t>
+            </w:r>
+            <w:proofErr w:type="spellEnd"/>
+            <w:r>
+              <w:rPr>
+                <w:b/>
+                <w:sz w:val="28"/>
+                <w:szCs w:val="28"/>
+              </w:rPr>
+              <w:t>[0].</w:t>
+            </w:r>
+            <w:proofErr w:type="spellStart"/>
+            <w:r>
+              <w:rPr>
+                <w:b/>
+                <w:sz w:val="28"/>
+                <w:szCs w:val="28"/>
+              </w:rPr>
+              <w:t>entity_advised</w:t>
+            </w:r>
+            <w:proofErr w:type="spellEnd"/>
+            <w:r>
+              <w:rPr>
+                <w:b/>
+                <w:sz w:val="28"/>
+                <w:szCs w:val="28"/>
+              </w:rPr>
+              <w:t xml:space="preserve"> }}</w:t>
+            </w:r>
           </w:p>
         </w:tc>
       </w:tr>
@@ -10301,6 +13470,32 @@
                 <w:szCs w:val="28"/>
               </w:rPr>
             </w:pPr>
+            <w:r>
+              <w:rPr>
+                <w:b/>
+                <w:sz w:val="28"/>
+                <w:szCs w:val="28"/>
+              </w:rPr>
+              <w:t xml:space="preserve">{{ </w:t>
+            </w:r>
+            <w:proofErr w:type="spellStart"/>
+            <w:r>
+              <w:rPr>
+                <w:b/>
+                <w:sz w:val="28"/>
+                <w:szCs w:val="28"/>
+              </w:rPr>
+              <w:t>matter.dates.start</w:t>
+            </w:r>
+            <w:proofErr w:type="spellEnd"/>
+            <w:r>
+              <w:rPr>
+                <w:b/>
+                <w:sz w:val="28"/>
+                <w:szCs w:val="28"/>
+              </w:rPr>
+              <w:t xml:space="preserve"> }}</w:t>
+            </w:r>
           </w:p>
         </w:tc>
         <w:tc>
@@ -10320,6 +13515,32 @@
                 <w:szCs w:val="28"/>
               </w:rPr>
             </w:pPr>
+            <w:r>
+              <w:rPr>
+                <w:b/>
+                <w:sz w:val="28"/>
+                <w:szCs w:val="28"/>
+              </w:rPr>
+              <w:t xml:space="preserve">{{ </w:t>
+            </w:r>
+            <w:proofErr w:type="spellStart"/>
+            <w:r>
+              <w:rPr>
+                <w:b/>
+                <w:sz w:val="28"/>
+                <w:szCs w:val="28"/>
+              </w:rPr>
+              <w:t>matter.dates.end</w:t>
+            </w:r>
+            <w:proofErr w:type="spellEnd"/>
+            <w:r>
+              <w:rPr>
+                <w:b/>
+                <w:sz w:val="28"/>
+                <w:szCs w:val="28"/>
+              </w:rPr>
+              <w:t xml:space="preserve"> }}</w:t>
+            </w:r>
           </w:p>
         </w:tc>
       </w:tr>
@@ -10330,10 +13551,25 @@
           <w:b/>
           <w:sz w:val="28"/>
           <w:szCs w:val="28"/>
+          <w:u w:val="single"/>
         </w:rPr>
       </w:pPr>
+      <w:bookmarkStart w:id="0" w:name="_GoBack"/>
+      <w:bookmarkEnd w:id="0"/>
     </w:p>
-    <w:p/>
+    <w:p>
+      <w:r>
+        <w:t xml:space="preserve">{% p </w:t>
+      </w:r>
+      <w:proofErr w:type="spellStart"/>
+      <w:r>
+        <w:t>endfor</w:t>
+      </w:r>
+      <w:proofErr w:type="spellEnd"/>
+      <w:r>
+        <w:t xml:space="preserve"> %}</w:t>
+      </w:r>
+    </w:p>
     <w:sectPr>
       <w:footerReference w:type="default" r:id="rId11"/>
       <w:footerReference w:type="first" r:id="rId12"/>
@@ -10348,7 +13584,7 @@
 </file>
 
 <file path=word/endnotes.xml><?xml version="1.0" encoding="utf-8"?>
-<w:endnotes xmlns:wpc="http://schemas.microsoft.com/office/word/2010/wordprocessingCanvas" xmlns:cx="http://schemas.microsoft.com/office/drawing/2014/chartex" xmlns:cx1="http://schemas.microsoft.com/office/drawing/2015/9/8/chartex" xmlns:cx2="http://schemas.microsoft.com/office/drawing/2015/10/21/chartex" xmlns:cx3="http://schemas.microsoft.com/office/drawing/2016/5/9/chartex" xmlns:cx4="http://schemas.microsoft.com/office/drawing/2016/5/10/chartex" xmlns:cx5="http://schemas.microsoft.com/office/drawing/2016/5/11/chartex" xmlns:cx6="http://schemas.microsoft.com/office/drawing/2016/5/12/chartex" xmlns:cx7="http://schemas.microsoft.com/office/drawing/2016/5/13/chartex" xmlns:cx8="http://schemas.microsoft.com/office/drawing/2016/5/14/chartex" xmlns:mc="http://schemas.openxmlformats.org/markup-compatibility/2006" xmlns:aink="http://schemas.microsoft.com/office/drawing/2016/ink" xmlns:am3d="http://schemas.microsoft.com/office/drawing/2017/model3d" xmlns:o="urn:schemas-microsoft-com:office:office" xmlns:oel="http://schemas.microsoft.com/office/2019/extlst" xmlns:r="http://schemas.openxmlformats.org/officeDocument/2006/relationships" xmlns:m="http://schemas.openxmlformats.org/officeDocument/2006/math" xmlns:v="urn:schemas-microsoft-com:vml" xmlns:wp14="http://schemas.microsoft.com/office/word/2010/wordprocessingDrawing" xmlns:wp="http://schemas.openxmlformats.org/drawingml/2006/wordprocessingDrawing" xmlns:w10="urn:schemas-microsoft-com:office:word" xmlns:w="http://schemas.openxmlformats.org/wordprocessingml/2006/main" xmlns:w14="http://schemas.microsoft.com/office/word/2010/wordml" xmlns:w15="http://schemas.microsoft.com/office/word/2012/wordml" xmlns:w16cex="http://schemas.microsoft.com/office/word/2018/wordml/cex" xmlns:w16cid="http://schemas.microsoft.com/office/word/2016/wordml/cid" xmlns:w16="http://schemas.microsoft.com/office/word/2018/wordml" xmlns:w16du="http://schemas.microsoft.com/office/word/2023/wordml/word16du" xmlns:w16sdtdh="http://schemas.microsoft.com/office/word/2020/wordml/sdtdatahash" xmlns:w16sdtfl="http://schemas.microsoft.com/office/word/2024/wordml/sdtformatlock" xmlns:w16se="http://schemas.microsoft.com/office/word/2015/wordml/symex" xmlns:wpg="http://schemas.microsoft.com/office/word/2010/wordprocessingGroup" xmlns:wpi="http://schemas.microsoft.com/office/word/2010/wordprocessingInk" xmlns:wne="http://schemas.microsoft.com/office/word/2006/wordml" xmlns:wps="http://schemas.microsoft.com/office/word/2010/wordprocessingShape" mc:Ignorable="w14 w15 w16se w16cid w16 w16cex w16sdtdh w16sdtfl w16du wp14">
+<w:endnotes xmlns:wpc="http://schemas.microsoft.com/office/word/2010/wordprocessingCanvas" xmlns:cx="http://schemas.microsoft.com/office/drawing/2014/chartex" xmlns:mc="http://schemas.openxmlformats.org/markup-compatibility/2006" xmlns:o="urn:schemas-microsoft-com:office:office" xmlns:r="http://schemas.openxmlformats.org/officeDocument/2006/relationships" xmlns:m="http://schemas.openxmlformats.org/officeDocument/2006/math" xmlns:v="urn:schemas-microsoft-com:vml" xmlns:wp14="http://schemas.microsoft.com/office/word/2010/wordprocessingDrawing" xmlns:wp="http://schemas.openxmlformats.org/drawingml/2006/wordprocessingDrawing" xmlns:w10="urn:schemas-microsoft-com:office:word" xmlns:w="http://schemas.openxmlformats.org/wordprocessingml/2006/main" xmlns:w14="http://schemas.microsoft.com/office/word/2010/wordml" xmlns:w15="http://schemas.microsoft.com/office/word/2012/wordml" xmlns:w16se="http://schemas.microsoft.com/office/word/2015/wordml/symex" xmlns:wpg="http://schemas.microsoft.com/office/word/2010/wordprocessingGroup" xmlns:wpi="http://schemas.microsoft.com/office/word/2010/wordprocessingInk" xmlns:wne="http://schemas.microsoft.com/office/word/2006/wordml" xmlns:wps="http://schemas.microsoft.com/office/word/2010/wordprocessingShape" mc:Ignorable="w14 w15 w16se wp14">
   <w:endnote w:type="separator" w:id="-1">
     <w:p>
       <w:pPr>
@@ -10373,15 +13609,15 @@
 </file>
 
 <file path=word/footer1.xml><?xml version="1.0" encoding="utf-8"?>
-<w:ftr xmlns:wpc="http://schemas.microsoft.com/office/word/2010/wordprocessingCanvas" xmlns:cx="http://schemas.microsoft.com/office/drawing/2014/chartex" xmlns:cx1="http://schemas.microsoft.com/office/drawing/2015/9/8/chartex" xmlns:cx2="http://schemas.microsoft.com/office/drawing/2015/10/21/chartex" xmlns:cx3="http://schemas.microsoft.com/office/drawing/2016/5/9/chartex" xmlns:cx4="http://schemas.microsoft.com/office/drawing/2016/5/10/chartex" xmlns:cx5="http://schemas.microsoft.com/office/drawing/2016/5/11/chartex" xmlns:cx6="http://schemas.microsoft.com/office/drawing/2016/5/12/chartex" xmlns:cx7="http://schemas.microsoft.com/office/drawing/2016/5/13/chartex" xmlns:cx8="http://schemas.microsoft.com/office/drawing/2016/5/14/chartex" xmlns:mc="http://schemas.openxmlformats.org/markup-compatibility/2006" xmlns:aink="http://schemas.microsoft.com/office/drawing/2016/ink" xmlns:am3d="http://schemas.microsoft.com/office/drawing/2017/model3d" xmlns:o="urn:schemas-microsoft-com:office:office" xmlns:oel="http://schemas.microsoft.com/office/2019/extlst" xmlns:r="http://schemas.openxmlformats.org/officeDocument/2006/relationships" xmlns:m="http://schemas.openxmlformats.org/officeDocument/2006/math" xmlns:v="urn:schemas-microsoft-com:vml" xmlns:wp14="http://schemas.microsoft.com/office/word/2010/wordprocessingDrawing" xmlns:wp="http://schemas.openxmlformats.org/drawingml/2006/wordprocessingDrawing" xmlns:w10="urn:schemas-microsoft-com:office:word" xmlns:w="http://schemas.openxmlformats.org/wordprocessingml/2006/main" xmlns:w14="http://schemas.microsoft.com/office/word/2010/wordml" xmlns:w15="http://schemas.microsoft.com/office/word/2012/wordml" xmlns:w16cex="http://schemas.microsoft.com/office/word/2018/wordml/cex" xmlns:w16cid="http://schemas.microsoft.com/office/word/2016/wordml/cid" xmlns:w16="http://schemas.microsoft.com/office/word/2018/wordml" xmlns:w16du="http://schemas.microsoft.com/office/word/2023/wordml/word16du" xmlns:w16sdtdh="http://schemas.microsoft.com/office/word/2020/wordml/sdtdatahash" xmlns:w16sdtfl="http://schemas.microsoft.com/office/word/2024/wordml/sdtformatlock" xmlns:w16se="http://schemas.microsoft.com/office/word/2015/wordml/symex" xmlns:wpg="http://schemas.microsoft.com/office/word/2010/wordprocessingGroup" xmlns:wpi="http://schemas.microsoft.com/office/word/2010/wordprocessingInk" xmlns:wne="http://schemas.microsoft.com/office/word/2006/wordml" xmlns:wps="http://schemas.microsoft.com/office/word/2010/wordprocessingShape" mc:Ignorable="w14 w15 w16se w16cid w16 w16cex w16sdtdh w16sdtfl w16du wp14">
+<w:ftr xmlns:wpc="http://schemas.microsoft.com/office/word/2010/wordprocessingCanvas" xmlns:cx="http://schemas.microsoft.com/office/drawing/2014/chartex" xmlns:mc="http://schemas.openxmlformats.org/markup-compatibility/2006" xmlns:o="urn:schemas-microsoft-com:office:office" xmlns:r="http://schemas.openxmlformats.org/officeDocument/2006/relationships" xmlns:m="http://schemas.openxmlformats.org/officeDocument/2006/math" xmlns:v="urn:schemas-microsoft-com:vml" xmlns:wp14="http://schemas.microsoft.com/office/word/2010/wordprocessingDrawing" xmlns:wp="http://schemas.openxmlformats.org/drawingml/2006/wordprocessingDrawing" xmlns:w10="urn:schemas-microsoft-com:office:word" xmlns:w="http://schemas.openxmlformats.org/wordprocessingml/2006/main" xmlns:w14="http://schemas.microsoft.com/office/word/2010/wordml" xmlns:w15="http://schemas.microsoft.com/office/word/2012/wordml" xmlns:w16se="http://schemas.microsoft.com/office/word/2015/wordml/symex" xmlns:wpg="http://schemas.microsoft.com/office/word/2010/wordprocessingGroup" xmlns:wpi="http://schemas.microsoft.com/office/word/2010/wordprocessingInk" xmlns:wne="http://schemas.microsoft.com/office/word/2006/wordml" xmlns:wps="http://schemas.microsoft.com/office/word/2010/wordprocessingShape" mc:Ignorable="w14 w15 w16se wp14">
   <w:p>
     <w:pPr>
-      <w:pStyle w:val="Header"/>
+      <w:pStyle w:val="Encabezado"/>
     </w:pPr>
   </w:p>
   <w:p>
     <w:pPr>
-      <w:pStyle w:val="Footer"/>
+      <w:pStyle w:val="Piedepgina"/>
     </w:pPr>
     <w:r>
       <w:rPr>
@@ -10419,22 +13655,22 @@
   </w:p>
   <w:p>
     <w:pPr>
-      <w:pStyle w:val="Footer"/>
+      <w:pStyle w:val="Piedepgina"/>
     </w:pPr>
   </w:p>
 </w:ftr>
 </file>
 
 <file path=word/footer2.xml><?xml version="1.0" encoding="utf-8"?>
-<w:ftr xmlns:wpc="http://schemas.microsoft.com/office/word/2010/wordprocessingCanvas" xmlns:cx="http://schemas.microsoft.com/office/drawing/2014/chartex" xmlns:cx1="http://schemas.microsoft.com/office/drawing/2015/9/8/chartex" xmlns:cx2="http://schemas.microsoft.com/office/drawing/2015/10/21/chartex" xmlns:cx3="http://schemas.microsoft.com/office/drawing/2016/5/9/chartex" xmlns:cx4="http://schemas.microsoft.com/office/drawing/2016/5/10/chartex" xmlns:cx5="http://schemas.microsoft.com/office/drawing/2016/5/11/chartex" xmlns:cx6="http://schemas.microsoft.com/office/drawing/2016/5/12/chartex" xmlns:cx7="http://schemas.microsoft.com/office/drawing/2016/5/13/chartex" xmlns:cx8="http://schemas.microsoft.com/office/drawing/2016/5/14/chartex" xmlns:mc="http://schemas.openxmlformats.org/markup-compatibility/2006" xmlns:aink="http://schemas.microsoft.com/office/drawing/2016/ink" xmlns:am3d="http://schemas.microsoft.com/office/drawing/2017/model3d" xmlns:o="urn:schemas-microsoft-com:office:office" xmlns:oel="http://schemas.microsoft.com/office/2019/extlst" xmlns:r="http://schemas.openxmlformats.org/officeDocument/2006/relationships" xmlns:m="http://schemas.openxmlformats.org/officeDocument/2006/math" xmlns:v="urn:schemas-microsoft-com:vml" xmlns:wp14="http://schemas.microsoft.com/office/word/2010/wordprocessingDrawing" xmlns:wp="http://schemas.openxmlformats.org/drawingml/2006/wordprocessingDrawing" xmlns:w10="urn:schemas-microsoft-com:office:word" xmlns:w="http://schemas.openxmlformats.org/wordprocessingml/2006/main" xmlns:w14="http://schemas.microsoft.com/office/word/2010/wordml" xmlns:w15="http://schemas.microsoft.com/office/word/2012/wordml" xmlns:w16cex="http://schemas.microsoft.com/office/word/2018/wordml/cex" xmlns:w16cid="http://schemas.microsoft.com/office/word/2016/wordml/cid" xmlns:w16="http://schemas.microsoft.com/office/word/2018/wordml" xmlns:w16du="http://schemas.microsoft.com/office/word/2023/wordml/word16du" xmlns:w16sdtdh="http://schemas.microsoft.com/office/word/2020/wordml/sdtdatahash" xmlns:w16sdtfl="http://schemas.microsoft.com/office/word/2024/wordml/sdtformatlock" xmlns:w16se="http://schemas.microsoft.com/office/word/2015/wordml/symex" xmlns:wpg="http://schemas.microsoft.com/office/word/2010/wordprocessingGroup" xmlns:wpi="http://schemas.microsoft.com/office/word/2010/wordprocessingInk" xmlns:wne="http://schemas.microsoft.com/office/word/2006/wordml" xmlns:wps="http://schemas.microsoft.com/office/word/2010/wordprocessingShape" mc:Ignorable="w14 w15 w16se w16cid w16 w16cex w16sdtdh w16sdtfl w16du wp14">
+<w:ftr xmlns:wpc="http://schemas.microsoft.com/office/word/2010/wordprocessingCanvas" xmlns:cx="http://schemas.microsoft.com/office/drawing/2014/chartex" xmlns:mc="http://schemas.openxmlformats.org/markup-compatibility/2006" xmlns:o="urn:schemas-microsoft-com:office:office" xmlns:r="http://schemas.openxmlformats.org/officeDocument/2006/relationships" xmlns:m="http://schemas.openxmlformats.org/officeDocument/2006/math" xmlns:v="urn:schemas-microsoft-com:vml" xmlns:wp14="http://schemas.microsoft.com/office/word/2010/wordprocessingDrawing" xmlns:wp="http://schemas.openxmlformats.org/drawingml/2006/wordprocessingDrawing" xmlns:w10="urn:schemas-microsoft-com:office:word" xmlns:w="http://schemas.openxmlformats.org/wordprocessingml/2006/main" xmlns:w14="http://schemas.microsoft.com/office/word/2010/wordml" xmlns:w15="http://schemas.microsoft.com/office/word/2012/wordml" xmlns:w16se="http://schemas.microsoft.com/office/word/2015/wordml/symex" xmlns:wpg="http://schemas.microsoft.com/office/word/2010/wordprocessingGroup" xmlns:wpi="http://schemas.microsoft.com/office/word/2010/wordprocessingInk" xmlns:wne="http://schemas.microsoft.com/office/word/2006/wordml" xmlns:wps="http://schemas.microsoft.com/office/word/2010/wordprocessingShape" mc:Ignorable="w14 w15 w16se wp14">
   <w:p>
     <w:pPr>
-      <w:pStyle w:val="Header"/>
+      <w:pStyle w:val="Encabezado"/>
     </w:pPr>
   </w:p>
   <w:p>
     <w:pPr>
-      <w:pStyle w:val="Footer"/>
+      <w:pStyle w:val="Piedepgina"/>
     </w:pPr>
     <w:r>
       <w:rPr>
@@ -10472,14 +13708,14 @@
   </w:p>
   <w:p>
     <w:pPr>
-      <w:pStyle w:val="Footer"/>
+      <w:pStyle w:val="Piedepgina"/>
     </w:pPr>
   </w:p>
 </w:ftr>
 </file>
 
 <file path=word/footnotes.xml><?xml version="1.0" encoding="utf-8"?>
-<w:footnotes xmlns:wpc="http://schemas.microsoft.com/office/word/2010/wordprocessingCanvas" xmlns:cx="http://schemas.microsoft.com/office/drawing/2014/chartex" xmlns:cx1="http://schemas.microsoft.com/office/drawing/2015/9/8/chartex" xmlns:cx2="http://schemas.microsoft.com/office/drawing/2015/10/21/chartex" xmlns:cx3="http://schemas.microsoft.com/office/drawing/2016/5/9/chartex" xmlns:cx4="http://schemas.microsoft.com/office/drawing/2016/5/10/chartex" xmlns:cx5="http://schemas.microsoft.com/office/drawing/2016/5/11/chartex" xmlns:cx6="http://schemas.microsoft.com/office/drawing/2016/5/12/chartex" xmlns:cx7="http://schemas.microsoft.com/office/drawing/2016/5/13/chartex" xmlns:cx8="http://schemas.microsoft.com/office/drawing/2016/5/14/chartex" xmlns:mc="http://schemas.openxmlformats.org/markup-compatibility/2006" xmlns:aink="http://schemas.microsoft.com/office/drawing/2016/ink" xmlns:am3d="http://schemas.microsoft.com/office/drawing/2017/model3d" xmlns:o="urn:schemas-microsoft-com:office:office" xmlns:oel="http://schemas.microsoft.com/office/2019/extlst" xmlns:r="http://schemas.openxmlformats.org/officeDocument/2006/relationships" xmlns:m="http://schemas.openxmlformats.org/officeDocument/2006/math" xmlns:v="urn:schemas-microsoft-com:vml" xmlns:wp14="http://schemas.microsoft.com/office/word/2010/wordprocessingDrawing" xmlns:wp="http://schemas.openxmlformats.org/drawingml/2006/wordprocessingDrawing" xmlns:w10="urn:schemas-microsoft-com:office:word" xmlns:w="http://schemas.openxmlformats.org/wordprocessingml/2006/main" xmlns:w14="http://schemas.microsoft.com/office/word/2010/wordml" xmlns:w15="http://schemas.microsoft.com/office/word/2012/wordml" xmlns:w16cex="http://schemas.microsoft.com/office/word/2018/wordml/cex" xmlns:w16cid="http://schemas.microsoft.com/office/word/2016/wordml/cid" xmlns:w16="http://schemas.microsoft.com/office/word/2018/wordml" xmlns:w16du="http://schemas.microsoft.com/office/word/2023/wordml/word16du" xmlns:w16sdtdh="http://schemas.microsoft.com/office/word/2020/wordml/sdtdatahash" xmlns:w16sdtfl="http://schemas.microsoft.com/office/word/2024/wordml/sdtformatlock" xmlns:w16se="http://schemas.microsoft.com/office/word/2015/wordml/symex" xmlns:wpg="http://schemas.microsoft.com/office/word/2010/wordprocessingGroup" xmlns:wpi="http://schemas.microsoft.com/office/word/2010/wordprocessingInk" xmlns:wne="http://schemas.microsoft.com/office/word/2006/wordml" xmlns:wps="http://schemas.microsoft.com/office/word/2010/wordprocessingShape" mc:Ignorable="w14 w15 w16se w16cid w16 w16cex w16sdtdh w16sdtfl w16du wp14">
+<w:footnotes xmlns:wpc="http://schemas.microsoft.com/office/word/2010/wordprocessingCanvas" xmlns:cx="http://schemas.microsoft.com/office/drawing/2014/chartex" xmlns:mc="http://schemas.openxmlformats.org/markup-compatibility/2006" xmlns:o="urn:schemas-microsoft-com:office:office" xmlns:r="http://schemas.openxmlformats.org/officeDocument/2006/relationships" xmlns:m="http://schemas.openxmlformats.org/officeDocument/2006/math" xmlns:v="urn:schemas-microsoft-com:vml" xmlns:wp14="http://schemas.microsoft.com/office/word/2010/wordprocessingDrawing" xmlns:wp="http://schemas.openxmlformats.org/drawingml/2006/wordprocessingDrawing" xmlns:w10="urn:schemas-microsoft-com:office:word" xmlns:w="http://schemas.openxmlformats.org/wordprocessingml/2006/main" xmlns:w14="http://schemas.microsoft.com/office/word/2010/wordml" xmlns:w15="http://schemas.microsoft.com/office/word/2012/wordml" xmlns:w16se="http://schemas.microsoft.com/office/word/2015/wordml/symex" xmlns:wpg="http://schemas.microsoft.com/office/word/2010/wordprocessingGroup" xmlns:wpi="http://schemas.microsoft.com/office/word/2010/wordprocessingInk" xmlns:wne="http://schemas.microsoft.com/office/word/2006/wordml" xmlns:wps="http://schemas.microsoft.com/office/word/2010/wordprocessingShape" mc:Ignorable="w14 w15 w16se wp14">
   <w:footnote w:type="separator" w:id="-1">
     <w:p>
       <w:pPr>
@@ -10504,7 +13740,7 @@
 </file>
 
 <file path=word/numbering.xml><?xml version="1.0" encoding="utf-8"?>
-<w:numbering xmlns:wpc="http://schemas.microsoft.com/office/word/2010/wordprocessingCanvas" xmlns:cx="http://schemas.microsoft.com/office/drawing/2014/chartex" xmlns:cx1="http://schemas.microsoft.com/office/drawing/2015/9/8/chartex" xmlns:cx2="http://schemas.microsoft.com/office/drawing/2015/10/21/chartex" xmlns:cx3="http://schemas.microsoft.com/office/drawing/2016/5/9/chartex" xmlns:cx4="http://schemas.microsoft.com/office/drawing/2016/5/10/chartex" xmlns:cx5="http://schemas.microsoft.com/office/drawing/2016/5/11/chartex" xmlns:cx6="http://schemas.microsoft.com/office/drawing/2016/5/12/chartex" xmlns:cx7="http://schemas.microsoft.com/office/drawing/2016/5/13/chartex" xmlns:cx8="http://schemas.microsoft.com/office/drawing/2016/5/14/chartex" xmlns:mc="http://schemas.openxmlformats.org/markup-compatibility/2006" xmlns:aink="http://schemas.microsoft.com/office/drawing/2016/ink" xmlns:am3d="http://schemas.microsoft.com/office/drawing/2017/model3d" xmlns:o="urn:schemas-microsoft-com:office:office" xmlns:oel="http://schemas.microsoft.com/office/2019/extlst" xmlns:r="http://schemas.openxmlformats.org/officeDocument/2006/relationships" xmlns:m="http://schemas.openxmlformats.org/officeDocument/2006/math" xmlns:v="urn:schemas-microsoft-com:vml" xmlns:wp14="http://schemas.microsoft.com/office/word/2010/wordprocessingDrawing" xmlns:wp="http://schemas.openxmlformats.org/drawingml/2006/wordprocessingDrawing" xmlns:w10="urn:schemas-microsoft-com:office:word" xmlns:w="http://schemas.openxmlformats.org/wordprocessingml/2006/main" xmlns:w14="http://schemas.microsoft.com/office/word/2010/wordml" xmlns:w15="http://schemas.microsoft.com/office/word/2012/wordml" xmlns:w16cex="http://schemas.microsoft.com/office/word/2018/wordml/cex" xmlns:w16cid="http://schemas.microsoft.com/office/word/2016/wordml/cid" xmlns:w16="http://schemas.microsoft.com/office/word/2018/wordml" xmlns:w16du="http://schemas.microsoft.com/office/word/2023/wordml/word16du" xmlns:w16sdtdh="http://schemas.microsoft.com/office/word/2020/wordml/sdtdatahash" xmlns:w16sdtfl="http://schemas.microsoft.com/office/word/2024/wordml/sdtformatlock" xmlns:w16se="http://schemas.microsoft.com/office/word/2015/wordml/symex" xmlns:wpg="http://schemas.microsoft.com/office/word/2010/wordprocessingGroup" xmlns:wpi="http://schemas.microsoft.com/office/word/2010/wordprocessingInk" xmlns:wne="http://schemas.microsoft.com/office/word/2006/wordml" xmlns:wps="http://schemas.microsoft.com/office/word/2010/wordprocessingShape" mc:Ignorable="w14 w15 w16se w16cid w16 w16cex w16sdtdh w16sdtfl w16du wp14">
+<w:numbering xmlns:wpc="http://schemas.microsoft.com/office/word/2010/wordprocessingCanvas" xmlns:cx="http://schemas.microsoft.com/office/drawing/2014/chartex" xmlns:mc="http://schemas.openxmlformats.org/markup-compatibility/2006" xmlns:o="urn:schemas-microsoft-com:office:office" xmlns:r="http://schemas.openxmlformats.org/officeDocument/2006/relationships" xmlns:m="http://schemas.openxmlformats.org/officeDocument/2006/math" xmlns:v="urn:schemas-microsoft-com:vml" xmlns:wp14="http://schemas.microsoft.com/office/word/2010/wordprocessingDrawing" xmlns:wp="http://schemas.openxmlformats.org/drawingml/2006/wordprocessingDrawing" xmlns:w10="urn:schemas-microsoft-com:office:word" xmlns:w="http://schemas.openxmlformats.org/wordprocessingml/2006/main" xmlns:w14="http://schemas.microsoft.com/office/word/2010/wordml" xmlns:w15="http://schemas.microsoft.com/office/word/2012/wordml" xmlns:w16se="http://schemas.microsoft.com/office/word/2015/wordml/symex" xmlns:wpg="http://schemas.microsoft.com/office/word/2010/wordprocessingGroup" xmlns:wpi="http://schemas.microsoft.com/office/word/2010/wordprocessingInk" xmlns:wne="http://schemas.microsoft.com/office/word/2006/wordml" xmlns:wps="http://schemas.microsoft.com/office/word/2010/wordprocessingShape" mc:Ignorable="w14 w15 w16se wp14">
   <w:abstractNum w:abstractNumId="0" w15:restartNumberingAfterBreak="0">
     <w:nsid w:val="1C6764C3"/>
     <w:multiLevelType w:val="hybridMultilevel"/>
@@ -10997,26 +14233,26 @@
       </w:rPr>
     </w:lvl>
   </w:abstractNum>
-  <w:num w:numId="1" w16cid:durableId="758253213">
+  <w:num w:numId="1">
     <w:abstractNumId w:val="0"/>
   </w:num>
-  <w:num w:numId="2" w16cid:durableId="215358140">
+  <w:num w:numId="2">
     <w:abstractNumId w:val="2"/>
   </w:num>
-  <w:num w:numId="3" w16cid:durableId="915944614">
+  <w:num w:numId="3">
     <w:abstractNumId w:val="4"/>
   </w:num>
-  <w:num w:numId="4" w16cid:durableId="2036929071">
+  <w:num w:numId="4">
     <w:abstractNumId w:val="3"/>
   </w:num>
-  <w:num w:numId="5" w16cid:durableId="889535086">
+  <w:num w:numId="5">
     <w:abstractNumId w:val="1"/>
   </w:num>
 </w:numbering>
 </file>
 
 <file path=word/styles.xml><?xml version="1.0" encoding="utf-8"?>
-<w:styles xmlns:mc="http://schemas.openxmlformats.org/markup-compatibility/2006" xmlns:r="http://schemas.openxmlformats.org/officeDocument/2006/relationships" xmlns:w="http://schemas.openxmlformats.org/wordprocessingml/2006/main" xmlns:w14="http://schemas.microsoft.com/office/word/2010/wordml" xmlns:w15="http://schemas.microsoft.com/office/word/2012/wordml" xmlns:w16cex="http://schemas.microsoft.com/office/word/2018/wordml/cex" xmlns:w16cid="http://schemas.microsoft.com/office/word/2016/wordml/cid" xmlns:w16="http://schemas.microsoft.com/office/word/2018/wordml" xmlns:w16du="http://schemas.microsoft.com/office/word/2023/wordml/word16du" xmlns:w16sdtdh="http://schemas.microsoft.com/office/word/2020/wordml/sdtdatahash" xmlns:w16sdtfl="http://schemas.microsoft.com/office/word/2024/wordml/sdtformatlock" xmlns:w16se="http://schemas.microsoft.com/office/word/2015/wordml/symex" mc:Ignorable="w14 w15 w16se w16cid w16 w16cex w16sdtdh w16sdtfl w16du">
+<w:styles xmlns:mc="http://schemas.openxmlformats.org/markup-compatibility/2006" xmlns:r="http://schemas.openxmlformats.org/officeDocument/2006/relationships" xmlns:w="http://schemas.openxmlformats.org/wordprocessingml/2006/main" xmlns:w14="http://schemas.microsoft.com/office/word/2010/wordml" xmlns:w15="http://schemas.microsoft.com/office/word/2012/wordml" xmlns:w16se="http://schemas.microsoft.com/office/word/2015/wordml/symex" mc:Ignorable="w14 w15 w16se">
   <w:docDefaults>
     <w:rPrDefault>
       <w:rPr>
@@ -11032,7 +14268,7 @@
       </w:pPr>
     </w:pPrDefault>
   </w:docDefaults>
-  <w:latentStyles w:defLockedState="0" w:defUIPriority="99" w:defSemiHidden="0" w:defUnhideWhenUsed="0" w:defQFormat="0" w:count="376">
+  <w:latentStyles w:defLockedState="0" w:defUIPriority="99" w:defSemiHidden="0" w:defUnhideWhenUsed="0" w:defQFormat="0" w:count="371">
     <w:lsdException w:name="Normal" w:uiPriority="0" w:qFormat="1"/>
     <w:lsdException w:name="heading 1" w:uiPriority="9" w:qFormat="1"/>
     <w:lsdException w:name="heading 2" w:semiHidden="1" w:uiPriority="9" w:unhideWhenUsed="1" w:qFormat="1"/>
@@ -11404,24 +14640,19 @@
     <w:lsdException w:name="List Table 5 Dark Accent 6" w:uiPriority="50"/>
     <w:lsdException w:name="List Table 6 Colorful Accent 6" w:uiPriority="51"/>
     <w:lsdException w:name="List Table 7 Colorful Accent 6" w:uiPriority="52"/>
-    <w:lsdException w:name="Mention" w:semiHidden="1" w:unhideWhenUsed="1"/>
-    <w:lsdException w:name="Smart Hyperlink" w:semiHidden="1" w:unhideWhenUsed="1"/>
-    <w:lsdException w:name="Hashtag" w:semiHidden="1" w:unhideWhenUsed="1"/>
-    <w:lsdException w:name="Unresolved Mention" w:semiHidden="1" w:unhideWhenUsed="1"/>
-    <w:lsdException w:name="Smart Link" w:semiHidden="1" w:unhideWhenUsed="1"/>
   </w:latentStyles>
   <w:style w:type="paragraph" w:default="1" w:styleId="Normal">
     <w:name w:val="Normal"/>
     <w:qFormat/>
     <w:rsid w:val="00505C95"/>
   </w:style>
-  <w:style w:type="character" w:default="1" w:styleId="DefaultParagraphFont">
+  <w:style w:type="character" w:default="1" w:styleId="Fuentedeprrafopredeter">
     <w:name w:val="Default Paragraph Font"/>
     <w:uiPriority w:val="1"/>
     <w:semiHidden/>
     <w:unhideWhenUsed/>
   </w:style>
-  <w:style w:type="table" w:default="1" w:styleId="TableNormal">
+  <w:style w:type="table" w:default="1" w:styleId="Tablanormal">
     <w:name w:val="Normal Table"/>
     <w:uiPriority w:val="99"/>
     <w:semiHidden/>
@@ -11436,13 +14667,13 @@
       </w:tblCellMar>
     </w:tblPr>
   </w:style>
-  <w:style w:type="numbering" w:default="1" w:styleId="NoList">
+  <w:style w:type="numbering" w:default="1" w:styleId="Sinlista">
     <w:name w:val="No List"/>
     <w:uiPriority w:val="99"/>
     <w:semiHidden/>
     <w:unhideWhenUsed/>
   </w:style>
-  <w:style w:type="paragraph" w:styleId="NoSpacing">
+  <w:style w:type="paragraph" w:styleId="Sinespaciado">
     <w:name w:val="No Spacing"/>
     <w:uiPriority w:val="1"/>
     <w:qFormat/>
@@ -11451,9 +14682,9 @@
       <w:spacing w:after="0" w:line="240" w:lineRule="auto"/>
     </w:pPr>
   </w:style>
-  <w:style w:type="table" w:styleId="TableGrid">
+  <w:style w:type="table" w:styleId="Tablaconcuadrcula">
     <w:name w:val="Table Grid"/>
-    <w:basedOn w:val="TableNormal"/>
+    <w:basedOn w:val="Tablanormal"/>
     <w:uiPriority w:val="39"/>
     <w:rsid w:val="007E3A9B"/>
     <w:pPr>
@@ -11470,9 +14701,9 @@
       </w:tblBorders>
     </w:tblPr>
   </w:style>
-  <w:style w:type="character" w:styleId="IntenseEmphasis">
+  <w:style w:type="character" w:styleId="nfasisintenso">
     <w:name w:val="Intense Emphasis"/>
-    <w:basedOn w:val="DefaultParagraphFont"/>
+    <w:basedOn w:val="Fuentedeprrafopredeter"/>
     <w:uiPriority w:val="21"/>
     <w:qFormat/>
     <w:rsid w:val="007E3A9B"/>
@@ -11482,9 +14713,9 @@
       <w:color w:val="5B9BD5" w:themeColor="accent1"/>
     </w:rPr>
   </w:style>
-  <w:style w:type="character" w:styleId="PlaceholderText">
+  <w:style w:type="character" w:styleId="Textodelmarcadordeposicin">
     <w:name w:val="Placeholder Text"/>
-    <w:basedOn w:val="DefaultParagraphFont"/>
+    <w:basedOn w:val="Fuentedeprrafopredeter"/>
     <w:uiPriority w:val="99"/>
     <w:semiHidden/>
     <w:rsid w:val="0069032D"/>
@@ -11492,9 +14723,9 @@
       <w:color w:val="808080"/>
     </w:rPr>
   </w:style>
-  <w:style w:type="character" w:styleId="Strong">
+  <w:style w:type="character" w:styleId="Textoennegrita">
     <w:name w:val="Strong"/>
-    <w:basedOn w:val="DefaultParagraphFont"/>
+    <w:basedOn w:val="Fuentedeprrafopredeter"/>
     <w:uiPriority w:val="22"/>
     <w:qFormat/>
     <w:rsid w:val="00FA4888"/>
@@ -11503,10 +14734,10 @@
       <w:bCs/>
     </w:rPr>
   </w:style>
-  <w:style w:type="paragraph" w:styleId="Header">
+  <w:style w:type="paragraph" w:styleId="Encabezado">
     <w:name w:val="header"/>
     <w:basedOn w:val="Normal"/>
-    <w:link w:val="HeaderChar"/>
+    <w:link w:val="EncabezadoCar"/>
     <w:uiPriority w:val="99"/>
     <w:unhideWhenUsed/>
     <w:rsid w:val="00B01242"/>
@@ -11518,17 +14749,17 @@
       <w:spacing w:after="0" w:line="240" w:lineRule="auto"/>
     </w:pPr>
   </w:style>
-  <w:style w:type="character" w:customStyle="1" w:styleId="HeaderChar">
-    <w:name w:val="Header Char"/>
-    <w:basedOn w:val="DefaultParagraphFont"/>
-    <w:link w:val="Header"/>
+  <w:style w:type="character" w:customStyle="1" w:styleId="EncabezadoCar">
+    <w:name w:val="Encabezado Car"/>
+    <w:basedOn w:val="Fuentedeprrafopredeter"/>
+    <w:link w:val="Encabezado"/>
     <w:uiPriority w:val="99"/>
     <w:rsid w:val="00B01242"/>
   </w:style>
-  <w:style w:type="paragraph" w:styleId="Footer">
+  <w:style w:type="paragraph" w:styleId="Piedepgina">
     <w:name w:val="footer"/>
     <w:basedOn w:val="Normal"/>
-    <w:link w:val="FooterChar"/>
+    <w:link w:val="PiedepginaCar"/>
     <w:uiPriority w:val="99"/>
     <w:unhideWhenUsed/>
     <w:rsid w:val="00B01242"/>
@@ -11540,17 +14771,17 @@
       <w:spacing w:after="0" w:line="240" w:lineRule="auto"/>
     </w:pPr>
   </w:style>
-  <w:style w:type="character" w:customStyle="1" w:styleId="FooterChar">
-    <w:name w:val="Footer Char"/>
-    <w:basedOn w:val="DefaultParagraphFont"/>
-    <w:link w:val="Footer"/>
+  <w:style w:type="character" w:customStyle="1" w:styleId="PiedepginaCar">
+    <w:name w:val="Pie de página Car"/>
+    <w:basedOn w:val="Fuentedeprrafopredeter"/>
+    <w:link w:val="Piedepgina"/>
     <w:uiPriority w:val="99"/>
     <w:rsid w:val="00B01242"/>
   </w:style>
-  <w:style w:type="paragraph" w:styleId="BalloonText">
+  <w:style w:type="paragraph" w:styleId="Textodeglobo">
     <w:name w:val="Balloon Text"/>
     <w:basedOn w:val="Normal"/>
-    <w:link w:val="BalloonTextChar"/>
+    <w:link w:val="TextodegloboCar"/>
     <w:uiPriority w:val="99"/>
     <w:semiHidden/>
     <w:unhideWhenUsed/>
@@ -11564,10 +14795,10 @@
       <w:szCs w:val="18"/>
     </w:rPr>
   </w:style>
-  <w:style w:type="character" w:customStyle="1" w:styleId="BalloonTextChar">
-    <w:name w:val="Balloon Text Char"/>
-    <w:basedOn w:val="DefaultParagraphFont"/>
-    <w:link w:val="BalloonText"/>
+  <w:style w:type="character" w:customStyle="1" w:styleId="TextodegloboCar">
+    <w:name w:val="Texto de globo Car"/>
+    <w:basedOn w:val="Fuentedeprrafopredeter"/>
+    <w:link w:val="Textodeglobo"/>
     <w:uiPriority w:val="99"/>
     <w:semiHidden/>
     <w:rsid w:val="00184D03"/>
@@ -11577,9 +14808,9 @@
       <w:szCs w:val="18"/>
     </w:rPr>
   </w:style>
-  <w:style w:type="character" w:styleId="Hyperlink">
+  <w:style w:type="character" w:styleId="Hipervnculo">
     <w:name w:val="Hyperlink"/>
-    <w:basedOn w:val="DefaultParagraphFont"/>
+    <w:basedOn w:val="Fuentedeprrafopredeter"/>
     <w:uiPriority w:val="99"/>
     <w:unhideWhenUsed/>
     <w:rsid w:val="005F7A39"/>
@@ -11628,7 +14859,7 @@
       </w14:textOutline>
     </w:rPr>
   </w:style>
-  <w:style w:type="paragraph" w:styleId="ListParagraph">
+  <w:style w:type="paragraph" w:styleId="Prrafodelista">
     <w:name w:val="List Paragraph"/>
     <w:basedOn w:val="Normal"/>
     <w:uiPriority w:val="34"/>
@@ -11643,7 +14874,7 @@
 </file>
 
 <file path=word/glossary/document.xml><?xml version="1.0" encoding="utf-8"?>
-<w:glossaryDocument xmlns:wpc="http://schemas.microsoft.com/office/word/2010/wordprocessingCanvas" xmlns:cx="http://schemas.microsoft.com/office/drawing/2014/chartex" xmlns:cx1="http://schemas.microsoft.com/office/drawing/2015/9/8/chartex" xmlns:cx2="http://schemas.microsoft.com/office/drawing/2015/10/21/chartex" xmlns:cx3="http://schemas.microsoft.com/office/drawing/2016/5/9/chartex" xmlns:cx4="http://schemas.microsoft.com/office/drawing/2016/5/10/chartex" xmlns:cx5="http://schemas.microsoft.com/office/drawing/2016/5/11/chartex" xmlns:cx6="http://schemas.microsoft.com/office/drawing/2016/5/12/chartex" xmlns:cx7="http://schemas.microsoft.com/office/drawing/2016/5/13/chartex" xmlns:cx8="http://schemas.microsoft.com/office/drawing/2016/5/14/chartex" xmlns:mc="http://schemas.openxmlformats.org/markup-compatibility/2006" xmlns:aink="http://schemas.microsoft.com/office/drawing/2016/ink" xmlns:am3d="http://schemas.microsoft.com/office/drawing/2017/model3d" xmlns:o="urn:schemas-microsoft-com:office:office" xmlns:oel="http://schemas.microsoft.com/office/2019/extlst" xmlns:r="http://schemas.openxmlformats.org/officeDocument/2006/relationships" xmlns:m="http://schemas.openxmlformats.org/officeDocument/2006/math" xmlns:v="urn:schemas-microsoft-com:vml" xmlns:wp14="http://schemas.microsoft.com/office/word/2010/wordprocessingDrawing" xmlns:wp="http://schemas.openxmlformats.org/drawingml/2006/wordprocessingDrawing" xmlns:w10="urn:schemas-microsoft-com:office:word" xmlns:w="http://schemas.openxmlformats.org/wordprocessingml/2006/main" xmlns:w14="http://schemas.microsoft.com/office/word/2010/wordml" xmlns:w15="http://schemas.microsoft.com/office/word/2012/wordml" xmlns:w16cex="http://schemas.microsoft.com/office/word/2018/wordml/cex" xmlns:w16cid="http://schemas.microsoft.com/office/word/2016/wordml/cid" xmlns:w16="http://schemas.microsoft.com/office/word/2018/wordml" xmlns:w16du="http://schemas.microsoft.com/office/word/2023/wordml/word16du" xmlns:w16sdtdh="http://schemas.microsoft.com/office/word/2020/wordml/sdtdatahash" xmlns:w16sdtfl="http://schemas.microsoft.com/office/word/2024/wordml/sdtformatlock" xmlns:w16se="http://schemas.microsoft.com/office/word/2015/wordml/symex" xmlns:wpg="http://schemas.microsoft.com/office/word/2010/wordprocessingGroup" xmlns:wpi="http://schemas.microsoft.com/office/word/2010/wordprocessingInk" xmlns:wne="http://schemas.microsoft.com/office/word/2006/wordml" xmlns:wps="http://schemas.microsoft.com/office/word/2010/wordprocessingShape" mc:Ignorable="w14 w15 w16se w16cid w16 w16cex w16sdtdh w16sdtfl w16du wp14">
+<w:glossaryDocument xmlns:wpc="http://schemas.microsoft.com/office/word/2010/wordprocessingCanvas" xmlns:cx="http://schemas.microsoft.com/office/drawing/2014/chartex" xmlns:mc="http://schemas.openxmlformats.org/markup-compatibility/2006" xmlns:o="urn:schemas-microsoft-com:office:office" xmlns:r="http://schemas.openxmlformats.org/officeDocument/2006/relationships" xmlns:m="http://schemas.openxmlformats.org/officeDocument/2006/math" xmlns:v="urn:schemas-microsoft-com:vml" xmlns:wp14="http://schemas.microsoft.com/office/word/2010/wordprocessingDrawing" xmlns:wp="http://schemas.openxmlformats.org/drawingml/2006/wordprocessingDrawing" xmlns:w10="urn:schemas-microsoft-com:office:word" xmlns:w="http://schemas.openxmlformats.org/wordprocessingml/2006/main" xmlns:w14="http://schemas.microsoft.com/office/word/2010/wordml" xmlns:w15="http://schemas.microsoft.com/office/word/2012/wordml" xmlns:w16se="http://schemas.microsoft.com/office/word/2015/wordml/symex" xmlns:wpg="http://schemas.microsoft.com/office/word/2010/wordprocessingGroup" xmlns:wpi="http://schemas.microsoft.com/office/word/2010/wordprocessingInk" xmlns:wne="http://schemas.microsoft.com/office/word/2006/wordml" xmlns:wps="http://schemas.microsoft.com/office/word/2010/wordprocessingShape" mc:Ignorable="w14 w15 w16se wp14">
   <w:docParts>
     <w:docPart>
       <w:docPartPr>
@@ -11667,7 +14898,7 @@
           </w:pPr>
           <w:r>
             <w:rPr>
-              <w:rStyle w:val="PlaceholderText"/>
+              <w:rStyle w:val="Textodelmarcadordeposicin"/>
             </w:rPr>
             <w:t>Choose an item.</w:t>
           </w:r>
@@ -11679,7 +14910,7 @@
 </file>
 
 <file path=word/glossary/fontTable.xml><?xml version="1.0" encoding="utf-8"?>
-<w:fonts xmlns:mc="http://schemas.openxmlformats.org/markup-compatibility/2006" xmlns:r="http://schemas.openxmlformats.org/officeDocument/2006/relationships" xmlns:w="http://schemas.openxmlformats.org/wordprocessingml/2006/main" xmlns:w14="http://schemas.microsoft.com/office/word/2010/wordml" xmlns:w15="http://schemas.microsoft.com/office/word/2012/wordml" xmlns:w16cex="http://schemas.microsoft.com/office/word/2018/wordml/cex" xmlns:w16cid="http://schemas.microsoft.com/office/word/2016/wordml/cid" xmlns:w16="http://schemas.microsoft.com/office/word/2018/wordml" xmlns:w16du="http://schemas.microsoft.com/office/word/2023/wordml/word16du" xmlns:w16sdtdh="http://schemas.microsoft.com/office/word/2020/wordml/sdtdatahash" xmlns:w16sdtfl="http://schemas.microsoft.com/office/word/2024/wordml/sdtformatlock" xmlns:w16se="http://schemas.microsoft.com/office/word/2015/wordml/symex" mc:Ignorable="w14 w15 w16se w16cid w16 w16cex w16sdtdh w16sdtfl w16du">
+<w:fonts xmlns:mc="http://schemas.openxmlformats.org/markup-compatibility/2006" xmlns:r="http://schemas.openxmlformats.org/officeDocument/2006/relationships" xmlns:w="http://schemas.openxmlformats.org/wordprocessingml/2006/main" xmlns:w14="http://schemas.microsoft.com/office/word/2010/wordml" xmlns:w15="http://schemas.microsoft.com/office/word/2012/wordml" xmlns:w16se="http://schemas.microsoft.com/office/word/2015/wordml/symex" mc:Ignorable="w14 w15 w16se">
   <w:font w:name="Times New Roman">
     <w:panose1 w:val="02020603050405020304"/>
     <w:charset w:val="00"/>
@@ -11743,23 +14974,11 @@
     <w:pitch w:val="variable"/>
     <w:sig w:usb0="E4002EFF" w:usb1="C200247B" w:usb2="00000009" w:usb3="00000000" w:csb0="000001FF" w:csb1="00000000"/>
   </w:font>
-  <w:font w:name="Aptos">
-    <w:charset w:val="00"/>
-    <w:family w:val="swiss"/>
-    <w:pitch w:val="variable"/>
-    <w:sig w:usb0="20000287" w:usb1="00000003" w:usb2="00000000" w:usb3="00000000" w:csb0="0000019F" w:csb1="00000000"/>
-  </w:font>
-  <w:font w:name="Aptos Display">
-    <w:charset w:val="00"/>
-    <w:family w:val="swiss"/>
-    <w:pitch w:val="variable"/>
-    <w:sig w:usb0="20000287" w:usb1="00000003" w:usb2="00000000" w:usb3="00000000" w:csb0="0000019F" w:csb1="00000000"/>
-  </w:font>
 </w:fonts>
 </file>
 
 <file path=word/glossary/settings.xml><?xml version="1.0" encoding="utf-8"?>
-<w:settings xmlns:mc="http://schemas.openxmlformats.org/markup-compatibility/2006" xmlns:o="urn:schemas-microsoft-com:office:office" xmlns:r="http://schemas.openxmlformats.org/officeDocument/2006/relationships" xmlns:m="http://schemas.openxmlformats.org/officeDocument/2006/math" xmlns:v="urn:schemas-microsoft-com:vml" xmlns:w10="urn:schemas-microsoft-com:office:word" xmlns:w="http://schemas.openxmlformats.org/wordprocessingml/2006/main" xmlns:w14="http://schemas.microsoft.com/office/word/2010/wordml" xmlns:w15="http://schemas.microsoft.com/office/word/2012/wordml" xmlns:w16cex="http://schemas.microsoft.com/office/word/2018/wordml/cex" xmlns:w16cid="http://schemas.microsoft.com/office/word/2016/wordml/cid" xmlns:w16="http://schemas.microsoft.com/office/word/2018/wordml" xmlns:w16du="http://schemas.microsoft.com/office/word/2023/wordml/word16du" xmlns:w16sdtdh="http://schemas.microsoft.com/office/word/2020/wordml/sdtdatahash" xmlns:w16sdtfl="http://schemas.microsoft.com/office/word/2024/wordml/sdtformatlock" xmlns:w16se="http://schemas.microsoft.com/office/word/2015/wordml/symex" xmlns:sl="http://schemas.openxmlformats.org/schemaLibrary/2006/main" mc:Ignorable="w14 w15 w16se w16cid w16 w16cex w16sdtdh w16sdtfl w16du">
+<w:settings xmlns:mc="http://schemas.openxmlformats.org/markup-compatibility/2006" xmlns:o="urn:schemas-microsoft-com:office:office" xmlns:r="http://schemas.openxmlformats.org/officeDocument/2006/relationships" xmlns:m="http://schemas.openxmlformats.org/officeDocument/2006/math" xmlns:v="urn:schemas-microsoft-com:vml" xmlns:w10="urn:schemas-microsoft-com:office:word" xmlns:w="http://schemas.openxmlformats.org/wordprocessingml/2006/main" xmlns:w14="http://schemas.microsoft.com/office/word/2010/wordml" xmlns:w15="http://schemas.microsoft.com/office/word/2012/wordml" xmlns:w16se="http://schemas.microsoft.com/office/word/2015/wordml/symex" xmlns:sl="http://schemas.openxmlformats.org/schemaLibrary/2006/main" mc:Ignorable="w14 w15 w16se">
   <w:view w:val="normal"/>
   <w:defaultTabStop w:val="720"/>
   <w:characterSpacingControl w:val="doNotCompress"/>
@@ -11770,7 +14989,6 @@
     <w:compatSetting w:name="enableOpenTypeFeatures" w:uri="http://schemas.microsoft.com/office/word" w:val="1"/>
     <w:compatSetting w:name="doNotFlipMirrorIndents" w:uri="http://schemas.microsoft.com/office/word" w:val="1"/>
     <w:compatSetting w:name="differentiateMultirowTableHeaders" w:uri="http://schemas.microsoft.com/office/word" w:val="1"/>
-    <w:compatSetting w:name="useWord2013TrackBottomHyphenation" w:uri="http://schemas.microsoft.com/office/word" w:val="1"/>
   </w:compat>
   <w:rsids>
     <w:rsidRoot w:val="00900A9C"/>
@@ -11786,6 +15004,7 @@
     <w:rsid w:val="005B2B56"/>
     <w:rsid w:val="006E6C90"/>
     <w:rsid w:val="00731C27"/>
+    <w:rsid w:val="00737085"/>
     <w:rsid w:val="00770F71"/>
     <w:rsid w:val="007A0B17"/>
     <w:rsid w:val="00800DDA"/>
@@ -11798,6 +15017,7 @@
     <w:rsid w:val="00A85A65"/>
     <w:rsid w:val="00B30D53"/>
     <w:rsid w:val="00B3584E"/>
+    <w:rsid w:val="00CC0107"/>
     <w:rsid w:val="00D22616"/>
     <w:rsid w:val="00E456C7"/>
     <w:rsid w:val="00E909D1"/>
@@ -11824,7 +15044,7 @@
 </file>
 
 <file path=word/glossary/styles.xml><?xml version="1.0" encoding="utf-8"?>
-<w:styles xmlns:mc="http://schemas.openxmlformats.org/markup-compatibility/2006" xmlns:r="http://schemas.openxmlformats.org/officeDocument/2006/relationships" xmlns:w="http://schemas.openxmlformats.org/wordprocessingml/2006/main" xmlns:w14="http://schemas.microsoft.com/office/word/2010/wordml" xmlns:w15="http://schemas.microsoft.com/office/word/2012/wordml" xmlns:w16cex="http://schemas.microsoft.com/office/word/2018/wordml/cex" xmlns:w16cid="http://schemas.microsoft.com/office/word/2016/wordml/cid" xmlns:w16="http://schemas.microsoft.com/office/word/2018/wordml" xmlns:w16du="http://schemas.microsoft.com/office/word/2023/wordml/word16du" xmlns:w16sdtdh="http://schemas.microsoft.com/office/word/2020/wordml/sdtdatahash" xmlns:w16sdtfl="http://schemas.microsoft.com/office/word/2024/wordml/sdtformatlock" xmlns:w16se="http://schemas.microsoft.com/office/word/2015/wordml/symex" mc:Ignorable="w14 w15 w16se w16cid w16 w16cex w16sdtdh w16sdtfl w16du">
+<w:styles xmlns:mc="http://schemas.openxmlformats.org/markup-compatibility/2006" xmlns:r="http://schemas.openxmlformats.org/officeDocument/2006/relationships" xmlns:w="http://schemas.openxmlformats.org/wordprocessingml/2006/main" xmlns:w14="http://schemas.microsoft.com/office/word/2010/wordml" xmlns:w15="http://schemas.microsoft.com/office/word/2012/wordml" xmlns:w16se="http://schemas.microsoft.com/office/word/2015/wordml/symex" mc:Ignorable="w14 w15 w16se">
   <w:docDefaults>
     <w:rPrDefault>
       <w:rPr>
@@ -11840,7 +15060,7 @@
       </w:pPr>
     </w:pPrDefault>
   </w:docDefaults>
-  <w:latentStyles w:defLockedState="0" w:defUIPriority="99" w:defSemiHidden="0" w:defUnhideWhenUsed="0" w:defQFormat="0" w:count="376">
+  <w:latentStyles w:defLockedState="0" w:defUIPriority="99" w:defSemiHidden="0" w:defUnhideWhenUsed="0" w:defQFormat="0" w:count="371">
     <w:lsdException w:name="Normal" w:uiPriority="0" w:qFormat="1"/>
     <w:lsdException w:name="heading 1" w:uiPriority="9" w:qFormat="1"/>
     <w:lsdException w:name="heading 2" w:semiHidden="1" w:uiPriority="9" w:unhideWhenUsed="1" w:qFormat="1"/>
@@ -12212,23 +15432,18 @@
     <w:lsdException w:name="List Table 5 Dark Accent 6" w:uiPriority="50"/>
     <w:lsdException w:name="List Table 6 Colorful Accent 6" w:uiPriority="51"/>
     <w:lsdException w:name="List Table 7 Colorful Accent 6" w:uiPriority="52"/>
-    <w:lsdException w:name="Mention" w:semiHidden="1" w:unhideWhenUsed="1"/>
-    <w:lsdException w:name="Smart Hyperlink" w:semiHidden="1" w:unhideWhenUsed="1"/>
-    <w:lsdException w:name="Hashtag" w:semiHidden="1" w:unhideWhenUsed="1"/>
-    <w:lsdException w:name="Unresolved Mention" w:semiHidden="1" w:unhideWhenUsed="1"/>
-    <w:lsdException w:name="Smart Link" w:semiHidden="1" w:unhideWhenUsed="1"/>
   </w:latentStyles>
   <w:style w:type="paragraph" w:default="1" w:styleId="Normal">
     <w:name w:val="Normal"/>
     <w:qFormat/>
   </w:style>
-  <w:style w:type="character" w:default="1" w:styleId="DefaultParagraphFont">
+  <w:style w:type="character" w:default="1" w:styleId="Fuentedeprrafopredeter">
     <w:name w:val="Default Paragraph Font"/>
     <w:uiPriority w:val="1"/>
     <w:semiHidden/>
     <w:unhideWhenUsed/>
   </w:style>
-  <w:style w:type="table" w:default="1" w:styleId="TableNormal">
+  <w:style w:type="table" w:default="1" w:styleId="Tablanormal">
     <w:name w:val="Normal Table"/>
     <w:uiPriority w:val="99"/>
     <w:semiHidden/>
@@ -12243,15 +15458,15 @@
       </w:tblCellMar>
     </w:tblPr>
   </w:style>
-  <w:style w:type="numbering" w:default="1" w:styleId="NoList">
+  <w:style w:type="numbering" w:default="1" w:styleId="Sinlista">
     <w:name w:val="No List"/>
     <w:uiPriority w:val="99"/>
     <w:semiHidden/>
     <w:unhideWhenUsed/>
   </w:style>
-  <w:style w:type="character" w:styleId="PlaceholderText">
+  <w:style w:type="character" w:styleId="Textodelmarcadordeposicin">
     <w:name w:val="Placeholder Text"/>
-    <w:basedOn w:val="DefaultParagraphFont"/>
+    <w:basedOn w:val="Fuentedeprrafopredeter"/>
     <w:uiPriority w:val="99"/>
     <w:semiHidden/>
     <w:rsid w:val="009E5603"/>
@@ -12267,7 +15482,7 @@
 </file>
 
 <file path=word/glossary/webSettings.xml><?xml version="1.0" encoding="utf-8"?>
-<w:webSettings xmlns:mc="http://schemas.openxmlformats.org/markup-compatibility/2006" xmlns:r="http://schemas.openxmlformats.org/officeDocument/2006/relationships" xmlns:w="http://schemas.openxmlformats.org/wordprocessingml/2006/main" xmlns:w14="http://schemas.microsoft.com/office/word/2010/wordml" xmlns:w15="http://schemas.microsoft.com/office/word/2012/wordml" xmlns:w16cex="http://schemas.microsoft.com/office/word/2018/wordml/cex" xmlns:w16cid="http://schemas.microsoft.com/office/word/2016/wordml/cid" xmlns:w16="http://schemas.microsoft.com/office/word/2018/wordml" xmlns:w16du="http://schemas.microsoft.com/office/word/2023/wordml/word16du" xmlns:w16sdtdh="http://schemas.microsoft.com/office/word/2020/wordml/sdtdatahash" xmlns:w16sdtfl="http://schemas.microsoft.com/office/word/2024/wordml/sdtformatlock" xmlns:w16se="http://schemas.microsoft.com/office/word/2015/wordml/symex" mc:Ignorable="w14 w15 w16se w16cid w16 w16cex w16sdtdh w16sdtfl w16du">
+<w:webSettings xmlns:mc="http://schemas.openxmlformats.org/markup-compatibility/2006" xmlns:r="http://schemas.openxmlformats.org/officeDocument/2006/relationships" xmlns:w="http://schemas.openxmlformats.org/wordprocessingml/2006/main" xmlns:w14="http://schemas.microsoft.com/office/word/2010/wordml" xmlns:w15="http://schemas.microsoft.com/office/word/2012/wordml" xmlns:w16se="http://schemas.microsoft.com/office/word/2015/wordml/symex" mc:Ignorable="w14 w15 w16se">
   <w:optimizeForBrowser/>
   <w:allowPNG/>
 </w:webSettings>
@@ -12539,7 +15754,7 @@
 </file>
 
 <file path=customXml/itemProps1.xml><?xml version="1.0" encoding="utf-8"?>
-<ds:datastoreItem xmlns:ds="http://schemas.openxmlformats.org/officeDocument/2006/customXml" ds:itemID="{4B1797F1-6250-474C-87EA-8C6126B1C602}">
+<ds:datastoreItem xmlns:ds="http://schemas.openxmlformats.org/officeDocument/2006/customXml" ds:itemID="{559AA101-4F54-4725-AB63-4A32CB4F0ED4}">
   <ds:schemaRefs>
     <ds:schemaRef ds:uri="http://schemas.openxmlformats.org/officeDocument/2006/bibliography"/>
   </ds:schemaRefs>

--- a/templates/legal500-us-submissions-template-2026-1-1-2.docx
+++ b/templates/legal500-us-submissions-template-2026-1-1-2.docx
@@ -3770,86 +3770,10 @@
             <w:shd w:val="clear" w:color="auto" w:fill="C5E0B3" w:themeFill="accent6" w:themeFillTint="66"/>
           </w:tcPr>
           <w:p>
-            <w:pPr>
-              <w:rPr>
-                <w:b/>
-                <w:color w:val="767171" w:themeColor="background2" w:themeShade="80"/>
-              </w:rPr>
-            </w:pPr>
-            <w:r>
-              <w:rPr>
-                <w:b/>
-              </w:rPr>
-              <w:t xml:space="preserve">Active key clients </w:t>
-            </w:r>
-            <w:r>
-              <w:rPr>
-                <w:b/>
-                <w:color w:val="767171" w:themeColor="background2" w:themeShade="80"/>
-              </w:rPr>
-              <w:t>(</w:t>
-            </w:r>
-            <w:r>
-              <w:rPr>
-                <w:b/>
-                <w:color w:val="767171" w:themeColor="background2" w:themeShade="80"/>
-              </w:rPr>
-              <w:t xml:space="preserve">over </w:t>
-            </w:r>
-            <w:r>
-              <w:rPr>
-                <w:b/>
-                <w:color w:val="767171" w:themeColor="background2" w:themeShade="80"/>
-              </w:rPr>
-              <w:t xml:space="preserve">the </w:t>
-            </w:r>
-            <w:r>
-              <w:rPr>
-                <w:b/>
-                <w:color w:val="767171" w:themeColor="background2" w:themeShade="80"/>
-              </w:rPr>
-              <w:t>last 12 months)</w:t>
-            </w:r>
-          </w:p>
-          <w:p>
-            <w:pPr>
-              <w:rPr>
-                <w:b/>
-              </w:rPr>
-            </w:pPr>
-            <w:r>
-              <w:rPr>
-                <w:b/>
-              </w:rPr>
-              <w:t xml:space="preserve">{% </w:t>
-            </w:r>
-            <w:proofErr w:type="spellStart"/>
-            <w:r>
-              <w:rPr>
-                <w:b/>
-              </w:rPr>
-              <w:t>tr</w:t>
-            </w:r>
-            <w:proofErr w:type="spellEnd"/>
-            <w:r>
-              <w:rPr>
-                <w:b/>
-              </w:rPr>
-              <w:t xml:space="preserve"> for client in </w:t>
-            </w:r>
-            <w:proofErr w:type="spellStart"/>
-            <w:r>
-              <w:rPr>
-                <w:b/>
-              </w:rPr>
-              <w:t>publishable_clients</w:t>
-            </w:r>
-            <w:proofErr w:type="spellEnd"/>
-            <w:r>
-              <w:rPr>
-                <w:b/>
-              </w:rPr>
-              <w:t xml:space="preserve"> %}</w:t>
+            <w:r>
+              <w:t>Active key clients (over the last 12 months)</w:t>
+              <w:br/>
+              <w:t>{% for client in publishable_clients %}</w:t>
             </w:r>
           </w:p>
         </w:tc>
@@ -3929,38 +3853,8 @@
             <w:shd w:val="clear" w:color="auto" w:fill="E2EFD9" w:themeFill="accent6" w:themeFillTint="33"/>
           </w:tcPr>
           <w:p>
-            <w:pPr>
-              <w:rPr>
-                <w:b/>
-                <w:sz w:val="28"/>
-                <w:szCs w:val="28"/>
-              </w:rPr>
-            </w:pPr>
-            <w:r>
-              <w:rPr>
-                <w:b/>
-                <w:sz w:val="28"/>
-                <w:szCs w:val="28"/>
-              </w:rPr>
-              <w:t xml:space="preserve">{{ </w:t>
-            </w:r>
-            <w:proofErr w:type="spellStart"/>
-            <w:r>
-              <w:rPr>
-                <w:b/>
-                <w:sz w:val="28"/>
-                <w:szCs w:val="28"/>
-              </w:rPr>
-              <w:t>client.is_new_client</w:t>
-            </w:r>
-            <w:proofErr w:type="spellEnd"/>
-            <w:r>
-              <w:rPr>
-                <w:b/>
-                <w:sz w:val="28"/>
-                <w:szCs w:val="28"/>
-              </w:rPr>
-              <w:t xml:space="preserve"> }}</w:t>
+            <w:r>
+              <w:t>{{ client.is_new_client }}}</w:t>
             </w:r>
           </w:p>
         </w:tc>
@@ -4228,56 +4122,8 @@
             <w:shd w:val="clear" w:color="auto" w:fill="E2EFD9" w:themeFill="accent6" w:themeFillTint="33"/>
           </w:tcPr>
           <w:p>
-            <w:pPr>
-              <w:rPr>
-                <w:b/>
-                <w:sz w:val="28"/>
-                <w:szCs w:val="28"/>
-              </w:rPr>
-            </w:pPr>
-            <w:r>
-              <w:rPr>
-                <w:b/>
-                <w:sz w:val="28"/>
-                <w:szCs w:val="28"/>
-              </w:rPr>
-              <w:t xml:space="preserve">{% </w:t>
-            </w:r>
-            <w:proofErr w:type="spellStart"/>
-            <w:r>
-              <w:rPr>
-                <w:b/>
-                <w:sz w:val="28"/>
-                <w:szCs w:val="28"/>
-              </w:rPr>
-              <w:t>tr</w:t>
-            </w:r>
-            <w:proofErr w:type="spellEnd"/>
-            <w:r>
-              <w:rPr>
-                <w:b/>
-                <w:sz w:val="28"/>
-                <w:szCs w:val="28"/>
-              </w:rPr>
-              <w:t xml:space="preserve"> </w:t>
-            </w:r>
-            <w:proofErr w:type="spellStart"/>
-            <w:r>
-              <w:rPr>
-                <w:b/>
-                <w:sz w:val="28"/>
-                <w:szCs w:val="28"/>
-              </w:rPr>
-              <w:t>endfor</w:t>
-            </w:r>
-            <w:proofErr w:type="spellEnd"/>
-            <w:r>
-              <w:rPr>
-                <w:b/>
-                <w:sz w:val="28"/>
-                <w:szCs w:val="28"/>
-              </w:rPr>
-              <w:t xml:space="preserve"> %}</w:t>
+            <w:r>
+              <w:t>{% endfor %}</w:t>
             </w:r>
           </w:p>
         </w:tc>
@@ -4394,87 +4240,11 @@
             <w:shd w:val="clear" w:color="auto" w:fill="F1A3A3"/>
           </w:tcPr>
           <w:p>
-            <w:pPr>
-              <w:rPr>
-                <w:b/>
-                <w:color w:val="767171" w:themeColor="background2" w:themeShade="80"/>
-              </w:rPr>
-            </w:pPr>
-            <w:r>
-              <w:rPr>
-                <w:b/>
-              </w:rPr>
-              <w:t xml:space="preserve">Active key clients </w:t>
-            </w:r>
-            <w:r>
-              <w:rPr>
-                <w:b/>
-                <w:color w:val="767171" w:themeColor="background2" w:themeShade="80"/>
-              </w:rPr>
-              <w:t xml:space="preserve">(over </w:t>
-            </w:r>
-            <w:r>
-              <w:rPr>
-                <w:b/>
-                <w:color w:val="767171" w:themeColor="background2" w:themeShade="80"/>
-              </w:rPr>
-              <w:t xml:space="preserve">the </w:t>
-            </w:r>
-            <w:r>
-              <w:rPr>
-                <w:b/>
-                <w:color w:val="767171" w:themeColor="background2" w:themeShade="80"/>
-              </w:rPr>
-              <w:t>last 12 months)</w:t>
-            </w:r>
-          </w:p>
-          <w:p>
-            <w:pPr>
-              <w:rPr>
-                <w:b/>
-                <w:color w:val="767171" w:themeColor="background2" w:themeShade="80"/>
-              </w:rPr>
-            </w:pPr>
-          </w:p>
-          <w:p>
-            <w:pPr>
-              <w:rPr>
-                <w:b/>
-              </w:rPr>
-            </w:pPr>
-            <w:r>
-              <w:rPr>
-                <w:b/>
-              </w:rPr>
-              <w:t xml:space="preserve">{% </w:t>
-            </w:r>
-            <w:proofErr w:type="spellStart"/>
-            <w:r>
-              <w:rPr>
-                <w:b/>
-              </w:rPr>
-              <w:t>tr</w:t>
-            </w:r>
-            <w:proofErr w:type="spellEnd"/>
-            <w:r>
-              <w:rPr>
-                <w:b/>
-              </w:rPr>
-              <w:t xml:space="preserve"> for client in </w:t>
-            </w:r>
-            <w:proofErr w:type="spellStart"/>
-            <w:r>
-              <w:rPr>
-                <w:b/>
-              </w:rPr>
-              <w:t>non_publishable_clients</w:t>
-            </w:r>
-            <w:proofErr w:type="spellEnd"/>
-            <w:r>
-              <w:rPr>
-                <w:b/>
-              </w:rPr>
-              <w:t xml:space="preserve"> %}</w:t>
+            <w:r>
+              <w:t>Active key clients (over the last 12 months)</w:t>
+              <w:br/>
+              <w:br/>
+              <w:t>{% for client in non_publishable_clients %}</w:t>
             </w:r>
           </w:p>
         </w:tc>
@@ -4553,38 +4323,8 @@
             <w:shd w:val="clear" w:color="auto" w:fill="FDDFDF"/>
           </w:tcPr>
           <w:p>
-            <w:pPr>
-              <w:rPr>
-                <w:b/>
-                <w:sz w:val="28"/>
-                <w:szCs w:val="28"/>
-              </w:rPr>
-            </w:pPr>
-            <w:r>
-              <w:rPr>
-                <w:b/>
-                <w:sz w:val="28"/>
-                <w:szCs w:val="28"/>
-              </w:rPr>
-              <w:t xml:space="preserve">{{ </w:t>
-            </w:r>
-            <w:proofErr w:type="spellStart"/>
-            <w:r>
-              <w:rPr>
-                <w:b/>
-                <w:sz w:val="28"/>
-                <w:szCs w:val="28"/>
-              </w:rPr>
-              <w:t>client.is_new_client</w:t>
-            </w:r>
-            <w:proofErr w:type="spellEnd"/>
-            <w:r>
-              <w:rPr>
-                <w:b/>
-                <w:sz w:val="28"/>
-                <w:szCs w:val="28"/>
-              </w:rPr>
-              <w:t xml:space="preserve"> }</w:t>
+            <w:r>
+              <w:t>{{ client.is_new_client }}</w:t>
             </w:r>
           </w:p>
         </w:tc>
@@ -4852,56 +4592,8 @@
             <w:shd w:val="clear" w:color="auto" w:fill="FDDFDF"/>
           </w:tcPr>
           <w:p>
-            <w:pPr>
-              <w:rPr>
-                <w:b/>
-                <w:sz w:val="28"/>
-                <w:szCs w:val="28"/>
-              </w:rPr>
-            </w:pPr>
-            <w:r>
-              <w:rPr>
-                <w:b/>
-                <w:sz w:val="28"/>
-                <w:szCs w:val="28"/>
-              </w:rPr>
-              <w:t xml:space="preserve">{% </w:t>
-            </w:r>
-            <w:proofErr w:type="spellStart"/>
-            <w:r>
-              <w:rPr>
-                <w:b/>
-                <w:sz w:val="28"/>
-                <w:szCs w:val="28"/>
-              </w:rPr>
-              <w:t>tr</w:t>
-            </w:r>
-            <w:proofErr w:type="spellEnd"/>
-            <w:r>
-              <w:rPr>
-                <w:b/>
-                <w:sz w:val="28"/>
-                <w:szCs w:val="28"/>
-              </w:rPr>
-              <w:t xml:space="preserve"> </w:t>
-            </w:r>
-            <w:proofErr w:type="spellStart"/>
-            <w:r>
-              <w:rPr>
-                <w:b/>
-                <w:sz w:val="28"/>
-                <w:szCs w:val="28"/>
-              </w:rPr>
-              <w:t>endfor</w:t>
-            </w:r>
-            <w:proofErr w:type="spellEnd"/>
-            <w:r>
-              <w:rPr>
-                <w:b/>
-                <w:sz w:val="28"/>
-                <w:szCs w:val="28"/>
-              </w:rPr>
-              <w:t xml:space="preserve"> %}</w:t>
+            <w:r>
+              <w:t>{% endfor %}</w:t>
             </w:r>
           </w:p>
         </w:tc>
@@ -7872,63 +7564,10 @@
             <w:shd w:val="clear" w:color="auto" w:fill="D9D9D9" w:themeFill="background1" w:themeFillShade="D9"/>
           </w:tcPr>
           <w:p>
-            <w:pPr>
-              <w:rPr>
-                <w:b/>
-              </w:rPr>
-            </w:pPr>
-            <w:r>
-              <w:rPr>
-                <w:b/>
-              </w:rPr>
-              <w:t>Name</w:t>
-            </w:r>
-            <w:r>
-              <w:rPr>
-                <w:b/>
-              </w:rPr>
-              <w:t xml:space="preserve"> (English)</w:t>
-            </w:r>
-          </w:p>
-          <w:p>
-            <w:pPr>
-              <w:rPr>
-                <w:b/>
-              </w:rPr>
-            </w:pPr>
-            <w:r>
-              <w:rPr>
-                <w:b/>
-              </w:rPr>
-              <w:t xml:space="preserve">{% </w:t>
-            </w:r>
-            <w:proofErr w:type="spellStart"/>
-            <w:r>
-              <w:rPr>
-                <w:b/>
-              </w:rPr>
-              <w:t>tr</w:t>
-            </w:r>
-            <w:proofErr w:type="spellEnd"/>
-            <w:r>
-              <w:rPr>
-                <w:b/>
-              </w:rPr>
-              <w:t xml:space="preserve"> for team in </w:t>
-            </w:r>
-            <w:proofErr w:type="spellStart"/>
-            <w:r>
-              <w:rPr>
-                <w:b/>
-              </w:rPr>
-              <w:t>ArrivalDeparture</w:t>
-            </w:r>
-            <w:proofErr w:type="spellEnd"/>
-            <w:r>
-              <w:rPr>
-                <w:b/>
-              </w:rPr>
-              <w:t xml:space="preserve"> %}</w:t>
+            <w:r>
+              <w:t>Name (English)</w:t>
+              <w:br/>
+              <w:t>{% for team in ArrivalDeparture %}</w:t>
             </w:r>
           </w:p>
         </w:tc>
@@ -8955,56 +8594,8 @@
             <w:tcW w:w="1980" w:type="dxa"/>
           </w:tcPr>
           <w:p>
-            <w:pPr>
-              <w:rPr>
-                <w:b/>
-                <w:sz w:val="28"/>
-                <w:szCs w:val="28"/>
-              </w:rPr>
-            </w:pPr>
-            <w:r>
-              <w:rPr>
-                <w:b/>
-                <w:sz w:val="28"/>
-                <w:szCs w:val="28"/>
-              </w:rPr>
-              <w:t xml:space="preserve">{% </w:t>
-            </w:r>
-            <w:proofErr w:type="spellStart"/>
-            <w:r>
-              <w:rPr>
-                <w:b/>
-                <w:sz w:val="28"/>
-                <w:szCs w:val="28"/>
-              </w:rPr>
-              <w:t>tr</w:t>
-            </w:r>
-            <w:proofErr w:type="spellEnd"/>
-            <w:r>
-              <w:rPr>
-                <w:b/>
-                <w:sz w:val="28"/>
-                <w:szCs w:val="28"/>
-              </w:rPr>
-              <w:t xml:space="preserve"> </w:t>
-            </w:r>
-            <w:proofErr w:type="spellStart"/>
-            <w:r>
-              <w:rPr>
-                <w:b/>
-                <w:sz w:val="28"/>
-                <w:szCs w:val="28"/>
-              </w:rPr>
-              <w:t>endfor</w:t>
-            </w:r>
-            <w:proofErr w:type="spellEnd"/>
-            <w:r>
-              <w:rPr>
-                <w:b/>
-                <w:sz w:val="28"/>
-                <w:szCs w:val="28"/>
-              </w:rPr>
-              <w:t xml:space="preserve"> %}</w:t>
+            <w:r>
+              <w:t>{% endfor %}</w:t>
             </w:r>
           </w:p>
         </w:tc>
@@ -9775,15 +9366,7 @@
         </w:rPr>
       </w:pPr>
       <w:r>
-        <w:t xml:space="preserve">{% p for matter in </w:t>
-      </w:r>
-      <w:proofErr w:type="spellStart"/>
-      <w:r>
-        <w:t>publishable_matters</w:t>
-      </w:r>
-      <w:proofErr w:type="spellEnd"/>
-      <w:r>
-        <w:t xml:space="preserve"> %}</w:t>
+        <w:t>{% for matter in publishable_matters %}</w:t>
       </w:r>
     </w:p>
     <w:tbl>
@@ -10379,46 +9962,8 @@
             <w:shd w:val="clear" w:color="auto" w:fill="E2EFD9" w:themeFill="accent6" w:themeFillTint="33"/>
           </w:tcPr>
           <w:p>
-            <w:pPr>
-              <w:rPr>
-                <w:b/>
-                <w:sz w:val="28"/>
-                <w:szCs w:val="28"/>
-              </w:rPr>
-            </w:pPr>
-            <w:r>
-              <w:rPr>
-                <w:b/>
-                <w:sz w:val="28"/>
-                <w:szCs w:val="28"/>
-              </w:rPr>
-              <w:t xml:space="preserve">{{ </w:t>
-            </w:r>
-            <w:proofErr w:type="spellStart"/>
-            <w:r>
-              <w:rPr>
-                <w:b/>
-                <w:sz w:val="28"/>
-                <w:szCs w:val="28"/>
-              </w:rPr>
-              <w:t>matter.lead_partners</w:t>
-            </w:r>
-            <w:proofErr w:type="spellEnd"/>
-            <w:r>
-              <w:rPr>
-                <w:b/>
-                <w:sz w:val="28"/>
-                <w:szCs w:val="28"/>
-              </w:rPr>
-              <w:t>[0].name</w:t>
-            </w:r>
-            <w:r>
-              <w:rPr>
-                <w:b/>
-                <w:sz w:val="28"/>
-                <w:szCs w:val="28"/>
-              </w:rPr>
-              <w:t xml:space="preserve"> }}</w:t>
+            <w:r>
+              <w:t>{{ matter.leading_partners[0].name }}</w:t>
             </w:r>
           </w:p>
         </w:tc>
@@ -10429,46 +9974,8 @@
             <w:shd w:val="clear" w:color="auto" w:fill="E2EFD9" w:themeFill="accent6" w:themeFillTint="33"/>
           </w:tcPr>
           <w:p>
-            <w:pPr>
-              <w:rPr>
-                <w:b/>
-                <w:sz w:val="28"/>
-                <w:szCs w:val="28"/>
-              </w:rPr>
-            </w:pPr>
-            <w:r>
-              <w:rPr>
-                <w:b/>
-                <w:sz w:val="28"/>
-                <w:szCs w:val="28"/>
-              </w:rPr>
-              <w:t xml:space="preserve">{{ </w:t>
-            </w:r>
-            <w:proofErr w:type="spellStart"/>
-            <w:r>
-              <w:rPr>
-                <w:b/>
-                <w:sz w:val="28"/>
-                <w:szCs w:val="28"/>
-              </w:rPr>
-              <w:t>matter.lead_partners</w:t>
-            </w:r>
-            <w:proofErr w:type="spellEnd"/>
-            <w:r>
-              <w:rPr>
-                <w:b/>
-                <w:sz w:val="28"/>
-                <w:szCs w:val="28"/>
-              </w:rPr>
-              <w:t>[0].office</w:t>
-            </w:r>
-            <w:r>
-              <w:rPr>
-                <w:b/>
-                <w:sz w:val="28"/>
-                <w:szCs w:val="28"/>
-              </w:rPr>
-              <w:t xml:space="preserve"> }}</w:t>
+            <w:r>
+              <w:t>{{ matter.leading_partners[0].office }}</w:t>
             </w:r>
           </w:p>
         </w:tc>
@@ -10478,56 +9985,8 @@
             <w:shd w:val="clear" w:color="auto" w:fill="E2EFD9" w:themeFill="accent6" w:themeFillTint="33"/>
           </w:tcPr>
           <w:p>
-            <w:pPr>
-              <w:rPr>
-                <w:b/>
-                <w:sz w:val="28"/>
-                <w:szCs w:val="28"/>
-              </w:rPr>
-            </w:pPr>
-            <w:r>
-              <w:rPr>
-                <w:b/>
-                <w:sz w:val="28"/>
-                <w:szCs w:val="28"/>
-              </w:rPr>
-              <w:t xml:space="preserve">{{ </w:t>
-            </w:r>
-            <w:proofErr w:type="spellStart"/>
-            <w:r>
-              <w:rPr>
-                <w:b/>
-                <w:sz w:val="28"/>
-                <w:szCs w:val="28"/>
-              </w:rPr>
-              <w:t>matter.lead_partners</w:t>
-            </w:r>
-            <w:proofErr w:type="spellEnd"/>
-            <w:r>
-              <w:rPr>
-                <w:b/>
-                <w:sz w:val="28"/>
-                <w:szCs w:val="28"/>
-              </w:rPr>
-              <w:t>[0].</w:t>
-            </w:r>
-            <w:proofErr w:type="spellStart"/>
-            <w:r>
-              <w:rPr>
-                <w:b/>
-                <w:sz w:val="28"/>
-                <w:szCs w:val="28"/>
-              </w:rPr>
-              <w:t>practice_area</w:t>
-            </w:r>
-            <w:proofErr w:type="spellEnd"/>
-            <w:r>
-              <w:rPr>
-                <w:b/>
-                <w:sz w:val="28"/>
-                <w:szCs w:val="28"/>
-              </w:rPr>
-              <w:t xml:space="preserve"> }}</w:t>
+            <w:r>
+              <w:t>{{ matter.leading_partners[0].practice_area }}</w:t>
             </w:r>
           </w:p>
         </w:tc>
@@ -10543,46 +10002,8 @@
             <w:shd w:val="clear" w:color="auto" w:fill="E2EFD9" w:themeFill="accent6" w:themeFillTint="33"/>
           </w:tcPr>
           <w:p>
-            <w:pPr>
-              <w:rPr>
-                <w:b/>
-                <w:sz w:val="28"/>
-                <w:szCs w:val="28"/>
-              </w:rPr>
-            </w:pPr>
-            <w:r>
-              <w:rPr>
-                <w:b/>
-                <w:sz w:val="28"/>
-                <w:szCs w:val="28"/>
-              </w:rPr>
-              <w:t xml:space="preserve">{{ </w:t>
-            </w:r>
-            <w:proofErr w:type="spellStart"/>
-            <w:r>
-              <w:rPr>
-                <w:b/>
-                <w:sz w:val="28"/>
-                <w:szCs w:val="28"/>
-              </w:rPr>
-              <w:t>matter.lead_partners</w:t>
-            </w:r>
-            <w:proofErr w:type="spellEnd"/>
-            <w:r>
-              <w:rPr>
-                <w:b/>
-                <w:sz w:val="28"/>
-                <w:szCs w:val="28"/>
-              </w:rPr>
-              <w:t>[1].name</w:t>
-            </w:r>
-            <w:r>
-              <w:rPr>
-                <w:b/>
-                <w:sz w:val="28"/>
-                <w:szCs w:val="28"/>
-              </w:rPr>
-              <w:t xml:space="preserve"> }}</w:t>
+            <w:r>
+              <w:t>{{ matter.leading_partners[1].name }}</w:t>
             </w:r>
           </w:p>
         </w:tc>
@@ -10596,46 +10017,8 @@
             <w:shd w:val="clear" w:color="auto" w:fill="E2EFD9" w:themeFill="accent6" w:themeFillTint="33"/>
           </w:tcPr>
           <w:p>
-            <w:pPr>
-              <w:rPr>
-                <w:b/>
-                <w:sz w:val="28"/>
-                <w:szCs w:val="28"/>
-              </w:rPr>
-            </w:pPr>
-            <w:r>
-              <w:rPr>
-                <w:b/>
-                <w:sz w:val="28"/>
-                <w:szCs w:val="28"/>
-              </w:rPr>
-              <w:t xml:space="preserve">{{ </w:t>
-            </w:r>
-            <w:proofErr w:type="spellStart"/>
-            <w:r>
-              <w:rPr>
-                <w:b/>
-                <w:sz w:val="28"/>
-                <w:szCs w:val="28"/>
-              </w:rPr>
-              <w:t>matter.lead_partners</w:t>
-            </w:r>
-            <w:proofErr w:type="spellEnd"/>
-            <w:r>
-              <w:rPr>
-                <w:b/>
-                <w:sz w:val="28"/>
-                <w:szCs w:val="28"/>
-              </w:rPr>
-              <w:t>[1].office</w:t>
-            </w:r>
-            <w:r>
-              <w:rPr>
-                <w:b/>
-                <w:sz w:val="28"/>
-                <w:szCs w:val="28"/>
-              </w:rPr>
-              <w:t xml:space="preserve"> }}</w:t>
+            <w:r>
+              <w:t>{{ matter.leading_partners[1].office }}</w:t>
             </w:r>
           </w:p>
         </w:tc>
@@ -10648,56 +10031,8 @@
             <w:shd w:val="clear" w:color="auto" w:fill="E2EFD9" w:themeFill="accent6" w:themeFillTint="33"/>
           </w:tcPr>
           <w:p>
-            <w:pPr>
-              <w:rPr>
-                <w:b/>
-                <w:sz w:val="28"/>
-                <w:szCs w:val="28"/>
-              </w:rPr>
-            </w:pPr>
-            <w:r>
-              <w:rPr>
-                <w:b/>
-                <w:sz w:val="28"/>
-                <w:szCs w:val="28"/>
-              </w:rPr>
-              <w:t xml:space="preserve">{{ </w:t>
-            </w:r>
-            <w:proofErr w:type="spellStart"/>
-            <w:r>
-              <w:rPr>
-                <w:b/>
-                <w:sz w:val="28"/>
-                <w:szCs w:val="28"/>
-              </w:rPr>
-              <w:t>matter.lead_partners</w:t>
-            </w:r>
-            <w:proofErr w:type="spellEnd"/>
-            <w:r>
-              <w:rPr>
-                <w:b/>
-                <w:sz w:val="28"/>
-                <w:szCs w:val="28"/>
-              </w:rPr>
-              <w:t>[1].</w:t>
-            </w:r>
-            <w:proofErr w:type="spellStart"/>
-            <w:r>
-              <w:rPr>
-                <w:b/>
-                <w:sz w:val="28"/>
-                <w:szCs w:val="28"/>
-              </w:rPr>
-              <w:t>practice_area</w:t>
-            </w:r>
-            <w:proofErr w:type="spellEnd"/>
-            <w:r>
-              <w:rPr>
-                <w:b/>
-                <w:sz w:val="28"/>
-                <w:szCs w:val="28"/>
-              </w:rPr>
-              <w:t xml:space="preserve"> }}</w:t>
+            <w:r>
+              <w:t>{{ matter.leading_partners[1].practice_area }}</w:t>
             </w:r>
           </w:p>
         </w:tc>
@@ -10815,46 +10150,8 @@
             <w:shd w:val="clear" w:color="auto" w:fill="E2EFD9" w:themeFill="accent6" w:themeFillTint="33"/>
           </w:tcPr>
           <w:p>
-            <w:pPr>
-              <w:rPr>
-                <w:b/>
-                <w:sz w:val="28"/>
-                <w:szCs w:val="28"/>
-              </w:rPr>
-            </w:pPr>
-            <w:r>
-              <w:rPr>
-                <w:b/>
-                <w:sz w:val="28"/>
-                <w:szCs w:val="28"/>
-              </w:rPr>
-              <w:t xml:space="preserve">{{ </w:t>
-            </w:r>
-            <w:proofErr w:type="spellStart"/>
-            <w:r>
-              <w:rPr>
-                <w:b/>
-                <w:sz w:val="28"/>
-                <w:szCs w:val="28"/>
-              </w:rPr>
-              <w:t>matter.other_key_team_members</w:t>
-            </w:r>
-            <w:proofErr w:type="spellEnd"/>
-            <w:r>
-              <w:rPr>
-                <w:b/>
-                <w:sz w:val="28"/>
-                <w:szCs w:val="28"/>
-              </w:rPr>
-              <w:t>[0].name</w:t>
-            </w:r>
-            <w:r>
-              <w:rPr>
-                <w:b/>
-                <w:sz w:val="28"/>
-                <w:szCs w:val="28"/>
-              </w:rPr>
-              <w:t xml:space="preserve"> }}</w:t>
+            <w:r>
+              <w:t>{{ matter.other_partners[0].name }}</w:t>
             </w:r>
           </w:p>
         </w:tc>
@@ -10865,46 +10162,8 @@
             <w:shd w:val="clear" w:color="auto" w:fill="E2EFD9" w:themeFill="accent6" w:themeFillTint="33"/>
           </w:tcPr>
           <w:p>
-            <w:pPr>
-              <w:rPr>
-                <w:b/>
-                <w:sz w:val="28"/>
-                <w:szCs w:val="28"/>
-              </w:rPr>
-            </w:pPr>
-            <w:r>
-              <w:rPr>
-                <w:b/>
-                <w:sz w:val="28"/>
-                <w:szCs w:val="28"/>
-              </w:rPr>
-              <w:t xml:space="preserve">{{ </w:t>
-            </w:r>
-            <w:proofErr w:type="spellStart"/>
-            <w:r>
-              <w:rPr>
-                <w:b/>
-                <w:sz w:val="28"/>
-                <w:szCs w:val="28"/>
-              </w:rPr>
-              <w:t>matter.other_key_team_members</w:t>
-            </w:r>
-            <w:proofErr w:type="spellEnd"/>
-            <w:r>
-              <w:rPr>
-                <w:b/>
-                <w:sz w:val="28"/>
-                <w:szCs w:val="28"/>
-              </w:rPr>
-              <w:t>[0].office</w:t>
-            </w:r>
-            <w:r>
-              <w:rPr>
-                <w:b/>
-                <w:sz w:val="28"/>
-                <w:szCs w:val="28"/>
-              </w:rPr>
-              <w:t xml:space="preserve"> }}</w:t>
+            <w:r>
+              <w:t>{{ matter.other_partners[0].office }}</w:t>
             </w:r>
           </w:p>
         </w:tc>
@@ -10914,56 +10173,8 @@
             <w:shd w:val="clear" w:color="auto" w:fill="E2EFD9" w:themeFill="accent6" w:themeFillTint="33"/>
           </w:tcPr>
           <w:p>
-            <w:pPr>
-              <w:rPr>
-                <w:b/>
-                <w:sz w:val="28"/>
-                <w:szCs w:val="28"/>
-              </w:rPr>
-            </w:pPr>
-            <w:r>
-              <w:rPr>
-                <w:b/>
-                <w:sz w:val="28"/>
-                <w:szCs w:val="28"/>
-              </w:rPr>
-              <w:t xml:space="preserve">{{ </w:t>
-            </w:r>
-            <w:proofErr w:type="spellStart"/>
-            <w:r>
-              <w:rPr>
-                <w:b/>
-                <w:sz w:val="28"/>
-                <w:szCs w:val="28"/>
-              </w:rPr>
-              <w:t>matter.other_key_team_members</w:t>
-            </w:r>
-            <w:proofErr w:type="spellEnd"/>
-            <w:r>
-              <w:rPr>
-                <w:b/>
-                <w:sz w:val="28"/>
-                <w:szCs w:val="28"/>
-              </w:rPr>
-              <w:t>[0].</w:t>
-            </w:r>
-            <w:proofErr w:type="spellStart"/>
-            <w:r>
-              <w:rPr>
-                <w:b/>
-                <w:sz w:val="28"/>
-                <w:szCs w:val="28"/>
-              </w:rPr>
-              <w:t>practice_area</w:t>
-            </w:r>
-            <w:proofErr w:type="spellEnd"/>
-            <w:r>
-              <w:rPr>
-                <w:b/>
-                <w:sz w:val="28"/>
-                <w:szCs w:val="28"/>
-              </w:rPr>
-              <w:t xml:space="preserve"> }}</w:t>
+            <w:r>
+              <w:t>{{ matter.other_partners[0].practice_area }}</w:t>
             </w:r>
           </w:p>
         </w:tc>
@@ -10979,55 +10190,8 @@
             <w:shd w:val="clear" w:color="auto" w:fill="E2EFD9" w:themeFill="accent6" w:themeFillTint="33"/>
           </w:tcPr>
           <w:p>
-            <w:pPr>
-              <w:rPr>
-                <w:b/>
-                <w:sz w:val="28"/>
-                <w:szCs w:val="28"/>
-              </w:rPr>
-            </w:pPr>
-            <w:r>
-              <w:rPr>
-                <w:b/>
-                <w:sz w:val="28"/>
-                <w:szCs w:val="28"/>
-              </w:rPr>
-              <w:t xml:space="preserve">{{ </w:t>
-            </w:r>
-            <w:proofErr w:type="spellStart"/>
-            <w:r>
-              <w:rPr>
-                <w:b/>
-                <w:sz w:val="28"/>
-                <w:szCs w:val="28"/>
-              </w:rPr>
-              <w:t>matter.other_key_tea</w:t>
-            </w:r>
-            <w:r>
-              <w:rPr>
-                <w:b/>
-                <w:sz w:val="28"/>
-                <w:szCs w:val="28"/>
-              </w:rPr>
-              <w:lastRenderedPageBreak/>
-              <w:t>m_members</w:t>
-            </w:r>
-            <w:proofErr w:type="spellEnd"/>
-            <w:r>
-              <w:rPr>
-                <w:b/>
-                <w:sz w:val="28"/>
-                <w:szCs w:val="28"/>
-              </w:rPr>
-              <w:t>[1].name</w:t>
-            </w:r>
-            <w:r>
-              <w:rPr>
-                <w:b/>
-                <w:sz w:val="28"/>
-                <w:szCs w:val="28"/>
-              </w:rPr>
-              <w:t xml:space="preserve"> }}</w:t>
+            <w:r>
+              <w:t>{{ matter.other_partners[1].name }}</w:t>
             </w:r>
           </w:p>
         </w:tc>
@@ -11041,56 +10205,8 @@
             <w:shd w:val="clear" w:color="auto" w:fill="E2EFD9" w:themeFill="accent6" w:themeFillTint="33"/>
           </w:tcPr>
           <w:p>
-            <w:pPr>
-              <w:rPr>
-                <w:b/>
-                <w:sz w:val="28"/>
-                <w:szCs w:val="28"/>
-              </w:rPr>
-            </w:pPr>
-            <w:r>
-              <w:rPr>
-                <w:b/>
-                <w:sz w:val="28"/>
-                <w:szCs w:val="28"/>
-              </w:rPr>
-              <w:lastRenderedPageBreak/>
-              <w:t xml:space="preserve">{{ </w:t>
-            </w:r>
-            <w:proofErr w:type="spellStart"/>
-            <w:r>
-              <w:rPr>
-                <w:b/>
-                <w:sz w:val="28"/>
-                <w:szCs w:val="28"/>
-              </w:rPr>
-              <w:t>matter.other_key_tea</w:t>
-            </w:r>
-            <w:r>
-              <w:rPr>
-                <w:b/>
-                <w:sz w:val="28"/>
-                <w:szCs w:val="28"/>
-              </w:rPr>
-              <w:lastRenderedPageBreak/>
-              <w:t>m_members</w:t>
-            </w:r>
-            <w:proofErr w:type="spellEnd"/>
-            <w:r>
-              <w:rPr>
-                <w:b/>
-                <w:sz w:val="28"/>
-                <w:szCs w:val="28"/>
-              </w:rPr>
-              <w:t>[1].office</w:t>
-            </w:r>
-            <w:r>
-              <w:rPr>
-                <w:b/>
-                <w:sz w:val="28"/>
-                <w:szCs w:val="28"/>
-              </w:rPr>
-              <w:t xml:space="preserve"> }}</w:t>
+            <w:r>
+              <w:t>{{ matter.other_partners[1].office }}</w:t>
             </w:r>
           </w:p>
         </w:tc>
@@ -11103,66 +10219,8 @@
             <w:shd w:val="clear" w:color="auto" w:fill="E2EFD9" w:themeFill="accent6" w:themeFillTint="33"/>
           </w:tcPr>
           <w:p>
-            <w:pPr>
-              <w:rPr>
-                <w:b/>
-                <w:sz w:val="28"/>
-                <w:szCs w:val="28"/>
-              </w:rPr>
-            </w:pPr>
-            <w:r>
-              <w:rPr>
-                <w:b/>
-                <w:sz w:val="28"/>
-                <w:szCs w:val="28"/>
-              </w:rPr>
-              <w:lastRenderedPageBreak/>
-              <w:t xml:space="preserve">{{ </w:t>
-            </w:r>
-            <w:proofErr w:type="spellStart"/>
-            <w:r>
-              <w:rPr>
-                <w:b/>
-                <w:sz w:val="28"/>
-                <w:szCs w:val="28"/>
-              </w:rPr>
-              <w:t>matter.other_key_team</w:t>
-            </w:r>
-            <w:r>
-              <w:rPr>
-                <w:b/>
-                <w:sz w:val="28"/>
-                <w:szCs w:val="28"/>
-              </w:rPr>
-              <w:lastRenderedPageBreak/>
-              <w:t>_members</w:t>
-            </w:r>
-            <w:proofErr w:type="spellEnd"/>
-            <w:r>
-              <w:rPr>
-                <w:b/>
-                <w:sz w:val="28"/>
-                <w:szCs w:val="28"/>
-              </w:rPr>
-              <w:t>[1].</w:t>
-            </w:r>
-            <w:proofErr w:type="spellStart"/>
-            <w:r>
-              <w:rPr>
-                <w:b/>
-                <w:sz w:val="28"/>
-                <w:szCs w:val="28"/>
-              </w:rPr>
-              <w:t>practice_area</w:t>
-            </w:r>
-            <w:proofErr w:type="spellEnd"/>
-            <w:r>
-              <w:rPr>
-                <w:b/>
-                <w:sz w:val="28"/>
-                <w:szCs w:val="28"/>
-              </w:rPr>
-              <w:t xml:space="preserve"> }}</w:t>
+            <w:r>
+              <w:t>{{ matter.other_partners[1].practice_area }}</w:t>
             </w:r>
           </w:p>
         </w:tc>
@@ -11636,30 +10694,7 @@
         </w:rPr>
       </w:pPr>
       <w:r>
-        <w:rPr>
-          <w:b/>
-          <w:sz w:val="28"/>
-          <w:szCs w:val="28"/>
-        </w:rPr>
-        <w:t xml:space="preserve">{% p </w:t>
-      </w:r>
-      <w:proofErr w:type="spellStart"/>
-      <w:r>
-        <w:rPr>
-          <w:b/>
-          <w:sz w:val="28"/>
-          <w:szCs w:val="28"/>
-        </w:rPr>
-        <w:t>endfor</w:t>
-      </w:r>
-      <w:proofErr w:type="spellEnd"/>
-      <w:r>
-        <w:rPr>
-          <w:b/>
-          <w:sz w:val="28"/>
-          <w:szCs w:val="28"/>
-        </w:rPr>
-        <w:t xml:space="preserve"> %}</w:t>
+        <w:t>{% endfor %}</w:t>
       </w:r>
     </w:p>
     <w:p>
@@ -11671,30 +10706,7 @@
         </w:rPr>
       </w:pPr>
       <w:r>
-        <w:rPr>
-          <w:b/>
-          <w:sz w:val="28"/>
-          <w:szCs w:val="28"/>
-        </w:rPr>
-        <w:t xml:space="preserve">{% p for matter in </w:t>
-      </w:r>
-      <w:proofErr w:type="spellStart"/>
-      <w:r>
-        <w:rPr>
-          <w:b/>
-          <w:sz w:val="28"/>
-          <w:szCs w:val="28"/>
-        </w:rPr>
-        <w:t>non_publishable_matters</w:t>
-      </w:r>
-      <w:proofErr w:type="spellEnd"/>
-      <w:r>
-        <w:rPr>
-          <w:b/>
-          <w:sz w:val="28"/>
-          <w:szCs w:val="28"/>
-        </w:rPr>
-        <w:t xml:space="preserve"> %}</w:t>
+        <w:t>{% for matter in non_publishable_matters %}</w:t>
       </w:r>
     </w:p>
     <w:p>
@@ -12302,46 +11314,8 @@
             <w:shd w:val="clear" w:color="auto" w:fill="FDDFDF"/>
           </w:tcPr>
           <w:p>
-            <w:pPr>
-              <w:rPr>
-                <w:b/>
-                <w:sz w:val="28"/>
-                <w:szCs w:val="28"/>
-              </w:rPr>
-            </w:pPr>
-            <w:r>
-              <w:rPr>
-                <w:b/>
-                <w:sz w:val="28"/>
-                <w:szCs w:val="28"/>
-              </w:rPr>
-              <w:t xml:space="preserve">{{ </w:t>
-            </w:r>
-            <w:proofErr w:type="spellStart"/>
-            <w:r>
-              <w:rPr>
-                <w:b/>
-                <w:sz w:val="28"/>
-                <w:szCs w:val="28"/>
-              </w:rPr>
-              <w:t>matter.lead_partners</w:t>
-            </w:r>
-            <w:proofErr w:type="spellEnd"/>
-            <w:r>
-              <w:rPr>
-                <w:b/>
-                <w:sz w:val="28"/>
-                <w:szCs w:val="28"/>
-              </w:rPr>
-              <w:t>[0].name</w:t>
-            </w:r>
-            <w:r>
-              <w:rPr>
-                <w:b/>
-                <w:sz w:val="28"/>
-                <w:szCs w:val="28"/>
-              </w:rPr>
-              <w:t xml:space="preserve"> }}</w:t>
+            <w:r>
+              <w:t>{{ matter.leading_partners[0].name }}</w:t>
             </w:r>
           </w:p>
         </w:tc>
@@ -12352,46 +11326,8 @@
             <w:shd w:val="clear" w:color="auto" w:fill="FDDFDF"/>
           </w:tcPr>
           <w:p>
-            <w:pPr>
-              <w:rPr>
-                <w:b/>
-                <w:sz w:val="28"/>
-                <w:szCs w:val="28"/>
-              </w:rPr>
-            </w:pPr>
-            <w:r>
-              <w:rPr>
-                <w:b/>
-                <w:sz w:val="28"/>
-                <w:szCs w:val="28"/>
-              </w:rPr>
-              <w:t xml:space="preserve">{{ </w:t>
-            </w:r>
-            <w:proofErr w:type="spellStart"/>
-            <w:r>
-              <w:rPr>
-                <w:b/>
-                <w:sz w:val="28"/>
-                <w:szCs w:val="28"/>
-              </w:rPr>
-              <w:t>matter.lead_partners</w:t>
-            </w:r>
-            <w:proofErr w:type="spellEnd"/>
-            <w:r>
-              <w:rPr>
-                <w:b/>
-                <w:sz w:val="28"/>
-                <w:szCs w:val="28"/>
-              </w:rPr>
-              <w:t>[0].office</w:t>
-            </w:r>
-            <w:r>
-              <w:rPr>
-                <w:b/>
-                <w:sz w:val="28"/>
-                <w:szCs w:val="28"/>
-              </w:rPr>
-              <w:t xml:space="preserve"> }}</w:t>
+            <w:r>
+              <w:t>{{ matter.leading_partners[0].office }}</w:t>
             </w:r>
           </w:p>
         </w:tc>
@@ -12401,56 +11337,8 @@
             <w:shd w:val="clear" w:color="auto" w:fill="FDDFDF"/>
           </w:tcPr>
           <w:p>
-            <w:pPr>
-              <w:rPr>
-                <w:b/>
-                <w:sz w:val="28"/>
-                <w:szCs w:val="28"/>
-              </w:rPr>
-            </w:pPr>
-            <w:r>
-              <w:rPr>
-                <w:b/>
-                <w:sz w:val="28"/>
-                <w:szCs w:val="28"/>
-              </w:rPr>
-              <w:t xml:space="preserve">{{ </w:t>
-            </w:r>
-            <w:proofErr w:type="spellStart"/>
-            <w:r>
-              <w:rPr>
-                <w:b/>
-                <w:sz w:val="28"/>
-                <w:szCs w:val="28"/>
-              </w:rPr>
-              <w:t>matter.lead_partners</w:t>
-            </w:r>
-            <w:proofErr w:type="spellEnd"/>
-            <w:r>
-              <w:rPr>
-                <w:b/>
-                <w:sz w:val="28"/>
-                <w:szCs w:val="28"/>
-              </w:rPr>
-              <w:t>[0].</w:t>
-            </w:r>
-            <w:proofErr w:type="spellStart"/>
-            <w:r>
-              <w:rPr>
-                <w:b/>
-                <w:sz w:val="28"/>
-                <w:szCs w:val="28"/>
-              </w:rPr>
-              <w:t>practice_area</w:t>
-            </w:r>
-            <w:proofErr w:type="spellEnd"/>
-            <w:r>
-              <w:rPr>
-                <w:b/>
-                <w:sz w:val="28"/>
-                <w:szCs w:val="28"/>
-              </w:rPr>
-              <w:t xml:space="preserve"> }}</w:t>
+            <w:r>
+              <w:t>{{ matter.leading_partners[0].practice_area }}</w:t>
             </w:r>
           </w:p>
         </w:tc>
@@ -12466,46 +11354,8 @@
             <w:shd w:val="clear" w:color="auto" w:fill="FDDFDF"/>
           </w:tcPr>
           <w:p>
-            <w:pPr>
-              <w:rPr>
-                <w:b/>
-                <w:sz w:val="28"/>
-                <w:szCs w:val="28"/>
-              </w:rPr>
-            </w:pPr>
-            <w:r>
-              <w:rPr>
-                <w:b/>
-                <w:sz w:val="28"/>
-                <w:szCs w:val="28"/>
-              </w:rPr>
-              <w:t xml:space="preserve">{{ </w:t>
-            </w:r>
-            <w:proofErr w:type="spellStart"/>
-            <w:r>
-              <w:rPr>
-                <w:b/>
-                <w:sz w:val="28"/>
-                <w:szCs w:val="28"/>
-              </w:rPr>
-              <w:t>matter.lead_partners</w:t>
-            </w:r>
-            <w:proofErr w:type="spellEnd"/>
-            <w:r>
-              <w:rPr>
-                <w:b/>
-                <w:sz w:val="28"/>
-                <w:szCs w:val="28"/>
-              </w:rPr>
-              <w:t>[1].name</w:t>
-            </w:r>
-            <w:r>
-              <w:rPr>
-                <w:b/>
-                <w:sz w:val="28"/>
-                <w:szCs w:val="28"/>
-              </w:rPr>
-              <w:t xml:space="preserve"> }}</w:t>
+            <w:r>
+              <w:t>{{ matter.leading_partners[1].name }}</w:t>
             </w:r>
           </w:p>
         </w:tc>
@@ -12519,46 +11369,8 @@
             <w:shd w:val="clear" w:color="auto" w:fill="FDDFDF"/>
           </w:tcPr>
           <w:p>
-            <w:pPr>
-              <w:rPr>
-                <w:b/>
-                <w:sz w:val="28"/>
-                <w:szCs w:val="28"/>
-              </w:rPr>
-            </w:pPr>
-            <w:r>
-              <w:rPr>
-                <w:b/>
-                <w:sz w:val="28"/>
-                <w:szCs w:val="28"/>
-              </w:rPr>
-              <w:t xml:space="preserve">{{ </w:t>
-            </w:r>
-            <w:proofErr w:type="spellStart"/>
-            <w:r>
-              <w:rPr>
-                <w:b/>
-                <w:sz w:val="28"/>
-                <w:szCs w:val="28"/>
-              </w:rPr>
-              <w:t>matter.lead_partners</w:t>
-            </w:r>
-            <w:proofErr w:type="spellEnd"/>
-            <w:r>
-              <w:rPr>
-                <w:b/>
-                <w:sz w:val="28"/>
-                <w:szCs w:val="28"/>
-              </w:rPr>
-              <w:t>[1].office</w:t>
-            </w:r>
-            <w:r>
-              <w:rPr>
-                <w:b/>
-                <w:sz w:val="28"/>
-                <w:szCs w:val="28"/>
-              </w:rPr>
-              <w:t xml:space="preserve"> }}</w:t>
+            <w:r>
+              <w:t>{{ matter.leading_partners[1].office }}</w:t>
             </w:r>
           </w:p>
         </w:tc>
@@ -12571,56 +11383,8 @@
             <w:shd w:val="clear" w:color="auto" w:fill="FDDFDF"/>
           </w:tcPr>
           <w:p>
-            <w:pPr>
-              <w:rPr>
-                <w:b/>
-                <w:sz w:val="28"/>
-                <w:szCs w:val="28"/>
-              </w:rPr>
-            </w:pPr>
-            <w:r>
-              <w:rPr>
-                <w:b/>
-                <w:sz w:val="28"/>
-                <w:szCs w:val="28"/>
-              </w:rPr>
-              <w:t xml:space="preserve">{{ </w:t>
-            </w:r>
-            <w:proofErr w:type="spellStart"/>
-            <w:r>
-              <w:rPr>
-                <w:b/>
-                <w:sz w:val="28"/>
-                <w:szCs w:val="28"/>
-              </w:rPr>
-              <w:t>matter.lead_partners</w:t>
-            </w:r>
-            <w:proofErr w:type="spellEnd"/>
-            <w:r>
-              <w:rPr>
-                <w:b/>
-                <w:sz w:val="28"/>
-                <w:szCs w:val="28"/>
-              </w:rPr>
-              <w:t>[1].</w:t>
-            </w:r>
-            <w:proofErr w:type="spellStart"/>
-            <w:r>
-              <w:rPr>
-                <w:b/>
-                <w:sz w:val="28"/>
-                <w:szCs w:val="28"/>
-              </w:rPr>
-              <w:t>practice_area</w:t>
-            </w:r>
-            <w:proofErr w:type="spellEnd"/>
-            <w:r>
-              <w:rPr>
-                <w:b/>
-                <w:sz w:val="28"/>
-                <w:szCs w:val="28"/>
-              </w:rPr>
-              <w:t xml:space="preserve"> }}</w:t>
+            <w:r>
+              <w:t>{{ matter.leading_partners[1].practice_area }}</w:t>
             </w:r>
           </w:p>
         </w:tc>
@@ -12738,46 +11502,8 @@
             <w:shd w:val="clear" w:color="auto" w:fill="FDDFDF"/>
           </w:tcPr>
           <w:p>
-            <w:pPr>
-              <w:rPr>
-                <w:b/>
-                <w:sz w:val="28"/>
-                <w:szCs w:val="28"/>
-              </w:rPr>
-            </w:pPr>
-            <w:r>
-              <w:rPr>
-                <w:b/>
-                <w:sz w:val="28"/>
-                <w:szCs w:val="28"/>
-              </w:rPr>
-              <w:t xml:space="preserve">{{ </w:t>
-            </w:r>
-            <w:proofErr w:type="spellStart"/>
-            <w:r>
-              <w:rPr>
-                <w:b/>
-                <w:sz w:val="28"/>
-                <w:szCs w:val="28"/>
-              </w:rPr>
-              <w:t>matter.other_key_team_members</w:t>
-            </w:r>
-            <w:proofErr w:type="spellEnd"/>
-            <w:r>
-              <w:rPr>
-                <w:b/>
-                <w:sz w:val="28"/>
-                <w:szCs w:val="28"/>
-              </w:rPr>
-              <w:t>[0].name</w:t>
-            </w:r>
-            <w:r>
-              <w:rPr>
-                <w:b/>
-                <w:sz w:val="28"/>
-                <w:szCs w:val="28"/>
-              </w:rPr>
-              <w:t xml:space="preserve"> }}</w:t>
+            <w:r>
+              <w:t>{{ matter.other_partners[0].name }}</w:t>
             </w:r>
           </w:p>
         </w:tc>
@@ -12788,46 +11514,8 @@
             <w:shd w:val="clear" w:color="auto" w:fill="FDDFDF"/>
           </w:tcPr>
           <w:p>
-            <w:pPr>
-              <w:rPr>
-                <w:b/>
-                <w:sz w:val="28"/>
-                <w:szCs w:val="28"/>
-              </w:rPr>
-            </w:pPr>
-            <w:r>
-              <w:rPr>
-                <w:b/>
-                <w:sz w:val="28"/>
-                <w:szCs w:val="28"/>
-              </w:rPr>
-              <w:t xml:space="preserve">{{ </w:t>
-            </w:r>
-            <w:proofErr w:type="spellStart"/>
-            <w:r>
-              <w:rPr>
-                <w:b/>
-                <w:sz w:val="28"/>
-                <w:szCs w:val="28"/>
-              </w:rPr>
-              <w:t>matter.other_key_team_members</w:t>
-            </w:r>
-            <w:proofErr w:type="spellEnd"/>
-            <w:r>
-              <w:rPr>
-                <w:b/>
-                <w:sz w:val="28"/>
-                <w:szCs w:val="28"/>
-              </w:rPr>
-              <w:t>[0].office</w:t>
-            </w:r>
-            <w:r>
-              <w:rPr>
-                <w:b/>
-                <w:sz w:val="28"/>
-                <w:szCs w:val="28"/>
-              </w:rPr>
-              <w:t xml:space="preserve"> }}</w:t>
+            <w:r>
+              <w:t>{{ matter.other_partners[0].office }}</w:t>
             </w:r>
           </w:p>
         </w:tc>
@@ -12837,56 +11525,8 @@
             <w:shd w:val="clear" w:color="auto" w:fill="FDDFDF"/>
           </w:tcPr>
           <w:p>
-            <w:pPr>
-              <w:rPr>
-                <w:b/>
-                <w:sz w:val="28"/>
-                <w:szCs w:val="28"/>
-              </w:rPr>
-            </w:pPr>
-            <w:r>
-              <w:rPr>
-                <w:b/>
-                <w:sz w:val="28"/>
-                <w:szCs w:val="28"/>
-              </w:rPr>
-              <w:t xml:space="preserve">{{ </w:t>
-            </w:r>
-            <w:proofErr w:type="spellStart"/>
-            <w:r>
-              <w:rPr>
-                <w:b/>
-                <w:sz w:val="28"/>
-                <w:szCs w:val="28"/>
-              </w:rPr>
-              <w:t>matter.other_key_team_members</w:t>
-            </w:r>
-            <w:proofErr w:type="spellEnd"/>
-            <w:r>
-              <w:rPr>
-                <w:b/>
-                <w:sz w:val="28"/>
-                <w:szCs w:val="28"/>
-              </w:rPr>
-              <w:t>[0].</w:t>
-            </w:r>
-            <w:proofErr w:type="spellStart"/>
-            <w:r>
-              <w:rPr>
-                <w:b/>
-                <w:sz w:val="28"/>
-                <w:szCs w:val="28"/>
-              </w:rPr>
-              <w:t>practice_area</w:t>
-            </w:r>
-            <w:proofErr w:type="spellEnd"/>
-            <w:r>
-              <w:rPr>
-                <w:b/>
-                <w:sz w:val="28"/>
-                <w:szCs w:val="28"/>
-              </w:rPr>
-              <w:t xml:space="preserve"> }}</w:t>
+            <w:r>
+              <w:t>{{ matter.other_partners[0].practice_area }}</w:t>
             </w:r>
           </w:p>
         </w:tc>
@@ -12902,55 +11542,8 @@
             <w:shd w:val="clear" w:color="auto" w:fill="FDDFDF"/>
           </w:tcPr>
           <w:p>
-            <w:pPr>
-              <w:rPr>
-                <w:b/>
-                <w:sz w:val="28"/>
-                <w:szCs w:val="28"/>
-              </w:rPr>
-            </w:pPr>
-            <w:r>
-              <w:rPr>
-                <w:b/>
-                <w:sz w:val="28"/>
-                <w:szCs w:val="28"/>
-              </w:rPr>
-              <w:lastRenderedPageBreak/>
-              <w:t xml:space="preserve">{{ </w:t>
-            </w:r>
-            <w:proofErr w:type="spellStart"/>
-            <w:r>
-              <w:rPr>
-                <w:b/>
-                <w:sz w:val="28"/>
-                <w:szCs w:val="28"/>
-              </w:rPr>
-              <w:t>matter.other_key_team_members</w:t>
-            </w:r>
-            <w:proofErr w:type="spellEnd"/>
-            <w:r>
-              <w:rPr>
-                <w:b/>
-                <w:sz w:val="28"/>
-                <w:szCs w:val="28"/>
-              </w:rPr>
-              <w:t>[1</w:t>
-            </w:r>
-            <w:r>
-              <w:rPr>
-                <w:b/>
-                <w:sz w:val="28"/>
-                <w:szCs w:val="28"/>
-              </w:rPr>
-              <w:t>].name</w:t>
-            </w:r>
-            <w:r>
-              <w:rPr>
-                <w:b/>
-                <w:sz w:val="28"/>
-                <w:szCs w:val="28"/>
-              </w:rPr>
-              <w:t xml:space="preserve"> }}</w:t>
+            <w:r>
+              <w:t>{{ matter.other_partners[1].name }}</w:t>
             </w:r>
           </w:p>
         </w:tc>
@@ -12964,54 +11557,8 @@
             <w:shd w:val="clear" w:color="auto" w:fill="FDDFDF"/>
           </w:tcPr>
           <w:p>
-            <w:pPr>
-              <w:rPr>
-                <w:b/>
-                <w:sz w:val="28"/>
-                <w:szCs w:val="28"/>
-              </w:rPr>
-            </w:pPr>
-            <w:r>
-              <w:rPr>
-                <w:b/>
-                <w:sz w:val="28"/>
-                <w:szCs w:val="28"/>
-              </w:rPr>
-              <w:t xml:space="preserve">{{ </w:t>
-            </w:r>
-            <w:proofErr w:type="spellStart"/>
-            <w:r>
-              <w:rPr>
-                <w:b/>
-                <w:sz w:val="28"/>
-                <w:szCs w:val="28"/>
-              </w:rPr>
-              <w:t>matter.other_key_team_members</w:t>
-            </w:r>
-            <w:proofErr w:type="spellEnd"/>
-            <w:r>
-              <w:rPr>
-                <w:b/>
-                <w:sz w:val="28"/>
-                <w:szCs w:val="28"/>
-              </w:rPr>
-              <w:t>[1</w:t>
-            </w:r>
-            <w:r>
-              <w:rPr>
-                <w:b/>
-                <w:sz w:val="28"/>
-                <w:szCs w:val="28"/>
-              </w:rPr>
-              <w:t>].office</w:t>
-            </w:r>
-            <w:r>
-              <w:rPr>
-                <w:b/>
-                <w:sz w:val="28"/>
-                <w:szCs w:val="28"/>
-              </w:rPr>
-              <w:t xml:space="preserve"> }}</w:t>
+            <w:r>
+              <w:t>{{ matter.other_partners[1].office }}</w:t>
             </w:r>
           </w:p>
         </w:tc>
@@ -13024,64 +11571,8 @@
             <w:shd w:val="clear" w:color="auto" w:fill="FDDFDF"/>
           </w:tcPr>
           <w:p>
-            <w:pPr>
-              <w:rPr>
-                <w:b/>
-                <w:sz w:val="28"/>
-                <w:szCs w:val="28"/>
-              </w:rPr>
-            </w:pPr>
-            <w:r>
-              <w:rPr>
-                <w:b/>
-                <w:sz w:val="28"/>
-                <w:szCs w:val="28"/>
-              </w:rPr>
-              <w:t xml:space="preserve">{{ </w:t>
-            </w:r>
-            <w:proofErr w:type="spellStart"/>
-            <w:r>
-              <w:rPr>
-                <w:b/>
-                <w:sz w:val="28"/>
-                <w:szCs w:val="28"/>
-              </w:rPr>
-              <w:t>matter.other_key_team_members</w:t>
-            </w:r>
-            <w:proofErr w:type="spellEnd"/>
-            <w:r>
-              <w:rPr>
-                <w:b/>
-                <w:sz w:val="28"/>
-                <w:szCs w:val="28"/>
-              </w:rPr>
-              <w:t>[1</w:t>
-            </w:r>
-            <w:r>
-              <w:rPr>
-                <w:b/>
-                <w:sz w:val="28"/>
-                <w:szCs w:val="28"/>
-              </w:rPr>
-              <w:t>].</w:t>
-            </w:r>
-            <w:proofErr w:type="spellStart"/>
-            <w:r>
-              <w:rPr>
-                <w:b/>
-                <w:sz w:val="28"/>
-                <w:szCs w:val="28"/>
-              </w:rPr>
-              <w:t>practice_area</w:t>
-            </w:r>
-            <w:proofErr w:type="spellEnd"/>
-            <w:r>
-              <w:rPr>
-                <w:b/>
-                <w:sz w:val="28"/>
-                <w:szCs w:val="28"/>
-              </w:rPr>
-              <w:t xml:space="preserve"> }}</w:t>
+            <w:r>
+              <w:t>{{ matter.other_partners[1].practice_area }}</w:t>
             </w:r>
           </w:p>
         </w:tc>
@@ -13559,15 +12050,7 @@
     </w:p>
     <w:p>
       <w:r>
-        <w:t xml:space="preserve">{% p </w:t>
-      </w:r>
-      <w:proofErr w:type="spellStart"/>
-      <w:r>
-        <w:t>endfor</w:t>
-      </w:r>
-      <w:proofErr w:type="spellEnd"/>
-      <w:r>
-        <w:t xml:space="preserve"> %}</w:t>
+        <w:t>{% endfor %}</w:t>
       </w:r>
     </w:p>
     <w:sectPr>

--- a/templates/legal500-us-submissions-template-2026-1-1-2.docx
+++ b/templates/legal500-us-submissions-template-2026-1-1-2.docx
@@ -3259,7 +3259,7 @@
               </wp:anchor>
             </w:drawing>
           </mc:Choice>
-          <mc:Fallback xmlns:cx1="http://schemas.microsoft.com/office/drawing/2015/9/8/chartex" xmlns:cx2="http://schemas.microsoft.com/office/drawing/2015/10/21/chartex" xmlns:cx3="http://schemas.microsoft.com/office/drawing/2016/5/9/chartex" xmlns:cx4="http://schemas.microsoft.com/office/drawing/2016/5/10/chartex" xmlns:cx5="http://schemas.microsoft.com/office/drawing/2016/5/11/chartex" xmlns:cx6="http://schemas.microsoft.com/office/drawing/2016/5/12/chartex" xmlns:cx7="http://schemas.microsoft.com/office/drawing/2016/5/13/chartex" xmlns:cx8="http://schemas.microsoft.com/office/drawing/2016/5/14/chartex" xmlns:aink="http://schemas.microsoft.com/office/drawing/2016/ink" xmlns:am3d="http://schemas.microsoft.com/office/drawing/2017/model3d" xmlns:oel="http://schemas.microsoft.com/office/2019/extlst" xmlns:w16cex="http://schemas.microsoft.com/office/word/2018/wordml/cex" xmlns:w16cid="http://schemas.microsoft.com/office/word/2016/wordml/cid" xmlns:w16="http://schemas.microsoft.com/office/word/2018/wordml" xmlns:w16du="http://schemas.microsoft.com/office/word/2023/wordml/word16du" xmlns:w16sdtdh="http://schemas.microsoft.com/office/word/2020/wordml/sdtdatahash" xmlns:w16sdtfl="http://schemas.microsoft.com/office/word/2024/wordml/sdtformatlock">
+          <mc:Fallback xmlns:w16sdtfl="http://schemas.microsoft.com/office/word/2024/wordml/sdtformatlock" xmlns:w16sdtdh="http://schemas.microsoft.com/office/word/2020/wordml/sdtdatahash" xmlns:w16du="http://schemas.microsoft.com/office/word/2023/wordml/word16du" xmlns:w16="http://schemas.microsoft.com/office/word/2018/wordml" xmlns:w16cid="http://schemas.microsoft.com/office/word/2016/wordml/cid" xmlns:w16cex="http://schemas.microsoft.com/office/word/2018/wordml/cex" xmlns:oel="http://schemas.microsoft.com/office/2019/extlst" xmlns:am3d="http://schemas.microsoft.com/office/drawing/2017/model3d" xmlns:aink="http://schemas.microsoft.com/office/drawing/2016/ink" xmlns:cx8="http://schemas.microsoft.com/office/drawing/2016/5/14/chartex" xmlns:cx7="http://schemas.microsoft.com/office/drawing/2016/5/13/chartex" xmlns:cx6="http://schemas.microsoft.com/office/drawing/2016/5/12/chartex" xmlns:cx5="http://schemas.microsoft.com/office/drawing/2016/5/11/chartex" xmlns:cx4="http://schemas.microsoft.com/office/drawing/2016/5/10/chartex" xmlns:cx3="http://schemas.microsoft.com/office/drawing/2016/5/9/chartex" xmlns:cx2="http://schemas.microsoft.com/office/drawing/2015/10/21/chartex" xmlns:cx1="http://schemas.microsoft.com/office/drawing/2015/9/8/chartex">
             <w:pict>
               <v:shape w14:anchorId="6FE7FF6C" id="Diagonal Stripe 10" o:spid="_x0000_s1026" style="position:absolute;margin-left:340.05pt;margin-top:-70.55pt;width:391.25pt;height:321.8pt;flip:x;z-index:251660288;visibility:visible;mso-wrap-style:square;mso-width-percent:0;mso-height-percent:0;mso-wrap-distance-left:9pt;mso-wrap-distance-top:0;mso-wrap-distance-right:9pt;mso-wrap-distance-bottom:0;mso-position-horizontal:right;mso-position-horizontal-relative:page;mso-position-vertical:absolute;mso-position-vertical-relative:text;mso-width-percent:0;mso-height-percent:0;mso-width-relative:margin;mso-height-relative:margin;v-text-anchor:middle" coordsize="4968737,4086971" o:gfxdata="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" path="m,2043486l2484369,,4968737,,,4086971,,2043486xe" fillcolor="red" strokecolor="black [3213]" strokeweight="3.75pt">
                 <v:stroke joinstyle="miter"/>
@@ -3772,8 +3772,9 @@
           <w:p>
             <w:r>
               <w:t>Active key clients (over the last 12 months)</w:t>
+            </w:r>
+            <w:r>
               <w:br/>
-              <w:t>{% for client in publishable_clients %}</w:t>
             </w:r>
           </w:p>
         </w:tc>
@@ -3820,6 +3821,20 @@
               </w:rPr>
             </w:pPr>
             <w:r>
+              <w:t xml:space="preserve">{% for client in </w:t>
+            </w:r>
+            <w:proofErr w:type="spellStart"/>
+            <w:r>
+              <w:t>publishable_clients</w:t>
+            </w:r>
+            <w:proofErr w:type="spellEnd"/>
+            <w:r>
+              <w:t xml:space="preserve"> %}</w:t>
+            </w:r>
+            <w:r>
+              <w:t xml:space="preserve"> </w:t>
+            </w:r>
+            <w:r>
               <w:rPr>
                 <w:b/>
                 <w:sz w:val="28"/>
@@ -3854,7 +3869,15 @@
           </w:tcPr>
           <w:p>
             <w:r>
-              <w:t>{{ client.is_new_client }}}</w:t>
+              <w:t xml:space="preserve">{{ </w:t>
+            </w:r>
+            <w:proofErr w:type="spellStart"/>
+            <w:r>
+              <w:t>client.is_new_client</w:t>
+            </w:r>
+            <w:proofErr w:type="spellEnd"/>
+            <w:r>
+              <w:t xml:space="preserve"> }}</w:t>
             </w:r>
           </w:p>
         </w:tc>
@@ -4242,9 +4265,12 @@
           <w:p>
             <w:r>
               <w:t>Active key clients (over the last 12 months)</w:t>
+            </w:r>
+            <w:r>
               <w:br/>
+            </w:r>
+            <w:r>
               <w:br/>
-              <w:t>{% for client in non_publishable_clients %}</w:t>
             </w:r>
           </w:p>
         </w:tc>
@@ -4290,6 +4316,17 @@
               </w:rPr>
             </w:pPr>
             <w:r>
+              <w:t xml:space="preserve">{% for client in </w:t>
+            </w:r>
+            <w:proofErr w:type="spellStart"/>
+            <w:r>
+              <w:t>non_publishable_clients</w:t>
+            </w:r>
+            <w:proofErr w:type="spellEnd"/>
+            <w:r>
+              <w:t xml:space="preserve"> %}</w:t>
+            </w:r>
+            <w:r>
               <w:rPr>
                 <w:b/>
                 <w:sz w:val="28"/>
@@ -4407,6 +4444,8 @@
                 <w:szCs w:val="28"/>
               </w:rPr>
             </w:pPr>
+            <w:bookmarkStart w:id="0" w:name="_GoBack"/>
+            <w:bookmarkEnd w:id="0"/>
           </w:p>
         </w:tc>
         <w:tc>
@@ -4636,6 +4675,7 @@
                 <w:b/>
                 <w:color w:val="FFFFFF" w:themeColor="background1"/>
               </w:rPr>
+              <w:lastRenderedPageBreak/>
               <w:br/>
             </w:r>
             <w:r>
@@ -4672,7 +4712,6 @@
           <w:sz w:val="28"/>
           <w:szCs w:val="28"/>
         </w:rPr>
-        <w:lastRenderedPageBreak/>
         <w:t>Your team - Partners: leading partners</w:t>
       </w:r>
     </w:p>
@@ -5179,6 +5218,7 @@
                 <w:sz w:val="20"/>
                 <w:szCs w:val="20"/>
               </w:rPr>
+              <w:lastRenderedPageBreak/>
               <w:t>{{ individual_nomi</w:t>
             </w:r>
             <w:r>
@@ -5243,7 +5283,6 @@
                 <w:sz w:val="28"/>
                 <w:szCs w:val="28"/>
               </w:rPr>
-              <w:lastRenderedPageBreak/>
               <w:t>Partner: l</w:t>
             </w:r>
             <w:r>
@@ -5497,14 +5536,7 @@
                 <w:sz w:val="20"/>
                 <w:szCs w:val="20"/>
               </w:rPr>
-              <w:t>ons.leading_partners[1</w:t>
-            </w:r>
-            <w:r>
-              <w:rPr>
-                <w:sz w:val="20"/>
-                <w:szCs w:val="20"/>
-              </w:rPr>
-              <w:t>].ranked_in_previous_edition</w:t>
+              <w:t>ons.leading_partners[1].ranked_in_previous_edition</w:t>
             </w:r>
             <w:r>
               <w:rPr>
@@ -5563,6 +5595,7 @@
                 <w:sz w:val="20"/>
                 <w:szCs w:val="20"/>
               </w:rPr>
+              <w:lastRenderedPageBreak/>
               <w:t>{{ individual_nomi</w:t>
             </w:r>
             <w:r>
@@ -5570,14 +5603,7 @@
                 <w:sz w:val="20"/>
                 <w:szCs w:val="20"/>
               </w:rPr>
-              <w:t>nations.leading_partners[1</w:t>
-            </w:r>
-            <w:r>
-              <w:rPr>
-                <w:sz w:val="20"/>
-                <w:szCs w:val="20"/>
-              </w:rPr>
-              <w:t>].supporting_information</w:t>
+              <w:t>nations.leading_partners[1].supporting_information</w:t>
             </w:r>
             <w:r>
               <w:rPr>
@@ -5956,21 +5982,7 @@
                 <w:sz w:val="20"/>
                 <w:szCs w:val="20"/>
               </w:rPr>
-              <w:t>nations.leading_partne</w:t>
-            </w:r>
-            <w:r>
-              <w:rPr>
-                <w:sz w:val="20"/>
-                <w:szCs w:val="20"/>
-              </w:rPr>
-              <w:t>rs[2</w:t>
-            </w:r>
-            <w:r>
-              <w:rPr>
-                <w:sz w:val="20"/>
-                <w:szCs w:val="20"/>
-              </w:rPr>
-              <w:t>].</w:t>
+              <w:t>nations.leading_partners[2].</w:t>
             </w:r>
             <w:r>
               <w:rPr>
@@ -6019,7 +6031,6 @@
           <w:sz w:val="28"/>
           <w:szCs w:val="28"/>
         </w:rPr>
-        <w:lastRenderedPageBreak/>
         <w:t xml:space="preserve">Your team - Partners: next generation partners </w:t>
       </w:r>
     </w:p>
@@ -6056,6 +6067,7 @@
                 <w:sz w:val="20"/>
                 <w:szCs w:val="20"/>
               </w:rPr>
+              <w:lastRenderedPageBreak/>
               <w:t xml:space="preserve">Please provide information about junior/new/younger </w:t>
             </w:r>
             <w:r>
@@ -6322,14 +6334,7 @@
                 <w:sz w:val="20"/>
                 <w:szCs w:val="20"/>
               </w:rPr>
-              <w:t>[0</w:t>
-            </w:r>
-            <w:r>
-              <w:rPr>
-                <w:sz w:val="20"/>
-                <w:szCs w:val="20"/>
-              </w:rPr>
-              <w:t>].location</w:t>
+              <w:t>[0].location</w:t>
             </w:r>
             <w:r>
               <w:rPr>
@@ -6395,14 +6400,7 @@
                 <w:sz w:val="20"/>
                 <w:szCs w:val="20"/>
               </w:rPr>
-              <w:t>l_nominations.next_generation_partners[0</w:t>
-            </w:r>
-            <w:r>
-              <w:rPr>
-                <w:sz w:val="20"/>
-                <w:szCs w:val="20"/>
-              </w:rPr>
-              <w:t>].supporting_information</w:t>
+              <w:t>l_nominations.next_generation_partners[0].supporting_information</w:t>
             </w:r>
             <w:r>
               <w:rPr>
@@ -6564,14 +6562,7 @@
                 <w:sz w:val="20"/>
                 <w:szCs w:val="20"/>
               </w:rPr>
-              <w:t>[</w:t>
-            </w:r>
-            <w:r>
-              <w:rPr>
-                <w:sz w:val="20"/>
-                <w:szCs w:val="20"/>
-              </w:rPr>
-              <w:t>1</w:t>
+              <w:t>[1</w:t>
             </w:r>
             <w:r>
               <w:rPr>
@@ -6621,21 +6612,7 @@
                 <w:sz w:val="20"/>
                 <w:szCs w:val="20"/>
               </w:rPr>
-              <w:t>[</w:t>
-            </w:r>
-            <w:r>
-              <w:rPr>
-                <w:sz w:val="20"/>
-                <w:szCs w:val="20"/>
-              </w:rPr>
-              <w:t>1</w:t>
-            </w:r>
-            <w:r>
-              <w:rPr>
-                <w:sz w:val="20"/>
-                <w:szCs w:val="20"/>
-              </w:rPr>
-              <w:t>].location</w:t>
+              <w:t>[1].location</w:t>
             </w:r>
             <w:r>
               <w:rPr>
@@ -6701,21 +6678,7 @@
                 <w:sz w:val="20"/>
                 <w:szCs w:val="20"/>
               </w:rPr>
-              <w:t>l_nominations.next_generation_partners[</w:t>
-            </w:r>
-            <w:r>
-              <w:rPr>
-                <w:sz w:val="20"/>
-                <w:szCs w:val="20"/>
-              </w:rPr>
-              <w:t>1</w:t>
-            </w:r>
-            <w:r>
-              <w:rPr>
-                <w:sz w:val="20"/>
-                <w:szCs w:val="20"/>
-              </w:rPr>
-              <w:t>].supporting_information</w:t>
+              <w:t>l_nominations.next_generation_partners[1].supporting_information</w:t>
             </w:r>
             <w:r>
               <w:rPr>
@@ -6766,7 +6729,6 @@
           <w:sz w:val="28"/>
           <w:szCs w:val="28"/>
         </w:rPr>
-        <w:lastRenderedPageBreak/>
         <w:t>Your team - Associates: leading associates</w:t>
       </w:r>
     </w:p>
@@ -6803,6 +6765,7 @@
                 <w:sz w:val="20"/>
                 <w:szCs w:val="20"/>
               </w:rPr>
+              <w:lastRenderedPageBreak/>
               <w:t xml:space="preserve">Please provide information about junior/new/younger </w:t>
             </w:r>
             <w:r>
@@ -7027,14 +6990,7 @@
                 <w:sz w:val="20"/>
                 <w:szCs w:val="20"/>
               </w:rPr>
-              <w:t>l_nomin</w:t>
-            </w:r>
-            <w:r>
-              <w:rPr>
-                <w:sz w:val="20"/>
-                <w:szCs w:val="20"/>
-              </w:rPr>
-              <w:t>ations.leading_associates</w:t>
+              <w:t>l_nominations.leading_associates</w:t>
             </w:r>
             <w:proofErr w:type="spellEnd"/>
             <w:r>
@@ -7042,14 +6998,7 @@
                 <w:sz w:val="20"/>
                 <w:szCs w:val="20"/>
               </w:rPr>
-              <w:t>[</w:t>
-            </w:r>
-            <w:r>
-              <w:rPr>
-                <w:sz w:val="20"/>
-                <w:szCs w:val="20"/>
-              </w:rPr>
-              <w:t>0</w:t>
+              <w:t>[0</w:t>
             </w:r>
             <w:r>
               <w:rPr>
@@ -7099,14 +7048,7 @@
                 <w:sz w:val="20"/>
                 <w:szCs w:val="20"/>
               </w:rPr>
-              <w:t>[0</w:t>
-            </w:r>
-            <w:r>
-              <w:rPr>
-                <w:sz w:val="20"/>
-                <w:szCs w:val="20"/>
-              </w:rPr>
-              <w:t>].location</w:t>
+              <w:t>[0].location</w:t>
             </w:r>
             <w:r>
               <w:rPr>
@@ -7172,14 +7114,7 @@
                 <w:sz w:val="20"/>
                 <w:szCs w:val="20"/>
               </w:rPr>
-              <w:t>l_nominations.leading_associates[0</w:t>
-            </w:r>
-            <w:r>
-              <w:rPr>
-                <w:sz w:val="20"/>
-                <w:szCs w:val="20"/>
-              </w:rPr>
-              <w:t>].supporting_information</w:t>
+              <w:t>l_nominations.leading_associates[0].supporting_information</w:t>
             </w:r>
             <w:r>
               <w:rPr>
@@ -7341,14 +7276,7 @@
                 <w:sz w:val="20"/>
                 <w:szCs w:val="20"/>
               </w:rPr>
-              <w:t>[</w:t>
-            </w:r>
-            <w:r>
-              <w:rPr>
-                <w:sz w:val="20"/>
-                <w:szCs w:val="20"/>
-              </w:rPr>
-              <w:t>1</w:t>
+              <w:t>[1</w:t>
             </w:r>
             <w:r>
               <w:rPr>
@@ -7398,21 +7326,7 @@
                 <w:sz w:val="20"/>
                 <w:szCs w:val="20"/>
               </w:rPr>
-              <w:t>[</w:t>
-            </w:r>
-            <w:r>
-              <w:rPr>
-                <w:sz w:val="20"/>
-                <w:szCs w:val="20"/>
-              </w:rPr>
-              <w:t>1</w:t>
-            </w:r>
-            <w:r>
-              <w:rPr>
-                <w:sz w:val="20"/>
-                <w:szCs w:val="20"/>
-              </w:rPr>
-              <w:t>].location</w:t>
+              <w:t>[1].location</w:t>
             </w:r>
             <w:r>
               <w:rPr>
@@ -7478,21 +7392,7 @@
                 <w:sz w:val="20"/>
                 <w:szCs w:val="20"/>
               </w:rPr>
-              <w:t>l_nominations.leading_associates[</w:t>
-            </w:r>
-            <w:r>
-              <w:rPr>
-                <w:sz w:val="20"/>
-                <w:szCs w:val="20"/>
-              </w:rPr>
-              <w:t>1</w:t>
-            </w:r>
-            <w:r>
-              <w:rPr>
-                <w:sz w:val="20"/>
-                <w:szCs w:val="20"/>
-              </w:rPr>
-              <w:t>].supporting_information</w:t>
+              <w:t>l_nominations.leading_associates[1].supporting_information</w:t>
             </w:r>
             <w:r>
               <w:rPr>
@@ -7527,7 +7427,6 @@
           <w:sz w:val="28"/>
           <w:szCs w:val="28"/>
         </w:rPr>
-        <w:lastRenderedPageBreak/>
         <w:t>Your team: significant recent arrivals and partner-level departures</w:t>
       </w:r>
     </w:p>
@@ -7566,8 +7465,13 @@
           <w:p>
             <w:r>
               <w:t>Name (English)</w:t>
+            </w:r>
+            <w:r>
               <w:br/>
-              <w:t>{% for team in ArrivalDeparture %}</w:t>
+              <w:t xml:space="preserve">{% for team in </w:t>
+            </w:r>
+            <w:r>
+              <w:t>ArrivalDeparture %}</w:t>
             </w:r>
           </w:p>
         </w:tc>
@@ -9065,14 +8969,7 @@
                 <w:sz w:val="28"/>
                 <w:szCs w:val="28"/>
               </w:rPr>
-              <w:t>Wo</w:t>
-            </w:r>
-            <w:r>
-              <w:rPr>
-                <w:sz w:val="28"/>
-                <w:szCs w:val="28"/>
-              </w:rPr>
-              <w:t>rkHighlight</w:t>
+              <w:t>WorkHighlight</w:t>
             </w:r>
             <w:proofErr w:type="spellEnd"/>
             <w:r>
@@ -9088,14 +8985,7 @@
                 <w:sz w:val="28"/>
                 <w:szCs w:val="28"/>
               </w:rPr>
-              <w:t>publishable_</w:t>
-            </w:r>
-            <w:r>
-              <w:rPr>
-                <w:sz w:val="28"/>
-                <w:szCs w:val="28"/>
-              </w:rPr>
-              <w:t>summary</w:t>
+              <w:t>publishable_summary</w:t>
             </w:r>
             <w:proofErr w:type="spellEnd"/>
             <w:r>
@@ -9195,14 +9085,7 @@
                 <w:sz w:val="28"/>
                 <w:szCs w:val="28"/>
               </w:rPr>
-              <w:t>Wo</w:t>
-            </w:r>
-            <w:r>
-              <w:rPr>
-                <w:sz w:val="28"/>
-                <w:szCs w:val="28"/>
-              </w:rPr>
-              <w:t>rkHighlight</w:t>
+              <w:t>WorkHighlight</w:t>
             </w:r>
             <w:proofErr w:type="spellEnd"/>
             <w:r>
@@ -9218,14 +9101,7 @@
                 <w:sz w:val="28"/>
                 <w:szCs w:val="28"/>
               </w:rPr>
-              <w:t>publishable</w:t>
-            </w:r>
-            <w:r>
-              <w:rPr>
-                <w:sz w:val="28"/>
-                <w:szCs w:val="28"/>
-              </w:rPr>
-              <w:t>_summary</w:t>
+              <w:t>publishable_summary</w:t>
             </w:r>
             <w:proofErr w:type="spellEnd"/>
             <w:r>
@@ -9380,11 +9256,11 @@
         <w:tblLook w:val="04A0" w:firstRow="1" w:lastRow="0" w:firstColumn="1" w:lastColumn="0" w:noHBand="0" w:noVBand="1"/>
       </w:tblPr>
       <w:tblGrid>
-        <w:gridCol w:w="2588"/>
-        <w:gridCol w:w="330"/>
-        <w:gridCol w:w="1843"/>
-        <w:gridCol w:w="1120"/>
-        <w:gridCol w:w="3135"/>
+        <w:gridCol w:w="2605"/>
+        <w:gridCol w:w="350"/>
+        <w:gridCol w:w="1868"/>
+        <w:gridCol w:w="1133"/>
+        <w:gridCol w:w="3060"/>
       </w:tblGrid>
       <w:tr>
         <w:trPr>
@@ -9963,7 +9839,10 @@
           </w:tcPr>
           <w:p>
             <w:r>
-              <w:t>{{ matter.leading_partners[0].name }}</w:t>
+              <w:t xml:space="preserve">{{ </w:t>
+            </w:r>
+            <w:r>
+              <w:t>matter.leading_partners[0].name }}</w:t>
             </w:r>
           </w:p>
         </w:tc>
@@ -10220,7 +10099,10 @@
           </w:tcPr>
           <w:p>
             <w:r>
-              <w:t>{{ matter.other_partners[1].practice_area }}</w:t>
+              <w:t xml:space="preserve">{{ </w:t>
+            </w:r>
+            <w:r>
+              <w:t>matter.other_partners[1].practice_area }}</w:t>
             </w:r>
           </w:p>
         </w:tc>
@@ -10252,7 +10134,6 @@
                 <w:sz w:val="28"/>
                 <w:szCs w:val="28"/>
               </w:rPr>
-              <w:lastRenderedPageBreak/>
               <w:t>Other firms advising on the matter and their role(s)</w:t>
             </w:r>
           </w:p>
@@ -10373,6 +10254,7 @@
                 <w:sz w:val="28"/>
                 <w:szCs w:val="28"/>
               </w:rPr>
+              <w:lastRenderedPageBreak/>
               <w:t xml:space="preserve">{{ </w:t>
             </w:r>
             <w:proofErr w:type="spellStart"/>
@@ -10739,11 +10621,11 @@
         <w:tblLook w:val="04A0" w:firstRow="1" w:lastRow="0" w:firstColumn="1" w:lastColumn="0" w:noHBand="0" w:noVBand="1"/>
       </w:tblPr>
       <w:tblGrid>
-        <w:gridCol w:w="2624"/>
-        <w:gridCol w:w="296"/>
-        <w:gridCol w:w="1604"/>
-        <w:gridCol w:w="1360"/>
-        <w:gridCol w:w="3137"/>
+        <w:gridCol w:w="2642"/>
+        <w:gridCol w:w="314"/>
+        <w:gridCol w:w="1626"/>
+        <w:gridCol w:w="1377"/>
+        <w:gridCol w:w="3062"/>
       </w:tblGrid>
       <w:tr>
         <w:trPr>
@@ -11370,7 +11252,10 @@
           </w:tcPr>
           <w:p>
             <w:r>
-              <w:t>{{ matter.leading_partners[1].office }}</w:t>
+              <w:t xml:space="preserve">{{ </w:t>
+            </w:r>
+            <w:r>
+              <w:t>matter.leading_partners[1].office }}</w:t>
             </w:r>
           </w:p>
         </w:tc>
@@ -11633,6 +11518,7 @@
               <w:rPr>
                 <w:b/>
               </w:rPr>
+              <w:lastRenderedPageBreak/>
               <w:t>Firm name</w:t>
             </w:r>
           </w:p>
@@ -12045,8 +11931,6 @@
           <w:u w:val="single"/>
         </w:rPr>
       </w:pPr>
-      <w:bookmarkStart w:id="0" w:name="_GoBack"/>
-      <w:bookmarkEnd w:id="0"/>
     </w:p>
     <w:p>
       <w:r>
@@ -13504,6 +13388,7 @@
     <w:rsid w:val="00D22616"/>
     <w:rsid w:val="00E456C7"/>
     <w:rsid w:val="00E909D1"/>
+    <w:rsid w:val="00F40B5F"/>
   </w:rsids>
   <m:mathPr>
     <m:mathFont m:val="Cambria Math"/>
@@ -14237,7 +14122,7 @@
 </file>
 
 <file path=customXml/itemProps1.xml><?xml version="1.0" encoding="utf-8"?>
-<ds:datastoreItem xmlns:ds="http://schemas.openxmlformats.org/officeDocument/2006/customXml" ds:itemID="{559AA101-4F54-4725-AB63-4A32CB4F0ED4}">
+<ds:datastoreItem xmlns:ds="http://schemas.openxmlformats.org/officeDocument/2006/customXml" ds:itemID="{49BFBCF5-3A60-48EE-A2C0-140959C30235}">
   <ds:schemaRefs>
     <ds:schemaRef ds:uri="http://schemas.openxmlformats.org/officeDocument/2006/bibliography"/>
   </ds:schemaRefs>

--- a/templates/legal500-us-submissions-template-2026-1-1-2.docx
+++ b/templates/legal500-us-submissions-template-2026-1-1-2.docx
@@ -216,23 +216,7 @@
                 <w:sz w:val="28"/>
                 <w:szCs w:val="28"/>
               </w:rPr>
-              <w:t xml:space="preserve">{{ </w:t>
-            </w:r>
-            <w:proofErr w:type="spellStart"/>
-            <w:r>
-              <w:rPr>
-                <w:sz w:val="28"/>
-                <w:szCs w:val="28"/>
-              </w:rPr>
-              <w:t>Identity.firm_name</w:t>
-            </w:r>
-            <w:proofErr w:type="spellEnd"/>
-            <w:r>
-              <w:rPr>
-                <w:sz w:val="28"/>
-                <w:szCs w:val="28"/>
-              </w:rPr>
-              <w:t xml:space="preserve"> }}</w:t>
+              <w:t>{{ Identity.firm_name }}</w:t>
             </w:r>
           </w:p>
         </w:tc>
@@ -279,23 +263,7 @@
                 <w:sz w:val="28"/>
                 <w:szCs w:val="28"/>
               </w:rPr>
-              <w:t xml:space="preserve">{{ </w:t>
-            </w:r>
-            <w:proofErr w:type="spellStart"/>
-            <w:r>
-              <w:rPr>
-                <w:sz w:val="28"/>
-                <w:szCs w:val="28"/>
-              </w:rPr>
-              <w:t>Identity.country</w:t>
-            </w:r>
-            <w:proofErr w:type="spellEnd"/>
-            <w:r>
-              <w:rPr>
-                <w:sz w:val="28"/>
-                <w:szCs w:val="28"/>
-              </w:rPr>
-              <w:t xml:space="preserve"> }}</w:t>
+              <w:t>{{ Identity.country }}</w:t>
             </w:r>
           </w:p>
         </w:tc>
@@ -572,23 +540,10 @@
             </w:pPr>
             <w:r>
               <w:rPr>
-                <w:sz w:val="20"/>
-              </w:rPr>
-              <w:t xml:space="preserve">{{ </w:t>
-            </w:r>
-            <w:proofErr w:type="spellStart"/>
-            <w:r>
-              <w:rPr>
-                <w:sz w:val="20"/>
-              </w:rPr>
-              <w:t>Identity.practice_area</w:t>
-            </w:r>
-            <w:proofErr w:type="spellEnd"/>
-            <w:r>
-              <w:rPr>
-                <w:sz w:val="20"/>
-              </w:rPr>
-              <w:t xml:space="preserve"> }}</w:t>
+                <w:sz w:val="28"/>
+                <w:szCs w:val="28"/>
+              </w:rPr>
+              <w:t>{{ Identity.practice_area }}</w:t>
             </w:r>
           </w:p>
         </w:tc>
@@ -740,19 +695,21 @@
     <w:tbl>
       <w:tblPr>
         <w:tblStyle w:val="Tablaconcuadrcula"/>
-        <w:tblW w:w="9634" w:type="dxa"/>
+        <w:tblW w:w="9639" w:type="dxa"/>
+        <w:tblInd w:w="-5" w:type="dxa"/>
+        <w:tblLayout w:type="fixed"/>
         <w:tblLook w:val="04A0" w:firstRow="1" w:lastRow="0" w:firstColumn="1" w:lastColumn="0" w:noHBand="0" w:noVBand="1"/>
       </w:tblPr>
       <w:tblGrid>
-        <w:gridCol w:w="2241"/>
-        <w:gridCol w:w="2352"/>
-        <w:gridCol w:w="2240"/>
-        <w:gridCol w:w="2801"/>
+        <w:gridCol w:w="2127"/>
+        <w:gridCol w:w="1984"/>
+        <w:gridCol w:w="2552"/>
+        <w:gridCol w:w="2976"/>
       </w:tblGrid>
       <w:tr>
         <w:tc>
           <w:tcPr>
-            <w:tcW w:w="2254" w:type="dxa"/>
+            <w:tcW w:w="2127" w:type="dxa"/>
             <w:shd w:val="clear" w:color="auto" w:fill="D0CECE" w:themeFill="background2" w:themeFillShade="E6"/>
           </w:tcPr>
           <w:p>
@@ -774,7 +731,7 @@
         </w:tc>
         <w:tc>
           <w:tcPr>
-            <w:tcW w:w="2254" w:type="dxa"/>
+            <w:tcW w:w="1984" w:type="dxa"/>
             <w:shd w:val="clear" w:color="auto" w:fill="D0CECE" w:themeFill="background2" w:themeFillShade="E6"/>
           </w:tcPr>
           <w:p>
@@ -796,7 +753,7 @@
         </w:tc>
         <w:tc>
           <w:tcPr>
-            <w:tcW w:w="2254" w:type="dxa"/>
+            <w:tcW w:w="2552" w:type="dxa"/>
             <w:shd w:val="clear" w:color="auto" w:fill="D0CECE" w:themeFill="background2" w:themeFillShade="E6"/>
           </w:tcPr>
           <w:p>
@@ -818,7 +775,7 @@
         </w:tc>
         <w:tc>
           <w:tcPr>
-            <w:tcW w:w="2872" w:type="dxa"/>
+            <w:tcW w:w="2976" w:type="dxa"/>
             <w:shd w:val="clear" w:color="auto" w:fill="D0CECE" w:themeFill="background2" w:themeFillShade="E6"/>
           </w:tcPr>
           <w:p>
@@ -845,7 +802,7 @@
         </w:trPr>
         <w:tc>
           <w:tcPr>
-            <w:tcW w:w="2254" w:type="dxa"/>
+            <w:tcW w:w="2127" w:type="dxa"/>
           </w:tcPr>
           <w:p>
             <w:pPr>
@@ -858,13 +815,55 @@
               <w:rPr>
                 <w:sz w:val="20"/>
               </w:rPr>
-              <w:t>{{ InterviewContact.name }}</w:t>
-            </w:r>
-          </w:p>
-        </w:tc>
-        <w:tc>
-          <w:tcPr>
-            <w:tcW w:w="2254" w:type="dxa"/>
+              <w:t xml:space="preserve">{{ </w:t>
+            </w:r>
+            <w:r>
+              <w:rPr>
+                <w:sz w:val="20"/>
+              </w:rPr>
+              <w:t>Identity.</w:t>
+            </w:r>
+            <w:r>
+              <w:rPr>
+                <w:sz w:val="20"/>
+              </w:rPr>
+              <w:t>i</w:t>
+            </w:r>
+            <w:r>
+              <w:rPr>
+                <w:sz w:val="20"/>
+              </w:rPr>
+              <w:t>nterview</w:t>
+            </w:r>
+            <w:r>
+              <w:rPr>
+                <w:sz w:val="20"/>
+              </w:rPr>
+              <w:t>_c</w:t>
+            </w:r>
+            <w:r>
+              <w:rPr>
+                <w:sz w:val="20"/>
+              </w:rPr>
+              <w:t>ontact</w:t>
+            </w:r>
+            <w:r>
+              <w:rPr>
+                <w:sz w:val="20"/>
+              </w:rPr>
+              <w:t>s[0]</w:t>
+            </w:r>
+            <w:r>
+              <w:rPr>
+                <w:sz w:val="20"/>
+              </w:rPr>
+              <w:t>.name }}</w:t>
+            </w:r>
+          </w:p>
+        </w:tc>
+        <w:tc>
+          <w:tcPr>
+            <w:tcW w:w="1984" w:type="dxa"/>
           </w:tcPr>
           <w:p>
             <w:pPr>
@@ -879,14 +878,24 @@
               </w:rPr>
               <w:t xml:space="preserve">{{ </w:t>
             </w:r>
-            <w:proofErr w:type="spellStart"/>
-            <w:r>
-              <w:rPr>
-                <w:sz w:val="20"/>
-              </w:rPr>
-              <w:t>InterviewContact.job_title</w:t>
-            </w:r>
-            <w:proofErr w:type="spellEnd"/>
+            <w:r>
+              <w:rPr>
+                <w:sz w:val="20"/>
+              </w:rPr>
+              <w:t>Identity. i</w:t>
+            </w:r>
+            <w:r>
+              <w:rPr>
+                <w:sz w:val="20"/>
+              </w:rPr>
+              <w:t>nterview_contacts[0]</w:t>
+            </w:r>
+            <w:r>
+              <w:rPr>
+                <w:sz w:val="20"/>
+              </w:rPr>
+              <w:t>.job_title</w:t>
+            </w:r>
             <w:r>
               <w:rPr>
                 <w:sz w:val="20"/>
@@ -897,7 +906,7 @@
         </w:tc>
         <w:tc>
           <w:tcPr>
-            <w:tcW w:w="2254" w:type="dxa"/>
+            <w:tcW w:w="2552" w:type="dxa"/>
           </w:tcPr>
           <w:p>
             <w:pPr>
@@ -912,14 +921,24 @@
               </w:rPr>
               <w:t xml:space="preserve">{{ </w:t>
             </w:r>
-            <w:proofErr w:type="spellStart"/>
-            <w:r>
-              <w:rPr>
-                <w:sz w:val="20"/>
-              </w:rPr>
-              <w:t>InterviewContact.email</w:t>
-            </w:r>
-            <w:proofErr w:type="spellEnd"/>
+            <w:r>
+              <w:rPr>
+                <w:sz w:val="20"/>
+              </w:rPr>
+              <w:t>Identity. i</w:t>
+            </w:r>
+            <w:r>
+              <w:rPr>
+                <w:sz w:val="20"/>
+              </w:rPr>
+              <w:t>nterview_contacts[0]</w:t>
+            </w:r>
+            <w:r>
+              <w:rPr>
+                <w:sz w:val="20"/>
+              </w:rPr>
+              <w:t>.email</w:t>
+            </w:r>
             <w:r>
               <w:rPr>
                 <w:sz w:val="20"/>
@@ -930,7 +949,7 @@
         </w:tc>
         <w:tc>
           <w:tcPr>
-            <w:tcW w:w="2872" w:type="dxa"/>
+            <w:tcW w:w="2976" w:type="dxa"/>
           </w:tcPr>
           <w:p>
             <w:pPr>
@@ -945,14 +964,24 @@
               </w:rPr>
               <w:t xml:space="preserve">{{ </w:t>
             </w:r>
-            <w:proofErr w:type="spellStart"/>
-            <w:r>
-              <w:rPr>
-                <w:sz w:val="20"/>
-              </w:rPr>
-              <w:t>InterviewContact.phone</w:t>
-            </w:r>
-            <w:proofErr w:type="spellEnd"/>
+            <w:r>
+              <w:rPr>
+                <w:sz w:val="20"/>
+              </w:rPr>
+              <w:t>Identity. i</w:t>
+            </w:r>
+            <w:r>
+              <w:rPr>
+                <w:sz w:val="20"/>
+              </w:rPr>
+              <w:t>nterview_contacts[0]</w:t>
+            </w:r>
+            <w:r>
+              <w:rPr>
+                <w:sz w:val="20"/>
+              </w:rPr>
+              <w:t>.phone</w:t>
+            </w:r>
             <w:r>
               <w:rPr>
                 <w:sz w:val="20"/>
@@ -968,7 +997,7 @@
         </w:trPr>
         <w:tc>
           <w:tcPr>
-            <w:tcW w:w="2254" w:type="dxa"/>
+            <w:tcW w:w="2127" w:type="dxa"/>
           </w:tcPr>
           <w:p>
             <w:pPr>
@@ -981,13 +1010,31 @@
               <w:rPr>
                 <w:sz w:val="20"/>
               </w:rPr>
-              <w:t>{{ InterviewContact.name }}</w:t>
-            </w:r>
-          </w:p>
-        </w:tc>
-        <w:tc>
-          <w:tcPr>
-            <w:tcW w:w="2254" w:type="dxa"/>
+              <w:t xml:space="preserve">{{ </w:t>
+            </w:r>
+            <w:r>
+              <w:rPr>
+                <w:sz w:val="20"/>
+              </w:rPr>
+              <w:t>Identity. i</w:t>
+            </w:r>
+            <w:r>
+              <w:rPr>
+                <w:sz w:val="20"/>
+              </w:rPr>
+              <w:t>nterview_contacts[1]</w:t>
+            </w:r>
+            <w:r>
+              <w:rPr>
+                <w:sz w:val="20"/>
+              </w:rPr>
+              <w:t>.name }}</w:t>
+            </w:r>
+          </w:p>
+        </w:tc>
+        <w:tc>
+          <w:tcPr>
+            <w:tcW w:w="1984" w:type="dxa"/>
           </w:tcPr>
           <w:p>
             <w:pPr>
@@ -1002,14 +1049,24 @@
               </w:rPr>
               <w:t xml:space="preserve">{{ </w:t>
             </w:r>
-            <w:proofErr w:type="spellStart"/>
-            <w:r>
-              <w:rPr>
-                <w:sz w:val="20"/>
-              </w:rPr>
-              <w:t>InterviewContact.job_title</w:t>
-            </w:r>
-            <w:proofErr w:type="spellEnd"/>
+            <w:r>
+              <w:rPr>
+                <w:sz w:val="20"/>
+              </w:rPr>
+              <w:t>Identity. i</w:t>
+            </w:r>
+            <w:r>
+              <w:rPr>
+                <w:sz w:val="20"/>
+              </w:rPr>
+              <w:t>nterview_contacts[1]</w:t>
+            </w:r>
+            <w:r>
+              <w:rPr>
+                <w:sz w:val="20"/>
+              </w:rPr>
+              <w:t>.job_title</w:t>
+            </w:r>
             <w:r>
               <w:rPr>
                 <w:sz w:val="20"/>
@@ -1020,7 +1077,7 @@
         </w:tc>
         <w:tc>
           <w:tcPr>
-            <w:tcW w:w="2254" w:type="dxa"/>
+            <w:tcW w:w="2552" w:type="dxa"/>
           </w:tcPr>
           <w:p>
             <w:pPr>
@@ -1035,14 +1092,24 @@
               </w:rPr>
               <w:t xml:space="preserve">{{ </w:t>
             </w:r>
-            <w:proofErr w:type="spellStart"/>
-            <w:r>
-              <w:rPr>
-                <w:sz w:val="20"/>
-              </w:rPr>
-              <w:t>InterviewContact.email</w:t>
-            </w:r>
-            <w:proofErr w:type="spellEnd"/>
+            <w:r>
+              <w:rPr>
+                <w:sz w:val="20"/>
+              </w:rPr>
+              <w:t>Identity. i</w:t>
+            </w:r>
+            <w:r>
+              <w:rPr>
+                <w:sz w:val="20"/>
+              </w:rPr>
+              <w:t>nterview_contacts[1]</w:t>
+            </w:r>
+            <w:r>
+              <w:rPr>
+                <w:sz w:val="20"/>
+              </w:rPr>
+              <w:t>.email</w:t>
+            </w:r>
             <w:r>
               <w:rPr>
                 <w:sz w:val="20"/>
@@ -1053,7 +1120,7 @@
         </w:tc>
         <w:tc>
           <w:tcPr>
-            <w:tcW w:w="2872" w:type="dxa"/>
+            <w:tcW w:w="2976" w:type="dxa"/>
           </w:tcPr>
           <w:p>
             <w:pPr>
@@ -1068,14 +1135,24 @@
               </w:rPr>
               <w:t xml:space="preserve">{{ </w:t>
             </w:r>
-            <w:proofErr w:type="spellStart"/>
-            <w:r>
-              <w:rPr>
-                <w:sz w:val="20"/>
-              </w:rPr>
-              <w:t>InterviewContact.phone</w:t>
-            </w:r>
-            <w:proofErr w:type="spellEnd"/>
+            <w:r>
+              <w:rPr>
+                <w:sz w:val="20"/>
+              </w:rPr>
+              <w:t>Identity. i</w:t>
+            </w:r>
+            <w:r>
+              <w:rPr>
+                <w:sz w:val="20"/>
+              </w:rPr>
+              <w:t>nterview_contacts[1]</w:t>
+            </w:r>
+            <w:r>
+              <w:rPr>
+                <w:sz w:val="20"/>
+              </w:rPr>
+              <w:t>.phone</w:t>
+            </w:r>
             <w:r>
               <w:rPr>
                 <w:sz w:val="20"/>
@@ -1102,18 +1179,8 @@
           <w:sz w:val="28"/>
           <w:szCs w:val="28"/>
         </w:rPr>
-        <w:t xml:space="preserve">What is the Team or Department Name (as used by your </w:t>
-      </w:r>
-      <w:proofErr w:type="gramStart"/>
-      <w:r>
-        <w:rPr>
-          <w:b/>
-          <w:sz w:val="28"/>
-          <w:szCs w:val="28"/>
-        </w:rPr>
-        <w:t>firm)</w:t>
-      </w:r>
-      <w:proofErr w:type="gramEnd"/>
+        <w:t>What is the Team or Department Name (as used by your firm)</w:t>
+      </w:r>
     </w:p>
     <w:tbl>
       <w:tblPr>
@@ -1143,21 +1210,7 @@
               <w:rPr>
                 <w:sz w:val="20"/>
               </w:rPr>
-              <w:t>{{</w:t>
-            </w:r>
-            <w:proofErr w:type="spellStart"/>
-            <w:r>
-              <w:rPr>
-                <w:sz w:val="20"/>
-              </w:rPr>
-              <w:t>DepartmentInfo.team_name_internal</w:t>
-            </w:r>
-            <w:proofErr w:type="spellEnd"/>
-            <w:r>
-              <w:rPr>
-                <w:sz w:val="20"/>
-              </w:rPr>
-              <w:t>}}</w:t>
+              <w:t>{{DepartmentInfo.team_name_internal}}</w:t>
             </w:r>
           </w:p>
         </w:tc>
@@ -1246,14 +1299,11 @@
             <w:pPr>
               <w:pStyle w:val="Sinespaciado"/>
               <w:rPr>
-                <w:sz w:val="16"/>
-              </w:rPr>
-            </w:pPr>
-            <w:r>
-              <w:rPr>
-                <w:sz w:val="16"/>
-              </w:rPr>
-              <w:t>{{HeadOfTeam.name}}</w:t>
+                <w:sz w:val="20"/>
+              </w:rPr>
+            </w:pPr>
+            <w:r>
+              <w:t>{{ DepartmentInfo.heads_of_team[0].name }}</w:t>
             </w:r>
           </w:p>
         </w:tc>
@@ -1265,28 +1315,11 @@
             <w:pPr>
               <w:pStyle w:val="Sinespaciado"/>
               <w:rPr>
-                <w:sz w:val="16"/>
-              </w:rPr>
-            </w:pPr>
-            <w:r>
-              <w:rPr>
-                <w:sz w:val="16"/>
-              </w:rPr>
-              <w:t>{{</w:t>
-            </w:r>
-            <w:proofErr w:type="spellStart"/>
-            <w:r>
-              <w:rPr>
-                <w:sz w:val="16"/>
-              </w:rPr>
-              <w:t>HeadOfTeam.location</w:t>
-            </w:r>
-            <w:proofErr w:type="spellEnd"/>
-            <w:r>
-              <w:rPr>
-                <w:sz w:val="16"/>
-              </w:rPr>
-              <w:t>}}</w:t>
+                <w:sz w:val="20"/>
+              </w:rPr>
+            </w:pPr>
+            <w:r>
+              <w:t>{{ DepartmentInfo.heads_of_team[0].location }}</w:t>
             </w:r>
           </w:p>
         </w:tc>
@@ -1303,14 +1336,11 @@
             <w:pPr>
               <w:pStyle w:val="Sinespaciado"/>
               <w:rPr>
-                <w:sz w:val="16"/>
-              </w:rPr>
-            </w:pPr>
-            <w:r>
-              <w:rPr>
-                <w:sz w:val="16"/>
-              </w:rPr>
-              <w:t>{{HeadOfTeam.name}}</w:t>
+                <w:sz w:val="20"/>
+              </w:rPr>
+            </w:pPr>
+            <w:r>
+              <w:t>{{ DepartmentInfo.heads_of_team[1].name }}</w:t>
             </w:r>
           </w:p>
         </w:tc>
@@ -1322,28 +1352,17 @@
             <w:pPr>
               <w:pStyle w:val="Sinespaciado"/>
               <w:rPr>
-                <w:sz w:val="16"/>
-              </w:rPr>
-            </w:pPr>
-            <w:r>
-              <w:rPr>
-                <w:sz w:val="16"/>
-              </w:rPr>
-              <w:t>{{</w:t>
-            </w:r>
-            <w:proofErr w:type="spellStart"/>
-            <w:r>
-              <w:rPr>
-                <w:sz w:val="16"/>
-              </w:rPr>
-              <w:t>HeadOfTeam.location</w:t>
-            </w:r>
-            <w:proofErr w:type="spellEnd"/>
-            <w:r>
-              <w:rPr>
-                <w:sz w:val="16"/>
-              </w:rPr>
-              <w:t>}}</w:t>
+                <w:sz w:val="20"/>
+              </w:rPr>
+            </w:pPr>
+            <w:r>
+              <w:t>{{ DepartmentInfo.heads_of_team[1].</w:t>
+            </w:r>
+            <w:r>
+              <w:t>location</w:t>
+            </w:r>
+            <w:r>
+              <w:t xml:space="preserve"> }}</w:t>
             </w:r>
           </w:p>
         </w:tc>
@@ -1360,14 +1379,11 @@
             <w:pPr>
               <w:pStyle w:val="Sinespaciado"/>
               <w:rPr>
-                <w:sz w:val="16"/>
-              </w:rPr>
-            </w:pPr>
-            <w:r>
-              <w:rPr>
-                <w:sz w:val="16"/>
-              </w:rPr>
-              <w:t>{{HeadOfTeam.name}}</w:t>
+                <w:sz w:val="20"/>
+              </w:rPr>
+            </w:pPr>
+            <w:r>
+              <w:t>{{ DepartmentInfo.heads_of_team[2].name }}</w:t>
             </w:r>
           </w:p>
         </w:tc>
@@ -1379,92 +1395,37 @@
             <w:pPr>
               <w:pStyle w:val="Sinespaciado"/>
               <w:rPr>
-                <w:sz w:val="16"/>
-              </w:rPr>
-            </w:pPr>
-            <w:r>
-              <w:rPr>
-                <w:sz w:val="16"/>
-              </w:rPr>
-              <w:t>{{</w:t>
-            </w:r>
-            <w:proofErr w:type="spellStart"/>
-            <w:r>
-              <w:rPr>
-                <w:sz w:val="16"/>
-              </w:rPr>
-              <w:t>HeadOfTeam.location</w:t>
-            </w:r>
-            <w:proofErr w:type="spellEnd"/>
-            <w:r>
-              <w:rPr>
-                <w:sz w:val="16"/>
-              </w:rPr>
-              <w:t>}}</w:t>
+                <w:sz w:val="20"/>
+              </w:rPr>
+            </w:pPr>
+            <w:r>
+              <w:t>{{ DepartmentInfo.heads_of_team[2].location }}</w:t>
             </w:r>
           </w:p>
         </w:tc>
       </w:tr>
     </w:tbl>
-    <w:p>
-      <w:pPr>
-        <w:pStyle w:val="Sinespaciado"/>
-        <w:rPr>
-          <w:rFonts w:cs="Segoe UI"/>
-          <w:b/>
-          <w:iCs/>
-          <w:sz w:val="24"/>
-          <w:szCs w:val="24"/>
-          <w:shd w:val="clear" w:color="auto" w:fill="D0CECE" w:themeFill="background2" w:themeFillShade="E6"/>
-        </w:rPr>
-      </w:pPr>
-    </w:p>
-    <w:p>
-      <w:pPr>
-        <w:pStyle w:val="Sinespaciado"/>
-        <w:rPr>
-          <w:rFonts w:cs="Segoe UI"/>
-          <w:b/>
-          <w:iCs/>
-          <w:sz w:val="24"/>
-          <w:szCs w:val="24"/>
-          <w:shd w:val="clear" w:color="auto" w:fill="D0CECE" w:themeFill="background2" w:themeFillShade="E6"/>
-        </w:rPr>
-      </w:pPr>
-    </w:p>
-    <w:p>
-      <w:pPr>
-        <w:pStyle w:val="Sinespaciado"/>
-        <w:rPr>
-          <w:rFonts w:cs="Segoe UI"/>
-          <w:b/>
-          <w:iCs/>
-          <w:sz w:val="24"/>
-          <w:szCs w:val="24"/>
-          <w:shd w:val="clear" w:color="auto" w:fill="D0CECE" w:themeFill="background2" w:themeFillShade="E6"/>
-        </w:rPr>
-      </w:pPr>
-    </w:p>
     <w:tbl>
       <w:tblPr>
+        <w:tblpPr w:leftFromText="181" w:rightFromText="181" w:vertAnchor="text" w:horzAnchor="margin" w:tblpY="201"/>
         <w:tblW w:w="9639" w:type="dxa"/>
-        <w:tblInd w:w="-10" w:type="dxa"/>
+        <w:tblLayout w:type="fixed"/>
         <w:tblLook w:val="04A0" w:firstRow="1" w:lastRow="0" w:firstColumn="1" w:lastColumn="0" w:noHBand="0" w:noVBand="1"/>
       </w:tblPr>
       <w:tblGrid>
-        <w:gridCol w:w="1092"/>
-        <w:gridCol w:w="3903"/>
-        <w:gridCol w:w="567"/>
-        <w:gridCol w:w="1534"/>
-        <w:gridCol w:w="4318"/>
+        <w:gridCol w:w="3822"/>
+        <w:gridCol w:w="993"/>
+        <w:gridCol w:w="283"/>
+        <w:gridCol w:w="3548"/>
+        <w:gridCol w:w="993"/>
       </w:tblGrid>
       <w:tr>
         <w:trPr>
-          <w:trHeight w:val="960"/>
+          <w:trHeight w:val="1251"/>
         </w:trPr>
         <w:tc>
           <w:tcPr>
-            <w:tcW w:w="3531" w:type="dxa"/>
+            <w:tcW w:w="3822" w:type="dxa"/>
             <w:tcBorders>
               <w:top w:val="single" w:sz="8" w:space="0" w:color="auto"/>
               <w:left w:val="single" w:sz="8" w:space="0" w:color="auto"/>
@@ -1493,7 +1454,6 @@
                 <w:sz w:val="20"/>
                 <w:lang w:eastAsia="en-GB"/>
               </w:rPr>
-              <w:lastRenderedPageBreak/>
               <w:t xml:space="preserve">Number of </w:t>
             </w:r>
             <w:r>
@@ -1571,7 +1531,7 @@
         </w:tc>
         <w:tc>
           <w:tcPr>
-            <w:tcW w:w="1005" w:type="dxa"/>
+            <w:tcW w:w="993" w:type="dxa"/>
             <w:tcBorders>
               <w:top w:val="single" w:sz="8" w:space="0" w:color="auto"/>
               <w:left w:val="nil"/>
@@ -1616,7 +1576,7 @@
         </w:tc>
         <w:tc>
           <w:tcPr>
-            <w:tcW w:w="567" w:type="dxa"/>
+            <w:tcW w:w="283" w:type="dxa"/>
             <w:tcBorders>
               <w:top w:val="nil"/>
               <w:left w:val="nil"/>
@@ -1648,7 +1608,7 @@
         </w:tc>
         <w:tc>
           <w:tcPr>
-            <w:tcW w:w="3544" w:type="dxa"/>
+            <w:tcW w:w="3548" w:type="dxa"/>
             <w:tcBorders>
               <w:top w:val="single" w:sz="8" w:space="0" w:color="auto"/>
               <w:left w:val="single" w:sz="8" w:space="0" w:color="auto"/>
@@ -1721,7 +1681,7 @@
         </w:tc>
         <w:tc>
           <w:tcPr>
-            <w:tcW w:w="992" w:type="dxa"/>
+            <w:tcW w:w="993" w:type="dxa"/>
             <w:tcBorders>
               <w:top w:val="single" w:sz="8" w:space="0" w:color="auto"/>
               <w:left w:val="nil"/>
@@ -1757,12 +1717,32 @@
                 <w:szCs w:val="20"/>
                 <w:lang w:eastAsia="en-GB"/>
               </w:rPr>
-              <w:t>{{Metrics.non_partners_count_50_percent_plus}}</w:t>
+              <w:t>{{Metrics.non_partners_count_50</w:t>
+            </w:r>
+            <w:r>
+              <w:rPr>
+                <w:rFonts w:ascii="Calibri" w:eastAsia="Times New Roman" w:hAnsi="Calibri" w:cs="Times New Roman"/>
+                <w:color w:val="000000"/>
+                <w:sz w:val="20"/>
+                <w:szCs w:val="20"/>
+                <w:lang w:eastAsia="en-GB"/>
+              </w:rPr>
+              <w:lastRenderedPageBreak/>
+              <w:t>_percent_plus}}</w:t>
             </w:r>
           </w:p>
         </w:tc>
       </w:tr>
     </w:tbl>
+    <w:p>
+      <w:pPr>
+        <w:rPr>
+          <w:b/>
+          <w:sz w:val="28"/>
+          <w:szCs w:val="28"/>
+        </w:rPr>
+      </w:pPr>
+    </w:p>
     <w:p>
       <w:pPr>
         <w:rPr>
@@ -1799,19 +1779,21 @@
     <w:tbl>
       <w:tblPr>
         <w:tblStyle w:val="Tablaconcuadrcula"/>
-        <w:tblW w:w="9209" w:type="dxa"/>
+        <w:tblW w:w="9192" w:type="dxa"/>
+        <w:tblLayout w:type="fixed"/>
         <w:tblLook w:val="04A0" w:firstRow="1" w:lastRow="0" w:firstColumn="1" w:lastColumn="0" w:noHBand="0" w:noVBand="1"/>
       </w:tblPr>
       <w:tblGrid>
-        <w:gridCol w:w="9209"/>
+        <w:gridCol w:w="9192"/>
       </w:tblGrid>
       <w:tr>
         <w:trPr>
-          <w:trHeight w:val="5133"/>
+          <w:cantSplit/>
+          <w:trHeight w:val="9548"/>
         </w:trPr>
         <w:tc>
           <w:tcPr>
-            <w:tcW w:w="9209" w:type="dxa"/>
+            <w:tcW w:w="9192" w:type="dxa"/>
           </w:tcPr>
           <w:p>
             <w:pPr>
@@ -1833,623 +1815,14 @@
               </w:rPr>
             </w:pPr>
             <w:r>
-              <w:t>{{</w:t>
-            </w:r>
-            <w:proofErr w:type="spellStart"/>
-            <w:r>
-              <w:t>Narratives.what_sets_us_apart</w:t>
-            </w:r>
-            <w:proofErr w:type="spellEnd"/>
-            <w:r>
-              <w:t>}}</w:t>
-            </w:r>
-          </w:p>
-          <w:p>
-            <w:pPr>
-              <w:pStyle w:val="Body"/>
-              <w:pBdr>
-                <w:top w:val="none" w:sz="0" w:space="0" w:color="auto"/>
-                <w:left w:val="none" w:sz="0" w:space="0" w:color="auto"/>
-                <w:bottom w:val="none" w:sz="0" w:space="0" w:color="auto"/>
-                <w:right w:val="none" w:sz="0" w:space="0" w:color="auto"/>
-                <w:between w:val="none" w:sz="0" w:space="0" w:color="auto"/>
-                <w:bar w:val="none" w:sz="0" w:color="auto"/>
-              </w:pBdr>
-              <w:rPr>
-                <w:rFonts w:ascii="Helvetica" w:hAnsi="Helvetica"/>
-                <w:b/>
-                <w:bCs/>
-                <w:sz w:val="26"/>
-                <w:szCs w:val="26"/>
-              </w:rPr>
-            </w:pPr>
-          </w:p>
-          <w:p>
-            <w:pPr>
-              <w:pStyle w:val="Body"/>
-              <w:pBdr>
-                <w:top w:val="none" w:sz="0" w:space="0" w:color="auto"/>
-                <w:left w:val="none" w:sz="0" w:space="0" w:color="auto"/>
-                <w:bottom w:val="none" w:sz="0" w:space="0" w:color="auto"/>
-                <w:right w:val="none" w:sz="0" w:space="0" w:color="auto"/>
-                <w:between w:val="none" w:sz="0" w:space="0" w:color="auto"/>
-                <w:bar w:val="none" w:sz="0" w:color="auto"/>
-              </w:pBdr>
-              <w:rPr>
-                <w:rFonts w:ascii="Helvetica" w:hAnsi="Helvetica"/>
-                <w:b/>
-                <w:bCs/>
-                <w:sz w:val="26"/>
-                <w:szCs w:val="26"/>
-              </w:rPr>
-            </w:pPr>
-          </w:p>
-          <w:p>
-            <w:pPr>
-              <w:pStyle w:val="Body"/>
-              <w:pBdr>
-                <w:top w:val="none" w:sz="0" w:space="0" w:color="auto"/>
-                <w:left w:val="none" w:sz="0" w:space="0" w:color="auto"/>
-                <w:bottom w:val="none" w:sz="0" w:space="0" w:color="auto"/>
-                <w:right w:val="none" w:sz="0" w:space="0" w:color="auto"/>
-                <w:between w:val="none" w:sz="0" w:space="0" w:color="auto"/>
-                <w:bar w:val="none" w:sz="0" w:color="auto"/>
-              </w:pBdr>
-              <w:rPr>
-                <w:rFonts w:ascii="Helvetica" w:hAnsi="Helvetica"/>
-                <w:b/>
-                <w:bCs/>
-                <w:sz w:val="26"/>
-                <w:szCs w:val="26"/>
-              </w:rPr>
-            </w:pPr>
-          </w:p>
-          <w:p>
-            <w:pPr>
-              <w:pStyle w:val="Body"/>
-              <w:pBdr>
-                <w:top w:val="none" w:sz="0" w:space="0" w:color="auto"/>
-                <w:left w:val="none" w:sz="0" w:space="0" w:color="auto"/>
-                <w:bottom w:val="none" w:sz="0" w:space="0" w:color="auto"/>
-                <w:right w:val="none" w:sz="0" w:space="0" w:color="auto"/>
-                <w:between w:val="none" w:sz="0" w:space="0" w:color="auto"/>
-                <w:bar w:val="none" w:sz="0" w:color="auto"/>
-              </w:pBdr>
-              <w:rPr>
-                <w:rFonts w:ascii="Helvetica" w:hAnsi="Helvetica"/>
-                <w:b/>
-                <w:bCs/>
-                <w:sz w:val="26"/>
-                <w:szCs w:val="26"/>
-              </w:rPr>
-            </w:pPr>
-          </w:p>
-          <w:p>
-            <w:pPr>
-              <w:pStyle w:val="Body"/>
-              <w:pBdr>
-                <w:top w:val="none" w:sz="0" w:space="0" w:color="auto"/>
-                <w:left w:val="none" w:sz="0" w:space="0" w:color="auto"/>
-                <w:bottom w:val="none" w:sz="0" w:space="0" w:color="auto"/>
-                <w:right w:val="none" w:sz="0" w:space="0" w:color="auto"/>
-                <w:between w:val="none" w:sz="0" w:space="0" w:color="auto"/>
-                <w:bar w:val="none" w:sz="0" w:color="auto"/>
-              </w:pBdr>
-              <w:rPr>
-                <w:rFonts w:ascii="Helvetica" w:hAnsi="Helvetica"/>
-                <w:b/>
-                <w:bCs/>
-                <w:sz w:val="26"/>
-                <w:szCs w:val="26"/>
-              </w:rPr>
-            </w:pPr>
-          </w:p>
-          <w:p>
-            <w:pPr>
-              <w:pStyle w:val="Body"/>
-              <w:pBdr>
-                <w:top w:val="none" w:sz="0" w:space="0" w:color="auto"/>
-                <w:left w:val="none" w:sz="0" w:space="0" w:color="auto"/>
-                <w:bottom w:val="none" w:sz="0" w:space="0" w:color="auto"/>
-                <w:right w:val="none" w:sz="0" w:space="0" w:color="auto"/>
-                <w:between w:val="none" w:sz="0" w:space="0" w:color="auto"/>
-                <w:bar w:val="none" w:sz="0" w:color="auto"/>
-              </w:pBdr>
-              <w:rPr>
-                <w:rFonts w:ascii="Helvetica" w:hAnsi="Helvetica"/>
-                <w:b/>
-                <w:bCs/>
-                <w:sz w:val="26"/>
-                <w:szCs w:val="26"/>
-              </w:rPr>
-            </w:pPr>
-          </w:p>
-          <w:p>
-            <w:pPr>
-              <w:pStyle w:val="Body"/>
-              <w:pBdr>
-                <w:top w:val="none" w:sz="0" w:space="0" w:color="auto"/>
-                <w:left w:val="none" w:sz="0" w:space="0" w:color="auto"/>
-                <w:bottom w:val="none" w:sz="0" w:space="0" w:color="auto"/>
-                <w:right w:val="none" w:sz="0" w:space="0" w:color="auto"/>
-                <w:between w:val="none" w:sz="0" w:space="0" w:color="auto"/>
-                <w:bar w:val="none" w:sz="0" w:color="auto"/>
-              </w:pBdr>
-              <w:rPr>
-                <w:rFonts w:ascii="Helvetica" w:hAnsi="Helvetica"/>
-                <w:b/>
-                <w:bCs/>
-                <w:sz w:val="26"/>
-                <w:szCs w:val="26"/>
-              </w:rPr>
-            </w:pPr>
-          </w:p>
-          <w:p>
-            <w:pPr>
-              <w:pStyle w:val="Body"/>
-              <w:pBdr>
-                <w:top w:val="none" w:sz="0" w:space="0" w:color="auto"/>
-                <w:left w:val="none" w:sz="0" w:space="0" w:color="auto"/>
-                <w:bottom w:val="none" w:sz="0" w:space="0" w:color="auto"/>
-                <w:right w:val="none" w:sz="0" w:space="0" w:color="auto"/>
-                <w:between w:val="none" w:sz="0" w:space="0" w:color="auto"/>
-                <w:bar w:val="none" w:sz="0" w:color="auto"/>
-              </w:pBdr>
-              <w:rPr>
-                <w:rFonts w:ascii="Helvetica" w:hAnsi="Helvetica"/>
-                <w:b/>
-                <w:bCs/>
-                <w:sz w:val="26"/>
-                <w:szCs w:val="26"/>
-              </w:rPr>
-            </w:pPr>
-          </w:p>
-          <w:p>
-            <w:pPr>
-              <w:pStyle w:val="Body"/>
-              <w:pBdr>
-                <w:top w:val="none" w:sz="0" w:space="0" w:color="auto"/>
-                <w:left w:val="none" w:sz="0" w:space="0" w:color="auto"/>
-                <w:bottom w:val="none" w:sz="0" w:space="0" w:color="auto"/>
-                <w:right w:val="none" w:sz="0" w:space="0" w:color="auto"/>
-                <w:between w:val="none" w:sz="0" w:space="0" w:color="auto"/>
-                <w:bar w:val="none" w:sz="0" w:color="auto"/>
-              </w:pBdr>
-              <w:rPr>
-                <w:rFonts w:ascii="Helvetica" w:hAnsi="Helvetica"/>
-                <w:b/>
-                <w:bCs/>
-                <w:sz w:val="26"/>
-                <w:szCs w:val="26"/>
-              </w:rPr>
-            </w:pPr>
-          </w:p>
-          <w:p>
-            <w:pPr>
-              <w:pStyle w:val="Body"/>
-              <w:pBdr>
-                <w:top w:val="none" w:sz="0" w:space="0" w:color="auto"/>
-                <w:left w:val="none" w:sz="0" w:space="0" w:color="auto"/>
-                <w:bottom w:val="none" w:sz="0" w:space="0" w:color="auto"/>
-                <w:right w:val="none" w:sz="0" w:space="0" w:color="auto"/>
-                <w:between w:val="none" w:sz="0" w:space="0" w:color="auto"/>
-                <w:bar w:val="none" w:sz="0" w:color="auto"/>
-              </w:pBdr>
-              <w:rPr>
-                <w:rFonts w:ascii="Helvetica" w:hAnsi="Helvetica"/>
-                <w:b/>
-                <w:bCs/>
-                <w:sz w:val="26"/>
-                <w:szCs w:val="26"/>
-              </w:rPr>
-            </w:pPr>
-          </w:p>
-          <w:p>
-            <w:pPr>
-              <w:pStyle w:val="Body"/>
-              <w:pBdr>
-                <w:top w:val="none" w:sz="0" w:space="0" w:color="auto"/>
-                <w:left w:val="none" w:sz="0" w:space="0" w:color="auto"/>
-                <w:bottom w:val="none" w:sz="0" w:space="0" w:color="auto"/>
-                <w:right w:val="none" w:sz="0" w:space="0" w:color="auto"/>
-                <w:between w:val="none" w:sz="0" w:space="0" w:color="auto"/>
-                <w:bar w:val="none" w:sz="0" w:color="auto"/>
-              </w:pBdr>
-              <w:rPr>
-                <w:rFonts w:ascii="Helvetica" w:hAnsi="Helvetica"/>
-                <w:b/>
-                <w:bCs/>
-                <w:sz w:val="26"/>
-                <w:szCs w:val="26"/>
-              </w:rPr>
-            </w:pPr>
-          </w:p>
-          <w:p>
-            <w:pPr>
-              <w:pStyle w:val="Body"/>
-              <w:pBdr>
-                <w:top w:val="none" w:sz="0" w:space="0" w:color="auto"/>
-                <w:left w:val="none" w:sz="0" w:space="0" w:color="auto"/>
-                <w:bottom w:val="none" w:sz="0" w:space="0" w:color="auto"/>
-                <w:right w:val="none" w:sz="0" w:space="0" w:color="auto"/>
-                <w:between w:val="none" w:sz="0" w:space="0" w:color="auto"/>
-                <w:bar w:val="none" w:sz="0" w:color="auto"/>
-              </w:pBdr>
-              <w:rPr>
-                <w:rFonts w:ascii="Helvetica" w:hAnsi="Helvetica"/>
-                <w:b/>
-                <w:bCs/>
-                <w:sz w:val="26"/>
-                <w:szCs w:val="26"/>
-              </w:rPr>
-            </w:pPr>
-          </w:p>
-          <w:p>
-            <w:pPr>
-              <w:pStyle w:val="Body"/>
-              <w:pBdr>
-                <w:top w:val="none" w:sz="0" w:space="0" w:color="auto"/>
-                <w:left w:val="none" w:sz="0" w:space="0" w:color="auto"/>
-                <w:bottom w:val="none" w:sz="0" w:space="0" w:color="auto"/>
-                <w:right w:val="none" w:sz="0" w:space="0" w:color="auto"/>
-                <w:between w:val="none" w:sz="0" w:space="0" w:color="auto"/>
-                <w:bar w:val="none" w:sz="0" w:color="auto"/>
-              </w:pBdr>
-              <w:rPr>
-                <w:rFonts w:ascii="Helvetica" w:hAnsi="Helvetica"/>
-                <w:b/>
-                <w:bCs/>
-                <w:sz w:val="26"/>
-                <w:szCs w:val="26"/>
-              </w:rPr>
-            </w:pPr>
-          </w:p>
-          <w:p>
-            <w:pPr>
-              <w:pStyle w:val="Body"/>
-              <w:pBdr>
-                <w:top w:val="none" w:sz="0" w:space="0" w:color="auto"/>
-                <w:left w:val="none" w:sz="0" w:space="0" w:color="auto"/>
-                <w:bottom w:val="none" w:sz="0" w:space="0" w:color="auto"/>
-                <w:right w:val="none" w:sz="0" w:space="0" w:color="auto"/>
-                <w:between w:val="none" w:sz="0" w:space="0" w:color="auto"/>
-                <w:bar w:val="none" w:sz="0" w:color="auto"/>
-              </w:pBdr>
-              <w:rPr>
-                <w:rFonts w:ascii="Helvetica" w:hAnsi="Helvetica"/>
-                <w:b/>
-                <w:bCs/>
-                <w:sz w:val="26"/>
-                <w:szCs w:val="26"/>
-              </w:rPr>
-            </w:pPr>
-          </w:p>
-          <w:p>
-            <w:pPr>
-              <w:pStyle w:val="Body"/>
-              <w:pBdr>
-                <w:top w:val="none" w:sz="0" w:space="0" w:color="auto"/>
-                <w:left w:val="none" w:sz="0" w:space="0" w:color="auto"/>
-                <w:bottom w:val="none" w:sz="0" w:space="0" w:color="auto"/>
-                <w:right w:val="none" w:sz="0" w:space="0" w:color="auto"/>
-                <w:between w:val="none" w:sz="0" w:space="0" w:color="auto"/>
-                <w:bar w:val="none" w:sz="0" w:color="auto"/>
-              </w:pBdr>
-              <w:rPr>
-                <w:rFonts w:ascii="Helvetica" w:hAnsi="Helvetica"/>
-                <w:b/>
-                <w:bCs/>
-                <w:sz w:val="26"/>
-                <w:szCs w:val="26"/>
-              </w:rPr>
-            </w:pPr>
-          </w:p>
-          <w:p>
-            <w:pPr>
-              <w:pStyle w:val="Body"/>
-              <w:pBdr>
-                <w:top w:val="none" w:sz="0" w:space="0" w:color="auto"/>
-                <w:left w:val="none" w:sz="0" w:space="0" w:color="auto"/>
-                <w:bottom w:val="none" w:sz="0" w:space="0" w:color="auto"/>
-                <w:right w:val="none" w:sz="0" w:space="0" w:color="auto"/>
-                <w:between w:val="none" w:sz="0" w:space="0" w:color="auto"/>
-                <w:bar w:val="none" w:sz="0" w:color="auto"/>
-              </w:pBdr>
-              <w:rPr>
-                <w:rFonts w:ascii="Helvetica" w:hAnsi="Helvetica"/>
-                <w:b/>
-                <w:bCs/>
-                <w:sz w:val="26"/>
-                <w:szCs w:val="26"/>
-              </w:rPr>
-            </w:pPr>
-          </w:p>
-          <w:p>
-            <w:pPr>
-              <w:pStyle w:val="Body"/>
-              <w:pBdr>
-                <w:top w:val="none" w:sz="0" w:space="0" w:color="auto"/>
-                <w:left w:val="none" w:sz="0" w:space="0" w:color="auto"/>
-                <w:bottom w:val="none" w:sz="0" w:space="0" w:color="auto"/>
-                <w:right w:val="none" w:sz="0" w:space="0" w:color="auto"/>
-                <w:between w:val="none" w:sz="0" w:space="0" w:color="auto"/>
-                <w:bar w:val="none" w:sz="0" w:color="auto"/>
-              </w:pBdr>
-              <w:rPr>
-                <w:rFonts w:ascii="Helvetica" w:hAnsi="Helvetica"/>
-                <w:b/>
-                <w:bCs/>
-                <w:sz w:val="26"/>
-                <w:szCs w:val="26"/>
-              </w:rPr>
-            </w:pPr>
-          </w:p>
-          <w:p>
-            <w:pPr>
-              <w:pStyle w:val="Body"/>
-              <w:pBdr>
-                <w:top w:val="none" w:sz="0" w:space="0" w:color="auto"/>
-                <w:left w:val="none" w:sz="0" w:space="0" w:color="auto"/>
-                <w:bottom w:val="none" w:sz="0" w:space="0" w:color="auto"/>
-                <w:right w:val="none" w:sz="0" w:space="0" w:color="auto"/>
-                <w:between w:val="none" w:sz="0" w:space="0" w:color="auto"/>
-                <w:bar w:val="none" w:sz="0" w:color="auto"/>
-              </w:pBdr>
-              <w:rPr>
-                <w:rFonts w:ascii="Helvetica" w:hAnsi="Helvetica"/>
-                <w:b/>
-                <w:bCs/>
-                <w:sz w:val="26"/>
-                <w:szCs w:val="26"/>
-              </w:rPr>
-            </w:pPr>
-          </w:p>
-          <w:p>
-            <w:pPr>
-              <w:pStyle w:val="Body"/>
-              <w:pBdr>
-                <w:top w:val="none" w:sz="0" w:space="0" w:color="auto"/>
-                <w:left w:val="none" w:sz="0" w:space="0" w:color="auto"/>
-                <w:bottom w:val="none" w:sz="0" w:space="0" w:color="auto"/>
-                <w:right w:val="none" w:sz="0" w:space="0" w:color="auto"/>
-                <w:between w:val="none" w:sz="0" w:space="0" w:color="auto"/>
-                <w:bar w:val="none" w:sz="0" w:color="auto"/>
-              </w:pBdr>
-              <w:rPr>
-                <w:rFonts w:ascii="Helvetica" w:hAnsi="Helvetica"/>
-                <w:b/>
-                <w:bCs/>
-                <w:sz w:val="26"/>
-                <w:szCs w:val="26"/>
-              </w:rPr>
-            </w:pPr>
-          </w:p>
-          <w:p>
-            <w:pPr>
-              <w:pStyle w:val="Body"/>
-              <w:pBdr>
-                <w:top w:val="none" w:sz="0" w:space="0" w:color="auto"/>
-                <w:left w:val="none" w:sz="0" w:space="0" w:color="auto"/>
-                <w:bottom w:val="none" w:sz="0" w:space="0" w:color="auto"/>
-                <w:right w:val="none" w:sz="0" w:space="0" w:color="auto"/>
-                <w:between w:val="none" w:sz="0" w:space="0" w:color="auto"/>
-                <w:bar w:val="none" w:sz="0" w:color="auto"/>
-              </w:pBdr>
-              <w:rPr>
-                <w:rFonts w:ascii="Helvetica" w:hAnsi="Helvetica"/>
-                <w:b/>
-                <w:bCs/>
-                <w:sz w:val="26"/>
-                <w:szCs w:val="26"/>
-              </w:rPr>
-            </w:pPr>
-          </w:p>
-          <w:p>
-            <w:pPr>
-              <w:pStyle w:val="Body"/>
-              <w:pBdr>
-                <w:top w:val="none" w:sz="0" w:space="0" w:color="auto"/>
-                <w:left w:val="none" w:sz="0" w:space="0" w:color="auto"/>
-                <w:bottom w:val="none" w:sz="0" w:space="0" w:color="auto"/>
-                <w:right w:val="none" w:sz="0" w:space="0" w:color="auto"/>
-                <w:between w:val="none" w:sz="0" w:space="0" w:color="auto"/>
-                <w:bar w:val="none" w:sz="0" w:color="auto"/>
-              </w:pBdr>
-              <w:rPr>
-                <w:rFonts w:ascii="Helvetica" w:hAnsi="Helvetica"/>
-                <w:b/>
-                <w:bCs/>
-                <w:sz w:val="26"/>
-                <w:szCs w:val="26"/>
-              </w:rPr>
-            </w:pPr>
-          </w:p>
-          <w:p>
-            <w:pPr>
-              <w:pStyle w:val="Body"/>
-              <w:pBdr>
-                <w:top w:val="none" w:sz="0" w:space="0" w:color="auto"/>
-                <w:left w:val="none" w:sz="0" w:space="0" w:color="auto"/>
-                <w:bottom w:val="none" w:sz="0" w:space="0" w:color="auto"/>
-                <w:right w:val="none" w:sz="0" w:space="0" w:color="auto"/>
-                <w:between w:val="none" w:sz="0" w:space="0" w:color="auto"/>
-                <w:bar w:val="none" w:sz="0" w:color="auto"/>
-              </w:pBdr>
-              <w:rPr>
-                <w:rFonts w:ascii="Helvetica" w:hAnsi="Helvetica"/>
-                <w:b/>
-                <w:bCs/>
-                <w:sz w:val="26"/>
-                <w:szCs w:val="26"/>
-              </w:rPr>
-            </w:pPr>
-          </w:p>
-          <w:p>
-            <w:pPr>
-              <w:pStyle w:val="Body"/>
-              <w:pBdr>
-                <w:top w:val="none" w:sz="0" w:space="0" w:color="auto"/>
-                <w:left w:val="none" w:sz="0" w:space="0" w:color="auto"/>
-                <w:bottom w:val="none" w:sz="0" w:space="0" w:color="auto"/>
-                <w:right w:val="none" w:sz="0" w:space="0" w:color="auto"/>
-                <w:between w:val="none" w:sz="0" w:space="0" w:color="auto"/>
-                <w:bar w:val="none" w:sz="0" w:color="auto"/>
-              </w:pBdr>
-              <w:rPr>
-                <w:rFonts w:ascii="Helvetica" w:hAnsi="Helvetica"/>
-                <w:b/>
-                <w:bCs/>
-                <w:sz w:val="26"/>
-                <w:szCs w:val="26"/>
-              </w:rPr>
-            </w:pPr>
-          </w:p>
-          <w:p>
-            <w:pPr>
-              <w:pStyle w:val="Body"/>
-              <w:pBdr>
-                <w:top w:val="none" w:sz="0" w:space="0" w:color="auto"/>
-                <w:left w:val="none" w:sz="0" w:space="0" w:color="auto"/>
-                <w:bottom w:val="none" w:sz="0" w:space="0" w:color="auto"/>
-                <w:right w:val="none" w:sz="0" w:space="0" w:color="auto"/>
-                <w:between w:val="none" w:sz="0" w:space="0" w:color="auto"/>
-                <w:bar w:val="none" w:sz="0" w:color="auto"/>
-              </w:pBdr>
-              <w:rPr>
-                <w:rFonts w:ascii="Helvetica" w:hAnsi="Helvetica"/>
-                <w:b/>
-                <w:bCs/>
-                <w:sz w:val="26"/>
-                <w:szCs w:val="26"/>
-              </w:rPr>
-            </w:pPr>
-          </w:p>
-          <w:p>
-            <w:pPr>
-              <w:pStyle w:val="Body"/>
-              <w:pBdr>
-                <w:top w:val="none" w:sz="0" w:space="0" w:color="auto"/>
-                <w:left w:val="none" w:sz="0" w:space="0" w:color="auto"/>
-                <w:bottom w:val="none" w:sz="0" w:space="0" w:color="auto"/>
-                <w:right w:val="none" w:sz="0" w:space="0" w:color="auto"/>
-                <w:between w:val="none" w:sz="0" w:space="0" w:color="auto"/>
-                <w:bar w:val="none" w:sz="0" w:color="auto"/>
-              </w:pBdr>
-              <w:rPr>
-                <w:rFonts w:ascii="Helvetica" w:hAnsi="Helvetica"/>
-                <w:b/>
-                <w:bCs/>
-                <w:sz w:val="26"/>
-                <w:szCs w:val="26"/>
-              </w:rPr>
-            </w:pPr>
-          </w:p>
-          <w:p>
-            <w:pPr>
-              <w:pStyle w:val="Body"/>
-              <w:pBdr>
-                <w:top w:val="none" w:sz="0" w:space="0" w:color="auto"/>
-                <w:left w:val="none" w:sz="0" w:space="0" w:color="auto"/>
-                <w:bottom w:val="none" w:sz="0" w:space="0" w:color="auto"/>
-                <w:right w:val="none" w:sz="0" w:space="0" w:color="auto"/>
-                <w:between w:val="none" w:sz="0" w:space="0" w:color="auto"/>
-                <w:bar w:val="none" w:sz="0" w:color="auto"/>
-              </w:pBdr>
-              <w:rPr>
-                <w:rFonts w:ascii="Helvetica" w:hAnsi="Helvetica"/>
-                <w:b/>
-                <w:bCs/>
-                <w:sz w:val="26"/>
-                <w:szCs w:val="26"/>
-              </w:rPr>
-            </w:pPr>
-          </w:p>
-          <w:p>
-            <w:pPr>
-              <w:pStyle w:val="Body"/>
-              <w:pBdr>
-                <w:top w:val="none" w:sz="0" w:space="0" w:color="auto"/>
-                <w:left w:val="none" w:sz="0" w:space="0" w:color="auto"/>
-                <w:bottom w:val="none" w:sz="0" w:space="0" w:color="auto"/>
-                <w:right w:val="none" w:sz="0" w:space="0" w:color="auto"/>
-                <w:between w:val="none" w:sz="0" w:space="0" w:color="auto"/>
-                <w:bar w:val="none" w:sz="0" w:color="auto"/>
-              </w:pBdr>
-              <w:rPr>
-                <w:rFonts w:ascii="Helvetica" w:hAnsi="Helvetica"/>
-                <w:b/>
-                <w:bCs/>
-                <w:sz w:val="26"/>
-                <w:szCs w:val="26"/>
-              </w:rPr>
-            </w:pPr>
-          </w:p>
-          <w:p>
-            <w:pPr>
-              <w:pStyle w:val="Body"/>
-              <w:pBdr>
-                <w:top w:val="none" w:sz="0" w:space="0" w:color="auto"/>
-                <w:left w:val="none" w:sz="0" w:space="0" w:color="auto"/>
-                <w:bottom w:val="none" w:sz="0" w:space="0" w:color="auto"/>
-                <w:right w:val="none" w:sz="0" w:space="0" w:color="auto"/>
-                <w:between w:val="none" w:sz="0" w:space="0" w:color="auto"/>
-                <w:bar w:val="none" w:sz="0" w:color="auto"/>
-              </w:pBdr>
-              <w:rPr>
-                <w:rFonts w:ascii="Helvetica" w:hAnsi="Helvetica"/>
-                <w:b/>
-                <w:bCs/>
-                <w:sz w:val="26"/>
-                <w:szCs w:val="26"/>
-              </w:rPr>
-            </w:pPr>
-          </w:p>
-          <w:p>
-            <w:pPr>
-              <w:pStyle w:val="Body"/>
-              <w:pBdr>
-                <w:top w:val="none" w:sz="0" w:space="0" w:color="auto"/>
-                <w:left w:val="none" w:sz="0" w:space="0" w:color="auto"/>
-                <w:bottom w:val="none" w:sz="0" w:space="0" w:color="auto"/>
-                <w:right w:val="none" w:sz="0" w:space="0" w:color="auto"/>
-                <w:between w:val="none" w:sz="0" w:space="0" w:color="auto"/>
-                <w:bar w:val="none" w:sz="0" w:color="auto"/>
-              </w:pBdr>
-              <w:rPr>
-                <w:rFonts w:ascii="Helvetica" w:hAnsi="Helvetica"/>
-                <w:b/>
-                <w:bCs/>
-                <w:sz w:val="26"/>
-                <w:szCs w:val="26"/>
-              </w:rPr>
-            </w:pPr>
-          </w:p>
-          <w:p>
-            <w:pPr>
-              <w:pStyle w:val="Body"/>
-              <w:pBdr>
-                <w:top w:val="none" w:sz="0" w:space="0" w:color="auto"/>
-                <w:left w:val="none" w:sz="0" w:space="0" w:color="auto"/>
-                <w:bottom w:val="none" w:sz="0" w:space="0" w:color="auto"/>
-                <w:right w:val="none" w:sz="0" w:space="0" w:color="auto"/>
-                <w:between w:val="none" w:sz="0" w:space="0" w:color="auto"/>
-                <w:bar w:val="none" w:sz="0" w:color="auto"/>
-              </w:pBdr>
-              <w:rPr>
-                <w:rFonts w:ascii="Helvetica" w:hAnsi="Helvetica"/>
-                <w:b/>
-                <w:bCs/>
-                <w:sz w:val="26"/>
-                <w:szCs w:val="26"/>
-              </w:rPr>
-            </w:pPr>
+              <w:t>{{Narratives.what_sets_us_apart}}</w:t>
+            </w:r>
           </w:p>
         </w:tc>
       </w:tr>
     </w:tbl>
     <w:p>
       <w:pPr>
-        <w:pStyle w:val="Body"/>
         <w:rPr>
           <w:rFonts w:ascii="Helvetica" w:hAnsi="Helvetica"/>
           <w:b/>
@@ -2461,7 +1834,6 @@
     </w:p>
     <w:p>
       <w:pPr>
-        <w:pStyle w:val="Body"/>
         <w:rPr>
           <w:rFonts w:ascii="Helvetica" w:hAnsi="Helvetica"/>
           <w:b/>
@@ -2470,10 +1842,7 @@
           <w:szCs w:val="26"/>
         </w:rPr>
       </w:pPr>
-    </w:p>
-    <w:p>
-      <w:pPr>
-        <w:pStyle w:val="Body"/>
+      <w:r>
         <w:rPr>
           <w:rFonts w:ascii="Helvetica" w:hAnsi="Helvetica"/>
           <w:b/>
@@ -2481,6 +1850,27 @@
           <w:sz w:val="26"/>
           <w:szCs w:val="26"/>
         </w:rPr>
+        <w:br w:type="page"/>
+      </w:r>
+    </w:p>
+    <w:p>
+      <w:pPr>
+        <w:rPr>
+          <w:rFonts w:ascii="Helvetica" w:eastAsia="Calibri" w:hAnsi="Helvetica" w:cs="Calibri"/>
+          <w:b/>
+          <w:bCs/>
+          <w:color w:val="000000"/>
+          <w:sz w:val="26"/>
+          <w:szCs w:val="26"/>
+          <w:u w:color="000000"/>
+          <w:bdr w:val="nil"/>
+          <w:lang w:eastAsia="en-GB"/>
+          <w14:textOutline w14:w="0" w14:cap="flat" w14:cmpd="sng" w14:algn="ctr">
+            <w14:noFill/>
+            <w14:prstDash w14:val="solid"/>
+            <w14:bevel/>
+          </w14:textOutline>
+        </w:rPr>
       </w:pPr>
       <w:r>
         <w:rPr>
@@ -2517,7 +1907,118 @@
     <w:tbl>
       <w:tblPr>
         <w:tblStyle w:val="Tablaconcuadrcula"/>
+        <w:tblW w:w="9283" w:type="dxa"/>
+        <w:tblLayout w:type="fixed"/>
+        <w:tblLook w:val="04A0" w:firstRow="1" w:lastRow="0" w:firstColumn="1" w:lastColumn="0" w:noHBand="0" w:noVBand="1"/>
+      </w:tblPr>
+      <w:tblGrid>
+        <w:gridCol w:w="9283"/>
+      </w:tblGrid>
+      <w:tr>
+        <w:trPr>
+          <w:cantSplit/>
+          <w:trHeight w:val="10661"/>
+        </w:trPr>
+        <w:tc>
+          <w:tcPr>
+            <w:tcW w:w="9283" w:type="dxa"/>
+          </w:tcPr>
+          <w:p>
+            <w:pPr>
+              <w:pStyle w:val="Body"/>
+              <w:spacing w:after="160" w:line="259" w:lineRule="auto"/>
+              <w:rPr>
+                <w:rFonts w:asciiTheme="minorHAnsi" w:hAnsiTheme="minorHAnsi" w:cstheme="minorHAnsi"/>
+              </w:rPr>
+            </w:pPr>
+            <w:r>
+              <w:rPr>
+                <w:rFonts w:asciiTheme="minorHAnsi" w:hAnsiTheme="minorHAnsi" w:cstheme="minorHAnsi"/>
+              </w:rPr>
+              <w:t>{{Narratives.initiatives_and_innovation}}</w:t>
+            </w:r>
+          </w:p>
+        </w:tc>
+      </w:tr>
+    </w:tbl>
+    <w:p>
+      <w:pPr>
+        <w:rPr>
+          <w:rFonts w:ascii="Helvetica" w:eastAsia="Calibri" w:hAnsi="Helvetica" w:cs="Calibri"/>
+          <w:b/>
+          <w:bCs/>
+          <w:color w:val="000000"/>
+          <w:sz w:val="26"/>
+          <w:szCs w:val="26"/>
+          <w:u w:color="000000"/>
+          <w:bdr w:val="nil"/>
+          <w:lang w:eastAsia="en-GB"/>
+          <w14:textOutline w14:w="0" w14:cap="flat" w14:cmpd="sng" w14:algn="ctr">
+            <w14:noFill/>
+            <w14:prstDash w14:val="solid"/>
+            <w14:bevel/>
+          </w14:textOutline>
+        </w:rPr>
+      </w:pPr>
+    </w:p>
+    <w:p>
+      <w:pPr>
+        <w:rPr>
+          <w:rFonts w:ascii="Helvetica" w:eastAsia="Calibri" w:hAnsi="Helvetica" w:cs="Calibri"/>
+          <w:b/>
+          <w:bCs/>
+          <w:color w:val="000000"/>
+          <w:sz w:val="26"/>
+          <w:szCs w:val="26"/>
+          <w:u w:color="000000"/>
+          <w:bdr w:val="nil"/>
+          <w:lang w:eastAsia="en-GB"/>
+          <w14:textOutline w14:w="0" w14:cap="flat" w14:cmpd="sng" w14:algn="ctr">
+            <w14:noFill/>
+            <w14:prstDash w14:val="solid"/>
+            <w14:bevel/>
+          </w14:textOutline>
+        </w:rPr>
+      </w:pPr>
+      <w:r>
+        <w:rPr>
+          <w:rFonts w:ascii="Helvetica" w:hAnsi="Helvetica"/>
+          <w:b/>
+          <w:bCs/>
+          <w:sz w:val="26"/>
+          <w:szCs w:val="26"/>
+        </w:rPr>
+        <w:br w:type="page"/>
+      </w:r>
+    </w:p>
+    <w:p>
+      <w:pPr>
+        <w:pStyle w:val="Body"/>
+        <w:rPr>
+          <w:rFonts w:ascii="Helvetica" w:hAnsi="Helvetica"/>
+          <w:b/>
+          <w:bCs/>
+          <w:sz w:val="26"/>
+          <w:szCs w:val="26"/>
+        </w:rPr>
+      </w:pPr>
+      <w:r>
+        <w:rPr>
+          <w:rFonts w:ascii="Helvetica" w:hAnsi="Helvetica"/>
+          <w:b/>
+          <w:bCs/>
+          <w:sz w:val="26"/>
+          <w:szCs w:val="26"/>
+        </w:rPr>
+        <w:lastRenderedPageBreak/>
+        <w:t>Your practice: what do you think of our existing rankings/commentary?</w:t>
+      </w:r>
+    </w:p>
+    <w:tbl>
+      <w:tblPr>
+        <w:tblStyle w:val="Tablaconcuadrcula"/>
         <w:tblW w:w="9209" w:type="dxa"/>
+        <w:tblLayout w:type="fixed"/>
         <w:tblLook w:val="04A0" w:firstRow="1" w:lastRow="0" w:firstColumn="1" w:lastColumn="0" w:noHBand="0" w:noVBand="1"/>
       </w:tblPr>
       <w:tblGrid>
@@ -2525,340 +2026,7 @@
       </w:tblGrid>
       <w:tr>
         <w:trPr>
-          <w:trHeight w:val="3232"/>
-        </w:trPr>
-        <w:tc>
-          <w:tcPr>
-            <w:tcW w:w="9209" w:type="dxa"/>
-          </w:tcPr>
-          <w:p>
-            <w:pPr>
-              <w:pStyle w:val="Body"/>
-              <w:spacing w:after="160" w:line="259" w:lineRule="auto"/>
-              <w:rPr>
-                <w:rFonts w:asciiTheme="minorHAnsi" w:hAnsiTheme="minorHAnsi" w:cstheme="minorHAnsi"/>
-              </w:rPr>
-            </w:pPr>
-            <w:r>
-              <w:rPr>
-                <w:rFonts w:asciiTheme="minorHAnsi" w:hAnsiTheme="minorHAnsi" w:cstheme="minorHAnsi"/>
-              </w:rPr>
-              <w:t>{{</w:t>
-            </w:r>
-            <w:proofErr w:type="spellStart"/>
-            <w:r>
-              <w:rPr>
-                <w:rFonts w:asciiTheme="minorHAnsi" w:hAnsiTheme="minorHAnsi" w:cstheme="minorHAnsi"/>
-              </w:rPr>
-              <w:t>Narratives.initiatives_and_innovation</w:t>
-            </w:r>
-            <w:proofErr w:type="spellEnd"/>
-            <w:r>
-              <w:rPr>
-                <w:rFonts w:asciiTheme="minorHAnsi" w:hAnsiTheme="minorHAnsi" w:cstheme="minorHAnsi"/>
-              </w:rPr>
-              <w:t>}}</w:t>
-            </w:r>
-          </w:p>
-          <w:p>
-            <w:pPr>
-              <w:pStyle w:val="Body"/>
-              <w:spacing w:after="160" w:line="259" w:lineRule="auto"/>
-              <w:rPr>
-                <w:rFonts w:asciiTheme="minorHAnsi" w:hAnsiTheme="minorHAnsi" w:cstheme="minorHAnsi"/>
-              </w:rPr>
-            </w:pPr>
-          </w:p>
-          <w:p>
-            <w:pPr>
-              <w:pStyle w:val="Body"/>
-              <w:spacing w:after="160" w:line="259" w:lineRule="auto"/>
-              <w:rPr>
-                <w:rFonts w:asciiTheme="minorHAnsi" w:hAnsiTheme="minorHAnsi" w:cstheme="minorHAnsi"/>
-              </w:rPr>
-            </w:pPr>
-          </w:p>
-          <w:p>
-            <w:pPr>
-              <w:pStyle w:val="Body"/>
-              <w:spacing w:after="160" w:line="259" w:lineRule="auto"/>
-              <w:rPr>
-                <w:rFonts w:asciiTheme="minorHAnsi" w:hAnsiTheme="minorHAnsi" w:cstheme="minorHAnsi"/>
-              </w:rPr>
-            </w:pPr>
-          </w:p>
-          <w:p>
-            <w:pPr>
-              <w:pStyle w:val="Body"/>
-              <w:spacing w:after="160" w:line="259" w:lineRule="auto"/>
-              <w:rPr>
-                <w:rFonts w:asciiTheme="minorHAnsi" w:hAnsiTheme="minorHAnsi" w:cstheme="minorHAnsi"/>
-              </w:rPr>
-            </w:pPr>
-          </w:p>
-          <w:p>
-            <w:pPr>
-              <w:pStyle w:val="Body"/>
-              <w:spacing w:after="160" w:line="259" w:lineRule="auto"/>
-              <w:rPr>
-                <w:rFonts w:asciiTheme="minorHAnsi" w:hAnsiTheme="minorHAnsi" w:cstheme="minorHAnsi"/>
-              </w:rPr>
-            </w:pPr>
-          </w:p>
-          <w:p>
-            <w:pPr>
-              <w:pStyle w:val="Body"/>
-              <w:spacing w:after="160" w:line="259" w:lineRule="auto"/>
-              <w:rPr>
-                <w:rFonts w:asciiTheme="minorHAnsi" w:hAnsiTheme="minorHAnsi" w:cstheme="minorHAnsi"/>
-              </w:rPr>
-            </w:pPr>
-          </w:p>
-          <w:p>
-            <w:pPr>
-              <w:pStyle w:val="Body"/>
-              <w:spacing w:after="160" w:line="259" w:lineRule="auto"/>
-              <w:rPr>
-                <w:rFonts w:asciiTheme="minorHAnsi" w:hAnsiTheme="minorHAnsi" w:cstheme="minorHAnsi"/>
-              </w:rPr>
-            </w:pPr>
-          </w:p>
-          <w:p>
-            <w:pPr>
-              <w:pStyle w:val="Body"/>
-              <w:spacing w:after="160" w:line="259" w:lineRule="auto"/>
-              <w:rPr>
-                <w:rFonts w:asciiTheme="minorHAnsi" w:hAnsiTheme="minorHAnsi" w:cstheme="minorHAnsi"/>
-              </w:rPr>
-            </w:pPr>
-          </w:p>
-          <w:p>
-            <w:pPr>
-              <w:pStyle w:val="Body"/>
-              <w:spacing w:after="160" w:line="259" w:lineRule="auto"/>
-              <w:rPr>
-                <w:rFonts w:asciiTheme="minorHAnsi" w:hAnsiTheme="minorHAnsi" w:cstheme="minorHAnsi"/>
-              </w:rPr>
-            </w:pPr>
-          </w:p>
-          <w:p>
-            <w:pPr>
-              <w:pStyle w:val="Body"/>
-              <w:spacing w:after="160" w:line="259" w:lineRule="auto"/>
-              <w:rPr>
-                <w:rFonts w:asciiTheme="minorHAnsi" w:hAnsiTheme="minorHAnsi" w:cstheme="minorHAnsi"/>
-              </w:rPr>
-            </w:pPr>
-          </w:p>
-          <w:p>
-            <w:pPr>
-              <w:pStyle w:val="Body"/>
-              <w:spacing w:after="160" w:line="259" w:lineRule="auto"/>
-              <w:rPr>
-                <w:rFonts w:asciiTheme="minorHAnsi" w:hAnsiTheme="minorHAnsi" w:cstheme="minorHAnsi"/>
-              </w:rPr>
-            </w:pPr>
-          </w:p>
-          <w:p>
-            <w:pPr>
-              <w:pStyle w:val="Body"/>
-              <w:spacing w:after="160" w:line="259" w:lineRule="auto"/>
-              <w:rPr>
-                <w:rFonts w:asciiTheme="minorHAnsi" w:hAnsiTheme="minorHAnsi" w:cstheme="minorHAnsi"/>
-              </w:rPr>
-            </w:pPr>
-          </w:p>
-          <w:p>
-            <w:pPr>
-              <w:pStyle w:val="Body"/>
-              <w:spacing w:after="160" w:line="259" w:lineRule="auto"/>
-              <w:rPr>
-                <w:rFonts w:asciiTheme="minorHAnsi" w:hAnsiTheme="minorHAnsi" w:cstheme="minorHAnsi"/>
-              </w:rPr>
-            </w:pPr>
-          </w:p>
-          <w:p>
-            <w:pPr>
-              <w:pStyle w:val="Body"/>
-              <w:spacing w:after="160" w:line="259" w:lineRule="auto"/>
-              <w:rPr>
-                <w:rFonts w:asciiTheme="minorHAnsi" w:hAnsiTheme="minorHAnsi" w:cstheme="minorHAnsi"/>
-              </w:rPr>
-            </w:pPr>
-          </w:p>
-          <w:p>
-            <w:pPr>
-              <w:pStyle w:val="Body"/>
-              <w:spacing w:after="160" w:line="259" w:lineRule="auto"/>
-              <w:rPr>
-                <w:rFonts w:asciiTheme="minorHAnsi" w:hAnsiTheme="minorHAnsi" w:cstheme="minorHAnsi"/>
-              </w:rPr>
-            </w:pPr>
-          </w:p>
-          <w:p>
-            <w:pPr>
-              <w:pStyle w:val="Body"/>
-              <w:spacing w:after="160" w:line="259" w:lineRule="auto"/>
-              <w:rPr>
-                <w:rFonts w:asciiTheme="minorHAnsi" w:hAnsiTheme="minorHAnsi" w:cstheme="minorHAnsi"/>
-              </w:rPr>
-            </w:pPr>
-          </w:p>
-          <w:p>
-            <w:pPr>
-              <w:pStyle w:val="Body"/>
-              <w:spacing w:after="160" w:line="259" w:lineRule="auto"/>
-              <w:rPr>
-                <w:rFonts w:asciiTheme="minorHAnsi" w:hAnsiTheme="minorHAnsi" w:cstheme="minorHAnsi"/>
-              </w:rPr>
-            </w:pPr>
-          </w:p>
-          <w:p>
-            <w:pPr>
-              <w:pStyle w:val="Body"/>
-              <w:spacing w:after="160" w:line="259" w:lineRule="auto"/>
-              <w:rPr>
-                <w:rFonts w:asciiTheme="minorHAnsi" w:hAnsiTheme="minorHAnsi" w:cstheme="minorHAnsi"/>
-              </w:rPr>
-            </w:pPr>
-          </w:p>
-          <w:p>
-            <w:pPr>
-              <w:pStyle w:val="Body"/>
-              <w:spacing w:after="160" w:line="259" w:lineRule="auto"/>
-              <w:rPr>
-                <w:rFonts w:asciiTheme="minorHAnsi" w:hAnsiTheme="minorHAnsi" w:cstheme="minorHAnsi"/>
-              </w:rPr>
-            </w:pPr>
-          </w:p>
-          <w:p>
-            <w:pPr>
-              <w:pStyle w:val="Body"/>
-              <w:spacing w:after="160" w:line="259" w:lineRule="auto"/>
-              <w:rPr>
-                <w:rFonts w:asciiTheme="minorHAnsi" w:hAnsiTheme="minorHAnsi" w:cstheme="minorHAnsi"/>
-              </w:rPr>
-            </w:pPr>
-          </w:p>
-          <w:p>
-            <w:pPr>
-              <w:pStyle w:val="Body"/>
-              <w:spacing w:after="160" w:line="259" w:lineRule="auto"/>
-              <w:rPr>
-                <w:rFonts w:asciiTheme="minorHAnsi" w:hAnsiTheme="minorHAnsi" w:cstheme="minorHAnsi"/>
-              </w:rPr>
-            </w:pPr>
-          </w:p>
-          <w:p>
-            <w:pPr>
-              <w:pStyle w:val="Body"/>
-              <w:spacing w:after="160" w:line="259" w:lineRule="auto"/>
-              <w:rPr>
-                <w:rFonts w:asciiTheme="minorHAnsi" w:hAnsiTheme="minorHAnsi" w:cstheme="minorHAnsi"/>
-              </w:rPr>
-            </w:pPr>
-          </w:p>
-          <w:p>
-            <w:pPr>
-              <w:pStyle w:val="Body"/>
-              <w:spacing w:after="160" w:line="259" w:lineRule="auto"/>
-              <w:rPr>
-                <w:rFonts w:asciiTheme="minorHAnsi" w:hAnsiTheme="minorHAnsi" w:cstheme="minorHAnsi"/>
-              </w:rPr>
-            </w:pPr>
-          </w:p>
-          <w:p>
-            <w:pPr>
-              <w:pStyle w:val="Body"/>
-              <w:spacing w:after="160" w:line="259" w:lineRule="auto"/>
-              <w:rPr>
-                <w:rFonts w:asciiTheme="minorHAnsi" w:hAnsiTheme="minorHAnsi" w:cstheme="minorHAnsi"/>
-              </w:rPr>
-            </w:pPr>
-          </w:p>
-          <w:p>
-            <w:pPr>
-              <w:pStyle w:val="Body"/>
-              <w:spacing w:after="160" w:line="259" w:lineRule="auto"/>
-              <w:rPr>
-                <w:rFonts w:asciiTheme="minorHAnsi" w:hAnsiTheme="minorHAnsi" w:cstheme="minorHAnsi"/>
-              </w:rPr>
-            </w:pPr>
-          </w:p>
-        </w:tc>
-      </w:tr>
-    </w:tbl>
-    <w:p>
-      <w:pPr>
-        <w:pStyle w:val="Body"/>
-        <w:rPr>
-          <w:rFonts w:ascii="Helvetica" w:hAnsi="Helvetica"/>
-          <w:b/>
-          <w:bCs/>
-          <w:sz w:val="26"/>
-          <w:szCs w:val="26"/>
-        </w:rPr>
-      </w:pPr>
-    </w:p>
-    <w:p>
-      <w:pPr>
-        <w:pStyle w:val="Body"/>
-        <w:rPr>
-          <w:rFonts w:ascii="Helvetica" w:hAnsi="Helvetica"/>
-          <w:b/>
-          <w:bCs/>
-          <w:sz w:val="26"/>
-          <w:szCs w:val="26"/>
-        </w:rPr>
-      </w:pPr>
-    </w:p>
-    <w:p>
-      <w:pPr>
-        <w:pStyle w:val="Body"/>
-        <w:rPr>
-          <w:rFonts w:ascii="Helvetica" w:hAnsi="Helvetica"/>
-          <w:b/>
-          <w:bCs/>
-          <w:sz w:val="26"/>
-          <w:szCs w:val="26"/>
-        </w:rPr>
-      </w:pPr>
-    </w:p>
-    <w:p>
-      <w:pPr>
-        <w:pStyle w:val="Body"/>
-        <w:rPr>
-          <w:rFonts w:ascii="Helvetica" w:hAnsi="Helvetica"/>
-          <w:b/>
-          <w:bCs/>
-          <w:sz w:val="26"/>
-          <w:szCs w:val="26"/>
-        </w:rPr>
-      </w:pPr>
-      <w:r>
-        <w:rPr>
-          <w:rFonts w:ascii="Helvetica" w:hAnsi="Helvetica"/>
-          <w:b/>
-          <w:bCs/>
-          <w:sz w:val="26"/>
-          <w:szCs w:val="26"/>
-        </w:rPr>
-        <w:lastRenderedPageBreak/>
-        <w:t>Your practice: what do you think of our existing rankings/commentary?</w:t>
-      </w:r>
-    </w:p>
-    <w:tbl>
-      <w:tblPr>
-        <w:tblStyle w:val="Tablaconcuadrcula"/>
-        <w:tblW w:w="9209" w:type="dxa"/>
-        <w:tblLook w:val="04A0" w:firstRow="1" w:lastRow="0" w:firstColumn="1" w:lastColumn="0" w:noHBand="0" w:noVBand="1"/>
-      </w:tblPr>
-      <w:tblGrid>
-        <w:gridCol w:w="9209"/>
-      </w:tblGrid>
-      <w:tr>
-        <w:trPr>
-          <w:trHeight w:val="12117"/>
+          <w:trHeight w:val="11139"/>
         </w:trPr>
         <w:tc>
           <w:tcPr>
@@ -2879,288 +2047,12 @@
                 <w:rFonts w:asciiTheme="minorHAnsi" w:hAnsiTheme="minorHAnsi" w:cstheme="minorHAnsi"/>
                 <w:iCs/>
               </w:rPr>
-              <w:t>{{</w:t>
-            </w:r>
-            <w:proofErr w:type="spellStart"/>
-            <w:r>
-              <w:rPr>
-                <w:rFonts w:asciiTheme="minorHAnsi" w:hAnsiTheme="minorHAnsi" w:cstheme="minorHAnsi"/>
-                <w:iCs/>
-              </w:rPr>
-              <w:t>Narratives.rankings_feedback</w:t>
-            </w:r>
-            <w:proofErr w:type="spellEnd"/>
-            <w:r>
-              <w:rPr>
-                <w:rFonts w:asciiTheme="minorHAnsi" w:hAnsiTheme="minorHAnsi" w:cstheme="minorHAnsi"/>
-                <w:iCs/>
-              </w:rPr>
-              <w:t>}}</w:t>
-            </w:r>
-          </w:p>
-          <w:p>
-            <w:pPr>
-              <w:pStyle w:val="Body"/>
-              <w:spacing w:after="160" w:line="259" w:lineRule="auto"/>
-              <w:rPr>
-                <w:rFonts w:ascii="Helvetica" w:hAnsi="Helvetica"/>
-                <w:sz w:val="18"/>
-                <w:szCs w:val="18"/>
-              </w:rPr>
-            </w:pPr>
-          </w:p>
-          <w:p>
-            <w:pPr>
-              <w:pStyle w:val="Body"/>
-              <w:spacing w:after="160" w:line="259" w:lineRule="auto"/>
-              <w:rPr>
-                <w:rFonts w:ascii="Helvetica" w:hAnsi="Helvetica"/>
-                <w:sz w:val="18"/>
-                <w:szCs w:val="18"/>
-              </w:rPr>
-            </w:pPr>
-          </w:p>
-          <w:p>
-            <w:pPr>
-              <w:pStyle w:val="Body"/>
-              <w:spacing w:after="160" w:line="259" w:lineRule="auto"/>
-              <w:rPr>
-                <w:rFonts w:ascii="Helvetica" w:hAnsi="Helvetica"/>
-                <w:sz w:val="18"/>
-                <w:szCs w:val="18"/>
-              </w:rPr>
-            </w:pPr>
-          </w:p>
-          <w:p>
-            <w:pPr>
-              <w:pStyle w:val="Body"/>
-              <w:spacing w:after="160" w:line="259" w:lineRule="auto"/>
-              <w:rPr>
-                <w:rFonts w:ascii="Helvetica" w:hAnsi="Helvetica"/>
-                <w:sz w:val="18"/>
-                <w:szCs w:val="18"/>
-              </w:rPr>
-            </w:pPr>
-          </w:p>
-          <w:p>
-            <w:pPr>
-              <w:pStyle w:val="Body"/>
-              <w:spacing w:after="160" w:line="259" w:lineRule="auto"/>
-              <w:rPr>
-                <w:rFonts w:ascii="Helvetica" w:hAnsi="Helvetica"/>
-                <w:sz w:val="18"/>
-                <w:szCs w:val="18"/>
-              </w:rPr>
-            </w:pPr>
-          </w:p>
-          <w:p>
-            <w:pPr>
-              <w:pStyle w:val="Body"/>
-              <w:spacing w:after="160" w:line="259" w:lineRule="auto"/>
-              <w:rPr>
-                <w:rFonts w:ascii="Helvetica" w:hAnsi="Helvetica"/>
-                <w:sz w:val="18"/>
-                <w:szCs w:val="18"/>
-              </w:rPr>
-            </w:pPr>
-          </w:p>
-          <w:p>
-            <w:pPr>
-              <w:pStyle w:val="Body"/>
-              <w:spacing w:after="160" w:line="259" w:lineRule="auto"/>
-              <w:rPr>
-                <w:rFonts w:ascii="Helvetica" w:hAnsi="Helvetica"/>
-                <w:sz w:val="18"/>
-                <w:szCs w:val="18"/>
-              </w:rPr>
-            </w:pPr>
-          </w:p>
-          <w:p>
-            <w:pPr>
-              <w:pStyle w:val="Body"/>
-              <w:spacing w:after="160" w:line="259" w:lineRule="auto"/>
-              <w:rPr>
-                <w:rFonts w:ascii="Helvetica" w:hAnsi="Helvetica"/>
-                <w:sz w:val="18"/>
-                <w:szCs w:val="18"/>
-              </w:rPr>
-            </w:pPr>
-          </w:p>
-          <w:p>
-            <w:pPr>
-              <w:pStyle w:val="Body"/>
-              <w:spacing w:after="160" w:line="259" w:lineRule="auto"/>
-              <w:rPr>
-                <w:rFonts w:ascii="Helvetica" w:hAnsi="Helvetica"/>
-                <w:sz w:val="18"/>
-                <w:szCs w:val="18"/>
-              </w:rPr>
-            </w:pPr>
-          </w:p>
-          <w:p>
-            <w:pPr>
-              <w:pStyle w:val="Body"/>
-              <w:spacing w:after="160" w:line="259" w:lineRule="auto"/>
-              <w:rPr>
-                <w:rFonts w:ascii="Helvetica" w:hAnsi="Helvetica"/>
-                <w:sz w:val="18"/>
-                <w:szCs w:val="18"/>
-              </w:rPr>
-            </w:pPr>
-          </w:p>
-          <w:p>
-            <w:pPr>
-              <w:pStyle w:val="Body"/>
-              <w:spacing w:after="160" w:line="259" w:lineRule="auto"/>
-              <w:rPr>
-                <w:rFonts w:ascii="Helvetica" w:hAnsi="Helvetica"/>
-                <w:sz w:val="18"/>
-                <w:szCs w:val="18"/>
-              </w:rPr>
-            </w:pPr>
-          </w:p>
-          <w:p>
-            <w:pPr>
-              <w:pStyle w:val="Body"/>
-              <w:spacing w:after="160" w:line="259" w:lineRule="auto"/>
-              <w:rPr>
-                <w:rFonts w:ascii="Helvetica" w:hAnsi="Helvetica"/>
-                <w:sz w:val="18"/>
-                <w:szCs w:val="18"/>
-              </w:rPr>
-            </w:pPr>
-          </w:p>
-          <w:p>
-            <w:pPr>
-              <w:pStyle w:val="Body"/>
-              <w:spacing w:after="160" w:line="259" w:lineRule="auto"/>
-              <w:rPr>
-                <w:rFonts w:ascii="Helvetica" w:hAnsi="Helvetica"/>
-                <w:sz w:val="18"/>
-                <w:szCs w:val="18"/>
-              </w:rPr>
-            </w:pPr>
-          </w:p>
-          <w:p>
-            <w:pPr>
-              <w:pStyle w:val="Body"/>
-              <w:spacing w:after="160" w:line="259" w:lineRule="auto"/>
-              <w:rPr>
-                <w:rFonts w:ascii="Helvetica" w:hAnsi="Helvetica"/>
-                <w:sz w:val="18"/>
-                <w:szCs w:val="18"/>
-              </w:rPr>
-            </w:pPr>
-          </w:p>
-          <w:p>
-            <w:pPr>
-              <w:pStyle w:val="Body"/>
-              <w:spacing w:after="160" w:line="259" w:lineRule="auto"/>
-              <w:rPr>
-                <w:rFonts w:ascii="Helvetica" w:hAnsi="Helvetica"/>
-                <w:sz w:val="18"/>
-                <w:szCs w:val="18"/>
-              </w:rPr>
-            </w:pPr>
-          </w:p>
-          <w:p>
-            <w:pPr>
-              <w:pStyle w:val="Body"/>
-              <w:spacing w:after="160" w:line="259" w:lineRule="auto"/>
-              <w:rPr>
-                <w:rFonts w:ascii="Helvetica" w:hAnsi="Helvetica"/>
-                <w:sz w:val="18"/>
-                <w:szCs w:val="18"/>
-              </w:rPr>
-            </w:pPr>
-          </w:p>
-          <w:p>
-            <w:pPr>
-              <w:pStyle w:val="Body"/>
-              <w:spacing w:after="160" w:line="259" w:lineRule="auto"/>
-              <w:rPr>
-                <w:rFonts w:ascii="Helvetica" w:hAnsi="Helvetica"/>
-                <w:sz w:val="18"/>
-                <w:szCs w:val="18"/>
-              </w:rPr>
-            </w:pPr>
-          </w:p>
-          <w:p>
-            <w:pPr>
-              <w:pStyle w:val="Body"/>
-              <w:spacing w:after="160" w:line="259" w:lineRule="auto"/>
-              <w:rPr>
-                <w:rFonts w:ascii="Helvetica" w:hAnsi="Helvetica"/>
-                <w:sz w:val="18"/>
-                <w:szCs w:val="18"/>
-              </w:rPr>
-            </w:pPr>
-          </w:p>
-          <w:p>
-            <w:pPr>
-              <w:pStyle w:val="Body"/>
-              <w:spacing w:after="160" w:line="259" w:lineRule="auto"/>
-              <w:rPr>
-                <w:rFonts w:ascii="Helvetica" w:hAnsi="Helvetica"/>
-                <w:sz w:val="18"/>
-                <w:szCs w:val="18"/>
-              </w:rPr>
-            </w:pPr>
-          </w:p>
-          <w:p>
-            <w:pPr>
-              <w:pStyle w:val="Body"/>
-              <w:spacing w:after="160" w:line="259" w:lineRule="auto"/>
-              <w:rPr>
-                <w:rFonts w:ascii="Helvetica" w:hAnsi="Helvetica"/>
-                <w:sz w:val="18"/>
-                <w:szCs w:val="18"/>
-              </w:rPr>
-            </w:pPr>
-          </w:p>
-          <w:p>
-            <w:pPr>
-              <w:pStyle w:val="Body"/>
-              <w:spacing w:after="160" w:line="259" w:lineRule="auto"/>
-              <w:rPr>
-                <w:rFonts w:ascii="Helvetica" w:hAnsi="Helvetica"/>
-                <w:sz w:val="18"/>
-                <w:szCs w:val="18"/>
-              </w:rPr>
-            </w:pPr>
-          </w:p>
-          <w:p>
-            <w:pPr>
-              <w:pStyle w:val="Body"/>
-              <w:pBdr>
-                <w:top w:val="none" w:sz="0" w:space="0" w:color="auto"/>
-                <w:left w:val="none" w:sz="0" w:space="0" w:color="auto"/>
-                <w:bottom w:val="none" w:sz="0" w:space="0" w:color="auto"/>
-                <w:right w:val="none" w:sz="0" w:space="0" w:color="auto"/>
-                <w:between w:val="none" w:sz="0" w:space="0" w:color="auto"/>
-                <w:bar w:val="none" w:sz="0" w:color="auto"/>
-              </w:pBdr>
-              <w:rPr>
-                <w:rFonts w:ascii="Helvetica" w:hAnsi="Helvetica"/>
-                <w:b/>
-                <w:bCs/>
-                <w:sz w:val="26"/>
-                <w:szCs w:val="26"/>
-              </w:rPr>
-            </w:pPr>
+              <w:t>{{Narratives.rankings_feedback}}</w:t>
+            </w:r>
           </w:p>
         </w:tc>
       </w:tr>
     </w:tbl>
-    <w:p>
-      <w:pPr>
-        <w:rPr>
-          <w:b/>
-          <w:sz w:val="28"/>
-          <w:szCs w:val="28"/>
-        </w:rPr>
-      </w:pPr>
-    </w:p>
     <w:p>
       <w:pPr>
         <w:rPr>
@@ -3259,7 +2151,7 @@
               </wp:anchor>
             </w:drawing>
           </mc:Choice>
-          <mc:Fallback xmlns:w16sdtfl="http://schemas.microsoft.com/office/word/2024/wordml/sdtformatlock" xmlns:w16sdtdh="http://schemas.microsoft.com/office/word/2020/wordml/sdtdatahash" xmlns:w16du="http://schemas.microsoft.com/office/word/2023/wordml/word16du" xmlns:w16="http://schemas.microsoft.com/office/word/2018/wordml" xmlns:w16cid="http://schemas.microsoft.com/office/word/2016/wordml/cid" xmlns:w16cex="http://schemas.microsoft.com/office/word/2018/wordml/cex" xmlns:oel="http://schemas.microsoft.com/office/2019/extlst" xmlns:am3d="http://schemas.microsoft.com/office/drawing/2017/model3d" xmlns:aink="http://schemas.microsoft.com/office/drawing/2016/ink" xmlns:cx8="http://schemas.microsoft.com/office/drawing/2016/5/14/chartex" xmlns:cx7="http://schemas.microsoft.com/office/drawing/2016/5/13/chartex" xmlns:cx6="http://schemas.microsoft.com/office/drawing/2016/5/12/chartex" xmlns:cx5="http://schemas.microsoft.com/office/drawing/2016/5/11/chartex" xmlns:cx4="http://schemas.microsoft.com/office/drawing/2016/5/10/chartex" xmlns:cx3="http://schemas.microsoft.com/office/drawing/2016/5/9/chartex" xmlns:cx2="http://schemas.microsoft.com/office/drawing/2015/10/21/chartex" xmlns:cx1="http://schemas.microsoft.com/office/drawing/2015/9/8/chartex">
+          <mc:Fallback xmlns:cx1="http://schemas.microsoft.com/office/drawing/2015/9/8/chartex" xmlns:cx2="http://schemas.microsoft.com/office/drawing/2015/10/21/chartex" xmlns:cx3="http://schemas.microsoft.com/office/drawing/2016/5/9/chartex" xmlns:cx4="http://schemas.microsoft.com/office/drawing/2016/5/10/chartex" xmlns:cx5="http://schemas.microsoft.com/office/drawing/2016/5/11/chartex" xmlns:cx6="http://schemas.microsoft.com/office/drawing/2016/5/12/chartex" xmlns:cx7="http://schemas.microsoft.com/office/drawing/2016/5/13/chartex" xmlns:cx8="http://schemas.microsoft.com/office/drawing/2016/5/14/chartex" xmlns:aink="http://schemas.microsoft.com/office/drawing/2016/ink" xmlns:am3d="http://schemas.microsoft.com/office/drawing/2017/model3d" xmlns:oel="http://schemas.microsoft.com/office/2019/extlst" xmlns:w16cex="http://schemas.microsoft.com/office/word/2018/wordml/cex" xmlns:w16cid="http://schemas.microsoft.com/office/word/2016/wordml/cid" xmlns:w16="http://schemas.microsoft.com/office/word/2018/wordml" xmlns:w16du="http://schemas.microsoft.com/office/word/2023/wordml/word16du" xmlns:w16sdtdh="http://schemas.microsoft.com/office/word/2020/wordml/sdtdatahash" xmlns:w16sdtfl="http://schemas.microsoft.com/office/word/2024/wordml/sdtformatlock">
             <w:pict>
               <v:shape w14:anchorId="6FE7FF6C" id="Diagonal Stripe 10" o:spid="_x0000_s1026" style="position:absolute;margin-left:340.05pt;margin-top:-70.55pt;width:391.25pt;height:321.8pt;flip:x;z-index:251660288;visibility:visible;mso-wrap-style:square;mso-width-percent:0;mso-height-percent:0;mso-wrap-distance-left:9pt;mso-wrap-distance-top:0;mso-wrap-distance-right:9pt;mso-wrap-distance-bottom:0;mso-position-horizontal:right;mso-position-horizontal-relative:page;mso-position-vertical:absolute;mso-position-vertical-relative:text;mso-width-percent:0;mso-height-percent:0;mso-width-relative:margin;mso-height-relative:margin;v-text-anchor:middle" coordsize="4968737,4086971" o:gfxdata="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" path="m,2043486l2484369,,4968737,,,4086971,,2043486xe" fillcolor="red" strokecolor="black [3213]" strokeweight="3.75pt">
                 <v:stroke joinstyle="miter"/>
@@ -3721,25 +2613,17 @@
     <w:p>
       <w:pPr>
         <w:rPr>
+          <w:sz w:val="20"/>
+          <w:szCs w:val="20"/>
+        </w:rPr>
+      </w:pPr>
+      <w:r>
+        <w:rPr>
           <w:b/>
           <w:sz w:val="28"/>
           <w:szCs w:val="28"/>
         </w:rPr>
-      </w:pPr>
-    </w:p>
-    <w:p>
-      <w:pPr>
-        <w:rPr>
-          <w:sz w:val="20"/>
-          <w:szCs w:val="20"/>
-        </w:rPr>
-      </w:pPr>
-      <w:r>
-        <w:rPr>
-          <w:b/>
-          <w:sz w:val="28"/>
-          <w:szCs w:val="28"/>
-        </w:rPr>
+        <w:lastRenderedPageBreak/>
         <w:t xml:space="preserve">Clients: publishable clients </w:t>
       </w:r>
       <w:r>
@@ -3821,44 +2705,18 @@
               </w:rPr>
             </w:pPr>
             <w:r>
-              <w:t xml:space="preserve">{% for client in </w:t>
-            </w:r>
-            <w:proofErr w:type="spellStart"/>
-            <w:r>
-              <w:t>publishable_clients</w:t>
-            </w:r>
-            <w:proofErr w:type="spellEnd"/>
-            <w:r>
-              <w:t xml:space="preserve"> %}</w:t>
-            </w:r>
-            <w:r>
+              <w:t xml:space="preserve">{% for client in publishable_clients %} </w:t>
+            </w:r>
+            <w:r>
+              <w:t>{{ client.active_key_client }}</w:t>
+            </w:r>
+            <w:r>
+              <w:rPr>
+                <w:b/>
+                <w:sz w:val="28"/>
+                <w:szCs w:val="28"/>
+              </w:rPr>
               <w:t xml:space="preserve"> </w:t>
-            </w:r>
-            <w:r>
-              <w:rPr>
-                <w:b/>
-                <w:sz w:val="28"/>
-                <w:szCs w:val="28"/>
-              </w:rPr>
-              <w:t xml:space="preserve">{{ </w:t>
-            </w:r>
-            <w:proofErr w:type="spellStart"/>
-            <w:r>
-              <w:rPr>
-                <w:b/>
-                <w:sz w:val="28"/>
-                <w:szCs w:val="28"/>
-              </w:rPr>
-              <w:t>client.active_key_client</w:t>
-            </w:r>
-            <w:proofErr w:type="spellEnd"/>
-            <w:r>
-              <w:rPr>
-                <w:b/>
-                <w:sz w:val="28"/>
-                <w:szCs w:val="28"/>
-              </w:rPr>
-              <w:t xml:space="preserve"> }}</w:t>
             </w:r>
           </w:p>
         </w:tc>
@@ -3869,15 +2727,7 @@
           </w:tcPr>
           <w:p>
             <w:r>
-              <w:t xml:space="preserve">{{ </w:t>
-            </w:r>
-            <w:proofErr w:type="spellStart"/>
-            <w:r>
-              <w:t>client.is_new_client</w:t>
-            </w:r>
-            <w:proofErr w:type="spellEnd"/>
-            <w:r>
-              <w:t xml:space="preserve"> }}</w:t>
+              <w:t>{{ client.is_new_client }}</w:t>
             </w:r>
           </w:p>
         </w:tc>
@@ -3896,255 +2746,6 @@
                 <w:szCs w:val="28"/>
               </w:rPr>
             </w:pPr>
-          </w:p>
-        </w:tc>
-        <w:tc>
-          <w:tcPr>
-            <w:tcW w:w="3492" w:type="dxa"/>
-            <w:shd w:val="clear" w:color="auto" w:fill="E2EFD9" w:themeFill="accent6" w:themeFillTint="33"/>
-          </w:tcPr>
-          <w:p>
-            <w:pPr>
-              <w:rPr>
-                <w:b/>
-                <w:sz w:val="28"/>
-                <w:szCs w:val="28"/>
-              </w:rPr>
-            </w:pPr>
-          </w:p>
-        </w:tc>
-      </w:tr>
-      <w:tr>
-        <w:tc>
-          <w:tcPr>
-            <w:tcW w:w="5524" w:type="dxa"/>
-            <w:shd w:val="clear" w:color="auto" w:fill="E2EFD9" w:themeFill="accent6" w:themeFillTint="33"/>
-          </w:tcPr>
-          <w:p>
-            <w:pPr>
-              <w:rPr>
-                <w:b/>
-                <w:sz w:val="28"/>
-                <w:szCs w:val="28"/>
-              </w:rPr>
-            </w:pPr>
-          </w:p>
-        </w:tc>
-        <w:tc>
-          <w:tcPr>
-            <w:tcW w:w="3492" w:type="dxa"/>
-            <w:shd w:val="clear" w:color="auto" w:fill="E2EFD9" w:themeFill="accent6" w:themeFillTint="33"/>
-          </w:tcPr>
-          <w:p>
-            <w:pPr>
-              <w:rPr>
-                <w:b/>
-                <w:sz w:val="28"/>
-                <w:szCs w:val="28"/>
-              </w:rPr>
-            </w:pPr>
-          </w:p>
-        </w:tc>
-      </w:tr>
-      <w:tr>
-        <w:tc>
-          <w:tcPr>
-            <w:tcW w:w="5524" w:type="dxa"/>
-            <w:shd w:val="clear" w:color="auto" w:fill="E2EFD9" w:themeFill="accent6" w:themeFillTint="33"/>
-          </w:tcPr>
-          <w:p>
-            <w:pPr>
-              <w:rPr>
-                <w:b/>
-                <w:sz w:val="28"/>
-                <w:szCs w:val="28"/>
-              </w:rPr>
-            </w:pPr>
-          </w:p>
-        </w:tc>
-        <w:tc>
-          <w:tcPr>
-            <w:tcW w:w="3492" w:type="dxa"/>
-            <w:shd w:val="clear" w:color="auto" w:fill="E2EFD9" w:themeFill="accent6" w:themeFillTint="33"/>
-          </w:tcPr>
-          <w:p>
-            <w:pPr>
-              <w:rPr>
-                <w:b/>
-                <w:sz w:val="28"/>
-                <w:szCs w:val="28"/>
-              </w:rPr>
-            </w:pPr>
-          </w:p>
-        </w:tc>
-      </w:tr>
-      <w:tr>
-        <w:tc>
-          <w:tcPr>
-            <w:tcW w:w="5524" w:type="dxa"/>
-            <w:shd w:val="clear" w:color="auto" w:fill="E2EFD9" w:themeFill="accent6" w:themeFillTint="33"/>
-          </w:tcPr>
-          <w:p>
-            <w:pPr>
-              <w:rPr>
-                <w:b/>
-                <w:sz w:val="28"/>
-                <w:szCs w:val="28"/>
-              </w:rPr>
-            </w:pPr>
-          </w:p>
-        </w:tc>
-        <w:tc>
-          <w:tcPr>
-            <w:tcW w:w="3492" w:type="dxa"/>
-            <w:shd w:val="clear" w:color="auto" w:fill="E2EFD9" w:themeFill="accent6" w:themeFillTint="33"/>
-          </w:tcPr>
-          <w:p>
-            <w:pPr>
-              <w:rPr>
-                <w:b/>
-                <w:sz w:val="28"/>
-                <w:szCs w:val="28"/>
-              </w:rPr>
-            </w:pPr>
-          </w:p>
-        </w:tc>
-      </w:tr>
-      <w:tr>
-        <w:tc>
-          <w:tcPr>
-            <w:tcW w:w="5524" w:type="dxa"/>
-            <w:shd w:val="clear" w:color="auto" w:fill="E2EFD9" w:themeFill="accent6" w:themeFillTint="33"/>
-          </w:tcPr>
-          <w:p>
-            <w:pPr>
-              <w:rPr>
-                <w:b/>
-                <w:sz w:val="28"/>
-                <w:szCs w:val="28"/>
-              </w:rPr>
-            </w:pPr>
-          </w:p>
-        </w:tc>
-        <w:tc>
-          <w:tcPr>
-            <w:tcW w:w="3492" w:type="dxa"/>
-            <w:shd w:val="clear" w:color="auto" w:fill="E2EFD9" w:themeFill="accent6" w:themeFillTint="33"/>
-          </w:tcPr>
-          <w:p>
-            <w:pPr>
-              <w:rPr>
-                <w:b/>
-                <w:sz w:val="28"/>
-                <w:szCs w:val="28"/>
-              </w:rPr>
-            </w:pPr>
-          </w:p>
-        </w:tc>
-      </w:tr>
-      <w:tr>
-        <w:tc>
-          <w:tcPr>
-            <w:tcW w:w="5524" w:type="dxa"/>
-            <w:shd w:val="clear" w:color="auto" w:fill="E2EFD9" w:themeFill="accent6" w:themeFillTint="33"/>
-          </w:tcPr>
-          <w:p>
-            <w:pPr>
-              <w:rPr>
-                <w:b/>
-                <w:sz w:val="28"/>
-                <w:szCs w:val="28"/>
-              </w:rPr>
-            </w:pPr>
-          </w:p>
-        </w:tc>
-        <w:tc>
-          <w:tcPr>
-            <w:tcW w:w="3492" w:type="dxa"/>
-            <w:shd w:val="clear" w:color="auto" w:fill="E2EFD9" w:themeFill="accent6" w:themeFillTint="33"/>
-          </w:tcPr>
-          <w:p>
-            <w:pPr>
-              <w:rPr>
-                <w:b/>
-                <w:sz w:val="28"/>
-                <w:szCs w:val="28"/>
-              </w:rPr>
-            </w:pPr>
-          </w:p>
-        </w:tc>
-      </w:tr>
-      <w:tr>
-        <w:tc>
-          <w:tcPr>
-            <w:tcW w:w="5524" w:type="dxa"/>
-            <w:shd w:val="clear" w:color="auto" w:fill="E2EFD9" w:themeFill="accent6" w:themeFillTint="33"/>
-          </w:tcPr>
-          <w:p>
-            <w:pPr>
-              <w:rPr>
-                <w:b/>
-                <w:sz w:val="28"/>
-                <w:szCs w:val="28"/>
-              </w:rPr>
-            </w:pPr>
-          </w:p>
-        </w:tc>
-        <w:tc>
-          <w:tcPr>
-            <w:tcW w:w="3492" w:type="dxa"/>
-            <w:shd w:val="clear" w:color="auto" w:fill="E2EFD9" w:themeFill="accent6" w:themeFillTint="33"/>
-          </w:tcPr>
-          <w:p>
-            <w:pPr>
-              <w:rPr>
-                <w:b/>
-                <w:sz w:val="28"/>
-                <w:szCs w:val="28"/>
-              </w:rPr>
-            </w:pPr>
-          </w:p>
-        </w:tc>
-      </w:tr>
-      <w:tr>
-        <w:tc>
-          <w:tcPr>
-            <w:tcW w:w="5524" w:type="dxa"/>
-            <w:shd w:val="clear" w:color="auto" w:fill="E2EFD9" w:themeFill="accent6" w:themeFillTint="33"/>
-          </w:tcPr>
-          <w:p>
-            <w:pPr>
-              <w:rPr>
-                <w:b/>
-                <w:sz w:val="28"/>
-                <w:szCs w:val="28"/>
-              </w:rPr>
-            </w:pPr>
-          </w:p>
-        </w:tc>
-        <w:tc>
-          <w:tcPr>
-            <w:tcW w:w="3492" w:type="dxa"/>
-            <w:shd w:val="clear" w:color="auto" w:fill="E2EFD9" w:themeFill="accent6" w:themeFillTint="33"/>
-          </w:tcPr>
-          <w:p>
-            <w:pPr>
-              <w:rPr>
-                <w:b/>
-                <w:sz w:val="28"/>
-                <w:szCs w:val="28"/>
-              </w:rPr>
-            </w:pPr>
-          </w:p>
-        </w:tc>
-      </w:tr>
-      <w:tr>
-        <w:tc>
-          <w:tcPr>
-            <w:tcW w:w="5524" w:type="dxa"/>
-            <w:shd w:val="clear" w:color="auto" w:fill="E2EFD9" w:themeFill="accent6" w:themeFillTint="33"/>
-          </w:tcPr>
-          <w:p>
             <w:r>
               <w:t>{% endfor %}</w:t>
             </w:r>
@@ -4202,15 +2803,6 @@
         </w:tc>
       </w:tr>
     </w:tbl>
-    <w:p>
-      <w:pPr>
-        <w:rPr>
-          <w:b/>
-          <w:sz w:val="28"/>
-          <w:szCs w:val="28"/>
-        </w:rPr>
-      </w:pPr>
-    </w:p>
     <w:p>
       <w:pPr>
         <w:rPr>
@@ -4308,49 +2900,14 @@
             <w:shd w:val="clear" w:color="auto" w:fill="FDDFDF"/>
           </w:tcPr>
           <w:p>
-            <w:pPr>
-              <w:rPr>
-                <w:b/>
-                <w:sz w:val="28"/>
-                <w:szCs w:val="28"/>
-              </w:rPr>
-            </w:pPr>
-            <w:r>
-              <w:t xml:space="preserve">{% for client in </w:t>
-            </w:r>
-            <w:proofErr w:type="spellStart"/>
-            <w:r>
-              <w:t>non_publishable_clients</w:t>
-            </w:r>
-            <w:proofErr w:type="spellEnd"/>
-            <w:r>
-              <w:t xml:space="preserve"> %}</w:t>
-            </w:r>
-            <w:r>
-              <w:rPr>
-                <w:b/>
-                <w:sz w:val="28"/>
-                <w:szCs w:val="28"/>
-              </w:rPr>
+            <w:r>
+              <w:t>{% for client in non_publishable_clients %}</w:t>
+            </w:r>
+            <w:r>
               <w:t xml:space="preserve">{{ </w:t>
             </w:r>
-            <w:proofErr w:type="spellStart"/>
-            <w:r>
-              <w:rPr>
-                <w:b/>
-                <w:sz w:val="28"/>
-                <w:szCs w:val="28"/>
-              </w:rPr>
-              <w:t>client.active_key_client</w:t>
-            </w:r>
-            <w:proofErr w:type="spellEnd"/>
-            <w:r>
-              <w:rPr>
-                <w:b/>
-                <w:sz w:val="28"/>
-                <w:szCs w:val="28"/>
-              </w:rPr>
-              <w:t xml:space="preserve"> }}  </w:t>
+            <w:r>
+              <w:t xml:space="preserve">client.active_key_client }} </w:t>
             </w:r>
           </w:p>
         </w:tc>
@@ -4380,257 +2937,6 @@
                 <w:szCs w:val="28"/>
               </w:rPr>
             </w:pPr>
-          </w:p>
-        </w:tc>
-        <w:tc>
-          <w:tcPr>
-            <w:tcW w:w="3209" w:type="dxa"/>
-            <w:shd w:val="clear" w:color="auto" w:fill="FDDFDF"/>
-          </w:tcPr>
-          <w:p>
-            <w:pPr>
-              <w:rPr>
-                <w:b/>
-                <w:sz w:val="28"/>
-                <w:szCs w:val="28"/>
-              </w:rPr>
-            </w:pPr>
-          </w:p>
-        </w:tc>
-      </w:tr>
-      <w:tr>
-        <w:tc>
-          <w:tcPr>
-            <w:tcW w:w="5807" w:type="dxa"/>
-            <w:shd w:val="clear" w:color="auto" w:fill="FDDFDF"/>
-          </w:tcPr>
-          <w:p>
-            <w:pPr>
-              <w:rPr>
-                <w:b/>
-                <w:sz w:val="28"/>
-                <w:szCs w:val="28"/>
-              </w:rPr>
-            </w:pPr>
-          </w:p>
-        </w:tc>
-        <w:tc>
-          <w:tcPr>
-            <w:tcW w:w="3209" w:type="dxa"/>
-            <w:shd w:val="clear" w:color="auto" w:fill="FDDFDF"/>
-          </w:tcPr>
-          <w:p>
-            <w:pPr>
-              <w:rPr>
-                <w:b/>
-                <w:sz w:val="28"/>
-                <w:szCs w:val="28"/>
-              </w:rPr>
-            </w:pPr>
-          </w:p>
-        </w:tc>
-      </w:tr>
-      <w:tr>
-        <w:tc>
-          <w:tcPr>
-            <w:tcW w:w="5807" w:type="dxa"/>
-            <w:shd w:val="clear" w:color="auto" w:fill="FDDFDF"/>
-          </w:tcPr>
-          <w:p>
-            <w:pPr>
-              <w:rPr>
-                <w:b/>
-                <w:sz w:val="28"/>
-                <w:szCs w:val="28"/>
-              </w:rPr>
-            </w:pPr>
-            <w:bookmarkStart w:id="0" w:name="_GoBack"/>
-            <w:bookmarkEnd w:id="0"/>
-          </w:p>
-        </w:tc>
-        <w:tc>
-          <w:tcPr>
-            <w:tcW w:w="3209" w:type="dxa"/>
-            <w:shd w:val="clear" w:color="auto" w:fill="FDDFDF"/>
-          </w:tcPr>
-          <w:p>
-            <w:pPr>
-              <w:rPr>
-                <w:b/>
-                <w:sz w:val="28"/>
-                <w:szCs w:val="28"/>
-              </w:rPr>
-            </w:pPr>
-          </w:p>
-        </w:tc>
-      </w:tr>
-      <w:tr>
-        <w:tc>
-          <w:tcPr>
-            <w:tcW w:w="5807" w:type="dxa"/>
-            <w:shd w:val="clear" w:color="auto" w:fill="FDDFDF"/>
-          </w:tcPr>
-          <w:p>
-            <w:pPr>
-              <w:rPr>
-                <w:b/>
-                <w:sz w:val="28"/>
-                <w:szCs w:val="28"/>
-              </w:rPr>
-            </w:pPr>
-          </w:p>
-        </w:tc>
-        <w:tc>
-          <w:tcPr>
-            <w:tcW w:w="3209" w:type="dxa"/>
-            <w:shd w:val="clear" w:color="auto" w:fill="FDDFDF"/>
-          </w:tcPr>
-          <w:p>
-            <w:pPr>
-              <w:rPr>
-                <w:b/>
-                <w:sz w:val="28"/>
-                <w:szCs w:val="28"/>
-              </w:rPr>
-            </w:pPr>
-          </w:p>
-        </w:tc>
-      </w:tr>
-      <w:tr>
-        <w:tc>
-          <w:tcPr>
-            <w:tcW w:w="5807" w:type="dxa"/>
-            <w:shd w:val="clear" w:color="auto" w:fill="FDDFDF"/>
-          </w:tcPr>
-          <w:p>
-            <w:pPr>
-              <w:rPr>
-                <w:b/>
-                <w:sz w:val="28"/>
-                <w:szCs w:val="28"/>
-              </w:rPr>
-            </w:pPr>
-          </w:p>
-        </w:tc>
-        <w:tc>
-          <w:tcPr>
-            <w:tcW w:w="3209" w:type="dxa"/>
-            <w:shd w:val="clear" w:color="auto" w:fill="FDDFDF"/>
-          </w:tcPr>
-          <w:p>
-            <w:pPr>
-              <w:rPr>
-                <w:b/>
-                <w:sz w:val="28"/>
-                <w:szCs w:val="28"/>
-              </w:rPr>
-            </w:pPr>
-          </w:p>
-        </w:tc>
-      </w:tr>
-      <w:tr>
-        <w:tc>
-          <w:tcPr>
-            <w:tcW w:w="5807" w:type="dxa"/>
-            <w:shd w:val="clear" w:color="auto" w:fill="FDDFDF"/>
-          </w:tcPr>
-          <w:p>
-            <w:pPr>
-              <w:rPr>
-                <w:b/>
-                <w:sz w:val="28"/>
-                <w:szCs w:val="28"/>
-              </w:rPr>
-            </w:pPr>
-          </w:p>
-        </w:tc>
-        <w:tc>
-          <w:tcPr>
-            <w:tcW w:w="3209" w:type="dxa"/>
-            <w:shd w:val="clear" w:color="auto" w:fill="FDDFDF"/>
-          </w:tcPr>
-          <w:p>
-            <w:pPr>
-              <w:rPr>
-                <w:b/>
-                <w:sz w:val="28"/>
-                <w:szCs w:val="28"/>
-              </w:rPr>
-            </w:pPr>
-          </w:p>
-        </w:tc>
-      </w:tr>
-      <w:tr>
-        <w:tc>
-          <w:tcPr>
-            <w:tcW w:w="5807" w:type="dxa"/>
-            <w:shd w:val="clear" w:color="auto" w:fill="FDDFDF"/>
-          </w:tcPr>
-          <w:p>
-            <w:pPr>
-              <w:rPr>
-                <w:b/>
-                <w:sz w:val="28"/>
-                <w:szCs w:val="28"/>
-              </w:rPr>
-            </w:pPr>
-          </w:p>
-        </w:tc>
-        <w:tc>
-          <w:tcPr>
-            <w:tcW w:w="3209" w:type="dxa"/>
-            <w:shd w:val="clear" w:color="auto" w:fill="FDDFDF"/>
-          </w:tcPr>
-          <w:p>
-            <w:pPr>
-              <w:rPr>
-                <w:b/>
-                <w:sz w:val="28"/>
-                <w:szCs w:val="28"/>
-              </w:rPr>
-            </w:pPr>
-          </w:p>
-        </w:tc>
-      </w:tr>
-      <w:tr>
-        <w:tc>
-          <w:tcPr>
-            <w:tcW w:w="5807" w:type="dxa"/>
-            <w:shd w:val="clear" w:color="auto" w:fill="FDDFDF"/>
-          </w:tcPr>
-          <w:p>
-            <w:pPr>
-              <w:rPr>
-                <w:b/>
-                <w:sz w:val="28"/>
-                <w:szCs w:val="28"/>
-              </w:rPr>
-            </w:pPr>
-          </w:p>
-        </w:tc>
-        <w:tc>
-          <w:tcPr>
-            <w:tcW w:w="3209" w:type="dxa"/>
-            <w:shd w:val="clear" w:color="auto" w:fill="FDDFDF"/>
-          </w:tcPr>
-          <w:p>
-            <w:pPr>
-              <w:rPr>
-                <w:b/>
-                <w:sz w:val="28"/>
-                <w:szCs w:val="28"/>
-              </w:rPr>
-            </w:pPr>
-          </w:p>
-        </w:tc>
-      </w:tr>
-      <w:tr>
-        <w:tc>
-          <w:tcPr>
-            <w:tcW w:w="5807" w:type="dxa"/>
-            <w:shd w:val="clear" w:color="auto" w:fill="FDDFDF"/>
-          </w:tcPr>
-          <w:p>
             <w:r>
               <w:t>{% endfor %}</w:t>
             </w:r>
@@ -4675,7 +2981,6 @@
                 <w:b/>
                 <w:color w:val="FFFFFF" w:themeColor="background1"/>
               </w:rPr>
-              <w:lastRenderedPageBreak/>
               <w:br/>
             </w:r>
             <w:r>
@@ -4697,21 +3002,30 @@
           <w:szCs w:val="28"/>
         </w:rPr>
       </w:pPr>
-    </w:p>
-    <w:p>
-      <w:pPr>
+      <w:r>
         <w:rPr>
           <w:b/>
           <w:sz w:val="28"/>
           <w:szCs w:val="28"/>
         </w:rPr>
-      </w:pPr>
-      <w:r>
+        <w:br w:type="page"/>
+      </w:r>
+    </w:p>
+    <w:p>
+      <w:pPr>
         <w:rPr>
           <w:b/>
           <w:sz w:val="28"/>
           <w:szCs w:val="28"/>
         </w:rPr>
+      </w:pPr>
+      <w:r>
+        <w:rPr>
+          <w:b/>
+          <w:sz w:val="28"/>
+          <w:szCs w:val="28"/>
+        </w:rPr>
+        <w:lastRenderedPageBreak/>
         <w:t>Your team - Partners: leading partners</w:t>
       </w:r>
     </w:p>
@@ -4899,15 +3213,6 @@
     <w:p>
       <w:pPr>
         <w:rPr>
-          <w:b/>
-          <w:sz w:val="28"/>
-          <w:szCs w:val="28"/>
-        </w:rPr>
-      </w:pPr>
-    </w:p>
-    <w:p>
-      <w:pPr>
-        <w:rPr>
           <w:rFonts w:cs="Segoe UI"/>
           <w:b/>
           <w:iCs/>
@@ -4921,12 +3226,13 @@
       <w:tblPr>
         <w:tblStyle w:val="Tablaconcuadrcula"/>
         <w:tblW w:w="0" w:type="auto"/>
+        <w:tblLayout w:type="fixed"/>
         <w:tblLook w:val="04A0" w:firstRow="1" w:lastRow="0" w:firstColumn="1" w:lastColumn="0" w:noHBand="0" w:noVBand="1"/>
       </w:tblPr>
       <w:tblGrid>
-        <w:gridCol w:w="2609"/>
-        <w:gridCol w:w="2724"/>
-        <w:gridCol w:w="3683"/>
+        <w:gridCol w:w="2547"/>
+        <w:gridCol w:w="2268"/>
+        <w:gridCol w:w="4201"/>
       </w:tblGrid>
       <w:tr>
         <w:trPr>
@@ -5080,23 +3386,7 @@
                 <w:sz w:val="20"/>
                 <w:szCs w:val="20"/>
               </w:rPr>
-              <w:t xml:space="preserve">{{ </w:t>
-            </w:r>
-            <w:proofErr w:type="spellStart"/>
-            <w:r>
-              <w:rPr>
-                <w:sz w:val="20"/>
-                <w:szCs w:val="20"/>
-              </w:rPr>
-              <w:t>individual_nominations.leading_partners</w:t>
-            </w:r>
-            <w:proofErr w:type="spellEnd"/>
-            <w:r>
-              <w:rPr>
-                <w:sz w:val="20"/>
-                <w:szCs w:val="20"/>
-              </w:rPr>
-              <w:t xml:space="preserve">[0].name }} </w:t>
+              <w:t xml:space="preserve">{{ individual_nominations.leading_partners[0].name }} </w:t>
             </w:r>
           </w:p>
         </w:tc>
@@ -5116,23 +3406,7 @@
                 <w:sz w:val="20"/>
                 <w:szCs w:val="20"/>
               </w:rPr>
-              <w:t xml:space="preserve">{{ </w:t>
-            </w:r>
-            <w:proofErr w:type="spellStart"/>
-            <w:r>
-              <w:rPr>
-                <w:sz w:val="20"/>
-                <w:szCs w:val="20"/>
-              </w:rPr>
-              <w:t>individual_nominations.leading_partners</w:t>
-            </w:r>
-            <w:proofErr w:type="spellEnd"/>
-            <w:r>
-              <w:rPr>
-                <w:sz w:val="20"/>
-                <w:szCs w:val="20"/>
-              </w:rPr>
-              <w:t>[0].location }}</w:t>
+              <w:t>{{ individual_nominations.leading_partners[0].location }}</w:t>
             </w:r>
           </w:p>
         </w:tc>
@@ -5199,7 +3473,8 @@
       </w:tr>
       <w:tr>
         <w:trPr>
-          <w:trHeight w:val="7380"/>
+          <w:cantSplit/>
+          <w:trHeight w:val="6534"/>
         </w:trPr>
         <w:tc>
           <w:tcPr>
@@ -5218,7 +3493,6 @@
                 <w:sz w:val="20"/>
                 <w:szCs w:val="20"/>
               </w:rPr>
-              <w:lastRenderedPageBreak/>
               <w:t>{{ individual_nomi</w:t>
             </w:r>
             <w:r>
@@ -5239,6 +3513,29 @@
         </w:tc>
       </w:tr>
     </w:tbl>
+    <w:p>
+      <w:pPr>
+        <w:rPr>
+          <w:sz w:val="20"/>
+          <w:szCs w:val="20"/>
+        </w:rPr>
+      </w:pPr>
+    </w:p>
+    <w:p>
+      <w:pPr>
+        <w:rPr>
+          <w:sz w:val="20"/>
+          <w:szCs w:val="20"/>
+        </w:rPr>
+      </w:pPr>
+      <w:r>
+        <w:rPr>
+          <w:sz w:val="20"/>
+          <w:szCs w:val="20"/>
+        </w:rPr>
+        <w:br w:type="page"/>
+      </w:r>
+    </w:p>
     <w:p>
       <w:pPr>
         <w:rPr>
@@ -5251,12 +3548,13 @@
       <w:tblPr>
         <w:tblStyle w:val="Tablaconcuadrcula"/>
         <w:tblW w:w="0" w:type="auto"/>
+        <w:tblLayout w:type="fixed"/>
         <w:tblLook w:val="04A0" w:firstRow="1" w:lastRow="0" w:firstColumn="1" w:lastColumn="0" w:noHBand="0" w:noVBand="1"/>
       </w:tblPr>
       <w:tblGrid>
-        <w:gridCol w:w="2609"/>
-        <w:gridCol w:w="2724"/>
-        <w:gridCol w:w="3683"/>
+        <w:gridCol w:w="3539"/>
+        <w:gridCol w:w="2977"/>
+        <w:gridCol w:w="2500"/>
       </w:tblGrid>
       <w:tr>
         <w:trPr>
@@ -5421,30 +3719,14 @@
                 <w:sz w:val="20"/>
                 <w:szCs w:val="20"/>
               </w:rPr>
-              <w:t xml:space="preserve">{{ </w:t>
-            </w:r>
-            <w:proofErr w:type="spellStart"/>
-            <w:r>
-              <w:rPr>
-                <w:sz w:val="20"/>
-                <w:szCs w:val="20"/>
-              </w:rPr>
-              <w:t>individua</w:t>
-            </w:r>
-            <w:r>
-              <w:rPr>
-                <w:sz w:val="20"/>
-                <w:szCs w:val="20"/>
-              </w:rPr>
-              <w:t>l_nominations.leading_partners</w:t>
-            </w:r>
-            <w:proofErr w:type="spellEnd"/>
-            <w:r>
-              <w:rPr>
-                <w:sz w:val="20"/>
-                <w:szCs w:val="20"/>
-              </w:rPr>
-              <w:t>[1</w:t>
+              <w:t>{{ individua</w:t>
+            </w:r>
+            <w:r>
+              <w:rPr>
+                <w:sz w:val="20"/>
+                <w:szCs w:val="20"/>
+              </w:rPr>
+              <w:t>l_nominations.leading_partners[1</w:t>
             </w:r>
             <w:r>
               <w:rPr>
@@ -5475,30 +3757,14 @@
                 <w:sz w:val="20"/>
                 <w:szCs w:val="20"/>
               </w:rPr>
-              <w:t xml:space="preserve">{{ </w:t>
-            </w:r>
-            <w:proofErr w:type="spellStart"/>
-            <w:r>
-              <w:rPr>
-                <w:sz w:val="20"/>
-                <w:szCs w:val="20"/>
-              </w:rPr>
-              <w:t>individua</w:t>
-            </w:r>
-            <w:r>
-              <w:rPr>
-                <w:sz w:val="20"/>
-                <w:szCs w:val="20"/>
-              </w:rPr>
-              <w:t>l_nominations.leading_partners</w:t>
-            </w:r>
-            <w:proofErr w:type="spellEnd"/>
-            <w:r>
-              <w:rPr>
-                <w:sz w:val="20"/>
-                <w:szCs w:val="20"/>
-              </w:rPr>
-              <w:t>[1</w:t>
+              <w:t>{{ individua</w:t>
+            </w:r>
+            <w:r>
+              <w:rPr>
+                <w:sz w:val="20"/>
+                <w:szCs w:val="20"/>
+              </w:rPr>
+              <w:t>l_nominations.leading_partners[1</w:t>
             </w:r>
             <w:r>
               <w:rPr>
@@ -5576,7 +3842,8 @@
       </w:tr>
       <w:tr>
         <w:trPr>
-          <w:trHeight w:val="4368"/>
+          <w:cantSplit/>
+          <w:trHeight w:val="3234"/>
         </w:trPr>
         <w:tc>
           <w:tcPr>
@@ -5595,7 +3862,6 @@
                 <w:sz w:val="20"/>
                 <w:szCs w:val="20"/>
               </w:rPr>
-              <w:lastRenderedPageBreak/>
               <w:t>{{ individual_nomi</w:t>
             </w:r>
             <w:r>
@@ -5628,12 +3894,13 @@
       <w:tblPr>
         <w:tblStyle w:val="Tablaconcuadrcula"/>
         <w:tblW w:w="0" w:type="auto"/>
+        <w:tblLayout w:type="fixed"/>
         <w:tblLook w:val="04A0" w:firstRow="1" w:lastRow="0" w:firstColumn="1" w:lastColumn="0" w:noHBand="0" w:noVBand="1"/>
       </w:tblPr>
       <w:tblGrid>
-        <w:gridCol w:w="2609"/>
-        <w:gridCol w:w="2724"/>
-        <w:gridCol w:w="3683"/>
+        <w:gridCol w:w="3539"/>
+        <w:gridCol w:w="3544"/>
+        <w:gridCol w:w="1933"/>
       </w:tblGrid>
       <w:tr>
         <w:trPr>
@@ -5802,30 +4069,14 @@
                 <w:sz w:val="20"/>
                 <w:szCs w:val="20"/>
               </w:rPr>
-              <w:t xml:space="preserve">{{ </w:t>
-            </w:r>
-            <w:proofErr w:type="spellStart"/>
-            <w:r>
-              <w:rPr>
-                <w:sz w:val="20"/>
-                <w:szCs w:val="20"/>
-              </w:rPr>
-              <w:t>individua</w:t>
-            </w:r>
-            <w:r>
-              <w:rPr>
-                <w:sz w:val="20"/>
-                <w:szCs w:val="20"/>
-              </w:rPr>
-              <w:t>l_nominations.leading_partners</w:t>
-            </w:r>
-            <w:proofErr w:type="spellEnd"/>
-            <w:r>
-              <w:rPr>
-                <w:sz w:val="20"/>
-                <w:szCs w:val="20"/>
-              </w:rPr>
-              <w:t>[2</w:t>
+              <w:t>{{ individua</w:t>
+            </w:r>
+            <w:r>
+              <w:rPr>
+                <w:sz w:val="20"/>
+                <w:szCs w:val="20"/>
+              </w:rPr>
+              <w:t>l_nominations.leading_partners[2</w:t>
             </w:r>
             <w:r>
               <w:rPr>
@@ -5852,30 +4103,14 @@
                 <w:sz w:val="20"/>
                 <w:szCs w:val="20"/>
               </w:rPr>
-              <w:t xml:space="preserve">{{ </w:t>
-            </w:r>
-            <w:proofErr w:type="spellStart"/>
-            <w:r>
-              <w:rPr>
-                <w:sz w:val="20"/>
-                <w:szCs w:val="20"/>
-              </w:rPr>
-              <w:t>individua</w:t>
-            </w:r>
-            <w:r>
-              <w:rPr>
-                <w:sz w:val="20"/>
-                <w:szCs w:val="20"/>
-              </w:rPr>
-              <w:t>l_nominations.leading_partners</w:t>
-            </w:r>
-            <w:proofErr w:type="spellEnd"/>
-            <w:r>
-              <w:rPr>
-                <w:sz w:val="20"/>
-                <w:szCs w:val="20"/>
-              </w:rPr>
-              <w:t>[2</w:t>
+              <w:t>{{ individua</w:t>
+            </w:r>
+            <w:r>
+              <w:rPr>
+                <w:sz w:val="20"/>
+                <w:szCs w:val="20"/>
+              </w:rPr>
+              <w:t>l_nominations.leading_partners[2</w:t>
             </w:r>
             <w:r>
               <w:rPr>
@@ -5956,7 +4191,8 @@
       </w:tr>
       <w:tr>
         <w:trPr>
-          <w:trHeight w:val="4789"/>
+          <w:cantSplit/>
+          <w:trHeight w:val="3693"/>
         </w:trPr>
         <w:tc>
           <w:tcPr>
@@ -6031,6 +4267,24 @@
           <w:sz w:val="28"/>
           <w:szCs w:val="28"/>
         </w:rPr>
+        <w:br w:type="page"/>
+      </w:r>
+    </w:p>
+    <w:p>
+      <w:pPr>
+        <w:rPr>
+          <w:b/>
+          <w:sz w:val="28"/>
+          <w:szCs w:val="28"/>
+        </w:rPr>
+      </w:pPr>
+      <w:r>
+        <w:rPr>
+          <w:b/>
+          <w:sz w:val="28"/>
+          <w:szCs w:val="28"/>
+        </w:rPr>
+        <w:lastRenderedPageBreak/>
         <w:t xml:space="preserve">Your team - Partners: next generation partners </w:t>
       </w:r>
     </w:p>
@@ -6067,7 +4321,6 @@
                 <w:sz w:val="20"/>
                 <w:szCs w:val="20"/>
               </w:rPr>
-              <w:lastRenderedPageBreak/>
               <w:t xml:space="preserve">Please provide information about junior/new/younger </w:t>
             </w:r>
             <w:r>
@@ -6155,11 +4408,12 @@
       <w:tblPr>
         <w:tblStyle w:val="Tablaconcuadrcula"/>
         <w:tblW w:w="0" w:type="auto"/>
+        <w:tblLayout w:type="fixed"/>
         <w:tblLook w:val="04A0" w:firstRow="1" w:lastRow="0" w:firstColumn="1" w:lastColumn="0" w:noHBand="0" w:noVBand="1"/>
       </w:tblPr>
       <w:tblGrid>
-        <w:gridCol w:w="4423"/>
-        <w:gridCol w:w="4593"/>
+        <w:gridCol w:w="4106"/>
+        <w:gridCol w:w="4910"/>
       </w:tblGrid>
       <w:tr>
         <w:trPr>
@@ -6261,30 +4515,14 @@
                 <w:sz w:val="20"/>
                 <w:szCs w:val="20"/>
               </w:rPr>
-              <w:t xml:space="preserve">{{ </w:t>
-            </w:r>
-            <w:proofErr w:type="spellStart"/>
-            <w:r>
-              <w:rPr>
-                <w:sz w:val="20"/>
-                <w:szCs w:val="20"/>
-              </w:rPr>
-              <w:t>individua</w:t>
-            </w:r>
-            <w:r>
-              <w:rPr>
-                <w:sz w:val="20"/>
-                <w:szCs w:val="20"/>
-              </w:rPr>
-              <w:t>l_nominations.next_generation_partners</w:t>
-            </w:r>
-            <w:proofErr w:type="spellEnd"/>
-            <w:r>
-              <w:rPr>
-                <w:sz w:val="20"/>
-                <w:szCs w:val="20"/>
-              </w:rPr>
-              <w:t>[0</w:t>
+              <w:t>{{ individua</w:t>
+            </w:r>
+            <w:r>
+              <w:rPr>
+                <w:sz w:val="20"/>
+                <w:szCs w:val="20"/>
+              </w:rPr>
+              <w:t>l_nominations.next_generation_partners[0</w:t>
             </w:r>
             <w:r>
               <w:rPr>
@@ -6311,30 +4549,14 @@
                 <w:sz w:val="20"/>
                 <w:szCs w:val="20"/>
               </w:rPr>
-              <w:t xml:space="preserve">{{ </w:t>
-            </w:r>
-            <w:proofErr w:type="spellStart"/>
-            <w:r>
-              <w:rPr>
-                <w:sz w:val="20"/>
-                <w:szCs w:val="20"/>
-              </w:rPr>
-              <w:t>individua</w:t>
-            </w:r>
-            <w:r>
-              <w:rPr>
-                <w:sz w:val="20"/>
-                <w:szCs w:val="20"/>
-              </w:rPr>
-              <w:t>l_nominations.next_generation_partners</w:t>
-            </w:r>
-            <w:proofErr w:type="spellEnd"/>
-            <w:r>
-              <w:rPr>
-                <w:sz w:val="20"/>
-                <w:szCs w:val="20"/>
-              </w:rPr>
-              <w:t>[0].location</w:t>
+              <w:t>{{ individua</w:t>
+            </w:r>
+            <w:r>
+              <w:rPr>
+                <w:sz w:val="20"/>
+                <w:szCs w:val="20"/>
+              </w:rPr>
+              <w:t>l_nominations.next_generation_partners[0].location</w:t>
             </w:r>
             <w:r>
               <w:rPr>
@@ -6374,7 +4596,7 @@
       </w:tr>
       <w:tr>
         <w:trPr>
-          <w:trHeight w:val="2909"/>
+          <w:trHeight w:val="2717"/>
         </w:trPr>
         <w:tc>
           <w:tcPr>
@@ -6425,11 +4647,12 @@
       <w:tblPr>
         <w:tblStyle w:val="Tablaconcuadrcula"/>
         <w:tblW w:w="0" w:type="auto"/>
+        <w:tblLayout w:type="fixed"/>
         <w:tblLook w:val="04A0" w:firstRow="1" w:lastRow="0" w:firstColumn="1" w:lastColumn="0" w:noHBand="0" w:noVBand="1"/>
       </w:tblPr>
       <w:tblGrid>
-        <w:gridCol w:w="4423"/>
-        <w:gridCol w:w="4593"/>
+        <w:gridCol w:w="4106"/>
+        <w:gridCol w:w="4910"/>
       </w:tblGrid>
       <w:tr>
         <w:trPr>
@@ -6539,30 +4762,14 @@
                 <w:sz w:val="20"/>
                 <w:szCs w:val="20"/>
               </w:rPr>
-              <w:t xml:space="preserve">{{ </w:t>
-            </w:r>
-            <w:proofErr w:type="spellStart"/>
-            <w:r>
-              <w:rPr>
-                <w:sz w:val="20"/>
-                <w:szCs w:val="20"/>
-              </w:rPr>
-              <w:t>individua</w:t>
-            </w:r>
-            <w:r>
-              <w:rPr>
-                <w:sz w:val="20"/>
-                <w:szCs w:val="20"/>
-              </w:rPr>
-              <w:t>l_nominations.next_generation_partners</w:t>
-            </w:r>
-            <w:proofErr w:type="spellEnd"/>
-            <w:r>
-              <w:rPr>
-                <w:sz w:val="20"/>
-                <w:szCs w:val="20"/>
-              </w:rPr>
-              <w:t>[1</w:t>
+              <w:t>{{ individua</w:t>
+            </w:r>
+            <w:r>
+              <w:rPr>
+                <w:sz w:val="20"/>
+                <w:szCs w:val="20"/>
+              </w:rPr>
+              <w:t>l_nominations.next_generation_partners[1</w:t>
             </w:r>
             <w:r>
               <w:rPr>
@@ -6589,30 +4796,14 @@
                 <w:sz w:val="20"/>
                 <w:szCs w:val="20"/>
               </w:rPr>
-              <w:t xml:space="preserve">{{ </w:t>
-            </w:r>
-            <w:proofErr w:type="spellStart"/>
-            <w:r>
-              <w:rPr>
-                <w:sz w:val="20"/>
-                <w:szCs w:val="20"/>
-              </w:rPr>
-              <w:t>individua</w:t>
-            </w:r>
-            <w:r>
-              <w:rPr>
-                <w:sz w:val="20"/>
-                <w:szCs w:val="20"/>
-              </w:rPr>
-              <w:t>l_nominations.next_generation_partners</w:t>
-            </w:r>
-            <w:proofErr w:type="spellEnd"/>
-            <w:r>
-              <w:rPr>
-                <w:sz w:val="20"/>
-                <w:szCs w:val="20"/>
-              </w:rPr>
-              <w:t>[1].location</w:t>
+              <w:t>{{ individua</w:t>
+            </w:r>
+            <w:r>
+              <w:rPr>
+                <w:sz w:val="20"/>
+                <w:szCs w:val="20"/>
+              </w:rPr>
+              <w:t>l_nominations.next_generation_partners[1].location</w:t>
             </w:r>
             <w:r>
               <w:rPr>
@@ -6652,7 +4843,8 @@
       </w:tr>
       <w:tr>
         <w:trPr>
-          <w:trHeight w:val="2909"/>
+          <w:cantSplit/>
+          <w:trHeight w:val="2719"/>
         </w:trPr>
         <w:tc>
           <w:tcPr>
@@ -6729,6 +4921,24 @@
           <w:sz w:val="28"/>
           <w:szCs w:val="28"/>
         </w:rPr>
+        <w:br w:type="page"/>
+      </w:r>
+    </w:p>
+    <w:p>
+      <w:pPr>
+        <w:rPr>
+          <w:b/>
+          <w:sz w:val="28"/>
+          <w:szCs w:val="28"/>
+        </w:rPr>
+      </w:pPr>
+      <w:r>
+        <w:rPr>
+          <w:b/>
+          <w:sz w:val="28"/>
+          <w:szCs w:val="28"/>
+        </w:rPr>
+        <w:lastRenderedPageBreak/>
         <w:t>Your team - Associates: leading associates</w:t>
       </w:r>
     </w:p>
@@ -6765,7 +4975,6 @@
                 <w:sz w:val="20"/>
                 <w:szCs w:val="20"/>
               </w:rPr>
-              <w:lastRenderedPageBreak/>
               <w:t xml:space="preserve">Please provide information about junior/new/younger </w:t>
             </w:r>
             <w:r>
@@ -6869,11 +5078,12 @@
       <w:tblPr>
         <w:tblStyle w:val="Tablaconcuadrcula"/>
         <w:tblW w:w="9016" w:type="dxa"/>
+        <w:tblLayout w:type="fixed"/>
         <w:tblLook w:val="04A0" w:firstRow="1" w:lastRow="0" w:firstColumn="1" w:lastColumn="0" w:noHBand="0" w:noVBand="1"/>
       </w:tblPr>
       <w:tblGrid>
-        <w:gridCol w:w="4411"/>
-        <w:gridCol w:w="4605"/>
+        <w:gridCol w:w="4106"/>
+        <w:gridCol w:w="4910"/>
       </w:tblGrid>
       <w:tr>
         <w:trPr>
@@ -6975,30 +5185,14 @@
                 <w:sz w:val="20"/>
                 <w:szCs w:val="20"/>
               </w:rPr>
-              <w:t xml:space="preserve">{{ </w:t>
-            </w:r>
-            <w:proofErr w:type="spellStart"/>
-            <w:r>
-              <w:rPr>
-                <w:sz w:val="20"/>
-                <w:szCs w:val="20"/>
-              </w:rPr>
-              <w:t>individua</w:t>
-            </w:r>
-            <w:r>
-              <w:rPr>
-                <w:sz w:val="20"/>
-                <w:szCs w:val="20"/>
-              </w:rPr>
-              <w:t>l_nominations.leading_associates</w:t>
-            </w:r>
-            <w:proofErr w:type="spellEnd"/>
-            <w:r>
-              <w:rPr>
-                <w:sz w:val="20"/>
-                <w:szCs w:val="20"/>
-              </w:rPr>
-              <w:t>[0</w:t>
+              <w:t>{{ individua</w:t>
+            </w:r>
+            <w:r>
+              <w:rPr>
+                <w:sz w:val="20"/>
+                <w:szCs w:val="20"/>
+              </w:rPr>
+              <w:t>l_nominations.leading_associates[0</w:t>
             </w:r>
             <w:r>
               <w:rPr>
@@ -7025,30 +5219,14 @@
                 <w:sz w:val="20"/>
                 <w:szCs w:val="20"/>
               </w:rPr>
-              <w:t xml:space="preserve">{{ </w:t>
-            </w:r>
-            <w:proofErr w:type="spellStart"/>
-            <w:r>
-              <w:rPr>
-                <w:sz w:val="20"/>
-                <w:szCs w:val="20"/>
-              </w:rPr>
-              <w:t>individua</w:t>
-            </w:r>
-            <w:r>
-              <w:rPr>
-                <w:sz w:val="20"/>
-                <w:szCs w:val="20"/>
-              </w:rPr>
-              <w:t>l_nominations.leading_associates</w:t>
-            </w:r>
-            <w:proofErr w:type="spellEnd"/>
-            <w:r>
-              <w:rPr>
-                <w:sz w:val="20"/>
-                <w:szCs w:val="20"/>
-              </w:rPr>
-              <w:t>[0].location</w:t>
+              <w:t>{{ individua</w:t>
+            </w:r>
+            <w:r>
+              <w:rPr>
+                <w:sz w:val="20"/>
+                <w:szCs w:val="20"/>
+              </w:rPr>
+              <w:t>l_nominations.leading_associates[0].location</w:t>
             </w:r>
             <w:r>
               <w:rPr>
@@ -7088,7 +5266,8 @@
       </w:tr>
       <w:tr>
         <w:trPr>
-          <w:trHeight w:val="2909"/>
+          <w:cantSplit/>
+          <w:trHeight w:val="2757"/>
         </w:trPr>
         <w:tc>
           <w:tcPr>
@@ -7139,11 +5318,12 @@
       <w:tblPr>
         <w:tblStyle w:val="Tablaconcuadrcula"/>
         <w:tblW w:w="0" w:type="auto"/>
+        <w:tblLayout w:type="fixed"/>
         <w:tblLook w:val="04A0" w:firstRow="1" w:lastRow="0" w:firstColumn="1" w:lastColumn="0" w:noHBand="0" w:noVBand="1"/>
       </w:tblPr>
       <w:tblGrid>
-        <w:gridCol w:w="4411"/>
-        <w:gridCol w:w="4605"/>
+        <w:gridCol w:w="4106"/>
+        <w:gridCol w:w="4910"/>
       </w:tblGrid>
       <w:tr>
         <w:trPr>
@@ -7253,30 +5433,14 @@
                 <w:sz w:val="20"/>
                 <w:szCs w:val="20"/>
               </w:rPr>
-              <w:t xml:space="preserve">{{ </w:t>
-            </w:r>
-            <w:proofErr w:type="spellStart"/>
-            <w:r>
-              <w:rPr>
-                <w:sz w:val="20"/>
-                <w:szCs w:val="20"/>
-              </w:rPr>
-              <w:t>individua</w:t>
-            </w:r>
-            <w:r>
-              <w:rPr>
-                <w:sz w:val="20"/>
-                <w:szCs w:val="20"/>
-              </w:rPr>
-              <w:t>l_nominations.leading_associates</w:t>
-            </w:r>
-            <w:proofErr w:type="spellEnd"/>
-            <w:r>
-              <w:rPr>
-                <w:sz w:val="20"/>
-                <w:szCs w:val="20"/>
-              </w:rPr>
-              <w:t>[1</w:t>
+              <w:t>{{ individua</w:t>
+            </w:r>
+            <w:r>
+              <w:rPr>
+                <w:sz w:val="20"/>
+                <w:szCs w:val="20"/>
+              </w:rPr>
+              <w:t>l_nominations.leading_associates[1</w:t>
             </w:r>
             <w:r>
               <w:rPr>
@@ -7303,30 +5467,14 @@
                 <w:sz w:val="20"/>
                 <w:szCs w:val="20"/>
               </w:rPr>
-              <w:t xml:space="preserve">{{ </w:t>
-            </w:r>
-            <w:proofErr w:type="spellStart"/>
-            <w:r>
-              <w:rPr>
-                <w:sz w:val="20"/>
-                <w:szCs w:val="20"/>
-              </w:rPr>
-              <w:t>individua</w:t>
-            </w:r>
-            <w:r>
-              <w:rPr>
-                <w:sz w:val="20"/>
-                <w:szCs w:val="20"/>
-              </w:rPr>
-              <w:t>l_nominations.leading_associates</w:t>
-            </w:r>
-            <w:proofErr w:type="spellEnd"/>
-            <w:r>
-              <w:rPr>
-                <w:sz w:val="20"/>
-                <w:szCs w:val="20"/>
-              </w:rPr>
-              <w:t>[1].location</w:t>
+              <w:t>{{ individua</w:t>
+            </w:r>
+            <w:r>
+              <w:rPr>
+                <w:sz w:val="20"/>
+                <w:szCs w:val="20"/>
+              </w:rPr>
+              <w:t>l_nominations.leading_associates[1].location</w:t>
             </w:r>
             <w:r>
               <w:rPr>
@@ -7366,7 +5514,7 @@
       </w:tr>
       <w:tr>
         <w:trPr>
-          <w:trHeight w:val="2909"/>
+          <w:trHeight w:val="2717"/>
         </w:trPr>
         <w:tc>
           <w:tcPr>
@@ -7427,6 +5575,24 @@
           <w:sz w:val="28"/>
           <w:szCs w:val="28"/>
         </w:rPr>
+        <w:br w:type="page"/>
+      </w:r>
+    </w:p>
+    <w:p>
+      <w:pPr>
+        <w:rPr>
+          <w:b/>
+          <w:sz w:val="28"/>
+          <w:szCs w:val="28"/>
+        </w:rPr>
+      </w:pPr>
+      <w:r>
+        <w:rPr>
+          <w:b/>
+          <w:sz w:val="28"/>
+          <w:szCs w:val="28"/>
+        </w:rPr>
+        <w:lastRenderedPageBreak/>
         <w:t>Your team: significant recent arrivals and partner-level departures</w:t>
       </w:r>
     </w:p>
@@ -7468,10 +5634,6 @@
             </w:r>
             <w:r>
               <w:br/>
-              <w:t xml:space="preserve">{% for team in </w:t>
-            </w:r>
-            <w:r>
-              <w:t>ArrivalDeparture %}</w:t>
             </w:r>
           </w:p>
         </w:tc>
@@ -7594,19 +5756,10 @@
             <w:tcW w:w="1980" w:type="dxa"/>
           </w:tcPr>
           <w:p>
-            <w:pPr>
-              <w:rPr>
-                <w:b/>
-                <w:sz w:val="28"/>
-                <w:szCs w:val="28"/>
-              </w:rPr>
-            </w:pPr>
-            <w:r>
-              <w:rPr>
-                <w:b/>
-                <w:sz w:val="28"/>
-                <w:szCs w:val="28"/>
-              </w:rPr>
+            <w:r>
+              <w:t>{% for team in ArrivalDeparture %}</w:t>
+            </w:r>
+            <w:r>
               <w:t>{{ team.name}}</w:t>
             </w:r>
           </w:p>
@@ -7616,38 +5769,8 @@
             <w:tcW w:w="1701" w:type="dxa"/>
           </w:tcPr>
           <w:p>
-            <w:pPr>
-              <w:rPr>
-                <w:b/>
-                <w:sz w:val="28"/>
-                <w:szCs w:val="28"/>
-              </w:rPr>
-            </w:pPr>
-            <w:r>
-              <w:rPr>
-                <w:b/>
-                <w:sz w:val="28"/>
-                <w:szCs w:val="28"/>
-              </w:rPr>
-              <w:t xml:space="preserve">{{ </w:t>
-            </w:r>
-            <w:proofErr w:type="spellStart"/>
-            <w:r>
-              <w:rPr>
-                <w:b/>
-                <w:sz w:val="28"/>
-                <w:szCs w:val="28"/>
-              </w:rPr>
-              <w:t>team.position_role</w:t>
-            </w:r>
-            <w:proofErr w:type="spellEnd"/>
-            <w:r>
-              <w:rPr>
-                <w:b/>
-                <w:sz w:val="28"/>
-                <w:szCs w:val="28"/>
-              </w:rPr>
-              <w:t>}}</w:t>
+            <w:r>
+              <w:t>{{ team.position_role}}</w:t>
             </w:r>
           </w:p>
         </w:tc>
@@ -7656,38 +5779,8 @@
             <w:tcW w:w="1701" w:type="dxa"/>
           </w:tcPr>
           <w:p>
-            <w:pPr>
-              <w:rPr>
-                <w:b/>
-                <w:sz w:val="28"/>
-                <w:szCs w:val="28"/>
-              </w:rPr>
-            </w:pPr>
-            <w:r>
-              <w:rPr>
-                <w:b/>
-                <w:sz w:val="28"/>
-                <w:szCs w:val="28"/>
-              </w:rPr>
-              <w:t xml:space="preserve">{{ </w:t>
-            </w:r>
-            <w:proofErr w:type="spellStart"/>
-            <w:r>
-              <w:rPr>
-                <w:b/>
-                <w:sz w:val="28"/>
-                <w:szCs w:val="28"/>
-              </w:rPr>
-              <w:t>team.action</w:t>
-            </w:r>
-            <w:proofErr w:type="spellEnd"/>
-            <w:r>
-              <w:rPr>
-                <w:b/>
-                <w:sz w:val="28"/>
-                <w:szCs w:val="28"/>
-              </w:rPr>
-              <w:t>}}</w:t>
+            <w:r>
+              <w:t>{{ team.action}}</w:t>
             </w:r>
           </w:p>
         </w:tc>
@@ -7696,38 +5789,8 @@
             <w:tcW w:w="1984" w:type="dxa"/>
           </w:tcPr>
           <w:p>
-            <w:pPr>
-              <w:rPr>
-                <w:b/>
-                <w:sz w:val="28"/>
-                <w:szCs w:val="28"/>
-              </w:rPr>
-            </w:pPr>
-            <w:r>
-              <w:rPr>
-                <w:b/>
-                <w:sz w:val="28"/>
-                <w:szCs w:val="28"/>
-              </w:rPr>
-              <w:t xml:space="preserve">{{ </w:t>
-            </w:r>
-            <w:proofErr w:type="spellStart"/>
-            <w:r>
-              <w:rPr>
-                <w:b/>
-                <w:sz w:val="28"/>
-                <w:szCs w:val="28"/>
-              </w:rPr>
-              <w:t>team.firm_source_destination</w:t>
-            </w:r>
-            <w:proofErr w:type="spellEnd"/>
-            <w:r>
-              <w:rPr>
-                <w:b/>
-                <w:sz w:val="28"/>
-                <w:szCs w:val="28"/>
-              </w:rPr>
-              <w:t>}}</w:t>
+            <w:r>
+              <w:t>{{ team.firm_source_destination}}</w:t>
             </w:r>
           </w:p>
         </w:tc>
@@ -7736,43 +5799,16 @@
             <w:tcW w:w="1701" w:type="dxa"/>
           </w:tcPr>
           <w:p>
-            <w:pPr>
-              <w:rPr>
-                <w:b/>
-                <w:sz w:val="28"/>
-                <w:szCs w:val="28"/>
-              </w:rPr>
-            </w:pPr>
-            <w:r>
-              <w:rPr>
-                <w:b/>
-                <w:sz w:val="28"/>
-                <w:szCs w:val="28"/>
-              </w:rPr>
-              <w:t xml:space="preserve">{{ </w:t>
-            </w:r>
-            <w:proofErr w:type="spellStart"/>
-            <w:r>
-              <w:rPr>
-                <w:b/>
-                <w:sz w:val="28"/>
-                <w:szCs w:val="28"/>
-              </w:rPr>
-              <w:t>team.month_year</w:t>
-            </w:r>
-            <w:proofErr w:type="spellEnd"/>
-            <w:r>
-              <w:rPr>
-                <w:b/>
-                <w:sz w:val="28"/>
-                <w:szCs w:val="28"/>
-              </w:rPr>
-              <w:t>}}</w:t>
-            </w:r>
-          </w:p>
-        </w:tc>
-      </w:tr>
-      <w:tr>
+            <w:r>
+              <w:t>{{ team.month_year}}</w:t>
+            </w:r>
+          </w:p>
+        </w:tc>
+      </w:tr>
+      <w:tr>
+        <w:trPr>
+          <w:cantSplit/>
+        </w:trPr>
         <w:tc>
           <w:tcPr>
             <w:tcW w:w="1980" w:type="dxa"/>
@@ -7785,6 +5821,9 @@
                 <w:szCs w:val="28"/>
               </w:rPr>
             </w:pPr>
+            <w:r>
+              <w:t>{% endfor %}</w:t>
+            </w:r>
           </w:p>
         </w:tc>
         <w:tc>
@@ -8497,11 +6536,7 @@
           <w:tcPr>
             <w:tcW w:w="1980" w:type="dxa"/>
           </w:tcPr>
-          <w:p>
-            <w:r>
-              <w:t>{% endfor %}</w:t>
-            </w:r>
-          </w:p>
+          <w:p/>
         </w:tc>
         <w:tc>
           <w:tcPr>
@@ -8561,15 +6596,6 @@
         </w:tc>
       </w:tr>
     </w:tbl>
-    <w:p>
-      <w:pPr>
-        <w:rPr>
-          <w:b/>
-          <w:sz w:val="28"/>
-          <w:szCs w:val="28"/>
-        </w:rPr>
-      </w:pPr>
-    </w:p>
     <w:p>
       <w:pPr>
         <w:rPr>
@@ -8844,49 +6870,15 @@
           </w:tcPr>
           <w:p>
             <w:pPr>
+              <w:pStyle w:val="Sinespaciado"/>
+              <w:keepNext/>
               <w:rPr>
                 <w:sz w:val="16"/>
                 <w:szCs w:val="16"/>
               </w:rPr>
             </w:pPr>
             <w:r>
-              <w:rPr>
-                <w:sz w:val="28"/>
-                <w:szCs w:val="28"/>
-              </w:rPr>
-              <w:t xml:space="preserve">{{ </w:t>
-            </w:r>
-            <w:proofErr w:type="spellStart"/>
-            <w:r>
-              <w:rPr>
-                <w:sz w:val="28"/>
-                <w:szCs w:val="28"/>
-              </w:rPr>
-              <w:t>WorkHighlight</w:t>
-            </w:r>
-            <w:proofErr w:type="spellEnd"/>
-            <w:r>
-              <w:rPr>
-                <w:sz w:val="28"/>
-                <w:szCs w:val="28"/>
-              </w:rPr>
-              <w:t>[0].</w:t>
-            </w:r>
-            <w:proofErr w:type="spellStart"/>
-            <w:r>
-              <w:rPr>
-                <w:sz w:val="28"/>
-                <w:szCs w:val="28"/>
-              </w:rPr>
-              <w:t>publishable_summary</w:t>
-            </w:r>
-            <w:proofErr w:type="spellEnd"/>
-            <w:r>
-              <w:rPr>
-                <w:sz w:val="28"/>
-                <w:szCs w:val="28"/>
-              </w:rPr>
-              <w:t xml:space="preserve"> }}</w:t>
+              <w:t>{{ WorkHighlight[0].publishable_summary }}</w:t>
             </w:r>
           </w:p>
         </w:tc>
@@ -8951,49 +6943,15 @@
           </w:tcPr>
           <w:p>
             <w:pPr>
-              <w:rPr>
-                <w:sz w:val="28"/>
-                <w:szCs w:val="28"/>
-              </w:rPr>
-            </w:pPr>
-            <w:r>
-              <w:rPr>
-                <w:sz w:val="28"/>
-                <w:szCs w:val="28"/>
-              </w:rPr>
-              <w:t xml:space="preserve">{{ </w:t>
-            </w:r>
-            <w:proofErr w:type="spellStart"/>
-            <w:r>
-              <w:rPr>
-                <w:sz w:val="28"/>
-                <w:szCs w:val="28"/>
-              </w:rPr>
-              <w:t>WorkHighlight</w:t>
-            </w:r>
-            <w:proofErr w:type="spellEnd"/>
-            <w:r>
-              <w:rPr>
-                <w:sz w:val="28"/>
-                <w:szCs w:val="28"/>
-              </w:rPr>
-              <w:t>[1].</w:t>
-            </w:r>
-            <w:proofErr w:type="spellStart"/>
-            <w:r>
-              <w:rPr>
-                <w:sz w:val="28"/>
-                <w:szCs w:val="28"/>
-              </w:rPr>
-              <w:t>publishable_summary</w:t>
-            </w:r>
-            <w:proofErr w:type="spellEnd"/>
-            <w:r>
-              <w:rPr>
-                <w:sz w:val="28"/>
-                <w:szCs w:val="28"/>
-              </w:rPr>
-              <w:t xml:space="preserve"> }}</w:t>
+              <w:pStyle w:val="Sinespaciado"/>
+              <w:keepNext/>
+              <w:rPr>
+                <w:sz w:val="28"/>
+                <w:szCs w:val="28"/>
+              </w:rPr>
+            </w:pPr>
+            <w:r>
+              <w:t>{{ WorkHighlight[1].publishable_summary }}</w:t>
             </w:r>
           </w:p>
         </w:tc>
@@ -9067,49 +7025,15 @@
           </w:tcPr>
           <w:p>
             <w:pPr>
-              <w:rPr>
-                <w:sz w:val="28"/>
-                <w:szCs w:val="28"/>
-              </w:rPr>
-            </w:pPr>
-            <w:r>
-              <w:rPr>
-                <w:sz w:val="28"/>
-                <w:szCs w:val="28"/>
-              </w:rPr>
-              <w:t xml:space="preserve">{{ </w:t>
-            </w:r>
-            <w:proofErr w:type="spellStart"/>
-            <w:r>
-              <w:rPr>
-                <w:sz w:val="28"/>
-                <w:szCs w:val="28"/>
-              </w:rPr>
-              <w:t>WorkHighlight</w:t>
-            </w:r>
-            <w:proofErr w:type="spellEnd"/>
-            <w:r>
-              <w:rPr>
-                <w:sz w:val="28"/>
-                <w:szCs w:val="28"/>
-              </w:rPr>
-              <w:t>[2].</w:t>
-            </w:r>
-            <w:proofErr w:type="spellStart"/>
-            <w:r>
-              <w:rPr>
-                <w:sz w:val="28"/>
-                <w:szCs w:val="28"/>
-              </w:rPr>
-              <w:t>publishable_summary</w:t>
-            </w:r>
-            <w:proofErr w:type="spellEnd"/>
-            <w:r>
-              <w:rPr>
-                <w:sz w:val="28"/>
-                <w:szCs w:val="28"/>
-              </w:rPr>
-              <w:t xml:space="preserve"> }}</w:t>
+              <w:pStyle w:val="Sinespaciado"/>
+              <w:keepNext/>
+              <w:rPr>
+                <w:sz w:val="28"/>
+                <w:szCs w:val="28"/>
+              </w:rPr>
+            </w:pPr>
+            <w:r>
+              <w:t>{{ WorkHighlight[2].publishable_summary }}</w:t>
             </w:r>
           </w:p>
         </w:tc>
@@ -9197,50 +7121,12 @@
         <w:t>To add additional matters, simply click a matter box, click the small icon in the top left corner, then copy and paste onto a new page.</w:t>
       </w:r>
     </w:p>
+    <w:p/>
+    <w:p/>
+    <w:p/>
+    <w:p/>
+    <w:p/>
     <w:p>
-      <w:pPr>
-        <w:rPr>
-          <w:b/>
-          <w:sz w:val="28"/>
-          <w:szCs w:val="28"/>
-        </w:rPr>
-      </w:pPr>
-    </w:p>
-    <w:p>
-      <w:pPr>
-        <w:rPr>
-          <w:b/>
-          <w:sz w:val="28"/>
-          <w:szCs w:val="28"/>
-        </w:rPr>
-      </w:pPr>
-    </w:p>
-    <w:p>
-      <w:pPr>
-        <w:rPr>
-          <w:b/>
-          <w:sz w:val="28"/>
-          <w:szCs w:val="28"/>
-        </w:rPr>
-      </w:pPr>
-    </w:p>
-    <w:p>
-      <w:pPr>
-        <w:rPr>
-          <w:b/>
-          <w:sz w:val="28"/>
-          <w:szCs w:val="28"/>
-        </w:rPr>
-      </w:pPr>
-    </w:p>
-    <w:p>
-      <w:pPr>
-        <w:rPr>
-          <w:b/>
-          <w:sz w:val="28"/>
-          <w:szCs w:val="28"/>
-        </w:rPr>
-      </w:pPr>
       <w:r>
         <w:t>{% for matter in publishable_matters %}</w:t>
       </w:r>
@@ -9365,25 +7251,7 @@
                 <w:sz w:val="28"/>
                 <w:szCs w:val="28"/>
               </w:rPr>
-              <w:t xml:space="preserve">{{ </w:t>
-            </w:r>
-            <w:proofErr w:type="spellStart"/>
-            <w:r>
-              <w:rPr>
-                <w:b/>
-                <w:sz w:val="28"/>
-                <w:szCs w:val="28"/>
-              </w:rPr>
-              <w:t>matter.client_name</w:t>
-            </w:r>
-            <w:proofErr w:type="spellEnd"/>
-            <w:r>
-              <w:rPr>
-                <w:b/>
-                <w:sz w:val="28"/>
-                <w:szCs w:val="28"/>
-              </w:rPr>
-              <w:t xml:space="preserve"> }}</w:t>
+              <w:t>{{ matter.client_name }}</w:t>
             </w:r>
           </w:p>
         </w:tc>
@@ -9407,18 +7275,8 @@
                 <w:sz w:val="28"/>
                 <w:szCs w:val="28"/>
               </w:rPr>
-              <w:t xml:space="preserve">{{ </w:t>
-            </w:r>
-            <w:proofErr w:type="spellStart"/>
-            <w:r>
-              <w:rPr>
-                <w:b/>
-                <w:sz w:val="28"/>
-                <w:szCs w:val="28"/>
-              </w:rPr>
-              <w:t>matter.industry_sector</w:t>
-            </w:r>
-            <w:proofErr w:type="spellEnd"/>
+              <w:t>{{ matter.industry_sector</w:t>
+            </w:r>
             <w:r>
               <w:rPr>
                 <w:b/>
@@ -9486,17 +7344,8 @@
                 <w:sz w:val="20"/>
                 <w:szCs w:val="20"/>
               </w:rPr>
-              <w:t xml:space="preserve">{{ </w:t>
-            </w:r>
-            <w:proofErr w:type="spellStart"/>
-            <w:r>
-              <w:rPr>
-                <w:sz w:val="20"/>
-                <w:szCs w:val="20"/>
-              </w:rPr>
-              <w:t>matter.matter_description</w:t>
-            </w:r>
-            <w:proofErr w:type="spellEnd"/>
+              <w:t>{{ matter.matter_description</w:t>
+            </w:r>
             <w:r>
               <w:rPr>
                 <w:sz w:val="20"/>
@@ -9563,18 +7412,8 @@
                 <w:sz w:val="28"/>
                 <w:szCs w:val="28"/>
               </w:rPr>
-              <w:t xml:space="preserve">{{ </w:t>
-            </w:r>
-            <w:proofErr w:type="spellStart"/>
-            <w:r>
-              <w:rPr>
-                <w:b/>
-                <w:sz w:val="28"/>
-                <w:szCs w:val="28"/>
-              </w:rPr>
-              <w:t>matter.deal_value</w:t>
-            </w:r>
-            <w:proofErr w:type="spellEnd"/>
+              <w:t>{{ matter.deal_value</w:t>
+            </w:r>
             <w:r>
               <w:rPr>
                 <w:b/>
@@ -9681,18 +7520,8 @@
                 <w:sz w:val="28"/>
                 <w:szCs w:val="28"/>
               </w:rPr>
-              <w:t xml:space="preserve">{{ </w:t>
-            </w:r>
-            <w:proofErr w:type="spellStart"/>
-            <w:r>
-              <w:rPr>
-                <w:b/>
-                <w:sz w:val="28"/>
-                <w:szCs w:val="28"/>
-              </w:rPr>
-              <w:t>matter.jurisdictions_involved</w:t>
-            </w:r>
-            <w:proofErr w:type="spellEnd"/>
+              <w:t>{{ matter.jurisdictions_involved</w:t>
+            </w:r>
             <w:r>
               <w:rPr>
                 <w:b/>
@@ -9839,10 +7668,7 @@
           </w:tcPr>
           <w:p>
             <w:r>
-              <w:t xml:space="preserve">{{ </w:t>
-            </w:r>
-            <w:r>
-              <w:t>matter.leading_partners[0].name }}</w:t>
+              <w:t>{{ matter.leading_partners[0].name }}</w:t>
             </w:r>
           </w:p>
         </w:tc>
@@ -10099,10 +7925,7 @@
           </w:tcPr>
           <w:p>
             <w:r>
-              <w:t xml:space="preserve">{{ </w:t>
-            </w:r>
-            <w:r>
-              <w:t>matter.other_partners[1].practice_area }}</w:t>
+              <w:t>{{ matter.other_partners[1].practice_area }}</w:t>
             </w:r>
           </w:p>
         </w:tc>
@@ -10255,36 +8078,8 @@
                 <w:szCs w:val="28"/>
               </w:rPr>
               <w:lastRenderedPageBreak/>
-              <w:t xml:space="preserve">{{ </w:t>
-            </w:r>
-            <w:proofErr w:type="spellStart"/>
-            <w:r>
-              <w:rPr>
-                <w:b/>
-                <w:sz w:val="28"/>
-                <w:szCs w:val="28"/>
-              </w:rPr>
-              <w:t>matter.external_firms_advising</w:t>
-            </w:r>
-            <w:proofErr w:type="spellEnd"/>
-            <w:r>
-              <w:rPr>
-                <w:b/>
-                <w:sz w:val="28"/>
-                <w:szCs w:val="28"/>
-              </w:rPr>
-              <w:t>[0].</w:t>
-            </w:r>
-            <w:proofErr w:type="spellStart"/>
-            <w:r>
-              <w:rPr>
-                <w:b/>
-                <w:sz w:val="28"/>
-                <w:szCs w:val="28"/>
-              </w:rPr>
-              <w:t>firm_name</w:t>
-            </w:r>
-            <w:proofErr w:type="spellEnd"/>
+              <w:t>{{ matter.external_firms_advising[0].firm_name</w:t>
+            </w:r>
             <w:r>
               <w:rPr>
                 <w:b/>
@@ -10315,36 +8110,8 @@
                 <w:sz w:val="28"/>
                 <w:szCs w:val="28"/>
               </w:rPr>
-              <w:t xml:space="preserve">{{ </w:t>
-            </w:r>
-            <w:proofErr w:type="spellStart"/>
-            <w:r>
-              <w:rPr>
-                <w:b/>
-                <w:sz w:val="28"/>
-                <w:szCs w:val="28"/>
-              </w:rPr>
-              <w:t>matter.external_firms_advising</w:t>
-            </w:r>
-            <w:proofErr w:type="spellEnd"/>
-            <w:r>
-              <w:rPr>
-                <w:b/>
-                <w:sz w:val="28"/>
-                <w:szCs w:val="28"/>
-              </w:rPr>
-              <w:t>[0].</w:t>
-            </w:r>
-            <w:proofErr w:type="spellStart"/>
-            <w:r>
-              <w:rPr>
-                <w:b/>
-                <w:sz w:val="28"/>
-                <w:szCs w:val="28"/>
-              </w:rPr>
-              <w:t>role_details</w:t>
-            </w:r>
-            <w:proofErr w:type="spellEnd"/>
+              <w:t>{{ matter.external_firms_advising[0].role_details</w:t>
+            </w:r>
             <w:r>
               <w:rPr>
                 <w:b/>
@@ -10374,36 +8141,8 @@
                 <w:sz w:val="28"/>
                 <w:szCs w:val="28"/>
               </w:rPr>
-              <w:t xml:space="preserve">{{ </w:t>
-            </w:r>
-            <w:proofErr w:type="spellStart"/>
-            <w:r>
-              <w:rPr>
-                <w:b/>
-                <w:sz w:val="28"/>
-                <w:szCs w:val="28"/>
-              </w:rPr>
-              <w:t>matter.external_firms_advising</w:t>
-            </w:r>
-            <w:proofErr w:type="spellEnd"/>
-            <w:r>
-              <w:rPr>
-                <w:b/>
-                <w:sz w:val="28"/>
-                <w:szCs w:val="28"/>
-              </w:rPr>
-              <w:t>[0].</w:t>
-            </w:r>
-            <w:proofErr w:type="spellStart"/>
-            <w:r>
-              <w:rPr>
-                <w:b/>
-                <w:sz w:val="28"/>
-                <w:szCs w:val="28"/>
-              </w:rPr>
-              <w:t>entity_advised</w:t>
-            </w:r>
-            <w:proofErr w:type="spellEnd"/>
+              <w:t>{{ matter.external_firms_advising[0].entity_advised</w:t>
+            </w:r>
             <w:r>
               <w:rPr>
                 <w:b/>
@@ -10498,18 +8237,8 @@
                 <w:sz w:val="28"/>
                 <w:szCs w:val="28"/>
               </w:rPr>
-              <w:t xml:space="preserve">{{ </w:t>
-            </w:r>
-            <w:proofErr w:type="spellStart"/>
-            <w:r>
-              <w:rPr>
-                <w:b/>
-                <w:sz w:val="28"/>
-                <w:szCs w:val="28"/>
-              </w:rPr>
-              <w:t>matter.dates.start</w:t>
-            </w:r>
-            <w:proofErr w:type="spellEnd"/>
+              <w:t>{{ matter.dates.start</w:t>
+            </w:r>
             <w:r>
               <w:rPr>
                 <w:b/>
@@ -10543,18 +8272,8 @@
                 <w:sz w:val="28"/>
                 <w:szCs w:val="28"/>
               </w:rPr>
-              <w:t xml:space="preserve">{{ </w:t>
-            </w:r>
-            <w:proofErr w:type="spellStart"/>
-            <w:r>
-              <w:rPr>
-                <w:b/>
-                <w:sz w:val="28"/>
-                <w:szCs w:val="28"/>
-              </w:rPr>
-              <w:t>matter.dates.end</w:t>
-            </w:r>
-            <w:proofErr w:type="spellEnd"/>
+              <w:t>{{ matter.dates.end</w:t>
+            </w:r>
             <w:r>
               <w:rPr>
                 <w:b/>
@@ -10567,6 +8286,52 @@
         </w:tc>
       </w:tr>
     </w:tbl>
+    <w:p>
+      <w:r>
+        <w:tab/>
+      </w:r>
+      <w:r>
+        <w:tab/>
+      </w:r>
+      <w:r>
+        <w:tab/>
+      </w:r>
+      <w:r>
+        <w:tab/>
+      </w:r>
+      <w:r>
+        <w:tab/>
+      </w:r>
+      <w:r>
+        <w:tab/>
+      </w:r>
+      <w:r>
+        <w:tab/>
+      </w:r>
+      <w:r>
+        <w:tab/>
+      </w:r>
+      <w:r>
+        <w:tab/>
+      </w:r>
+      <w:r>
+        <w:tab/>
+      </w:r>
+      <w:r>
+        <w:tab/>
+      </w:r>
+      <w:r>
+        <w:tab/>
+      </w:r>
+      <w:r>
+        <w:tab/>
+      </w:r>
+    </w:p>
+    <w:p>
+      <w:r>
+        <w:t>{% endfor %}</w:t>
+      </w:r>
+    </w:p>
     <w:p>
       <w:pPr>
         <w:rPr>
@@ -10576,17 +8341,46 @@
         </w:rPr>
       </w:pPr>
       <w:r>
-        <w:t>{% endfor %}</w:t>
+        <w:tab/>
+      </w:r>
+      <w:r>
+        <w:tab/>
+      </w:r>
+      <w:r>
+        <w:tab/>
+      </w:r>
+      <w:r>
+        <w:tab/>
+      </w:r>
+      <w:r>
+        <w:tab/>
+      </w:r>
+      <w:r>
+        <w:tab/>
+      </w:r>
+      <w:r>
+        <w:tab/>
+      </w:r>
+      <w:r>
+        <w:tab/>
+      </w:r>
+      <w:r>
+        <w:tab/>
+      </w:r>
+      <w:r>
+        <w:tab/>
+      </w:r>
+      <w:r>
+        <w:tab/>
+      </w:r>
+      <w:r>
+        <w:tab/>
+      </w:r>
+      <w:r>
+        <w:tab/>
       </w:r>
     </w:p>
     <w:p>
-      <w:pPr>
-        <w:rPr>
-          <w:b/>
-          <w:sz w:val="28"/>
-          <w:szCs w:val="28"/>
-        </w:rPr>
-      </w:pPr>
       <w:r>
         <w:t>{% for matter in non_publishable_matters %}</w:t>
       </w:r>
@@ -10732,25 +8526,7 @@
                 <w:sz w:val="28"/>
                 <w:szCs w:val="28"/>
               </w:rPr>
-              <w:t xml:space="preserve">{{ </w:t>
-            </w:r>
-            <w:proofErr w:type="spellStart"/>
-            <w:r>
-              <w:rPr>
-                <w:b/>
-                <w:sz w:val="28"/>
-                <w:szCs w:val="28"/>
-              </w:rPr>
-              <w:t>matter.client_name</w:t>
-            </w:r>
-            <w:proofErr w:type="spellEnd"/>
-            <w:r>
-              <w:rPr>
-                <w:b/>
-                <w:sz w:val="28"/>
-                <w:szCs w:val="28"/>
-              </w:rPr>
-              <w:t xml:space="preserve"> }}</w:t>
+              <w:t>{{ matter.client_name }}</w:t>
             </w:r>
           </w:p>
         </w:tc>
@@ -10774,18 +8550,8 @@
                 <w:sz w:val="28"/>
                 <w:szCs w:val="28"/>
               </w:rPr>
-              <w:t xml:space="preserve">{{ </w:t>
-            </w:r>
-            <w:proofErr w:type="spellStart"/>
-            <w:r>
-              <w:rPr>
-                <w:b/>
-                <w:sz w:val="28"/>
-                <w:szCs w:val="28"/>
-              </w:rPr>
-              <w:t>matter.industry_sector</w:t>
-            </w:r>
-            <w:proofErr w:type="spellEnd"/>
+              <w:t>{{ matter.industry_sector</w:t>
+            </w:r>
             <w:r>
               <w:rPr>
                 <w:b/>
@@ -10844,17 +8610,8 @@
                 <w:sz w:val="20"/>
                 <w:szCs w:val="20"/>
               </w:rPr>
-              <w:t xml:space="preserve">{{ </w:t>
-            </w:r>
-            <w:proofErr w:type="spellStart"/>
-            <w:r>
-              <w:rPr>
-                <w:sz w:val="20"/>
-                <w:szCs w:val="20"/>
-              </w:rPr>
-              <w:t>matter.matter_description</w:t>
-            </w:r>
-            <w:proofErr w:type="spellEnd"/>
+              <w:t>{{ matter.matter_description</w:t>
+            </w:r>
             <w:r>
               <w:rPr>
                 <w:sz w:val="20"/>
@@ -10921,18 +8678,8 @@
                 <w:sz w:val="28"/>
                 <w:szCs w:val="28"/>
               </w:rPr>
-              <w:t xml:space="preserve">{{ </w:t>
-            </w:r>
-            <w:proofErr w:type="spellStart"/>
-            <w:r>
-              <w:rPr>
-                <w:b/>
-                <w:sz w:val="28"/>
-                <w:szCs w:val="28"/>
-              </w:rPr>
-              <w:t>matter.deal_value</w:t>
-            </w:r>
-            <w:proofErr w:type="spellEnd"/>
+              <w:t>{{ matter.deal_value</w:t>
+            </w:r>
             <w:r>
               <w:rPr>
                 <w:b/>
@@ -11039,18 +8786,8 @@
                 <w:sz w:val="28"/>
                 <w:szCs w:val="28"/>
               </w:rPr>
-              <w:t xml:space="preserve">{{ </w:t>
-            </w:r>
-            <w:proofErr w:type="spellStart"/>
-            <w:r>
-              <w:rPr>
-                <w:b/>
-                <w:sz w:val="28"/>
-                <w:szCs w:val="28"/>
-              </w:rPr>
-              <w:t>matter.jurisdictions_involved</w:t>
-            </w:r>
-            <w:proofErr w:type="spellEnd"/>
+              <w:t>{{ matter.jurisdictions_involved</w:t>
+            </w:r>
             <w:r>
               <w:rPr>
                 <w:b/>
@@ -11252,10 +8989,7 @@
           </w:tcPr>
           <w:p>
             <w:r>
-              <w:t xml:space="preserve">{{ </w:t>
-            </w:r>
-            <w:r>
-              <w:t>matter.leading_partners[1].office }}</w:t>
+              <w:t>{{ matter.leading_partners[1].office }}</w:t>
             </w:r>
           </w:p>
         </w:tc>
@@ -11610,36 +9344,8 @@
                 <w:sz w:val="28"/>
                 <w:szCs w:val="28"/>
               </w:rPr>
-              <w:t xml:space="preserve">{{ </w:t>
-            </w:r>
-            <w:proofErr w:type="spellStart"/>
-            <w:r>
-              <w:rPr>
-                <w:b/>
-                <w:sz w:val="28"/>
-                <w:szCs w:val="28"/>
-              </w:rPr>
-              <w:t>matter.external_firms_advising</w:t>
-            </w:r>
-            <w:proofErr w:type="spellEnd"/>
-            <w:r>
-              <w:rPr>
-                <w:b/>
-                <w:sz w:val="28"/>
-                <w:szCs w:val="28"/>
-              </w:rPr>
-              <w:t>[0].</w:t>
-            </w:r>
-            <w:proofErr w:type="spellStart"/>
-            <w:r>
-              <w:rPr>
-                <w:b/>
-                <w:sz w:val="28"/>
-                <w:szCs w:val="28"/>
-              </w:rPr>
-              <w:t>firm_name</w:t>
-            </w:r>
-            <w:proofErr w:type="spellEnd"/>
+              <w:t>{{ matter.external_firms_advising[0].firm_name</w:t>
+            </w:r>
             <w:r>
               <w:rPr>
                 <w:b/>
@@ -11670,36 +9376,8 @@
                 <w:sz w:val="28"/>
                 <w:szCs w:val="28"/>
               </w:rPr>
-              <w:t xml:space="preserve">{{ </w:t>
-            </w:r>
-            <w:proofErr w:type="spellStart"/>
-            <w:r>
-              <w:rPr>
-                <w:b/>
-                <w:sz w:val="28"/>
-                <w:szCs w:val="28"/>
-              </w:rPr>
-              <w:t>matter.external_firms_advising</w:t>
-            </w:r>
-            <w:proofErr w:type="spellEnd"/>
-            <w:r>
-              <w:rPr>
-                <w:b/>
-                <w:sz w:val="28"/>
-                <w:szCs w:val="28"/>
-              </w:rPr>
-              <w:t>[0].</w:t>
-            </w:r>
-            <w:proofErr w:type="spellStart"/>
-            <w:r>
-              <w:rPr>
-                <w:b/>
-                <w:sz w:val="28"/>
-                <w:szCs w:val="28"/>
-              </w:rPr>
-              <w:t>role_details</w:t>
-            </w:r>
-            <w:proofErr w:type="spellEnd"/>
+              <w:t>{{ matter.external_firms_advising[0].role_details</w:t>
+            </w:r>
             <w:r>
               <w:rPr>
                 <w:b/>
@@ -11729,36 +9407,8 @@
                 <w:sz w:val="28"/>
                 <w:szCs w:val="28"/>
               </w:rPr>
-              <w:t xml:space="preserve">{{ </w:t>
-            </w:r>
-            <w:proofErr w:type="spellStart"/>
-            <w:r>
-              <w:rPr>
-                <w:b/>
-                <w:sz w:val="28"/>
-                <w:szCs w:val="28"/>
-              </w:rPr>
-              <w:t>matter.external_firms_advising</w:t>
-            </w:r>
-            <w:proofErr w:type="spellEnd"/>
-            <w:r>
-              <w:rPr>
-                <w:b/>
-                <w:sz w:val="28"/>
-                <w:szCs w:val="28"/>
-              </w:rPr>
-              <w:t>[0].</w:t>
-            </w:r>
-            <w:proofErr w:type="spellStart"/>
-            <w:r>
-              <w:rPr>
-                <w:b/>
-                <w:sz w:val="28"/>
-                <w:szCs w:val="28"/>
-              </w:rPr>
-              <w:t>entity_advised</w:t>
-            </w:r>
-            <w:proofErr w:type="spellEnd"/>
+              <w:t>{{ matter.external_firms_advising[0].entity_advised</w:t>
+            </w:r>
             <w:r>
               <w:rPr>
                 <w:b/>
@@ -11853,18 +9503,8 @@
                 <w:sz w:val="28"/>
                 <w:szCs w:val="28"/>
               </w:rPr>
-              <w:t xml:space="preserve">{{ </w:t>
-            </w:r>
-            <w:proofErr w:type="spellStart"/>
-            <w:r>
-              <w:rPr>
-                <w:b/>
-                <w:sz w:val="28"/>
-                <w:szCs w:val="28"/>
-              </w:rPr>
-              <w:t>matter.dates.start</w:t>
-            </w:r>
-            <w:proofErr w:type="spellEnd"/>
+              <w:t>{{ matter.dates.start</w:t>
+            </w:r>
             <w:r>
               <w:rPr>
                 <w:b/>
@@ -11898,18 +9538,8 @@
                 <w:sz w:val="28"/>
                 <w:szCs w:val="28"/>
               </w:rPr>
-              <w:t xml:space="preserve">{{ </w:t>
-            </w:r>
-            <w:proofErr w:type="spellStart"/>
-            <w:r>
-              <w:rPr>
-                <w:b/>
-                <w:sz w:val="28"/>
-                <w:szCs w:val="28"/>
-              </w:rPr>
-              <w:t>matter.dates.end</w:t>
-            </w:r>
-            <w:proofErr w:type="spellEnd"/>
+              <w:t>{{ matter.dates.end</w:t>
+            </w:r>
             <w:r>
               <w:rPr>
                 <w:b/>
@@ -11928,14 +9558,119 @@
           <w:b/>
           <w:sz w:val="28"/>
           <w:szCs w:val="28"/>
-          <w:u w:val="single"/>
-        </w:rPr>
-      </w:pPr>
+        </w:rPr>
+      </w:pPr>
+      <w:r>
+        <w:rPr>
+          <w:b/>
+          <w:sz w:val="28"/>
+          <w:szCs w:val="28"/>
+        </w:rPr>
+        <w:tab/>
+      </w:r>
+      <w:r>
+        <w:rPr>
+          <w:b/>
+          <w:sz w:val="28"/>
+          <w:szCs w:val="28"/>
+        </w:rPr>
+        <w:tab/>
+      </w:r>
+      <w:r>
+        <w:rPr>
+          <w:b/>
+          <w:sz w:val="28"/>
+          <w:szCs w:val="28"/>
+        </w:rPr>
+        <w:tab/>
+      </w:r>
+      <w:r>
+        <w:rPr>
+          <w:b/>
+          <w:sz w:val="28"/>
+          <w:szCs w:val="28"/>
+        </w:rPr>
+        <w:tab/>
+      </w:r>
+      <w:r>
+        <w:rPr>
+          <w:b/>
+          <w:sz w:val="28"/>
+          <w:szCs w:val="28"/>
+        </w:rPr>
+        <w:tab/>
+      </w:r>
+      <w:r>
+        <w:rPr>
+          <w:b/>
+          <w:sz w:val="28"/>
+          <w:szCs w:val="28"/>
+        </w:rPr>
+        <w:tab/>
+      </w:r>
+      <w:r>
+        <w:rPr>
+          <w:b/>
+          <w:sz w:val="28"/>
+          <w:szCs w:val="28"/>
+        </w:rPr>
+        <w:tab/>
+      </w:r>
+      <w:r>
+        <w:rPr>
+          <w:b/>
+          <w:sz w:val="28"/>
+          <w:szCs w:val="28"/>
+        </w:rPr>
+        <w:tab/>
+      </w:r>
+      <w:r>
+        <w:rPr>
+          <w:b/>
+          <w:sz w:val="28"/>
+          <w:szCs w:val="28"/>
+        </w:rPr>
+        <w:tab/>
+      </w:r>
+      <w:r>
+        <w:rPr>
+          <w:b/>
+          <w:sz w:val="28"/>
+          <w:szCs w:val="28"/>
+        </w:rPr>
+        <w:tab/>
+      </w:r>
+      <w:r>
+        <w:rPr>
+          <w:b/>
+          <w:sz w:val="28"/>
+          <w:szCs w:val="28"/>
+        </w:rPr>
+        <w:tab/>
+      </w:r>
+      <w:r>
+        <w:rPr>
+          <w:b/>
+          <w:sz w:val="28"/>
+          <w:szCs w:val="28"/>
+        </w:rPr>
+        <w:tab/>
+      </w:r>
+      <w:r>
+        <w:rPr>
+          <w:b/>
+          <w:sz w:val="28"/>
+          <w:szCs w:val="28"/>
+        </w:rPr>
+        <w:tab/>
+      </w:r>
     </w:p>
     <w:p>
       <w:r>
         <w:t>{% endfor %}</w:t>
       </w:r>
+      <w:bookmarkStart w:id="0" w:name="_GoBack"/>
+      <w:bookmarkEnd w:id="0"/>
     </w:p>
     <w:sectPr>
       <w:footerReference w:type="default" r:id="rId11"/>
@@ -13366,8 +11101,10 @@
     <w:rsid w:val="002E5E10"/>
     <w:rsid w:val="004E0C32"/>
     <w:rsid w:val="004E7053"/>
+    <w:rsid w:val="00537F16"/>
     <w:rsid w:val="0054595E"/>
     <w:rsid w:val="005A285D"/>
+    <w:rsid w:val="005A3F86"/>
     <w:rsid w:val="005B2B56"/>
     <w:rsid w:val="006E6C90"/>
     <w:rsid w:val="00731C27"/>
@@ -13377,18 +11114,23 @@
     <w:rsid w:val="00800DDA"/>
     <w:rsid w:val="00900A9C"/>
     <w:rsid w:val="009036B2"/>
+    <w:rsid w:val="009060E0"/>
     <w:rsid w:val="00993352"/>
     <w:rsid w:val="009E5603"/>
     <w:rsid w:val="00A23E5F"/>
     <w:rsid w:val="00A35D80"/>
     <w:rsid w:val="00A85A65"/>
+    <w:rsid w:val="00A86275"/>
     <w:rsid w:val="00B30D53"/>
     <w:rsid w:val="00B3584E"/>
+    <w:rsid w:val="00C33D88"/>
     <w:rsid w:val="00CC0107"/>
     <w:rsid w:val="00D22616"/>
     <w:rsid w:val="00E456C7"/>
+    <w:rsid w:val="00E714E0"/>
     <w:rsid w:val="00E909D1"/>
     <w:rsid w:val="00F40B5F"/>
+    <w:rsid w:val="00F532E5"/>
   </w:rsids>
   <m:mathPr>
     <m:mathFont m:val="Cambria Math"/>
@@ -14122,7 +11864,7 @@
 </file>
 
 <file path=customXml/itemProps1.xml><?xml version="1.0" encoding="utf-8"?>
-<ds:datastoreItem xmlns:ds="http://schemas.openxmlformats.org/officeDocument/2006/customXml" ds:itemID="{49BFBCF5-3A60-48EE-A2C0-140959C30235}">
+<ds:datastoreItem xmlns:ds="http://schemas.openxmlformats.org/officeDocument/2006/customXml" ds:itemID="{CB2EB24E-B0CF-4A20-ACF7-F0704726BB21}">
   <ds:schemaRefs>
     <ds:schemaRef ds:uri="http://schemas.openxmlformats.org/officeDocument/2006/bibliography"/>
   </ds:schemaRefs>

--- a/templates/legal500-us-submissions-template-2026-1-1-2.docx
+++ b/templates/legal500-us-submissions-template-2026-1-1-2.docx
@@ -2151,7 +2151,7 @@
               </wp:anchor>
             </w:drawing>
           </mc:Choice>
-          <mc:Fallback xmlns:cx1="http://schemas.microsoft.com/office/drawing/2015/9/8/chartex" xmlns:cx2="http://schemas.microsoft.com/office/drawing/2015/10/21/chartex" xmlns:cx3="http://schemas.microsoft.com/office/drawing/2016/5/9/chartex" xmlns:cx4="http://schemas.microsoft.com/office/drawing/2016/5/10/chartex" xmlns:cx5="http://schemas.microsoft.com/office/drawing/2016/5/11/chartex" xmlns:cx6="http://schemas.microsoft.com/office/drawing/2016/5/12/chartex" xmlns:cx7="http://schemas.microsoft.com/office/drawing/2016/5/13/chartex" xmlns:cx8="http://schemas.microsoft.com/office/drawing/2016/5/14/chartex" xmlns:aink="http://schemas.microsoft.com/office/drawing/2016/ink" xmlns:am3d="http://schemas.microsoft.com/office/drawing/2017/model3d" xmlns:oel="http://schemas.microsoft.com/office/2019/extlst" xmlns:w16cex="http://schemas.microsoft.com/office/word/2018/wordml/cex" xmlns:w16cid="http://schemas.microsoft.com/office/word/2016/wordml/cid" xmlns:w16="http://schemas.microsoft.com/office/word/2018/wordml" xmlns:w16du="http://schemas.microsoft.com/office/word/2023/wordml/word16du" xmlns:w16sdtdh="http://schemas.microsoft.com/office/word/2020/wordml/sdtdatahash" xmlns:w16sdtfl="http://schemas.microsoft.com/office/word/2024/wordml/sdtformatlock">
+          <mc:Fallback xmlns:w16sdtfl="http://schemas.microsoft.com/office/word/2024/wordml/sdtformatlock" xmlns:w16sdtdh="http://schemas.microsoft.com/office/word/2020/wordml/sdtdatahash" xmlns:w16du="http://schemas.microsoft.com/office/word/2023/wordml/word16du" xmlns:w16="http://schemas.microsoft.com/office/word/2018/wordml" xmlns:w16cid="http://schemas.microsoft.com/office/word/2016/wordml/cid" xmlns:w16cex="http://schemas.microsoft.com/office/word/2018/wordml/cex" xmlns:oel="http://schemas.microsoft.com/office/2019/extlst" xmlns:am3d="http://schemas.microsoft.com/office/drawing/2017/model3d" xmlns:aink="http://schemas.microsoft.com/office/drawing/2016/ink" xmlns:cx8="http://schemas.microsoft.com/office/drawing/2016/5/14/chartex" xmlns:cx7="http://schemas.microsoft.com/office/drawing/2016/5/13/chartex" xmlns:cx6="http://schemas.microsoft.com/office/drawing/2016/5/12/chartex" xmlns:cx5="http://schemas.microsoft.com/office/drawing/2016/5/11/chartex" xmlns:cx4="http://schemas.microsoft.com/office/drawing/2016/5/10/chartex" xmlns:cx3="http://schemas.microsoft.com/office/drawing/2016/5/9/chartex" xmlns:cx2="http://schemas.microsoft.com/office/drawing/2015/10/21/chartex" xmlns:cx1="http://schemas.microsoft.com/office/drawing/2015/9/8/chartex">
             <w:pict>
               <v:shape w14:anchorId="6FE7FF6C" id="Diagonal Stripe 10" o:spid="_x0000_s1026" style="position:absolute;margin-left:340.05pt;margin-top:-70.55pt;width:391.25pt;height:321.8pt;flip:x;z-index:251660288;visibility:visible;mso-wrap-style:square;mso-width-percent:0;mso-height-percent:0;mso-wrap-distance-left:9pt;mso-wrap-distance-top:0;mso-wrap-distance-right:9pt;mso-wrap-distance-bottom:0;mso-position-horizontal:right;mso-position-horizontal-relative:page;mso-position-vertical:absolute;mso-position-vertical-relative:text;mso-width-percent:0;mso-height-percent:0;mso-width-relative:margin;mso-height-relative:margin;v-text-anchor:middle" coordsize="4968737,4086971" o:gfxdata="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" path="m,2043486l2484369,,4968737,,,4086971,,2043486xe" fillcolor="red" strokecolor="black [3213]" strokeweight="3.75pt">
                 <v:stroke joinstyle="miter"/>
@@ -7121,20 +7121,35 @@
         <w:t>To add additional matters, simply click a matter box, click the small icon in the top left corner, then copy and paste onto a new page.</w:t>
       </w:r>
     </w:p>
-    <w:p/>
-    <w:p/>
-    <w:p/>
-    <w:p/>
-    <w:p/>
+    <w:p>
+      <w:pPr>
+        <w:pStyle w:val="Sinespaciado"/>
+        <w:keepNext/>
+      </w:pPr>
+    </w:p>
+    <w:p>
+      <w:pPr>
+        <w:pStyle w:val="Sinespaciado"/>
+        <w:keepNext/>
+      </w:pPr>
+    </w:p>
     <w:p>
       <w:r>
-        <w:t>{% for matter in publishable_matters %}</w:t>
+        <w:t>{% for matter in publishable_matters</w:t>
       </w:r>
+      <w:r>
+        <w:t xml:space="preserve"> %}</w:t>
+      </w:r>
+    </w:p>
+    <w:p>
+      <w:bookmarkStart w:id="0" w:name="_GoBack"/>
+      <w:bookmarkEnd w:id="0"/>
     </w:p>
     <w:tbl>
       <w:tblPr>
         <w:tblStyle w:val="Tablaconcuadrcula"/>
-        <w:tblpPr w:leftFromText="181" w:rightFromText="181" w:vertAnchor="page" w:horzAnchor="page" w:tblpXSpec="center" w:tblpYSpec="center"/>
+        <w:tblpPr w:leftFromText="181" w:rightFromText="181" w:horzAnchor="margin" w:tblpY="-237"/>
+        <w:tblOverlap w:val="never"/>
         <w:tblW w:w="0" w:type="auto"/>
         <w:tblBorders>
           <w:bottom w:val="none" w:sz="0" w:space="0" w:color="auto"/>
@@ -7142,11 +7157,11 @@
         <w:tblLook w:val="04A0" w:firstRow="1" w:lastRow="0" w:firstColumn="1" w:lastColumn="0" w:noHBand="0" w:noVBand="1"/>
       </w:tblPr>
       <w:tblGrid>
-        <w:gridCol w:w="2605"/>
-        <w:gridCol w:w="350"/>
-        <w:gridCol w:w="1868"/>
-        <w:gridCol w:w="1133"/>
-        <w:gridCol w:w="3060"/>
+        <w:gridCol w:w="2452"/>
+        <w:gridCol w:w="443"/>
+        <w:gridCol w:w="1621"/>
+        <w:gridCol w:w="1487"/>
+        <w:gridCol w:w="3013"/>
       </w:tblGrid>
       <w:tr>
         <w:trPr>
@@ -7184,7 +7199,7 @@
         </w:trPr>
         <w:tc>
           <w:tcPr>
-            <w:tcW w:w="2918" w:type="dxa"/>
+            <w:tcW w:w="2955" w:type="dxa"/>
             <w:gridSpan w:val="2"/>
             <w:shd w:val="clear" w:color="auto" w:fill="D0CECE" w:themeFill="background2" w:themeFillShade="E6"/>
           </w:tcPr>
@@ -7208,7 +7223,7 @@
         </w:tc>
         <w:tc>
           <w:tcPr>
-            <w:tcW w:w="6098" w:type="dxa"/>
+            <w:tcW w:w="6061" w:type="dxa"/>
             <w:gridSpan w:val="3"/>
             <w:shd w:val="clear" w:color="auto" w:fill="D0CECE" w:themeFill="background2" w:themeFillShade="E6"/>
           </w:tcPr>
@@ -7233,7 +7248,7 @@
         </w:trPr>
         <w:tc>
           <w:tcPr>
-            <w:tcW w:w="2918" w:type="dxa"/>
+            <w:tcW w:w="2955" w:type="dxa"/>
             <w:gridSpan w:val="2"/>
             <w:shd w:val="clear" w:color="auto" w:fill="E2EFD9" w:themeFill="accent6" w:themeFillTint="33"/>
           </w:tcPr>
@@ -7251,13 +7266,29 @@
                 <w:sz w:val="28"/>
                 <w:szCs w:val="28"/>
               </w:rPr>
-              <w:t>{{ matter.client_name }}</w:t>
-            </w:r>
-          </w:p>
-        </w:tc>
-        <w:tc>
-          <w:tcPr>
-            <w:tcW w:w="6098" w:type="dxa"/>
+              <w:t xml:space="preserve">{{ </w:t>
+            </w:r>
+            <w:r>
+              <w:rPr>
+                <w:b/>
+                <w:sz w:val="28"/>
+                <w:szCs w:val="28"/>
+              </w:rPr>
+              <w:t>matter</w:t>
+            </w:r>
+            <w:r>
+              <w:rPr>
+                <w:b/>
+                <w:sz w:val="28"/>
+                <w:szCs w:val="28"/>
+              </w:rPr>
+              <w:t>.client_name }}</w:t>
+            </w:r>
+          </w:p>
+        </w:tc>
+        <w:tc>
+          <w:tcPr>
+            <w:tcW w:w="6061" w:type="dxa"/>
             <w:gridSpan w:val="3"/>
             <w:shd w:val="clear" w:color="auto" w:fill="E2EFD9" w:themeFill="accent6" w:themeFillTint="33"/>
           </w:tcPr>
@@ -7275,7 +7306,23 @@
                 <w:sz w:val="28"/>
                 <w:szCs w:val="28"/>
               </w:rPr>
-              <w:t>{{ matter.industry_sector</w:t>
+              <w:t xml:space="preserve">{{ </w:t>
+            </w:r>
+            <w:r>
+              <w:rPr>
+                <w:b/>
+                <w:sz w:val="28"/>
+                <w:szCs w:val="28"/>
+              </w:rPr>
+              <w:t>matter</w:t>
+            </w:r>
+            <w:r>
+              <w:rPr>
+                <w:b/>
+                <w:sz w:val="28"/>
+                <w:szCs w:val="28"/>
+              </w:rPr>
+              <w:t>.industry_sector</w:t>
             </w:r>
             <w:r>
               <w:rPr>
@@ -7344,7 +7391,21 @@
                 <w:sz w:val="20"/>
                 <w:szCs w:val="20"/>
               </w:rPr>
-              <w:t>{{ matter.matter_description</w:t>
+              <w:t xml:space="preserve">{{ </w:t>
+            </w:r>
+            <w:r>
+              <w:rPr>
+                <w:sz w:val="20"/>
+                <w:szCs w:val="20"/>
+              </w:rPr>
+              <w:t>matter</w:t>
+            </w:r>
+            <w:r>
+              <w:rPr>
+                <w:sz w:val="20"/>
+                <w:szCs w:val="20"/>
+              </w:rPr>
+              <w:t>.matter_description</w:t>
             </w:r>
             <w:r>
               <w:rPr>
@@ -7362,7 +7423,7 @@
         </w:trPr>
         <w:tc>
           <w:tcPr>
-            <w:tcW w:w="2590" w:type="dxa"/>
+            <w:tcW w:w="2579" w:type="dxa"/>
             <w:tcBorders>
               <w:bottom w:val="single" w:sz="4" w:space="0" w:color="auto"/>
             </w:tcBorders>
@@ -7388,7 +7449,7 @@
         </w:tc>
         <w:tc>
           <w:tcPr>
-            <w:tcW w:w="6426" w:type="dxa"/>
+            <w:tcW w:w="6437" w:type="dxa"/>
             <w:gridSpan w:val="4"/>
             <w:tcBorders>
               <w:bottom w:val="single" w:sz="4" w:space="0" w:color="auto"/>
@@ -7412,7 +7473,23 @@
                 <w:sz w:val="28"/>
                 <w:szCs w:val="28"/>
               </w:rPr>
-              <w:t>{{ matter.deal_value</w:t>
+              <w:t xml:space="preserve">{{ </w:t>
+            </w:r>
+            <w:r>
+              <w:rPr>
+                <w:b/>
+                <w:sz w:val="28"/>
+                <w:szCs w:val="28"/>
+              </w:rPr>
+              <w:t>matter</w:t>
+            </w:r>
+            <w:r>
+              <w:rPr>
+                <w:b/>
+                <w:sz w:val="28"/>
+                <w:szCs w:val="28"/>
+              </w:rPr>
+              <w:t>.deal_value</w:t>
             </w:r>
             <w:r>
               <w:rPr>
@@ -7520,7 +7597,23 @@
                 <w:sz w:val="28"/>
                 <w:szCs w:val="28"/>
               </w:rPr>
-              <w:t>{{ matter.jurisdictions_involved</w:t>
+              <w:t xml:space="preserve">{{ </w:t>
+            </w:r>
+            <w:r>
+              <w:rPr>
+                <w:b/>
+                <w:sz w:val="28"/>
+                <w:szCs w:val="28"/>
+              </w:rPr>
+              <w:t>matter</w:t>
+            </w:r>
+            <w:r>
+              <w:rPr>
+                <w:b/>
+                <w:sz w:val="28"/>
+                <w:szCs w:val="28"/>
+              </w:rPr>
+              <w:t>.jurisdictions_involved</w:t>
             </w:r>
             <w:r>
               <w:rPr>
@@ -7592,7 +7685,7 @@
         </w:trPr>
         <w:tc>
           <w:tcPr>
-            <w:tcW w:w="2918" w:type="dxa"/>
+            <w:tcW w:w="2955" w:type="dxa"/>
             <w:gridSpan w:val="2"/>
             <w:tcBorders>
               <w:top w:val="nil"/>
@@ -7615,7 +7708,7 @@
         </w:tc>
         <w:tc>
           <w:tcPr>
-            <w:tcW w:w="2963" w:type="dxa"/>
+            <w:tcW w:w="3001" w:type="dxa"/>
             <w:gridSpan w:val="2"/>
             <w:tcBorders>
               <w:top w:val="nil"/>
@@ -7638,7 +7731,7 @@
         </w:tc>
         <w:tc>
           <w:tcPr>
-            <w:tcW w:w="3135" w:type="dxa"/>
+            <w:tcW w:w="3060" w:type="dxa"/>
             <w:tcBorders>
               <w:top w:val="nil"/>
             </w:tcBorders>
@@ -7662,44 +7755,89 @@
       <w:tr>
         <w:tc>
           <w:tcPr>
-            <w:tcW w:w="2918" w:type="dxa"/>
+            <w:tcW w:w="2955" w:type="dxa"/>
             <w:gridSpan w:val="2"/>
             <w:shd w:val="clear" w:color="auto" w:fill="E2EFD9" w:themeFill="accent6" w:themeFillTint="33"/>
           </w:tcPr>
           <w:p>
-            <w:r>
-              <w:t>{{ matter.leading_partners[0].name }}</w:t>
-            </w:r>
-          </w:p>
-        </w:tc>
-        <w:tc>
-          <w:tcPr>
-            <w:tcW w:w="2963" w:type="dxa"/>
+            <w:pPr>
+              <w:rPr>
+                <w:b/>
+                <w:sz w:val="28"/>
+                <w:szCs w:val="28"/>
+              </w:rPr>
+            </w:pPr>
+            <w:r>
+              <w:t xml:space="preserve">{{ </w:t>
+            </w:r>
+            <w:r>
+              <w:t>matter</w:t>
+            </w:r>
+            <w:r>
+              <w:t>.lead_partners</w:t>
+            </w:r>
+            <w:r>
+              <w:t>[0]</w:t>
+            </w:r>
+            <w:r>
+              <w:t>.name }}</w:t>
+            </w:r>
+          </w:p>
+        </w:tc>
+        <w:tc>
+          <w:tcPr>
+            <w:tcW w:w="3001" w:type="dxa"/>
             <w:gridSpan w:val="2"/>
             <w:shd w:val="clear" w:color="auto" w:fill="E2EFD9" w:themeFill="accent6" w:themeFillTint="33"/>
           </w:tcPr>
           <w:p>
-            <w:r>
-              <w:t>{{ matter.leading_partners[0].office }}</w:t>
-            </w:r>
-          </w:p>
-        </w:tc>
-        <w:tc>
-          <w:tcPr>
-            <w:tcW w:w="3135" w:type="dxa"/>
+            <w:pPr>
+              <w:rPr>
+                <w:b/>
+                <w:sz w:val="28"/>
+                <w:szCs w:val="28"/>
+              </w:rPr>
+            </w:pPr>
+            <w:r>
+              <w:t xml:space="preserve">{{ </w:t>
+            </w:r>
+            <w:r>
+              <w:t>matter</w:t>
+            </w:r>
+            <w:r>
+              <w:t>.lead_partners[0].office }}</w:t>
+            </w:r>
+          </w:p>
+        </w:tc>
+        <w:tc>
+          <w:tcPr>
+            <w:tcW w:w="3060" w:type="dxa"/>
             <w:shd w:val="clear" w:color="auto" w:fill="E2EFD9" w:themeFill="accent6" w:themeFillTint="33"/>
           </w:tcPr>
           <w:p>
-            <w:r>
-              <w:t>{{ matter.leading_partners[0].practice_area }}</w:t>
-            </w:r>
-          </w:p>
-        </w:tc>
-      </w:tr>
-      <w:tr>
-        <w:tc>
-          <w:tcPr>
-            <w:tcW w:w="2918" w:type="dxa"/>
+            <w:pPr>
+              <w:rPr>
+                <w:b/>
+                <w:sz w:val="28"/>
+                <w:szCs w:val="28"/>
+              </w:rPr>
+            </w:pPr>
+            <w:r>
+              <w:t xml:space="preserve">{{ </w:t>
+            </w:r>
+            <w:r>
+              <w:t>matter</w:t>
+            </w:r>
+            <w:r>
+              <w:t>.lead_partners.practice_area }}</w:t>
+            </w:r>
+          </w:p>
+        </w:tc>
+      </w:tr>
+      <w:tr>
+        <w:tc>
+          <w:tcPr>
+            <w:tcW w:w="2955" w:type="dxa"/>
             <w:gridSpan w:val="2"/>
             <w:tcBorders>
               <w:bottom w:val="single" w:sz="4" w:space="0" w:color="auto"/>
@@ -7707,14 +7845,27 @@
             <w:shd w:val="clear" w:color="auto" w:fill="E2EFD9" w:themeFill="accent6" w:themeFillTint="33"/>
           </w:tcPr>
           <w:p>
-            <w:r>
-              <w:t>{{ matter.leading_partners[1].name }}</w:t>
-            </w:r>
-          </w:p>
-        </w:tc>
-        <w:tc>
-          <w:tcPr>
-            <w:tcW w:w="2963" w:type="dxa"/>
+            <w:pPr>
+              <w:rPr>
+                <w:b/>
+                <w:sz w:val="28"/>
+                <w:szCs w:val="28"/>
+              </w:rPr>
+            </w:pPr>
+            <w:r>
+              <w:t xml:space="preserve">{{ </w:t>
+            </w:r>
+            <w:r>
+              <w:t>matter</w:t>
+            </w:r>
+            <w:r>
+              <w:t>.lead_partners[1].name }}</w:t>
+            </w:r>
+          </w:p>
+        </w:tc>
+        <w:tc>
+          <w:tcPr>
+            <w:tcW w:w="3001" w:type="dxa"/>
             <w:gridSpan w:val="2"/>
             <w:tcBorders>
               <w:bottom w:val="single" w:sz="4" w:space="0" w:color="auto"/>
@@ -7722,22 +7873,48 @@
             <w:shd w:val="clear" w:color="auto" w:fill="E2EFD9" w:themeFill="accent6" w:themeFillTint="33"/>
           </w:tcPr>
           <w:p>
-            <w:r>
-              <w:t>{{ matter.leading_partners[1].office }}</w:t>
-            </w:r>
-          </w:p>
-        </w:tc>
-        <w:tc>
-          <w:tcPr>
-            <w:tcW w:w="3135" w:type="dxa"/>
+            <w:pPr>
+              <w:rPr>
+                <w:b/>
+                <w:sz w:val="28"/>
+                <w:szCs w:val="28"/>
+              </w:rPr>
+            </w:pPr>
+            <w:r>
+              <w:t xml:space="preserve">{{ </w:t>
+            </w:r>
+            <w:r>
+              <w:t>matter</w:t>
+            </w:r>
+            <w:r>
+              <w:t>.lead_partners[1].office }}</w:t>
+            </w:r>
+          </w:p>
+        </w:tc>
+        <w:tc>
+          <w:tcPr>
+            <w:tcW w:w="3060" w:type="dxa"/>
             <w:tcBorders>
               <w:bottom w:val="single" w:sz="4" w:space="0" w:color="auto"/>
             </w:tcBorders>
             <w:shd w:val="clear" w:color="auto" w:fill="E2EFD9" w:themeFill="accent6" w:themeFillTint="33"/>
           </w:tcPr>
           <w:p>
-            <w:r>
-              <w:t>{{ matter.leading_partners[1].practice_area }}</w:t>
+            <w:pPr>
+              <w:rPr>
+                <w:b/>
+                <w:sz w:val="28"/>
+                <w:szCs w:val="28"/>
+              </w:rPr>
+            </w:pPr>
+            <w:r>
+              <w:t xml:space="preserve">{{ </w:t>
+            </w:r>
+            <w:r>
+              <w:t>matter</w:t>
+            </w:r>
+            <w:r>
+              <w:t>.lead_partners[1].practice_area }}</w:t>
             </w:r>
           </w:p>
         </w:tc>
@@ -7780,7 +7957,7 @@
         </w:trPr>
         <w:tc>
           <w:tcPr>
-            <w:tcW w:w="2918" w:type="dxa"/>
+            <w:tcW w:w="2955" w:type="dxa"/>
             <w:gridSpan w:val="2"/>
             <w:tcBorders>
               <w:top w:val="nil"/>
@@ -7803,7 +7980,7 @@
         </w:tc>
         <w:tc>
           <w:tcPr>
-            <w:tcW w:w="2963" w:type="dxa"/>
+            <w:tcW w:w="3001" w:type="dxa"/>
             <w:gridSpan w:val="2"/>
             <w:tcBorders>
               <w:top w:val="nil"/>
@@ -7826,7 +8003,7 @@
         </w:tc>
         <w:tc>
           <w:tcPr>
-            <w:tcW w:w="3135" w:type="dxa"/>
+            <w:tcW w:w="3060" w:type="dxa"/>
             <w:tcBorders>
               <w:top w:val="nil"/>
             </w:tcBorders>
@@ -7850,44 +8027,89 @@
       <w:tr>
         <w:tc>
           <w:tcPr>
-            <w:tcW w:w="2918" w:type="dxa"/>
+            <w:tcW w:w="2955" w:type="dxa"/>
             <w:gridSpan w:val="2"/>
             <w:shd w:val="clear" w:color="auto" w:fill="E2EFD9" w:themeFill="accent6" w:themeFillTint="33"/>
           </w:tcPr>
           <w:p>
-            <w:r>
-              <w:t>{{ matter.other_partners[0].name }}</w:t>
-            </w:r>
-          </w:p>
-        </w:tc>
-        <w:tc>
-          <w:tcPr>
-            <w:tcW w:w="2963" w:type="dxa"/>
+            <w:pPr>
+              <w:rPr>
+                <w:b/>
+                <w:sz w:val="28"/>
+                <w:szCs w:val="28"/>
+              </w:rPr>
+            </w:pPr>
+            <w:r>
+              <w:t xml:space="preserve">{{ </w:t>
+            </w:r>
+            <w:r>
+              <w:t>matter</w:t>
+            </w:r>
+            <w:r>
+              <w:t>.other_key_team_members[0].name }}</w:t>
+            </w:r>
+          </w:p>
+        </w:tc>
+        <w:tc>
+          <w:tcPr>
+            <w:tcW w:w="3001" w:type="dxa"/>
             <w:gridSpan w:val="2"/>
             <w:shd w:val="clear" w:color="auto" w:fill="E2EFD9" w:themeFill="accent6" w:themeFillTint="33"/>
           </w:tcPr>
           <w:p>
-            <w:r>
-              <w:t>{{ matter.other_partners[0].office }}</w:t>
-            </w:r>
-          </w:p>
-        </w:tc>
-        <w:tc>
-          <w:tcPr>
-            <w:tcW w:w="3135" w:type="dxa"/>
+            <w:pPr>
+              <w:rPr>
+                <w:b/>
+                <w:sz w:val="28"/>
+                <w:szCs w:val="28"/>
+              </w:rPr>
+            </w:pPr>
+            <w:r>
+              <w:t xml:space="preserve">{{ </w:t>
+            </w:r>
+            <w:r>
+              <w:t>matter</w:t>
+            </w:r>
+            <w:r>
+              <w:t>.other_key_team_members</w:t>
+            </w:r>
+            <w:r>
+              <w:t>[0]</w:t>
+            </w:r>
+            <w:r>
+              <w:t>.office }}</w:t>
+            </w:r>
+          </w:p>
+        </w:tc>
+        <w:tc>
+          <w:tcPr>
+            <w:tcW w:w="3060" w:type="dxa"/>
             <w:shd w:val="clear" w:color="auto" w:fill="E2EFD9" w:themeFill="accent6" w:themeFillTint="33"/>
           </w:tcPr>
           <w:p>
-            <w:r>
-              <w:t>{{ matter.other_partners[0].practice_area }}</w:t>
-            </w:r>
-          </w:p>
-        </w:tc>
-      </w:tr>
-      <w:tr>
-        <w:tc>
-          <w:tcPr>
-            <w:tcW w:w="2918" w:type="dxa"/>
+            <w:pPr>
+              <w:rPr>
+                <w:b/>
+                <w:sz w:val="28"/>
+                <w:szCs w:val="28"/>
+              </w:rPr>
+            </w:pPr>
+            <w:r>
+              <w:t xml:space="preserve">{{ </w:t>
+            </w:r>
+            <w:r>
+              <w:t>matter</w:t>
+            </w:r>
+            <w:r>
+              <w:t>.other_key_team_members[0].practice_area }}</w:t>
+            </w:r>
+          </w:p>
+        </w:tc>
+      </w:tr>
+      <w:tr>
+        <w:tc>
+          <w:tcPr>
+            <w:tcW w:w="2955" w:type="dxa"/>
             <w:gridSpan w:val="2"/>
             <w:tcBorders>
               <w:bottom w:val="single" w:sz="4" w:space="0" w:color="auto"/>
@@ -7895,14 +8117,27 @@
             <w:shd w:val="clear" w:color="auto" w:fill="E2EFD9" w:themeFill="accent6" w:themeFillTint="33"/>
           </w:tcPr>
           <w:p>
-            <w:r>
-              <w:t>{{ matter.other_partners[1].name }}</w:t>
-            </w:r>
-          </w:p>
-        </w:tc>
-        <w:tc>
-          <w:tcPr>
-            <w:tcW w:w="2963" w:type="dxa"/>
+            <w:pPr>
+              <w:rPr>
+                <w:b/>
+                <w:sz w:val="28"/>
+                <w:szCs w:val="28"/>
+              </w:rPr>
+            </w:pPr>
+            <w:r>
+              <w:t xml:space="preserve">{{ </w:t>
+            </w:r>
+            <w:r>
+              <w:t>matter</w:t>
+            </w:r>
+            <w:r>
+              <w:t>.other_key_team_members[1].name }}</w:t>
+            </w:r>
+          </w:p>
+        </w:tc>
+        <w:tc>
+          <w:tcPr>
+            <w:tcW w:w="3001" w:type="dxa"/>
             <w:gridSpan w:val="2"/>
             <w:tcBorders>
               <w:bottom w:val="single" w:sz="4" w:space="0" w:color="auto"/>
@@ -7910,22 +8145,48 @@
             <w:shd w:val="clear" w:color="auto" w:fill="E2EFD9" w:themeFill="accent6" w:themeFillTint="33"/>
           </w:tcPr>
           <w:p>
-            <w:r>
-              <w:t>{{ matter.other_partners[1].office }}</w:t>
-            </w:r>
-          </w:p>
-        </w:tc>
-        <w:tc>
-          <w:tcPr>
-            <w:tcW w:w="3135" w:type="dxa"/>
+            <w:pPr>
+              <w:rPr>
+                <w:b/>
+                <w:sz w:val="28"/>
+                <w:szCs w:val="28"/>
+              </w:rPr>
+            </w:pPr>
+            <w:r>
+              <w:t xml:space="preserve">{{ </w:t>
+            </w:r>
+            <w:r>
+              <w:t>matter</w:t>
+            </w:r>
+            <w:r>
+              <w:t>.other_key_team_members[1].office }}</w:t>
+            </w:r>
+          </w:p>
+        </w:tc>
+        <w:tc>
+          <w:tcPr>
+            <w:tcW w:w="3060" w:type="dxa"/>
             <w:tcBorders>
               <w:bottom w:val="single" w:sz="4" w:space="0" w:color="auto"/>
             </w:tcBorders>
             <w:shd w:val="clear" w:color="auto" w:fill="E2EFD9" w:themeFill="accent6" w:themeFillTint="33"/>
           </w:tcPr>
           <w:p>
-            <w:r>
-              <w:t>{{ matter.other_partners[1].practice_area }}</w:t>
+            <w:pPr>
+              <w:rPr>
+                <w:b/>
+                <w:sz w:val="28"/>
+                <w:szCs w:val="28"/>
+              </w:rPr>
+            </w:pPr>
+            <w:r>
+              <w:t xml:space="preserve">{{ </w:t>
+            </w:r>
+            <w:r>
+              <w:t>matter</w:t>
+            </w:r>
+            <w:r>
+              <w:t>.other_key_team_members[1].practice_area }}</w:t>
             </w:r>
           </w:p>
         </w:tc>
@@ -7968,7 +8229,7 @@
         </w:trPr>
         <w:tc>
           <w:tcPr>
-            <w:tcW w:w="2918" w:type="dxa"/>
+            <w:tcW w:w="2955" w:type="dxa"/>
             <w:gridSpan w:val="2"/>
             <w:tcBorders>
               <w:top w:val="nil"/>
@@ -7992,7 +8253,7 @@
         </w:tc>
         <w:tc>
           <w:tcPr>
-            <w:tcW w:w="2963" w:type="dxa"/>
+            <w:tcW w:w="3001" w:type="dxa"/>
             <w:gridSpan w:val="2"/>
             <w:tcBorders>
               <w:top w:val="nil"/>
@@ -8016,7 +8277,7 @@
         </w:tc>
         <w:tc>
           <w:tcPr>
-            <w:tcW w:w="3135" w:type="dxa"/>
+            <w:tcW w:w="3060" w:type="dxa"/>
             <w:tcBorders>
               <w:top w:val="nil"/>
               <w:bottom w:val="single" w:sz="4" w:space="0" w:color="auto"/>
@@ -8059,7 +8320,7 @@
         </w:trPr>
         <w:tc>
           <w:tcPr>
-            <w:tcW w:w="2918" w:type="dxa"/>
+            <w:tcW w:w="2955" w:type="dxa"/>
             <w:gridSpan w:val="2"/>
             <w:shd w:val="clear" w:color="auto" w:fill="E2EFD9" w:themeFill="accent6" w:themeFillTint="33"/>
           </w:tcPr>
@@ -8078,7 +8339,23 @@
                 <w:szCs w:val="28"/>
               </w:rPr>
               <w:lastRenderedPageBreak/>
-              <w:t>{{ matter.external_firms_advising[0].firm_name</w:t>
+              <w:t xml:space="preserve">{{ </w:t>
+            </w:r>
+            <w:r>
+              <w:rPr>
+                <w:b/>
+                <w:sz w:val="28"/>
+                <w:szCs w:val="28"/>
+              </w:rPr>
+              <w:t>matter</w:t>
+            </w:r>
+            <w:r>
+              <w:rPr>
+                <w:b/>
+                <w:sz w:val="28"/>
+                <w:szCs w:val="28"/>
+              </w:rPr>
+              <w:t>.external_firms_advising.firm_name</w:t>
             </w:r>
             <w:r>
               <w:rPr>
@@ -8092,7 +8369,7 @@
         </w:tc>
         <w:tc>
           <w:tcPr>
-            <w:tcW w:w="2963" w:type="dxa"/>
+            <w:tcW w:w="3001" w:type="dxa"/>
             <w:gridSpan w:val="2"/>
             <w:shd w:val="clear" w:color="auto" w:fill="E2EFD9" w:themeFill="accent6" w:themeFillTint="33"/>
           </w:tcPr>
@@ -8110,7 +8387,23 @@
                 <w:sz w:val="28"/>
                 <w:szCs w:val="28"/>
               </w:rPr>
-              <w:t>{{ matter.external_firms_advising[0].role_details</w:t>
+              <w:t xml:space="preserve">{{ </w:t>
+            </w:r>
+            <w:r>
+              <w:rPr>
+                <w:b/>
+                <w:sz w:val="28"/>
+                <w:szCs w:val="28"/>
+              </w:rPr>
+              <w:t>matter</w:t>
+            </w:r>
+            <w:r>
+              <w:rPr>
+                <w:b/>
+                <w:sz w:val="28"/>
+                <w:szCs w:val="28"/>
+              </w:rPr>
+              <w:t>.external_firms_advising[0].role_details</w:t>
             </w:r>
             <w:r>
               <w:rPr>
@@ -8124,7 +8417,7 @@
         </w:tc>
         <w:tc>
           <w:tcPr>
-            <w:tcW w:w="3135" w:type="dxa"/>
+            <w:tcW w:w="3060" w:type="dxa"/>
             <w:shd w:val="clear" w:color="auto" w:fill="E2EFD9" w:themeFill="accent6" w:themeFillTint="33"/>
           </w:tcPr>
           <w:p>
@@ -8141,7 +8434,23 @@
                 <w:sz w:val="28"/>
                 <w:szCs w:val="28"/>
               </w:rPr>
-              <w:t>{{ matter.external_firms_advising[0].entity_advised</w:t>
+              <w:t xml:space="preserve">{{ </w:t>
+            </w:r>
+            <w:r>
+              <w:rPr>
+                <w:b/>
+                <w:sz w:val="28"/>
+                <w:szCs w:val="28"/>
+              </w:rPr>
+              <w:t>matter</w:t>
+            </w:r>
+            <w:r>
+              <w:rPr>
+                <w:b/>
+                <w:sz w:val="28"/>
+                <w:szCs w:val="28"/>
+              </w:rPr>
+              <w:t>.external_firms_advising.entity_advised</w:t>
             </w:r>
             <w:r>
               <w:rPr>
@@ -8160,7 +8469,7 @@
         </w:trPr>
         <w:tc>
           <w:tcPr>
-            <w:tcW w:w="4721" w:type="dxa"/>
+            <w:tcW w:w="4510" w:type="dxa"/>
             <w:gridSpan w:val="3"/>
             <w:tcBorders>
               <w:bottom w:val="single" w:sz="4" w:space="0" w:color="auto"/>
@@ -8187,7 +8496,7 @@
         </w:tc>
         <w:tc>
           <w:tcPr>
-            <w:tcW w:w="4295" w:type="dxa"/>
+            <w:tcW w:w="4506" w:type="dxa"/>
             <w:gridSpan w:val="2"/>
             <w:tcBorders>
               <w:bottom w:val="single" w:sz="4" w:space="0" w:color="auto"/>
@@ -8216,7 +8525,7 @@
       <w:tr>
         <w:tc>
           <w:tcPr>
-            <w:tcW w:w="4721" w:type="dxa"/>
+            <w:tcW w:w="4510" w:type="dxa"/>
             <w:gridSpan w:val="3"/>
             <w:tcBorders>
               <w:bottom w:val="single" w:sz="4" w:space="0" w:color="auto"/>
@@ -8237,7 +8546,23 @@
                 <w:sz w:val="28"/>
                 <w:szCs w:val="28"/>
               </w:rPr>
-              <w:t>{{ matter.dates.start</w:t>
+              <w:t xml:space="preserve">{{ </w:t>
+            </w:r>
+            <w:r>
+              <w:rPr>
+                <w:b/>
+                <w:sz w:val="28"/>
+                <w:szCs w:val="28"/>
+              </w:rPr>
+              <w:t>matter</w:t>
+            </w:r>
+            <w:r>
+              <w:rPr>
+                <w:b/>
+                <w:sz w:val="28"/>
+                <w:szCs w:val="28"/>
+              </w:rPr>
+              <w:t>.dates.start</w:t>
             </w:r>
             <w:r>
               <w:rPr>
@@ -8251,7 +8576,7 @@
         </w:tc>
         <w:tc>
           <w:tcPr>
-            <w:tcW w:w="4295" w:type="dxa"/>
+            <w:tcW w:w="4506" w:type="dxa"/>
             <w:gridSpan w:val="2"/>
             <w:tcBorders>
               <w:bottom w:val="single" w:sz="4" w:space="0" w:color="auto"/>
@@ -8272,7 +8597,23 @@
                 <w:sz w:val="28"/>
                 <w:szCs w:val="28"/>
               </w:rPr>
-              <w:t>{{ matter.dates.end</w:t>
+              <w:t xml:space="preserve">{{ </w:t>
+            </w:r>
+            <w:r>
+              <w:rPr>
+                <w:b/>
+                <w:sz w:val="28"/>
+                <w:szCs w:val="28"/>
+              </w:rPr>
+              <w:t>matter</w:t>
+            </w:r>
+            <w:r>
+              <w:rPr>
+                <w:b/>
+                <w:sz w:val="28"/>
+                <w:szCs w:val="28"/>
+              </w:rPr>
+              <w:t>.dates.end</w:t>
             </w:r>
             <w:r>
               <w:rPr>
@@ -8287,12 +8628,6 @@
       </w:tr>
     </w:tbl>
     <w:p>
-      <w:r>
-        <w:tab/>
-      </w:r>
-      <w:r>
-        <w:tab/>
-      </w:r>
       <w:r>
         <w:tab/>
       </w:r>
@@ -8333,46 +8668,6 @@
       </w:r>
     </w:p>
     <w:p>
-      <w:pPr>
-        <w:rPr>
-          <w:b/>
-          <w:sz w:val="28"/>
-          <w:szCs w:val="28"/>
-        </w:rPr>
-      </w:pPr>
-      <w:r>
-        <w:tab/>
-      </w:r>
-      <w:r>
-        <w:tab/>
-      </w:r>
-      <w:r>
-        <w:tab/>
-      </w:r>
-      <w:r>
-        <w:tab/>
-      </w:r>
-      <w:r>
-        <w:tab/>
-      </w:r>
-      <w:r>
-        <w:tab/>
-      </w:r>
-      <w:r>
-        <w:tab/>
-      </w:r>
-      <w:r>
-        <w:tab/>
-      </w:r>
-      <w:r>
-        <w:tab/>
-      </w:r>
-      <w:r>
-        <w:tab/>
-      </w:r>
-      <w:r>
-        <w:tab/>
-      </w:r>
       <w:r>
         <w:tab/>
       </w:r>
@@ -8382,7 +8677,13 @@
     </w:p>
     <w:p>
       <w:r>
-        <w:t>{% for matter in non_publishable_matters %}</w:t>
+        <w:t xml:space="preserve">{% for matter in </w:t>
+      </w:r>
+      <w:r>
+        <w:t>confidential_matters</w:t>
+      </w:r>
+      <w:r>
+        <w:t xml:space="preserve"> %}</w:t>
       </w:r>
     </w:p>
     <w:p>
@@ -8415,9 +8716,9 @@
         <w:tblLook w:val="04A0" w:firstRow="1" w:lastRow="0" w:firstColumn="1" w:lastColumn="0" w:noHBand="0" w:noVBand="1"/>
       </w:tblPr>
       <w:tblGrid>
-        <w:gridCol w:w="2642"/>
-        <w:gridCol w:w="314"/>
-        <w:gridCol w:w="1626"/>
+        <w:gridCol w:w="2664"/>
+        <w:gridCol w:w="293"/>
+        <w:gridCol w:w="1625"/>
         <w:gridCol w:w="1377"/>
         <w:gridCol w:w="3062"/>
       </w:tblGrid>
@@ -8934,7 +9235,13 @@
           </w:tcPr>
           <w:p>
             <w:r>
-              <w:t>{{ matter.leading_partners[0].name }}</w:t>
+              <w:t>{{ matter.</w:t>
+            </w:r>
+            <w:r>
+              <w:t>lead</w:t>
+            </w:r>
+            <w:r>
+              <w:t>_partners[0].name }}</w:t>
             </w:r>
           </w:p>
         </w:tc>
@@ -8946,7 +9253,13 @@
           </w:tcPr>
           <w:p>
             <w:r>
-              <w:t>{{ matter.leading_partners[0].office }}</w:t>
+              <w:t>{{ matter.</w:t>
+            </w:r>
+            <w:r>
+              <w:t>lead</w:t>
+            </w:r>
+            <w:r>
+              <w:t>_partners[0].office }}</w:t>
             </w:r>
           </w:p>
         </w:tc>
@@ -8957,7 +9270,13 @@
           </w:tcPr>
           <w:p>
             <w:r>
-              <w:t>{{ matter.leading_partners[0].practice_area }}</w:t>
+              <w:t>{{ matter.</w:t>
+            </w:r>
+            <w:r>
+              <w:t>lead</w:t>
+            </w:r>
+            <w:r>
+              <w:t>_partners[0].practice_area }}</w:t>
             </w:r>
           </w:p>
         </w:tc>
@@ -8974,7 +9293,13 @@
           </w:tcPr>
           <w:p>
             <w:r>
-              <w:t>{{ matter.leading_partners[1].name }}</w:t>
+              <w:t>{{ matter.</w:t>
+            </w:r>
+            <w:r>
+              <w:t>lead</w:t>
+            </w:r>
+            <w:r>
+              <w:t>_partners[1].name }}</w:t>
             </w:r>
           </w:p>
         </w:tc>
@@ -8989,7 +9314,13 @@
           </w:tcPr>
           <w:p>
             <w:r>
-              <w:t>{{ matter.leading_partners[1].office }}</w:t>
+              <w:t>{{ matter.</w:t>
+            </w:r>
+            <w:r>
+              <w:t>lead</w:t>
+            </w:r>
+            <w:r>
+              <w:t>_partners[1].office }}</w:t>
             </w:r>
           </w:p>
         </w:tc>
@@ -9003,7 +9334,13 @@
           </w:tcPr>
           <w:p>
             <w:r>
-              <w:t>{{ matter.leading_partners[1].practice_area }}</w:t>
+              <w:t>{{ matter.</w:t>
+            </w:r>
+            <w:r>
+              <w:t>lead</w:t>
+            </w:r>
+            <w:r>
+              <w:t>_partners[1].practice_area }}</w:t>
             </w:r>
           </w:p>
         </w:tc>
@@ -9122,7 +9459,13 @@
           </w:tcPr>
           <w:p>
             <w:r>
-              <w:t>{{ matter.other_partners[0].name }}</w:t>
+              <w:t>{{ matter.</w:t>
+            </w:r>
+            <w:r>
+              <w:t>other_key_team_members</w:t>
+            </w:r>
+            <w:r>
+              <w:t>[0].name }}</w:t>
             </w:r>
           </w:p>
         </w:tc>
@@ -9134,7 +9477,13 @@
           </w:tcPr>
           <w:p>
             <w:r>
-              <w:t>{{ matter.other_partners[0].office }}</w:t>
+              <w:t>{{ matter.</w:t>
+            </w:r>
+            <w:r>
+              <w:t>other_key_team_members</w:t>
+            </w:r>
+            <w:r>
+              <w:t>[0].office }}</w:t>
             </w:r>
           </w:p>
         </w:tc>
@@ -9145,7 +9494,13 @@
           </w:tcPr>
           <w:p>
             <w:r>
-              <w:t>{{ matter.other_partners[0].practice_area }}</w:t>
+              <w:t>{{ matter.</w:t>
+            </w:r>
+            <w:r>
+              <w:t>other_key_team_members</w:t>
+            </w:r>
+            <w:r>
+              <w:t>[0].practice_area }}</w:t>
             </w:r>
           </w:p>
         </w:tc>
@@ -9162,7 +9517,13 @@
           </w:tcPr>
           <w:p>
             <w:r>
-              <w:t>{{ matter.other_partners[1].name }}</w:t>
+              <w:t>{{ matter.</w:t>
+            </w:r>
+            <w:r>
+              <w:t>other_key_team_members</w:t>
+            </w:r>
+            <w:r>
+              <w:t>[1].name }}</w:t>
             </w:r>
           </w:p>
         </w:tc>
@@ -9177,7 +9538,13 @@
           </w:tcPr>
           <w:p>
             <w:r>
-              <w:t>{{ matter.other_partners[1].office }}</w:t>
+              <w:t>{{ matter.</w:t>
+            </w:r>
+            <w:r>
+              <w:t>other_key_team_members</w:t>
+            </w:r>
+            <w:r>
+              <w:t>[1].office }}</w:t>
             </w:r>
           </w:p>
         </w:tc>
@@ -9191,7 +9558,13 @@
           </w:tcPr>
           <w:p>
             <w:r>
-              <w:t>{{ matter.other_partners[1].practice_area }}</w:t>
+              <w:t>{{ matter.</w:t>
+            </w:r>
+            <w:r>
+              <w:t>other_key_team_members</w:t>
+            </w:r>
+            <w:r>
+              <w:t>[1].practice_area }}</w:t>
             </w:r>
           </w:p>
         </w:tc>
@@ -9656,21 +10029,28 @@
         </w:rPr>
         <w:tab/>
       </w:r>
-      <w:r>
-        <w:rPr>
-          <w:b/>
-          <w:sz w:val="28"/>
-          <w:szCs w:val="28"/>
-        </w:rPr>
-        <w:tab/>
-      </w:r>
     </w:p>
     <w:p>
       <w:r>
         <w:t>{% endfor %}</w:t>
       </w:r>
-      <w:bookmarkStart w:id="0" w:name="_GoBack"/>
-      <w:bookmarkEnd w:id="0"/>
+    </w:p>
+    <w:p>
+      <w:pPr>
+        <w:rPr>
+          <w:b/>
+          <w:sz w:val="28"/>
+          <w:szCs w:val="28"/>
+        </w:rPr>
+      </w:pPr>
+      <w:r>
+        <w:rPr>
+          <w:b/>
+          <w:sz w:val="28"/>
+          <w:szCs w:val="28"/>
+        </w:rPr>
+        <w:tab/>
+      </w:r>
     </w:p>
     <w:sectPr>
       <w:footerReference w:type="default" r:id="rId11"/>
@@ -10746,7 +11126,7 @@
   <w:style w:type="paragraph" w:default="1" w:styleId="Normal">
     <w:name w:val="Normal"/>
     <w:qFormat/>
-    <w:rsid w:val="00505C95"/>
+    <w:rsid w:val="00D70149"/>
   </w:style>
   <w:style w:type="character" w:default="1" w:styleId="Fuentedeprrafopredeter">
     <w:name w:val="Default Paragraph Font"/>
@@ -11095,42 +11475,61 @@
   <w:rsids>
     <w:rsidRoot w:val="00900A9C"/>
     <w:rsid w:val="000B76D4"/>
+    <w:rsid w:val="000C06EE"/>
     <w:rsid w:val="00104D60"/>
     <w:rsid w:val="00164713"/>
+    <w:rsid w:val="001C155C"/>
     <w:rsid w:val="002A1746"/>
     <w:rsid w:val="002E5E10"/>
+    <w:rsid w:val="004B7739"/>
     <w:rsid w:val="004E0C32"/>
     <w:rsid w:val="004E7053"/>
     <w:rsid w:val="00537F16"/>
     <w:rsid w:val="0054595E"/>
+    <w:rsid w:val="00587BA4"/>
     <w:rsid w:val="005A285D"/>
     <w:rsid w:val="005A3F86"/>
     <w:rsid w:val="005B2B56"/>
+    <w:rsid w:val="005B3B9E"/>
+    <w:rsid w:val="006655E7"/>
+    <w:rsid w:val="006C6508"/>
     <w:rsid w:val="006E6C90"/>
+    <w:rsid w:val="007305E0"/>
     <w:rsid w:val="00731C27"/>
+    <w:rsid w:val="00733E04"/>
     <w:rsid w:val="00737085"/>
+    <w:rsid w:val="007518FA"/>
     <w:rsid w:val="00770F71"/>
     <w:rsid w:val="007A0B17"/>
     <w:rsid w:val="00800DDA"/>
+    <w:rsid w:val="008E08AA"/>
     <w:rsid w:val="00900A9C"/>
     <w:rsid w:val="009036B2"/>
     <w:rsid w:val="009060E0"/>
     <w:rsid w:val="00993352"/>
+    <w:rsid w:val="009B7FED"/>
     <w:rsid w:val="009E5603"/>
+    <w:rsid w:val="009E5DD5"/>
     <w:rsid w:val="00A23E5F"/>
     <w:rsid w:val="00A35D80"/>
     <w:rsid w:val="00A85A65"/>
     <w:rsid w:val="00A86275"/>
+    <w:rsid w:val="00A9301E"/>
     <w:rsid w:val="00B30D53"/>
     <w:rsid w:val="00B3584E"/>
     <w:rsid w:val="00C33D88"/>
     <w:rsid w:val="00CC0107"/>
+    <w:rsid w:val="00CF3153"/>
     <w:rsid w:val="00D22616"/>
+    <w:rsid w:val="00D9376C"/>
     <w:rsid w:val="00E456C7"/>
     <w:rsid w:val="00E714E0"/>
     <w:rsid w:val="00E909D1"/>
+    <w:rsid w:val="00EC1E30"/>
+    <w:rsid w:val="00F1245B"/>
     <w:rsid w:val="00F40B5F"/>
     <w:rsid w:val="00F532E5"/>
+    <w:rsid w:val="00FF15EA"/>
   </w:rsids>
   <m:mathPr>
     <m:mathFont m:val="Cambria Math"/>
@@ -11864,7 +12263,7 @@
 </file>
 
 <file path=customXml/itemProps1.xml><?xml version="1.0" encoding="utf-8"?>
-<ds:datastoreItem xmlns:ds="http://schemas.openxmlformats.org/officeDocument/2006/customXml" ds:itemID="{CB2EB24E-B0CF-4A20-ACF7-F0704726BB21}">
+<ds:datastoreItem xmlns:ds="http://schemas.openxmlformats.org/officeDocument/2006/customXml" ds:itemID="{2E6CC10F-CBB5-461E-9142-52D800D940AE}">
   <ds:schemaRefs>
     <ds:schemaRef ds:uri="http://schemas.openxmlformats.org/officeDocument/2006/bibliography"/>
   </ds:schemaRefs>
